--- a/fuentes/123101_CF20_DU.docx
+++ b/fuentes/123101_CF20_DU.docx
@@ -1,6 +1,6 @@
 
 <file path=word/document.xml><?xml version="1.0" encoding="utf-8"?>
-<w:document xmlns:wpc="http://schemas.microsoft.com/office/word/2010/wordprocessingCanvas" xmlns:cx="http://schemas.microsoft.com/office/drawing/2014/chartex" xmlns:cx1="http://schemas.microsoft.com/office/drawing/2015/9/8/chartex" xmlns:cx2="http://schemas.microsoft.com/office/drawing/2015/10/21/chartex" xmlns:cx3="http://schemas.microsoft.com/office/drawing/2016/5/9/chartex" xmlns:cx4="http://schemas.microsoft.com/office/drawing/2016/5/10/chartex" xmlns:cx5="http://schemas.microsoft.com/office/drawing/2016/5/11/chartex" xmlns:cx6="http://schemas.microsoft.com/office/drawing/2016/5/12/chartex" xmlns:cx7="http://schemas.microsoft.com/office/drawing/2016/5/13/chartex" xmlns:cx8="http://schemas.microsoft.com/office/drawing/2016/5/14/chartex" xmlns:mc="http://schemas.openxmlformats.org/markup-compatibility/2006" xmlns:aink="http://schemas.microsoft.com/office/drawing/2016/ink" xmlns:am3d="http://schemas.microsoft.com/office/drawing/2017/model3d" xmlns:o="urn:schemas-microsoft-com:office:office" xmlns:oel="http://schemas.microsoft.com/office/2019/extlst" xmlns:r="http://schemas.openxmlformats.org/officeDocument/2006/relationships" xmlns:m="http://schemas.openxmlformats.org/officeDocument/2006/math" xmlns:v="urn:schemas-microsoft-com:vml" xmlns:wp14="http://schemas.microsoft.com/office/word/2010/wordprocessingDrawing" xmlns:wp="http://schemas.openxmlformats.org/drawingml/2006/wordprocessingDrawing" xmlns:w10="urn:schemas-microsoft-com:office:word" xmlns:w="http://schemas.openxmlformats.org/wordprocessingml/2006/main" xmlns:w14="http://schemas.microsoft.com/office/word/2010/wordml" xmlns:w15="http://schemas.microsoft.com/office/word/2012/wordml" xmlns:w16cex="http://schemas.microsoft.com/office/word/2018/wordml/cex" xmlns:w16cid="http://schemas.microsoft.com/office/word/2016/wordml/cid" xmlns:w16="http://schemas.microsoft.com/office/word/2018/wordml" xmlns:w16du="http://schemas.microsoft.com/office/word/2023/wordml/word16du" xmlns:w16sdtdh="http://schemas.microsoft.com/office/word/2020/wordml/sdtdatahash" xmlns:w16sdtfl="http://schemas.microsoft.com/office/word/2024/wordml/sdtformatlock" xmlns:w16se="http://schemas.microsoft.com/office/word/2015/wordml/symex" xmlns:wpg="http://schemas.microsoft.com/office/word/2010/wordprocessingGroup" xmlns:wpi="http://schemas.microsoft.com/office/word/2010/wordprocessingInk" xmlns:wne="http://schemas.microsoft.com/office/word/2006/wordml" xmlns:wps="http://schemas.microsoft.com/office/word/2010/wordprocessingShape" mc:Ignorable="w14 w15 w16se w16cid w16 w16cex w16sdtdh w16sdtfl w16du wp14">
+<w:document xmlns:wpc="http://schemas.microsoft.com/office/word/2010/wordprocessingCanvas" xmlns:cx="http://schemas.microsoft.com/office/drawing/2014/chartex" xmlns:cx1="http://schemas.microsoft.com/office/drawing/2015/9/8/chartex" xmlns:cx2="http://schemas.microsoft.com/office/drawing/2015/10/21/chartex" xmlns:cx3="http://schemas.microsoft.com/office/drawing/2016/5/9/chartex" xmlns:cx4="http://schemas.microsoft.com/office/drawing/2016/5/10/chartex" xmlns:cx5="http://schemas.microsoft.com/office/drawing/2016/5/11/chartex" xmlns:cx6="http://schemas.microsoft.com/office/drawing/2016/5/12/chartex" xmlns:cx7="http://schemas.microsoft.com/office/drawing/2016/5/13/chartex" xmlns:cx8="http://schemas.microsoft.com/office/drawing/2016/5/14/chartex" xmlns:mc="http://schemas.openxmlformats.org/markup-compatibility/2006" xmlns:aink="http://schemas.microsoft.com/office/drawing/2016/ink" xmlns:am3d="http://schemas.microsoft.com/office/drawing/2017/model3d" xmlns:o="urn:schemas-microsoft-com:office:office" xmlns:oel="http://schemas.microsoft.com/office/2019/extlst" xmlns:r="http://schemas.openxmlformats.org/officeDocument/2006/relationships" xmlns:m="http://schemas.openxmlformats.org/officeDocument/2006/math" xmlns:v="urn:schemas-microsoft-com:vml" xmlns:wp14="http://schemas.microsoft.com/office/word/2010/wordprocessingDrawing" xmlns:wp="http://schemas.openxmlformats.org/drawingml/2006/wordprocessingDrawing" xmlns:w10="urn:schemas-microsoft-com:office:word" xmlns:w="http://schemas.openxmlformats.org/wordprocessingml/2006/main" xmlns:w14="http://schemas.microsoft.com/office/word/2010/wordml" xmlns:w15="http://schemas.microsoft.com/office/word/2012/wordml" xmlns:w16cex="http://schemas.microsoft.com/office/word/2018/wordml/cex" xmlns:w16cid="http://schemas.microsoft.com/office/word/2016/wordml/cid" xmlns:w16="http://schemas.microsoft.com/office/word/2018/wordml" xmlns:w16du="http://schemas.microsoft.com/office/word/2023/wordml/word16du" xmlns:w16sdtdh="http://schemas.microsoft.com/office/word/2020/wordml/sdtdatahash" xmlns:w16se="http://schemas.microsoft.com/office/word/2015/wordml/symex" xmlns:wpg="http://schemas.microsoft.com/office/word/2010/wordprocessingGroup" xmlns:wpi="http://schemas.microsoft.com/office/word/2010/wordprocessingInk" xmlns:wne="http://schemas.microsoft.com/office/word/2006/wordml" xmlns:wps="http://schemas.microsoft.com/office/word/2010/wordprocessingShape" mc:Ignorable="w14 w15 w16se w16cid w16 w16cex w16sdtdh w16du wp14">
   <w:body>
     <w:p>
       <w:pPr>
@@ -205,7 +205,7 @@
               </wp:anchor>
             </w:drawing>
           </mc:Choice>
-          <mc:Fallback>
+          <mc:Fallback xmlns:w16sdtfl="http://schemas.microsoft.com/office/word/2024/wordml/sdtformatlock">
             <w:pict>
               <v:rect w14:anchorId="749C35BA" id="Rectángulo 3" o:spid="_x0000_s1026" style="position:absolute;margin-left:-55.95pt;margin-top:26.4pt;width:613.85pt;height:164.25pt;z-index:-251655168;visibility:visible;mso-wrap-style:square;mso-height-percent:0;mso-wrap-distance-left:9pt;mso-wrap-distance-top:0;mso-wrap-distance-right:9pt;mso-wrap-distance-bottom:0;mso-position-horizontal:absolute;mso-position-horizontal-relative:text;mso-position-vertical:absolute;mso-position-vertical-relative:text;mso-height-percent:0;mso-height-relative:margin;v-text-anchor:middle" o:gfxdata="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" fillcolor="#00314d" stroked="f" strokeweight="1pt"/>
             </w:pict>
@@ -314,7 +314,7 @@
                 <v:stroke joinstyle="miter"/>
                 <v:path gradientshapeok="t" o:connecttype="rect"/>
               </v:shapetype>
-              <v:shape id="Cuadro de texto 2" o:spid="_x0000_s1026" type="#_x0000_t202" style="position:absolute;left:0;text-align:left;margin-left:-19.95pt;margin-top:14.55pt;width:549pt;height:126pt;z-index:251663360;visibility:visible;mso-wrap-style:square;mso-width-percent:0;mso-height-percent:0;mso-wrap-distance-left:9pt;mso-wrap-distance-top:3.6pt;mso-wrap-distance-right:9pt;mso-wrap-distance-bottom:3.6pt;mso-position-horizontal:absolute;mso-position-horizontal-relative:text;mso-position-vertical:absolute;mso-position-vertical-relative:text;mso-width-percent:0;mso-height-percent:0;mso-width-relative:margin;mso-height-relative:margin;v-text-anchor:top" o:gfxdata="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" filled="f" stroked="f">
+              <v:shape id="Cuadro de texto 2" o:spid="_x0000_s1026" type="#_x0000_t202" alt="&quot;&quot;" style="position:absolute;left:0;text-align:left;margin-left:-19.95pt;margin-top:14.55pt;width:549pt;height:126pt;z-index:251663360;visibility:visible;mso-wrap-style:square;mso-width-percent:0;mso-height-percent:0;mso-wrap-distance-left:9pt;mso-wrap-distance-top:3.6pt;mso-wrap-distance-right:9pt;mso-wrap-distance-bottom:3.6pt;mso-position-horizontal:absolute;mso-position-horizontal-relative:text;mso-position-vertical:absolute;mso-position-vertical-relative:text;mso-width-percent:0;mso-height-percent:0;mso-width-relative:margin;mso-height-relative:margin;v-text-anchor:top" o:gfxdata="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" filled="f" stroked="f">
                 <v:textbox>
                   <w:txbxContent>
                     <w:p>
@@ -2238,7 +2238,7 @@
         <w:pStyle w:val="Prrafodelista"/>
         <w:numPr>
           <w:ilvl w:val="0"/>
-          <w:numId w:val="79"/>
+          <w:numId w:val="6"/>
         </w:numPr>
         <w:rPr>
           <w:lang w:val="es-419" w:eastAsia="es-CO"/>
@@ -2256,7 +2256,7 @@
         <w:pStyle w:val="Prrafodelista"/>
         <w:numPr>
           <w:ilvl w:val="0"/>
-          <w:numId w:val="79"/>
+          <w:numId w:val="6"/>
         </w:numPr>
         <w:rPr>
           <w:lang w:val="es-419" w:eastAsia="es-CO"/>
@@ -2274,7 +2274,7 @@
         <w:pStyle w:val="Prrafodelista"/>
         <w:numPr>
           <w:ilvl w:val="0"/>
-          <w:numId w:val="79"/>
+          <w:numId w:val="6"/>
         </w:numPr>
         <w:rPr>
           <w:lang w:val="es-419" w:eastAsia="es-CO"/>
@@ -2292,7 +2292,7 @@
         <w:pStyle w:val="Prrafodelista"/>
         <w:numPr>
           <w:ilvl w:val="0"/>
-          <w:numId w:val="79"/>
+          <w:numId w:val="6"/>
         </w:numPr>
         <w:rPr>
           <w:lang w:val="es-419" w:eastAsia="es-CO"/>
@@ -2501,7 +2501,7 @@
         <w:pStyle w:val="Prrafodelista"/>
         <w:numPr>
           <w:ilvl w:val="0"/>
-          <w:numId w:val="80"/>
+          <w:numId w:val="7"/>
         </w:numPr>
         <w:rPr>
           <w:lang w:eastAsia="es-CO"/>
@@ -2519,7 +2519,7 @@
         <w:pStyle w:val="Prrafodelista"/>
         <w:numPr>
           <w:ilvl w:val="0"/>
-          <w:numId w:val="80"/>
+          <w:numId w:val="7"/>
         </w:numPr>
         <w:rPr>
           <w:lang w:eastAsia="es-CO"/>
@@ -2537,7 +2537,7 @@
         <w:pStyle w:val="Prrafodelista"/>
         <w:numPr>
           <w:ilvl w:val="0"/>
-          <w:numId w:val="80"/>
+          <w:numId w:val="7"/>
         </w:numPr>
         <w:rPr>
           <w:lang w:eastAsia="es-CO"/>
@@ -2555,7 +2555,7 @@
         <w:pStyle w:val="Prrafodelista"/>
         <w:numPr>
           <w:ilvl w:val="0"/>
-          <w:numId w:val="80"/>
+          <w:numId w:val="7"/>
         </w:numPr>
         <w:rPr>
           <w:lang w:eastAsia="es-CO"/>
@@ -2573,7 +2573,7 @@
         <w:pStyle w:val="Prrafodelista"/>
         <w:numPr>
           <w:ilvl w:val="0"/>
-          <w:numId w:val="80"/>
+          <w:numId w:val="7"/>
         </w:numPr>
         <w:rPr>
           <w:lang w:eastAsia="es-CO"/>
@@ -2591,7 +2591,7 @@
         <w:pStyle w:val="Prrafodelista"/>
         <w:numPr>
           <w:ilvl w:val="0"/>
-          <w:numId w:val="80"/>
+          <w:numId w:val="7"/>
         </w:numPr>
         <w:rPr>
           <w:lang w:eastAsia="es-CO"/>
@@ -2609,7 +2609,7 @@
         <w:pStyle w:val="Prrafodelista"/>
         <w:numPr>
           <w:ilvl w:val="0"/>
-          <w:numId w:val="80"/>
+          <w:numId w:val="7"/>
         </w:numPr>
         <w:rPr>
           <w:lang w:eastAsia="es-CO"/>
@@ -2628,7 +2628,7 @@
         <w:pStyle w:val="Prrafodelista"/>
         <w:numPr>
           <w:ilvl w:val="0"/>
-          <w:numId w:val="80"/>
+          <w:numId w:val="7"/>
         </w:numPr>
         <w:rPr>
           <w:lang w:eastAsia="es-CO"/>
@@ -2802,7 +2802,7 @@
         <w:pStyle w:val="Prrafodelista"/>
         <w:numPr>
           <w:ilvl w:val="0"/>
-          <w:numId w:val="81"/>
+          <w:numId w:val="8"/>
         </w:numPr>
         <w:rPr>
           <w:lang w:eastAsia="es-CO"/>
@@ -2820,7 +2820,7 @@
         <w:pStyle w:val="Prrafodelista"/>
         <w:numPr>
           <w:ilvl w:val="0"/>
-          <w:numId w:val="81"/>
+          <w:numId w:val="8"/>
         </w:numPr>
         <w:rPr>
           <w:lang w:eastAsia="es-CO"/>
@@ -2891,13 +2891,7 @@
               <w:jc w:val="center"/>
             </w:pPr>
             <w:r>
-              <w:t>Ventas anuales en</w:t>
-            </w:r>
-            <w:r>
-              <w:t xml:space="preserve"> </w:t>
-            </w:r>
-            <w:r>
-              <w:t>cantidades del sector</w:t>
+              <w:t>Ventas anuales en cantidades del sector</w:t>
             </w:r>
           </w:p>
         </w:tc>
@@ -3121,7 +3115,7 @@
         <w:pStyle w:val="Prrafodelista"/>
         <w:numPr>
           <w:ilvl w:val="0"/>
-          <w:numId w:val="82"/>
+          <w:numId w:val="9"/>
         </w:numPr>
         <w:rPr>
           <w:lang w:eastAsia="es-CO"/>
@@ -3139,7 +3133,7 @@
         <w:pStyle w:val="Prrafodelista"/>
         <w:numPr>
           <w:ilvl w:val="0"/>
-          <w:numId w:val="82"/>
+          <w:numId w:val="9"/>
         </w:numPr>
         <w:rPr>
           <w:lang w:eastAsia="es-CO"/>
@@ -3157,7 +3151,7 @@
         <w:pStyle w:val="Prrafodelista"/>
         <w:numPr>
           <w:ilvl w:val="0"/>
-          <w:numId w:val="82"/>
+          <w:numId w:val="9"/>
         </w:numPr>
         <w:rPr>
           <w:lang w:eastAsia="es-CO"/>
@@ -3167,19 +3161,7 @@
         <w:rPr>
           <w:lang w:eastAsia="es-CO"/>
         </w:rPr>
-        <w:t xml:space="preserve">Las prestaciones sociales representan el 50 % de los salarios a pagar y el </w:t>
-      </w:r>
-      <w:r>
-        <w:rPr>
-          <w:lang w:eastAsia="es-CO"/>
-        </w:rPr>
-        <w:t xml:space="preserve"> </w:t>
-      </w:r>
-      <w:r>
-        <w:rPr>
-          <w:lang w:eastAsia="es-CO"/>
-        </w:rPr>
-        <w:t>80 % de ellas se pagan en efectivo durante el período.</w:t>
+        <w:t>Las prestaciones sociales representan el 50 % de los salarios a pagar y el  80 % de ellas se pagan en efectivo durante el período.</w:t>
       </w:r>
     </w:p>
     <w:p>
@@ -3187,7 +3169,7 @@
         <w:pStyle w:val="Prrafodelista"/>
         <w:numPr>
           <w:ilvl w:val="0"/>
-          <w:numId w:val="82"/>
+          <w:numId w:val="9"/>
         </w:numPr>
         <w:rPr>
           <w:lang w:eastAsia="es-CO"/>
@@ -3205,7 +3187,7 @@
         <w:pStyle w:val="Prrafodelista"/>
         <w:numPr>
           <w:ilvl w:val="1"/>
-          <w:numId w:val="82"/>
+          <w:numId w:val="9"/>
         </w:numPr>
         <w:rPr>
           <w:lang w:eastAsia="es-CO"/>
@@ -3223,7 +3205,7 @@
         <w:pStyle w:val="Prrafodelista"/>
         <w:numPr>
           <w:ilvl w:val="1"/>
-          <w:numId w:val="82"/>
+          <w:numId w:val="9"/>
         </w:numPr>
         <w:rPr>
           <w:lang w:eastAsia="es-CO"/>
@@ -3241,7 +3223,7 @@
         <w:pStyle w:val="Prrafodelista"/>
         <w:numPr>
           <w:ilvl w:val="1"/>
-          <w:numId w:val="82"/>
+          <w:numId w:val="9"/>
         </w:numPr>
         <w:rPr>
           <w:lang w:eastAsia="es-CO"/>
@@ -3259,7 +3241,7 @@
         <w:pStyle w:val="Prrafodelista"/>
         <w:numPr>
           <w:ilvl w:val="1"/>
-          <w:numId w:val="82"/>
+          <w:numId w:val="9"/>
         </w:numPr>
         <w:rPr>
           <w:lang w:eastAsia="es-CO"/>
@@ -3269,19 +3251,7 @@
         <w:rPr>
           <w:lang w:eastAsia="es-CO"/>
         </w:rPr>
-        <w:t>Servicios públicos, aseo y vigilancia:</w:t>
-      </w:r>
-      <w:r>
-        <w:rPr>
-          <w:lang w:eastAsia="es-CO"/>
-        </w:rPr>
-        <w:t xml:space="preserve"> </w:t>
-      </w:r>
-      <w:r>
-        <w:rPr>
-          <w:lang w:eastAsia="es-CO"/>
-        </w:rPr>
-        <w:t>$240.000.000.</w:t>
+        <w:t>Servicios públicos, aseo y vigilancia: $240.000.000.</w:t>
       </w:r>
     </w:p>
     <w:p>
@@ -3289,7 +3259,7 @@
         <w:pStyle w:val="Prrafodelista"/>
         <w:numPr>
           <w:ilvl w:val="0"/>
-          <w:numId w:val="82"/>
+          <w:numId w:val="9"/>
         </w:numPr>
         <w:rPr>
           <w:lang w:eastAsia="es-CO"/>
@@ -3307,7 +3277,7 @@
         <w:pStyle w:val="Prrafodelista"/>
         <w:numPr>
           <w:ilvl w:val="0"/>
-          <w:numId w:val="82"/>
+          <w:numId w:val="9"/>
         </w:numPr>
         <w:rPr>
           <w:lang w:eastAsia="es-CO"/>
@@ -3325,7 +3295,7 @@
         <w:pStyle w:val="Prrafodelista"/>
         <w:numPr>
           <w:ilvl w:val="0"/>
-          <w:numId w:val="82"/>
+          <w:numId w:val="9"/>
         </w:numPr>
         <w:rPr>
           <w:lang w:eastAsia="es-CO"/>
@@ -3343,7 +3313,7 @@
         <w:pStyle w:val="Prrafodelista"/>
         <w:numPr>
           <w:ilvl w:val="0"/>
-          <w:numId w:val="82"/>
+          <w:numId w:val="9"/>
         </w:numPr>
         <w:rPr>
           <w:lang w:eastAsia="es-CO"/>
@@ -3361,7 +3331,7 @@
         <w:pStyle w:val="Prrafodelista"/>
         <w:numPr>
           <w:ilvl w:val="0"/>
-          <w:numId w:val="82"/>
+          <w:numId w:val="9"/>
         </w:numPr>
         <w:rPr>
           <w:lang w:eastAsia="es-CO"/>
@@ -3391,7 +3361,7 @@
         <w:pStyle w:val="Prrafodelista"/>
         <w:numPr>
           <w:ilvl w:val="0"/>
-          <w:numId w:val="82"/>
+          <w:numId w:val="9"/>
         </w:numPr>
         <w:rPr>
           <w:lang w:eastAsia="es-CO"/>
@@ -3409,7 +3379,7 @@
         <w:pStyle w:val="Prrafodelista"/>
         <w:numPr>
           <w:ilvl w:val="0"/>
-          <w:numId w:val="82"/>
+          <w:numId w:val="9"/>
         </w:numPr>
         <w:rPr>
           <w:lang w:eastAsia="es-CO"/>
@@ -3428,7 +3398,7 @@
         <w:pStyle w:val="Prrafodelista"/>
         <w:numPr>
           <w:ilvl w:val="0"/>
-          <w:numId w:val="82"/>
+          <w:numId w:val="9"/>
         </w:numPr>
         <w:rPr>
           <w:lang w:eastAsia="es-CO"/>
@@ -3446,7 +3416,7 @@
         <w:pStyle w:val="Prrafodelista"/>
         <w:numPr>
           <w:ilvl w:val="1"/>
-          <w:numId w:val="82"/>
+          <w:numId w:val="9"/>
         </w:numPr>
         <w:rPr>
           <w:lang w:eastAsia="es-CO"/>
@@ -3464,7 +3434,7 @@
         <w:pStyle w:val="Prrafodelista"/>
         <w:numPr>
           <w:ilvl w:val="1"/>
-          <w:numId w:val="82"/>
+          <w:numId w:val="9"/>
         </w:numPr>
         <w:rPr>
           <w:lang w:eastAsia="es-CO"/>
@@ -3482,7 +3452,7 @@
         <w:pStyle w:val="Prrafodelista"/>
         <w:numPr>
           <w:ilvl w:val="1"/>
-          <w:numId w:val="82"/>
+          <w:numId w:val="9"/>
         </w:numPr>
         <w:rPr>
           <w:lang w:eastAsia="es-CO"/>
@@ -3500,7 +3470,7 @@
         <w:pStyle w:val="Prrafodelista"/>
         <w:numPr>
           <w:ilvl w:val="1"/>
-          <w:numId w:val="82"/>
+          <w:numId w:val="9"/>
         </w:numPr>
         <w:rPr>
           <w:lang w:eastAsia="es-CO"/>
@@ -3518,7 +3488,7 @@
         <w:pStyle w:val="Prrafodelista"/>
         <w:numPr>
           <w:ilvl w:val="0"/>
-          <w:numId w:val="82"/>
+          <w:numId w:val="9"/>
         </w:numPr>
         <w:rPr>
           <w:lang w:eastAsia="es-CO"/>
@@ -3536,7 +3506,7 @@
         <w:pStyle w:val="Prrafodelista"/>
         <w:numPr>
           <w:ilvl w:val="0"/>
-          <w:numId w:val="82"/>
+          <w:numId w:val="9"/>
         </w:numPr>
         <w:rPr>
           <w:lang w:eastAsia="es-CO"/>
@@ -3554,7 +3524,7 @@
         <w:pStyle w:val="Prrafodelista"/>
         <w:numPr>
           <w:ilvl w:val="0"/>
-          <w:numId w:val="82"/>
+          <w:numId w:val="9"/>
         </w:numPr>
         <w:rPr>
           <w:lang w:eastAsia="es-CO"/>
@@ -3572,7 +3542,7 @@
         <w:pStyle w:val="Prrafodelista"/>
         <w:numPr>
           <w:ilvl w:val="0"/>
-          <w:numId w:val="82"/>
+          <w:numId w:val="9"/>
         </w:numPr>
         <w:rPr>
           <w:lang w:eastAsia="es-CO"/>
@@ -3651,7 +3621,7 @@
         <w:pStyle w:val="Prrafodelista"/>
         <w:numPr>
           <w:ilvl w:val="0"/>
-          <w:numId w:val="83"/>
+          <w:numId w:val="10"/>
         </w:numPr>
         <w:rPr>
           <w:lang w:val="es-419" w:eastAsia="es-CO"/>
@@ -3670,7 +3640,7 @@
         <w:pStyle w:val="Prrafodelista"/>
         <w:numPr>
           <w:ilvl w:val="0"/>
-          <w:numId w:val="83"/>
+          <w:numId w:val="10"/>
         </w:numPr>
         <w:rPr>
           <w:lang w:val="es-419" w:eastAsia="es-CO"/>
@@ -3688,7 +3658,7 @@
         <w:pStyle w:val="Prrafodelista"/>
         <w:numPr>
           <w:ilvl w:val="0"/>
-          <w:numId w:val="83"/>
+          <w:numId w:val="10"/>
         </w:numPr>
         <w:rPr>
           <w:lang w:val="es-419" w:eastAsia="es-CO"/>
@@ -3706,7 +3676,7 @@
         <w:pStyle w:val="Prrafodelista"/>
         <w:numPr>
           <w:ilvl w:val="0"/>
-          <w:numId w:val="83"/>
+          <w:numId w:val="10"/>
         </w:numPr>
         <w:rPr>
           <w:lang w:val="es-419" w:eastAsia="es-CO"/>
@@ -3737,7 +3707,7 @@
         <w:pStyle w:val="Prrafodelista"/>
         <w:numPr>
           <w:ilvl w:val="0"/>
-          <w:numId w:val="84"/>
+          <w:numId w:val="11"/>
         </w:numPr>
         <w:rPr>
           <w:lang w:eastAsia="es-CO"/>
@@ -4033,7 +4003,7 @@
         <w:pStyle w:val="Prrafodelista"/>
         <w:numPr>
           <w:ilvl w:val="0"/>
-          <w:numId w:val="84"/>
+          <w:numId w:val="11"/>
         </w:numPr>
         <w:rPr>
           <w:lang w:eastAsia="es-CO"/>
@@ -4331,7 +4301,7 @@
         <w:pStyle w:val="Prrafodelista"/>
         <w:numPr>
           <w:ilvl w:val="0"/>
-          <w:numId w:val="84"/>
+          <w:numId w:val="11"/>
         </w:numPr>
         <w:rPr>
           <w:lang w:eastAsia="es-CO"/>
@@ -5388,7 +5358,7 @@
         <w:pStyle w:val="Prrafodelista"/>
         <w:numPr>
           <w:ilvl w:val="0"/>
-          <w:numId w:val="84"/>
+          <w:numId w:val="11"/>
         </w:numPr>
         <w:rPr>
           <w:lang w:eastAsia="es-CO"/>
@@ -5484,7 +5454,7 @@
         <w:pStyle w:val="Prrafodelista"/>
         <w:numPr>
           <w:ilvl w:val="0"/>
-          <w:numId w:val="84"/>
+          <w:numId w:val="11"/>
         </w:numPr>
         <w:rPr>
           <w:lang w:eastAsia="es-CO"/>
@@ -5569,7 +5539,7 @@
         <w:pStyle w:val="Prrafodelista"/>
         <w:numPr>
           <w:ilvl w:val="0"/>
-          <w:numId w:val="84"/>
+          <w:numId w:val="11"/>
         </w:numPr>
         <w:rPr>
           <w:lang w:eastAsia="es-CO"/>
@@ -5875,7 +5845,7 @@
         <w:pStyle w:val="Prrafodelista"/>
         <w:numPr>
           <w:ilvl w:val="0"/>
-          <w:numId w:val="84"/>
+          <w:numId w:val="11"/>
         </w:numPr>
         <w:rPr>
           <w:lang w:eastAsia="es-CO"/>
@@ -7088,7 +7058,7 @@
         <w:pStyle w:val="Prrafodelista"/>
         <w:numPr>
           <w:ilvl w:val="0"/>
-          <w:numId w:val="85"/>
+          <w:numId w:val="12"/>
         </w:numPr>
         <w:rPr>
           <w:lang w:eastAsia="es-CO"/>
@@ -7106,7 +7076,7 @@
         <w:pStyle w:val="Prrafodelista"/>
         <w:numPr>
           <w:ilvl w:val="0"/>
-          <w:numId w:val="85"/>
+          <w:numId w:val="12"/>
         </w:numPr>
         <w:rPr>
           <w:lang w:eastAsia="es-CO"/>
@@ -7138,7 +7108,7 @@
         <w:pStyle w:val="Prrafodelista"/>
         <w:numPr>
           <w:ilvl w:val="0"/>
-          <w:numId w:val="86"/>
+          <w:numId w:val="13"/>
         </w:numPr>
         <w:rPr>
           <w:lang w:eastAsia="es-CO"/>
@@ -8587,7 +8557,7 @@
         <w:pStyle w:val="Prrafodelista"/>
         <w:numPr>
           <w:ilvl w:val="0"/>
-          <w:numId w:val="86"/>
+          <w:numId w:val="13"/>
         </w:numPr>
         <w:rPr>
           <w:lang w:eastAsia="es-CO"/>
@@ -8623,13 +8593,7 @@
         <w:rPr>
           <w:lang w:eastAsia="es-CO"/>
         </w:rPr>
-        <w:t>(+) Unidades a producir</w:t>
-      </w:r>
-      <w:r>
-        <w:rPr>
-          <w:lang w:eastAsia="es-CO"/>
-        </w:rPr>
-        <w:t>.</w:t>
+        <w:t>(+) Unidades a producir.</w:t>
       </w:r>
     </w:p>
     <w:p>
@@ -8644,13 +8608,7 @@
         <w:rPr>
           <w:lang w:eastAsia="es-CO"/>
         </w:rPr>
-        <w:t>(-) Inventario final</w:t>
-      </w:r>
-      <w:r>
-        <w:rPr>
-          <w:lang w:eastAsia="es-CO"/>
-        </w:rPr>
-        <w:t>.</w:t>
+        <w:t>(-) Inventario final.</w:t>
       </w:r>
     </w:p>
     <w:p>
@@ -8665,13 +8623,7 @@
         <w:rPr>
           <w:lang w:eastAsia="es-CO"/>
         </w:rPr>
-        <w:t>(=) Unidades a vender</w:t>
-      </w:r>
-      <w:r>
-        <w:rPr>
-          <w:lang w:eastAsia="es-CO"/>
-        </w:rPr>
-        <w:t>.</w:t>
+        <w:t>(=) Unidades a vender.</w:t>
       </w:r>
     </w:p>
     <w:p>
@@ -8692,7 +8644,7 @@
         <w:pStyle w:val="Prrafodelista"/>
         <w:numPr>
           <w:ilvl w:val="0"/>
-          <w:numId w:val="86"/>
+          <w:numId w:val="13"/>
         </w:numPr>
         <w:rPr>
           <w:lang w:eastAsia="es-CO"/>
@@ -8727,13 +8679,7 @@
         <w:rPr>
           <w:lang w:eastAsia="es-CO"/>
         </w:rPr>
-        <w:t>(+) Inventario inicial</w:t>
-      </w:r>
-      <w:r>
-        <w:rPr>
-          <w:lang w:eastAsia="es-CO"/>
-        </w:rPr>
-        <w:t>.</w:t>
+        <w:t>(+) Inventario inicial.</w:t>
       </w:r>
     </w:p>
     <w:p>
@@ -8748,13 +8694,7 @@
         <w:rPr>
           <w:lang w:eastAsia="es-CO"/>
         </w:rPr>
-        <w:t>(-) Inventario final</w:t>
-      </w:r>
-      <w:r>
-        <w:rPr>
-          <w:lang w:eastAsia="es-CO"/>
-        </w:rPr>
-        <w:t>.</w:t>
+        <w:t>(-) Inventario final.</w:t>
       </w:r>
     </w:p>
     <w:p>
@@ -8769,13 +8709,7 @@
         <w:rPr>
           <w:lang w:eastAsia="es-CO"/>
         </w:rPr>
-        <w:t>(=) Unidades a producir</w:t>
-      </w:r>
-      <w:r>
-        <w:rPr>
-          <w:lang w:eastAsia="es-CO"/>
-        </w:rPr>
-        <w:t>.</w:t>
+        <w:t>(=) Unidades a producir.</w:t>
       </w:r>
     </w:p>
     <w:p>
@@ -8802,39 +8736,7 @@
           <w:bCs/>
           <w:lang w:eastAsia="es-CO"/>
         </w:rPr>
-        <w:t>mb</w:t>
-      </w:r>
-      <w:r>
-        <w:rPr>
-          <w:b/>
-          <w:bCs/>
-          <w:lang w:eastAsia="es-CO"/>
-        </w:rPr>
-        <w:t xml:space="preserve"> </w:t>
-      </w:r>
-      <w:r>
-        <w:rPr>
-          <w:b/>
-          <w:bCs/>
-          <w:lang w:eastAsia="es-CO"/>
-        </w:rPr>
-        <w:t>-</w:t>
-      </w:r>
-      <w:r>
-        <w:rPr>
-          <w:b/>
-          <w:bCs/>
-          <w:lang w:eastAsia="es-CO"/>
-        </w:rPr>
-        <w:t xml:space="preserve"> </w:t>
-      </w:r>
-      <w:r>
-        <w:rPr>
-          <w:b/>
-          <w:bCs/>
-          <w:lang w:eastAsia="es-CO"/>
-        </w:rPr>
-        <w:t>0</w:t>
+        <w:t>mb - 0</w:t>
       </w:r>
     </w:p>
     <w:p>
@@ -12401,7 +12303,7 @@
         <w:pStyle w:val="Prrafodelista"/>
         <w:numPr>
           <w:ilvl w:val="0"/>
-          <w:numId w:val="86"/>
+          <w:numId w:val="13"/>
         </w:numPr>
         <w:rPr>
           <w:lang w:eastAsia="es-CO"/>
@@ -12431,21 +12333,7 @@
               <w:rFonts w:ascii="Cambria Math" w:eastAsia="Cambria Math" w:hAnsi="Cambria Math" w:cs="Cambria Math"/>
               <w:szCs w:val="28"/>
             </w:rPr>
-            <m:t>M.O.I. año 2 =300.000.000*(1+3.2</m:t>
-          </m:r>
-          <m:r>
-            <w:rPr>
-              <w:rFonts w:ascii="Cambria Math" w:eastAsia="Cambria Math" w:hAnsi="Cambria Math" w:cs="Cambria Math"/>
-              <w:szCs w:val="28"/>
-            </w:rPr>
-            <m:t xml:space="preserve"> </m:t>
-          </m:r>
-          <m:r>
-            <w:rPr>
-              <w:rFonts w:ascii="Cambria Math" w:eastAsia="Cambria Math" w:hAnsi="Cambria Math" w:cs="Cambria Math"/>
-              <w:szCs w:val="28"/>
-            </w:rPr>
-            <m:t>%)</m:t>
+            <m:t>M.O.I. año 2 =300.000.000*(1+3.2 %)</m:t>
           </m:r>
         </m:oMath>
       </m:oMathPara>
@@ -12488,7 +12376,7 @@
         <w:pStyle w:val="Prrafodelista"/>
         <w:numPr>
           <w:ilvl w:val="0"/>
-          <w:numId w:val="86"/>
+          <w:numId w:val="13"/>
         </w:numPr>
         <w:rPr>
           <w:lang w:eastAsia="es-CO"/>
@@ -12559,21 +12447,7 @@
               <w:rFonts w:ascii="Cambria Math" w:eastAsia="Cambria Math" w:hAnsi="Cambria Math" w:cs="Cambria Math"/>
               <w:color w:val="000000"/>
             </w:rPr>
-            <m:t>*50</m:t>
-          </m:r>
-          <m:r>
-            <w:rPr>
-              <w:rFonts w:ascii="Cambria Math" w:eastAsia="Cambria Math" w:hAnsi="Cambria Math" w:cs="Cambria Math"/>
-              <w:color w:val="000000"/>
-            </w:rPr>
-            <m:t xml:space="preserve"> </m:t>
-          </m:r>
-          <m:r>
-            <w:rPr>
-              <w:rFonts w:ascii="Cambria Math" w:eastAsia="Cambria Math" w:hAnsi="Cambria Math" w:cs="Cambria Math"/>
-              <w:color w:val="000000"/>
-            </w:rPr>
-            <m:t>%</m:t>
+            <m:t>*50 %</m:t>
           </m:r>
         </m:oMath>
       </m:oMathPara>
@@ -12618,19 +12492,7 @@
             <w:rPr>
               <w:rFonts w:ascii="Cambria Math" w:eastAsia="Cambria Math" w:hAnsi="Cambria Math" w:cs="Cambria Math"/>
             </w:rPr>
-            <m:t>*50</m:t>
-          </m:r>
-          <m:r>
-            <w:rPr>
-              <w:rFonts w:ascii="Cambria Math" w:eastAsia="Cambria Math" w:hAnsi="Cambria Math" w:cs="Cambria Math"/>
-            </w:rPr>
-            <m:t xml:space="preserve"> </m:t>
-          </m:r>
-          <m:r>
-            <w:rPr>
-              <w:rFonts w:ascii="Cambria Math" w:eastAsia="Cambria Math" w:hAnsi="Cambria Math" w:cs="Cambria Math"/>
-            </w:rPr>
-            <m:t>%</m:t>
+            <m:t>*50 %</m:t>
           </m:r>
         </m:oMath>
       </m:oMathPara>
@@ -12660,7 +12522,7 @@
         <w:pStyle w:val="Prrafodelista"/>
         <w:numPr>
           <w:ilvl w:val="0"/>
-          <w:numId w:val="86"/>
+          <w:numId w:val="13"/>
         </w:numPr>
         <w:rPr>
           <w:lang w:eastAsia="es-CO"/>
@@ -12702,7 +12564,7 @@
         <w:pStyle w:val="Prrafodelista"/>
         <w:numPr>
           <w:ilvl w:val="0"/>
-          <w:numId w:val="86"/>
+          <w:numId w:val="13"/>
         </w:numPr>
         <w:rPr>
           <w:lang w:val="es-419" w:eastAsia="es-CO"/>
@@ -12755,7 +12617,7 @@
         <w:pStyle w:val="Prrafodelista"/>
         <w:numPr>
           <w:ilvl w:val="0"/>
-          <w:numId w:val="86"/>
+          <w:numId w:val="13"/>
         </w:numPr>
         <w:rPr>
           <w:lang w:eastAsia="es-CO"/>
@@ -12789,7 +12651,7 @@
         <w:pStyle w:val="Prrafodelista"/>
         <w:numPr>
           <w:ilvl w:val="0"/>
-          <w:numId w:val="86"/>
+          <w:numId w:val="13"/>
         </w:numPr>
         <w:rPr>
           <w:lang w:eastAsia="es-CO"/>
@@ -12836,7 +12698,7 @@
         <w:pStyle w:val="Prrafodelista"/>
         <w:numPr>
           <w:ilvl w:val="0"/>
-          <w:numId w:val="86"/>
+          <w:numId w:val="13"/>
         </w:numPr>
         <w:rPr>
           <w:lang w:eastAsia="es-CO"/>
@@ -13575,7 +13437,7 @@
         <w:pStyle w:val="Prrafodelista"/>
         <w:numPr>
           <w:ilvl w:val="0"/>
-          <w:numId w:val="86"/>
+          <w:numId w:val="13"/>
         </w:numPr>
         <w:rPr>
           <w:lang w:eastAsia="es-CO"/>
@@ -13634,7 +13496,7 @@
         <w:pStyle w:val="Prrafodelista"/>
         <w:numPr>
           <w:ilvl w:val="0"/>
-          <w:numId w:val="86"/>
+          <w:numId w:val="13"/>
         </w:numPr>
         <w:rPr>
           <w:lang w:eastAsia="es-CO"/>
@@ -13691,7 +13553,7 @@
         <w:pStyle w:val="Prrafodelista"/>
         <w:numPr>
           <w:ilvl w:val="0"/>
-          <w:numId w:val="86"/>
+          <w:numId w:val="13"/>
         </w:numPr>
         <w:rPr>
           <w:lang w:eastAsia="es-CO"/>
@@ -13732,7 +13594,7 @@
         <w:pStyle w:val="Prrafodelista"/>
         <w:numPr>
           <w:ilvl w:val="0"/>
-          <w:numId w:val="86"/>
+          <w:numId w:val="13"/>
         </w:numPr>
         <w:rPr>
           <w:lang w:val="es-419" w:eastAsia="es-CO"/>
@@ -14105,7 +13967,7 @@
         <w:pStyle w:val="Prrafodelista"/>
         <w:numPr>
           <w:ilvl w:val="0"/>
-          <w:numId w:val="86"/>
+          <w:numId w:val="13"/>
         </w:numPr>
         <w:rPr>
           <w:lang w:eastAsia="es-CO"/>
@@ -14685,7 +14547,7 @@
         <w:pStyle w:val="Prrafodelista"/>
         <w:numPr>
           <w:ilvl w:val="0"/>
-          <w:numId w:val="86"/>
+          <w:numId w:val="13"/>
         </w:numPr>
         <w:rPr>
           <w:lang w:eastAsia="es-CO"/>
@@ -14713,7 +14575,7 @@
         <w:pStyle w:val="Prrafodelista"/>
         <w:numPr>
           <w:ilvl w:val="1"/>
-          <w:numId w:val="86"/>
+          <w:numId w:val="13"/>
         </w:numPr>
         <w:rPr>
           <w:lang w:eastAsia="es-CO"/>
@@ -14731,7 +14593,7 @@
         <w:pStyle w:val="Prrafodelista"/>
         <w:numPr>
           <w:ilvl w:val="1"/>
-          <w:numId w:val="86"/>
+          <w:numId w:val="13"/>
         </w:numPr>
         <w:rPr>
           <w:lang w:eastAsia="es-CO"/>
@@ -14749,7 +14611,7 @@
         <w:pStyle w:val="Prrafodelista"/>
         <w:numPr>
           <w:ilvl w:val="1"/>
-          <w:numId w:val="86"/>
+          <w:numId w:val="13"/>
         </w:numPr>
         <w:rPr>
           <w:lang w:eastAsia="es-CO"/>
@@ -14767,7 +14629,7 @@
         <w:pStyle w:val="Prrafodelista"/>
         <w:numPr>
           <w:ilvl w:val="0"/>
-          <w:numId w:val="86"/>
+          <w:numId w:val="13"/>
         </w:numPr>
         <w:rPr>
           <w:lang w:eastAsia="es-CO"/>
@@ -14795,7 +14657,7 @@
         <w:pStyle w:val="Prrafodelista"/>
         <w:numPr>
           <w:ilvl w:val="1"/>
-          <w:numId w:val="86"/>
+          <w:numId w:val="13"/>
         </w:numPr>
         <w:rPr>
           <w:lang w:eastAsia="es-CO"/>
@@ -14813,7 +14675,7 @@
         <w:pStyle w:val="Prrafodelista"/>
         <w:numPr>
           <w:ilvl w:val="1"/>
-          <w:numId w:val="86"/>
+          <w:numId w:val="13"/>
         </w:numPr>
         <w:rPr>
           <w:lang w:eastAsia="es-CO"/>
@@ -14997,7 +14859,7 @@
         <w:pStyle w:val="Prrafodelista"/>
         <w:numPr>
           <w:ilvl w:val="0"/>
-          <w:numId w:val="87"/>
+          <w:numId w:val="14"/>
         </w:numPr>
         <w:rPr>
           <w:lang w:eastAsia="es-CO"/>
@@ -15023,13 +14885,7 @@
         <w:rPr>
           <w:lang w:eastAsia="es-CO"/>
         </w:rPr>
-        <w:t>d</w:t>
-      </w:r>
-      <w:r>
-        <w:rPr>
-          <w:lang w:eastAsia="es-CO"/>
-        </w:rPr>
-        <w:t>eben financiarse con pasivos de corto plazo.</w:t>
+        <w:t>deben financiarse con pasivos de corto plazo.</w:t>
       </w:r>
     </w:p>
     <w:p>
@@ -15037,7 +14893,7 @@
         <w:pStyle w:val="Prrafodelista"/>
         <w:numPr>
           <w:ilvl w:val="0"/>
-          <w:numId w:val="87"/>
+          <w:numId w:val="14"/>
         </w:numPr>
         <w:rPr>
           <w:lang w:eastAsia="es-CO"/>
@@ -15090,7 +14946,7 @@
         <w:pStyle w:val="Prrafodelista"/>
         <w:numPr>
           <w:ilvl w:val="0"/>
-          <w:numId w:val="88"/>
+          <w:numId w:val="15"/>
         </w:numPr>
         <w:rPr>
           <w:lang w:eastAsia="es-CO"/>
@@ -15124,7 +14980,7 @@
         <w:pStyle w:val="Prrafodelista"/>
         <w:numPr>
           <w:ilvl w:val="0"/>
-          <w:numId w:val="88"/>
+          <w:numId w:val="15"/>
         </w:numPr>
         <w:rPr>
           <w:lang w:eastAsia="es-CO"/>
@@ -16869,14 +16725,7 @@
                 <w:sz w:val="20"/>
                 <w:szCs w:val="20"/>
               </w:rPr>
-              <w:t xml:space="preserve">Año </w:t>
-            </w:r>
-            <w:r>
-              <w:rPr>
-                <w:sz w:val="20"/>
-                <w:szCs w:val="20"/>
-              </w:rPr>
-              <w:t>6</w:t>
+              <w:t>Año 6</w:t>
             </w:r>
           </w:p>
         </w:tc>
@@ -31168,37 +31017,7 @@
               <w:rPr>
                 <w:lang w:val="es-CO"/>
               </w:rPr>
-              <w:t xml:space="preserve">Carlos </w:t>
-            </w:r>
-            <w:r>
-              <w:rPr>
-                <w:lang w:val="es-CO"/>
-              </w:rPr>
-              <w:t>Julián</w:t>
-            </w:r>
-            <w:r>
-              <w:rPr>
-                <w:lang w:val="es-CO"/>
-              </w:rPr>
-              <w:t xml:space="preserve"> </w:t>
-            </w:r>
-            <w:r>
-              <w:rPr>
-                <w:lang w:val="es-CO"/>
-              </w:rPr>
-              <w:t>Ramírez</w:t>
-            </w:r>
-            <w:r>
-              <w:rPr>
-                <w:lang w:val="es-CO"/>
-              </w:rPr>
-              <w:t xml:space="preserve"> </w:t>
-            </w:r>
-            <w:r>
-              <w:rPr>
-                <w:lang w:val="es-CO"/>
-              </w:rPr>
-              <w:t>Benítez</w:t>
+              <w:t>Carlos Julián Ramírez Benítez</w:t>
             </w:r>
           </w:p>
         </w:tc>
@@ -31272,10 +31091,7 @@
               <w:pStyle w:val="TextoTablas"/>
             </w:pPr>
             <w:r>
-              <w:t xml:space="preserve">Jhon Jairo Urueta </w:t>
-            </w:r>
-            <w:r>
-              <w:t>Álvarez</w:t>
+              <w:t>Jhon Jairo Urueta Álvarez</w:t>
             </w:r>
           </w:p>
         </w:tc>
@@ -31693,7 +31509,7 @@
 </file>
 
 <file path=word/endnotes.xml><?xml version="1.0" encoding="utf-8"?>
-<w:endnotes xmlns:wpc="http://schemas.microsoft.com/office/word/2010/wordprocessingCanvas" xmlns:cx="http://schemas.microsoft.com/office/drawing/2014/chartex" xmlns:cx1="http://schemas.microsoft.com/office/drawing/2015/9/8/chartex" xmlns:cx2="http://schemas.microsoft.com/office/drawing/2015/10/21/chartex" xmlns:cx3="http://schemas.microsoft.com/office/drawing/2016/5/9/chartex" xmlns:cx4="http://schemas.microsoft.com/office/drawing/2016/5/10/chartex" xmlns:cx5="http://schemas.microsoft.com/office/drawing/2016/5/11/chartex" xmlns:cx6="http://schemas.microsoft.com/office/drawing/2016/5/12/chartex" xmlns:cx7="http://schemas.microsoft.com/office/drawing/2016/5/13/chartex" xmlns:cx8="http://schemas.microsoft.com/office/drawing/2016/5/14/chartex" xmlns:mc="http://schemas.openxmlformats.org/markup-compatibility/2006" xmlns:aink="http://schemas.microsoft.com/office/drawing/2016/ink" xmlns:am3d="http://schemas.microsoft.com/office/drawing/2017/model3d" xmlns:o="urn:schemas-microsoft-com:office:office" xmlns:oel="http://schemas.microsoft.com/office/2019/extlst" xmlns:r="http://schemas.openxmlformats.org/officeDocument/2006/relationships" xmlns:m="http://schemas.openxmlformats.org/officeDocument/2006/math" xmlns:v="urn:schemas-microsoft-com:vml" xmlns:wp14="http://schemas.microsoft.com/office/word/2010/wordprocessingDrawing" xmlns:wp="http://schemas.openxmlformats.org/drawingml/2006/wordprocessingDrawing" xmlns:w10="urn:schemas-microsoft-com:office:word" xmlns:w="http://schemas.openxmlformats.org/wordprocessingml/2006/main" xmlns:w14="http://schemas.microsoft.com/office/word/2010/wordml" xmlns:w15="http://schemas.microsoft.com/office/word/2012/wordml" xmlns:w16cex="http://schemas.microsoft.com/office/word/2018/wordml/cex" xmlns:w16cid="http://schemas.microsoft.com/office/word/2016/wordml/cid" xmlns:w16="http://schemas.microsoft.com/office/word/2018/wordml" xmlns:w16du="http://schemas.microsoft.com/office/word/2023/wordml/word16du" xmlns:w16sdtdh="http://schemas.microsoft.com/office/word/2020/wordml/sdtdatahash" xmlns:w16sdtfl="http://schemas.microsoft.com/office/word/2024/wordml/sdtformatlock" xmlns:w16se="http://schemas.microsoft.com/office/word/2015/wordml/symex" xmlns:wpg="http://schemas.microsoft.com/office/word/2010/wordprocessingGroup" xmlns:wpi="http://schemas.microsoft.com/office/word/2010/wordprocessingInk" xmlns:wne="http://schemas.microsoft.com/office/word/2006/wordml" xmlns:wps="http://schemas.microsoft.com/office/word/2010/wordprocessingShape" mc:Ignorable="w14 w15 w16se w16cid w16 w16cex w16sdtdh w16sdtfl w16du wp14">
+<w:endnotes xmlns:wpc="http://schemas.microsoft.com/office/word/2010/wordprocessingCanvas" xmlns:cx="http://schemas.microsoft.com/office/drawing/2014/chartex" xmlns:cx1="http://schemas.microsoft.com/office/drawing/2015/9/8/chartex" xmlns:cx2="http://schemas.microsoft.com/office/drawing/2015/10/21/chartex" xmlns:cx3="http://schemas.microsoft.com/office/drawing/2016/5/9/chartex" xmlns:cx4="http://schemas.microsoft.com/office/drawing/2016/5/10/chartex" xmlns:cx5="http://schemas.microsoft.com/office/drawing/2016/5/11/chartex" xmlns:cx6="http://schemas.microsoft.com/office/drawing/2016/5/12/chartex" xmlns:cx7="http://schemas.microsoft.com/office/drawing/2016/5/13/chartex" xmlns:cx8="http://schemas.microsoft.com/office/drawing/2016/5/14/chartex" xmlns:mc="http://schemas.openxmlformats.org/markup-compatibility/2006" xmlns:aink="http://schemas.microsoft.com/office/drawing/2016/ink" xmlns:am3d="http://schemas.microsoft.com/office/drawing/2017/model3d" xmlns:o="urn:schemas-microsoft-com:office:office" xmlns:oel="http://schemas.microsoft.com/office/2019/extlst" xmlns:r="http://schemas.openxmlformats.org/officeDocument/2006/relationships" xmlns:m="http://schemas.openxmlformats.org/officeDocument/2006/math" xmlns:v="urn:schemas-microsoft-com:vml" xmlns:wp14="http://schemas.microsoft.com/office/word/2010/wordprocessingDrawing" xmlns:wp="http://schemas.openxmlformats.org/drawingml/2006/wordprocessingDrawing" xmlns:w10="urn:schemas-microsoft-com:office:word" xmlns:w="http://schemas.openxmlformats.org/wordprocessingml/2006/main" xmlns:w14="http://schemas.microsoft.com/office/word/2010/wordml" xmlns:w15="http://schemas.microsoft.com/office/word/2012/wordml" xmlns:w16cex="http://schemas.microsoft.com/office/word/2018/wordml/cex" xmlns:w16cid="http://schemas.microsoft.com/office/word/2016/wordml/cid" xmlns:w16="http://schemas.microsoft.com/office/word/2018/wordml" xmlns:w16du="http://schemas.microsoft.com/office/word/2023/wordml/word16du" xmlns:w16sdtdh="http://schemas.microsoft.com/office/word/2020/wordml/sdtdatahash" xmlns:w16se="http://schemas.microsoft.com/office/word/2015/wordml/symex" xmlns:wpg="http://schemas.microsoft.com/office/word/2010/wordprocessingGroup" xmlns:wpi="http://schemas.microsoft.com/office/word/2010/wordprocessingInk" xmlns:wne="http://schemas.microsoft.com/office/word/2006/wordml" xmlns:wps="http://schemas.microsoft.com/office/word/2010/wordprocessingShape" mc:Ignorable="w14 w15 w16se w16cid w16 w16cex w16sdtdh w16du wp14">
   <w:endnote w:type="separator" w:id="-1">
     <w:p>
       <w:pPr>
@@ -31718,7 +31534,7 @@
 </file>
 
 <file path=word/footer1.xml><?xml version="1.0" encoding="utf-8"?>
-<w:ftr xmlns:wpc="http://schemas.microsoft.com/office/word/2010/wordprocessingCanvas" xmlns:cx="http://schemas.microsoft.com/office/drawing/2014/chartex" xmlns:cx1="http://schemas.microsoft.com/office/drawing/2015/9/8/chartex" xmlns:cx2="http://schemas.microsoft.com/office/drawing/2015/10/21/chartex" xmlns:cx3="http://schemas.microsoft.com/office/drawing/2016/5/9/chartex" xmlns:cx4="http://schemas.microsoft.com/office/drawing/2016/5/10/chartex" xmlns:cx5="http://schemas.microsoft.com/office/drawing/2016/5/11/chartex" xmlns:cx6="http://schemas.microsoft.com/office/drawing/2016/5/12/chartex" xmlns:cx7="http://schemas.microsoft.com/office/drawing/2016/5/13/chartex" xmlns:cx8="http://schemas.microsoft.com/office/drawing/2016/5/14/chartex" xmlns:mc="http://schemas.openxmlformats.org/markup-compatibility/2006" xmlns:aink="http://schemas.microsoft.com/office/drawing/2016/ink" xmlns:am3d="http://schemas.microsoft.com/office/drawing/2017/model3d" xmlns:o="urn:schemas-microsoft-com:office:office" xmlns:oel="http://schemas.microsoft.com/office/2019/extlst" xmlns:r="http://schemas.openxmlformats.org/officeDocument/2006/relationships" xmlns:m="http://schemas.openxmlformats.org/officeDocument/2006/math" xmlns:v="urn:schemas-microsoft-com:vml" xmlns:wp14="http://schemas.microsoft.com/office/word/2010/wordprocessingDrawing" xmlns:wp="http://schemas.openxmlformats.org/drawingml/2006/wordprocessingDrawing" xmlns:w10="urn:schemas-microsoft-com:office:word" xmlns:w="http://schemas.openxmlformats.org/wordprocessingml/2006/main" xmlns:w14="http://schemas.microsoft.com/office/word/2010/wordml" xmlns:w15="http://schemas.microsoft.com/office/word/2012/wordml" xmlns:w16cex="http://schemas.microsoft.com/office/word/2018/wordml/cex" xmlns:w16cid="http://schemas.microsoft.com/office/word/2016/wordml/cid" xmlns:w16="http://schemas.microsoft.com/office/word/2018/wordml" xmlns:w16du="http://schemas.microsoft.com/office/word/2023/wordml/word16du" xmlns:w16sdtdh="http://schemas.microsoft.com/office/word/2020/wordml/sdtdatahash" xmlns:w16sdtfl="http://schemas.microsoft.com/office/word/2024/wordml/sdtformatlock" xmlns:w16se="http://schemas.microsoft.com/office/word/2015/wordml/symex" xmlns:wpg="http://schemas.microsoft.com/office/word/2010/wordprocessingGroup" xmlns:wpi="http://schemas.microsoft.com/office/word/2010/wordprocessingInk" xmlns:wne="http://schemas.microsoft.com/office/word/2006/wordml" xmlns:wps="http://schemas.microsoft.com/office/word/2010/wordprocessingShape" mc:Ignorable="w14 w15 w16se w16cid w16 w16cex w16sdtdh w16sdtfl w16du wp14">
+<w:ftr xmlns:wpc="http://schemas.microsoft.com/office/word/2010/wordprocessingCanvas" xmlns:cx="http://schemas.microsoft.com/office/drawing/2014/chartex" xmlns:cx1="http://schemas.microsoft.com/office/drawing/2015/9/8/chartex" xmlns:cx2="http://schemas.microsoft.com/office/drawing/2015/10/21/chartex" xmlns:cx3="http://schemas.microsoft.com/office/drawing/2016/5/9/chartex" xmlns:cx4="http://schemas.microsoft.com/office/drawing/2016/5/10/chartex" xmlns:cx5="http://schemas.microsoft.com/office/drawing/2016/5/11/chartex" xmlns:cx6="http://schemas.microsoft.com/office/drawing/2016/5/12/chartex" xmlns:cx7="http://schemas.microsoft.com/office/drawing/2016/5/13/chartex" xmlns:cx8="http://schemas.microsoft.com/office/drawing/2016/5/14/chartex" xmlns:mc="http://schemas.openxmlformats.org/markup-compatibility/2006" xmlns:aink="http://schemas.microsoft.com/office/drawing/2016/ink" xmlns:am3d="http://schemas.microsoft.com/office/drawing/2017/model3d" xmlns:o="urn:schemas-microsoft-com:office:office" xmlns:oel="http://schemas.microsoft.com/office/2019/extlst" xmlns:r="http://schemas.openxmlformats.org/officeDocument/2006/relationships" xmlns:m="http://schemas.openxmlformats.org/officeDocument/2006/math" xmlns:v="urn:schemas-microsoft-com:vml" xmlns:wp14="http://schemas.microsoft.com/office/word/2010/wordprocessingDrawing" xmlns:wp="http://schemas.openxmlformats.org/drawingml/2006/wordprocessingDrawing" xmlns:w10="urn:schemas-microsoft-com:office:word" xmlns:w="http://schemas.openxmlformats.org/wordprocessingml/2006/main" xmlns:w14="http://schemas.microsoft.com/office/word/2010/wordml" xmlns:w15="http://schemas.microsoft.com/office/word/2012/wordml" xmlns:w16cex="http://schemas.microsoft.com/office/word/2018/wordml/cex" xmlns:w16cid="http://schemas.microsoft.com/office/word/2016/wordml/cid" xmlns:w16="http://schemas.microsoft.com/office/word/2018/wordml" xmlns:w16du="http://schemas.microsoft.com/office/word/2023/wordml/word16du" xmlns:w16sdtdh="http://schemas.microsoft.com/office/word/2020/wordml/sdtdatahash" xmlns:w16se="http://schemas.microsoft.com/office/word/2015/wordml/symex" xmlns:wpg="http://schemas.microsoft.com/office/word/2010/wordprocessingGroup" xmlns:wpi="http://schemas.microsoft.com/office/word/2010/wordprocessingInk" xmlns:wne="http://schemas.microsoft.com/office/word/2006/wordml" xmlns:wps="http://schemas.microsoft.com/office/word/2010/wordprocessingShape" mc:Ignorable="w14 w15 w16se w16cid w16 w16cex w16sdtdh w16du wp14">
   <w:sdt>
     <w:sdtPr>
       <w:id w:val="-1465197936"/>
@@ -31821,7 +31637,7 @@
                   <v:stroke joinstyle="miter"/>
                   <v:path gradientshapeok="t" o:connecttype="rect"/>
                 </v:shapetype>
-                <v:shape id="_x0000_s1027" type="#_x0000_t202" style="position:absolute;left:0;text-align:left;margin-left:16.1pt;margin-top:.65pt;width:455.15pt;height:41.4pt;z-index:251661312;visibility:visible;mso-wrap-style:square;mso-width-percent:0;mso-height-percent:0;mso-wrap-distance-left:9pt;mso-wrap-distance-top:3.6pt;mso-wrap-distance-right:9pt;mso-wrap-distance-bottom:3.6pt;mso-position-horizontal:absolute;mso-position-horizontal-relative:text;mso-position-vertical:absolute;mso-position-vertical-relative:text;mso-width-percent:0;mso-height-percent:0;mso-width-relative:margin;mso-height-relative:margin;v-text-anchor:top" o:gfxdata="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" stroked="f">
+                <v:shape id="_x0000_s1027" type="#_x0000_t202" alt="&quot;&quot;" style="position:absolute;left:0;text-align:left;margin-left:16.1pt;margin-top:.65pt;width:455.15pt;height:41.4pt;z-index:251661312;visibility:visible;mso-wrap-style:square;mso-width-percent:0;mso-height-percent:0;mso-wrap-distance-left:9pt;mso-wrap-distance-top:3.6pt;mso-wrap-distance-right:9pt;mso-wrap-distance-bottom:3.6pt;mso-position-horizontal:absolute;mso-position-horizontal-relative:text;mso-position-vertical:absolute;mso-position-vertical-relative:text;mso-width-percent:0;mso-height-percent:0;mso-width-relative:margin;mso-height-relative:margin;v-text-anchor:top" o:gfxdata="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" stroked="f">
                   <v:textbox>
                     <w:txbxContent>
                       <w:p>
@@ -31871,7 +31687,7 @@
 </file>
 
 <file path=word/footnotes.xml><?xml version="1.0" encoding="utf-8"?>
-<w:footnotes xmlns:wpc="http://schemas.microsoft.com/office/word/2010/wordprocessingCanvas" xmlns:cx="http://schemas.microsoft.com/office/drawing/2014/chartex" xmlns:cx1="http://schemas.microsoft.com/office/drawing/2015/9/8/chartex" xmlns:cx2="http://schemas.microsoft.com/office/drawing/2015/10/21/chartex" xmlns:cx3="http://schemas.microsoft.com/office/drawing/2016/5/9/chartex" xmlns:cx4="http://schemas.microsoft.com/office/drawing/2016/5/10/chartex" xmlns:cx5="http://schemas.microsoft.com/office/drawing/2016/5/11/chartex" xmlns:cx6="http://schemas.microsoft.com/office/drawing/2016/5/12/chartex" xmlns:cx7="http://schemas.microsoft.com/office/drawing/2016/5/13/chartex" xmlns:cx8="http://schemas.microsoft.com/office/drawing/2016/5/14/chartex" xmlns:mc="http://schemas.openxmlformats.org/markup-compatibility/2006" xmlns:aink="http://schemas.microsoft.com/office/drawing/2016/ink" xmlns:am3d="http://schemas.microsoft.com/office/drawing/2017/model3d" xmlns:o="urn:schemas-microsoft-com:office:office" xmlns:oel="http://schemas.microsoft.com/office/2019/extlst" xmlns:r="http://schemas.openxmlformats.org/officeDocument/2006/relationships" xmlns:m="http://schemas.openxmlformats.org/officeDocument/2006/math" xmlns:v="urn:schemas-microsoft-com:vml" xmlns:wp14="http://schemas.microsoft.com/office/word/2010/wordprocessingDrawing" xmlns:wp="http://schemas.openxmlformats.org/drawingml/2006/wordprocessingDrawing" xmlns:w10="urn:schemas-microsoft-com:office:word" xmlns:w="http://schemas.openxmlformats.org/wordprocessingml/2006/main" xmlns:w14="http://schemas.microsoft.com/office/word/2010/wordml" xmlns:w15="http://schemas.microsoft.com/office/word/2012/wordml" xmlns:w16cex="http://schemas.microsoft.com/office/word/2018/wordml/cex" xmlns:w16cid="http://schemas.microsoft.com/office/word/2016/wordml/cid" xmlns:w16="http://schemas.microsoft.com/office/word/2018/wordml" xmlns:w16du="http://schemas.microsoft.com/office/word/2023/wordml/word16du" xmlns:w16sdtdh="http://schemas.microsoft.com/office/word/2020/wordml/sdtdatahash" xmlns:w16sdtfl="http://schemas.microsoft.com/office/word/2024/wordml/sdtformatlock" xmlns:w16se="http://schemas.microsoft.com/office/word/2015/wordml/symex" xmlns:wpg="http://schemas.microsoft.com/office/word/2010/wordprocessingGroup" xmlns:wpi="http://schemas.microsoft.com/office/word/2010/wordprocessingInk" xmlns:wne="http://schemas.microsoft.com/office/word/2006/wordml" xmlns:wps="http://schemas.microsoft.com/office/word/2010/wordprocessingShape" mc:Ignorable="w14 w15 w16se w16cid w16 w16cex w16sdtdh w16sdtfl w16du wp14">
+<w:footnotes xmlns:wpc="http://schemas.microsoft.com/office/word/2010/wordprocessingCanvas" xmlns:cx="http://schemas.microsoft.com/office/drawing/2014/chartex" xmlns:cx1="http://schemas.microsoft.com/office/drawing/2015/9/8/chartex" xmlns:cx2="http://schemas.microsoft.com/office/drawing/2015/10/21/chartex" xmlns:cx3="http://schemas.microsoft.com/office/drawing/2016/5/9/chartex" xmlns:cx4="http://schemas.microsoft.com/office/drawing/2016/5/10/chartex" xmlns:cx5="http://schemas.microsoft.com/office/drawing/2016/5/11/chartex" xmlns:cx6="http://schemas.microsoft.com/office/drawing/2016/5/12/chartex" xmlns:cx7="http://schemas.microsoft.com/office/drawing/2016/5/13/chartex" xmlns:cx8="http://schemas.microsoft.com/office/drawing/2016/5/14/chartex" xmlns:mc="http://schemas.openxmlformats.org/markup-compatibility/2006" xmlns:aink="http://schemas.microsoft.com/office/drawing/2016/ink" xmlns:am3d="http://schemas.microsoft.com/office/drawing/2017/model3d" xmlns:o="urn:schemas-microsoft-com:office:office" xmlns:oel="http://schemas.microsoft.com/office/2019/extlst" xmlns:r="http://schemas.openxmlformats.org/officeDocument/2006/relationships" xmlns:m="http://schemas.openxmlformats.org/officeDocument/2006/math" xmlns:v="urn:schemas-microsoft-com:vml" xmlns:wp14="http://schemas.microsoft.com/office/word/2010/wordprocessingDrawing" xmlns:wp="http://schemas.openxmlformats.org/drawingml/2006/wordprocessingDrawing" xmlns:w10="urn:schemas-microsoft-com:office:word" xmlns:w="http://schemas.openxmlformats.org/wordprocessingml/2006/main" xmlns:w14="http://schemas.microsoft.com/office/word/2010/wordml" xmlns:w15="http://schemas.microsoft.com/office/word/2012/wordml" xmlns:w16cex="http://schemas.microsoft.com/office/word/2018/wordml/cex" xmlns:w16cid="http://schemas.microsoft.com/office/word/2016/wordml/cid" xmlns:w16="http://schemas.microsoft.com/office/word/2018/wordml" xmlns:w16du="http://schemas.microsoft.com/office/word/2023/wordml/word16du" xmlns:w16sdtdh="http://schemas.microsoft.com/office/word/2020/wordml/sdtdatahash" xmlns:w16se="http://schemas.microsoft.com/office/word/2015/wordml/symex" xmlns:wpg="http://schemas.microsoft.com/office/word/2010/wordprocessingGroup" xmlns:wpi="http://schemas.microsoft.com/office/word/2010/wordprocessingInk" xmlns:wne="http://schemas.microsoft.com/office/word/2006/wordml" xmlns:wps="http://schemas.microsoft.com/office/word/2010/wordprocessingShape" mc:Ignorable="w14 w15 w16se w16cid w16 w16cex w16sdtdh w16du wp14">
   <w:footnote w:type="separator" w:id="-1">
     <w:p>
       <w:pPr>
@@ -31896,7 +31712,7 @@
 </file>
 
 <file path=word/header1.xml><?xml version="1.0" encoding="utf-8"?>
-<w:hdr xmlns:wpc="http://schemas.microsoft.com/office/word/2010/wordprocessingCanvas" xmlns:cx="http://schemas.microsoft.com/office/drawing/2014/chartex" xmlns:cx1="http://schemas.microsoft.com/office/drawing/2015/9/8/chartex" xmlns:cx2="http://schemas.microsoft.com/office/drawing/2015/10/21/chartex" xmlns:cx3="http://schemas.microsoft.com/office/drawing/2016/5/9/chartex" xmlns:cx4="http://schemas.microsoft.com/office/drawing/2016/5/10/chartex" xmlns:cx5="http://schemas.microsoft.com/office/drawing/2016/5/11/chartex" xmlns:cx6="http://schemas.microsoft.com/office/drawing/2016/5/12/chartex" xmlns:cx7="http://schemas.microsoft.com/office/drawing/2016/5/13/chartex" xmlns:cx8="http://schemas.microsoft.com/office/drawing/2016/5/14/chartex" xmlns:mc="http://schemas.openxmlformats.org/markup-compatibility/2006" xmlns:aink="http://schemas.microsoft.com/office/drawing/2016/ink" xmlns:am3d="http://schemas.microsoft.com/office/drawing/2017/model3d" xmlns:o="urn:schemas-microsoft-com:office:office" xmlns:oel="http://schemas.microsoft.com/office/2019/extlst" xmlns:r="http://schemas.openxmlformats.org/officeDocument/2006/relationships" xmlns:m="http://schemas.openxmlformats.org/officeDocument/2006/math" xmlns:v="urn:schemas-microsoft-com:vml" xmlns:wp14="http://schemas.microsoft.com/office/word/2010/wordprocessingDrawing" xmlns:wp="http://schemas.openxmlformats.org/drawingml/2006/wordprocessingDrawing" xmlns:w10="urn:schemas-microsoft-com:office:word" xmlns:w="http://schemas.openxmlformats.org/wordprocessingml/2006/main" xmlns:w14="http://schemas.microsoft.com/office/word/2010/wordml" xmlns:w15="http://schemas.microsoft.com/office/word/2012/wordml" xmlns:w16cex="http://schemas.microsoft.com/office/word/2018/wordml/cex" xmlns:w16cid="http://schemas.microsoft.com/office/word/2016/wordml/cid" xmlns:w16="http://schemas.microsoft.com/office/word/2018/wordml" xmlns:w16du="http://schemas.microsoft.com/office/word/2023/wordml/word16du" xmlns:w16sdtdh="http://schemas.microsoft.com/office/word/2020/wordml/sdtdatahash" xmlns:w16sdtfl="http://schemas.microsoft.com/office/word/2024/wordml/sdtformatlock" xmlns:w16se="http://schemas.microsoft.com/office/word/2015/wordml/symex" xmlns:wpg="http://schemas.microsoft.com/office/word/2010/wordprocessingGroup" xmlns:wpi="http://schemas.microsoft.com/office/word/2010/wordprocessingInk" xmlns:wne="http://schemas.microsoft.com/office/word/2006/wordml" xmlns:wps="http://schemas.microsoft.com/office/word/2010/wordprocessingShape" mc:Ignorable="w14 w15 w16se w16cid w16 w16cex w16sdtdh w16sdtfl w16du wp14">
+<w:hdr xmlns:wpc="http://schemas.microsoft.com/office/word/2010/wordprocessingCanvas" xmlns:cx="http://schemas.microsoft.com/office/drawing/2014/chartex" xmlns:cx1="http://schemas.microsoft.com/office/drawing/2015/9/8/chartex" xmlns:cx2="http://schemas.microsoft.com/office/drawing/2015/10/21/chartex" xmlns:cx3="http://schemas.microsoft.com/office/drawing/2016/5/9/chartex" xmlns:cx4="http://schemas.microsoft.com/office/drawing/2016/5/10/chartex" xmlns:cx5="http://schemas.microsoft.com/office/drawing/2016/5/11/chartex" xmlns:cx6="http://schemas.microsoft.com/office/drawing/2016/5/12/chartex" xmlns:cx7="http://schemas.microsoft.com/office/drawing/2016/5/13/chartex" xmlns:cx8="http://schemas.microsoft.com/office/drawing/2016/5/14/chartex" xmlns:mc="http://schemas.openxmlformats.org/markup-compatibility/2006" xmlns:aink="http://schemas.microsoft.com/office/drawing/2016/ink" xmlns:am3d="http://schemas.microsoft.com/office/drawing/2017/model3d" xmlns:o="urn:schemas-microsoft-com:office:office" xmlns:oel="http://schemas.microsoft.com/office/2019/extlst" xmlns:r="http://schemas.openxmlformats.org/officeDocument/2006/relationships" xmlns:m="http://schemas.openxmlformats.org/officeDocument/2006/math" xmlns:v="urn:schemas-microsoft-com:vml" xmlns:wp14="http://schemas.microsoft.com/office/word/2010/wordprocessingDrawing" xmlns:wp="http://schemas.openxmlformats.org/drawingml/2006/wordprocessingDrawing" xmlns:w10="urn:schemas-microsoft-com:office:word" xmlns:w="http://schemas.openxmlformats.org/wordprocessingml/2006/main" xmlns:w14="http://schemas.microsoft.com/office/word/2010/wordml" xmlns:w15="http://schemas.microsoft.com/office/word/2012/wordml" xmlns:w16cex="http://schemas.microsoft.com/office/word/2018/wordml/cex" xmlns:w16cid="http://schemas.microsoft.com/office/word/2016/wordml/cid" xmlns:w16="http://schemas.microsoft.com/office/word/2018/wordml" xmlns:w16du="http://schemas.microsoft.com/office/word/2023/wordml/word16du" xmlns:w16sdtdh="http://schemas.microsoft.com/office/word/2020/wordml/sdtdatahash" xmlns:w16se="http://schemas.microsoft.com/office/word/2015/wordml/symex" xmlns:wpg="http://schemas.microsoft.com/office/word/2010/wordprocessingGroup" xmlns:wpi="http://schemas.microsoft.com/office/word/2010/wordprocessingInk" xmlns:wne="http://schemas.microsoft.com/office/word/2006/wordml" xmlns:wps="http://schemas.microsoft.com/office/word/2010/wordprocessingShape" mc:Ignorable="w14 w15 w16se w16cid w16 w16cex w16sdtdh w16du wp14">
   <w:p>
     <w:pPr>
       <w:pStyle w:val="Encabezado"/>
@@ -31982,7 +31798,7 @@
 </file>
 
 <file path=word/numbering.xml><?xml version="1.0" encoding="utf-8"?>
-<w:numbering xmlns:wpc="http://schemas.microsoft.com/office/word/2010/wordprocessingCanvas" xmlns:cx="http://schemas.microsoft.com/office/drawing/2014/chartex" xmlns:cx1="http://schemas.microsoft.com/office/drawing/2015/9/8/chartex" xmlns:cx2="http://schemas.microsoft.com/office/drawing/2015/10/21/chartex" xmlns:cx3="http://schemas.microsoft.com/office/drawing/2016/5/9/chartex" xmlns:cx4="http://schemas.microsoft.com/office/drawing/2016/5/10/chartex" xmlns:cx5="http://schemas.microsoft.com/office/drawing/2016/5/11/chartex" xmlns:cx6="http://schemas.microsoft.com/office/drawing/2016/5/12/chartex" xmlns:cx7="http://schemas.microsoft.com/office/drawing/2016/5/13/chartex" xmlns:cx8="http://schemas.microsoft.com/office/drawing/2016/5/14/chartex" xmlns:mc="http://schemas.openxmlformats.org/markup-compatibility/2006" xmlns:aink="http://schemas.microsoft.com/office/drawing/2016/ink" xmlns:am3d="http://schemas.microsoft.com/office/drawing/2017/model3d" xmlns:o="urn:schemas-microsoft-com:office:office" xmlns:oel="http://schemas.microsoft.com/office/2019/extlst" xmlns:r="http://schemas.openxmlformats.org/officeDocument/2006/relationships" xmlns:m="http://schemas.openxmlformats.org/officeDocument/2006/math" xmlns:v="urn:schemas-microsoft-com:vml" xmlns:wp14="http://schemas.microsoft.com/office/word/2010/wordprocessingDrawing" xmlns:wp="http://schemas.openxmlformats.org/drawingml/2006/wordprocessingDrawing" xmlns:w10="urn:schemas-microsoft-com:office:word" xmlns:w="http://schemas.openxmlformats.org/wordprocessingml/2006/main" xmlns:w14="http://schemas.microsoft.com/office/word/2010/wordml" xmlns:w15="http://schemas.microsoft.com/office/word/2012/wordml" xmlns:w16cex="http://schemas.microsoft.com/office/word/2018/wordml/cex" xmlns:w16cid="http://schemas.microsoft.com/office/word/2016/wordml/cid" xmlns:w16="http://schemas.microsoft.com/office/word/2018/wordml" xmlns:w16du="http://schemas.microsoft.com/office/word/2023/wordml/word16du" xmlns:w16sdtdh="http://schemas.microsoft.com/office/word/2020/wordml/sdtdatahash" xmlns:w16sdtfl="http://schemas.microsoft.com/office/word/2024/wordml/sdtformatlock" xmlns:w16se="http://schemas.microsoft.com/office/word/2015/wordml/symex" xmlns:wpg="http://schemas.microsoft.com/office/word/2010/wordprocessingGroup" xmlns:wpi="http://schemas.microsoft.com/office/word/2010/wordprocessingInk" xmlns:wne="http://schemas.microsoft.com/office/word/2006/wordml" xmlns:wps="http://schemas.microsoft.com/office/word/2010/wordprocessingShape" mc:Ignorable="w14 w15 w16se w16cid w16 w16cex w16sdtdh w16sdtfl w16du wp14">
+<w:numbering xmlns:wpc="http://schemas.microsoft.com/office/word/2010/wordprocessingCanvas" xmlns:cx="http://schemas.microsoft.com/office/drawing/2014/chartex" xmlns:cx1="http://schemas.microsoft.com/office/drawing/2015/9/8/chartex" xmlns:cx2="http://schemas.microsoft.com/office/drawing/2015/10/21/chartex" xmlns:cx3="http://schemas.microsoft.com/office/drawing/2016/5/9/chartex" xmlns:cx4="http://schemas.microsoft.com/office/drawing/2016/5/10/chartex" xmlns:cx5="http://schemas.microsoft.com/office/drawing/2016/5/11/chartex" xmlns:cx6="http://schemas.microsoft.com/office/drawing/2016/5/12/chartex" xmlns:cx7="http://schemas.microsoft.com/office/drawing/2016/5/13/chartex" xmlns:cx8="http://schemas.microsoft.com/office/drawing/2016/5/14/chartex" xmlns:mc="http://schemas.openxmlformats.org/markup-compatibility/2006" xmlns:aink="http://schemas.microsoft.com/office/drawing/2016/ink" xmlns:am3d="http://schemas.microsoft.com/office/drawing/2017/model3d" xmlns:o="urn:schemas-microsoft-com:office:office" xmlns:oel="http://schemas.microsoft.com/office/2019/extlst" xmlns:r="http://schemas.openxmlformats.org/officeDocument/2006/relationships" xmlns:m="http://schemas.openxmlformats.org/officeDocument/2006/math" xmlns:v="urn:schemas-microsoft-com:vml" xmlns:wp14="http://schemas.microsoft.com/office/word/2010/wordprocessingDrawing" xmlns:wp="http://schemas.openxmlformats.org/drawingml/2006/wordprocessingDrawing" xmlns:w10="urn:schemas-microsoft-com:office:word" xmlns:w="http://schemas.openxmlformats.org/wordprocessingml/2006/main" xmlns:w14="http://schemas.microsoft.com/office/word/2010/wordml" xmlns:w15="http://schemas.microsoft.com/office/word/2012/wordml" xmlns:w16cex="http://schemas.microsoft.com/office/word/2018/wordml/cex" xmlns:w16cid="http://schemas.microsoft.com/office/word/2016/wordml/cid" xmlns:w16="http://schemas.microsoft.com/office/word/2018/wordml" xmlns:w16du="http://schemas.microsoft.com/office/word/2023/wordml/word16du" xmlns:w16sdtdh="http://schemas.microsoft.com/office/word/2020/wordml/sdtdatahash" xmlns:w16se="http://schemas.microsoft.com/office/word/2015/wordml/symex" xmlns:wpg="http://schemas.microsoft.com/office/word/2010/wordprocessingGroup" xmlns:wpi="http://schemas.microsoft.com/office/word/2010/wordprocessingInk" xmlns:wne="http://schemas.microsoft.com/office/word/2006/wordml" xmlns:wps="http://schemas.microsoft.com/office/word/2010/wordprocessingShape" mc:Ignorable="w14 w15 w16se w16cid w16 w16cex w16sdtdh w16du wp14">
   <w:abstractNum w:abstractNumId="0" w15:restartNumberingAfterBreak="0">
     <w:nsid w:val="FFFFFF89"/>
     <w:multiLevelType w:val="singleLevel"/>
@@ -32005,92 +31821,6 @@
     </w:lvl>
   </w:abstractNum>
   <w:abstractNum w:abstractNumId="1" w15:restartNumberingAfterBreak="0">
-    <w:nsid w:val="00A1593B"/>
-    <w:multiLevelType w:val="hybridMultilevel"/>
-    <w:tmpl w:val="FD58B5D2"/>
-    <w:lvl w:ilvl="0" w:tplc="0C0A0017">
-      <w:start w:val="1"/>
-      <w:numFmt w:val="lowerLetter"/>
-      <w:lvlText w:val="%1)"/>
-      <w:lvlJc w:val="left"/>
-      <w:pPr>
-        <w:ind w:left="1429" w:hanging="360"/>
-      </w:pPr>
-    </w:lvl>
-    <w:lvl w:ilvl="1" w:tplc="0C0A0019" w:tentative="1">
-      <w:start w:val="1"/>
-      <w:numFmt w:val="lowerLetter"/>
-      <w:lvlText w:val="%2."/>
-      <w:lvlJc w:val="left"/>
-      <w:pPr>
-        <w:ind w:left="2149" w:hanging="360"/>
-      </w:pPr>
-    </w:lvl>
-    <w:lvl w:ilvl="2" w:tplc="0C0A001B" w:tentative="1">
-      <w:start w:val="1"/>
-      <w:numFmt w:val="lowerRoman"/>
-      <w:lvlText w:val="%3."/>
-      <w:lvlJc w:val="right"/>
-      <w:pPr>
-        <w:ind w:left="2869" w:hanging="180"/>
-      </w:pPr>
-    </w:lvl>
-    <w:lvl w:ilvl="3" w:tplc="0C0A000F" w:tentative="1">
-      <w:start w:val="1"/>
-      <w:numFmt w:val="decimal"/>
-      <w:lvlText w:val="%4."/>
-      <w:lvlJc w:val="left"/>
-      <w:pPr>
-        <w:ind w:left="3589" w:hanging="360"/>
-      </w:pPr>
-    </w:lvl>
-    <w:lvl w:ilvl="4" w:tplc="0C0A0019" w:tentative="1">
-      <w:start w:val="1"/>
-      <w:numFmt w:val="lowerLetter"/>
-      <w:lvlText w:val="%5."/>
-      <w:lvlJc w:val="left"/>
-      <w:pPr>
-        <w:ind w:left="4309" w:hanging="360"/>
-      </w:pPr>
-    </w:lvl>
-    <w:lvl w:ilvl="5" w:tplc="0C0A001B" w:tentative="1">
-      <w:start w:val="1"/>
-      <w:numFmt w:val="lowerRoman"/>
-      <w:lvlText w:val="%6."/>
-      <w:lvlJc w:val="right"/>
-      <w:pPr>
-        <w:ind w:left="5029" w:hanging="180"/>
-      </w:pPr>
-    </w:lvl>
-    <w:lvl w:ilvl="6" w:tplc="0C0A000F" w:tentative="1">
-      <w:start w:val="1"/>
-      <w:numFmt w:val="decimal"/>
-      <w:lvlText w:val="%7."/>
-      <w:lvlJc w:val="left"/>
-      <w:pPr>
-        <w:ind w:left="5749" w:hanging="360"/>
-      </w:pPr>
-    </w:lvl>
-    <w:lvl w:ilvl="7" w:tplc="0C0A0019" w:tentative="1">
-      <w:start w:val="1"/>
-      <w:numFmt w:val="lowerLetter"/>
-      <w:lvlText w:val="%8."/>
-      <w:lvlJc w:val="left"/>
-      <w:pPr>
-        <w:ind w:left="6469" w:hanging="360"/>
-      </w:pPr>
-    </w:lvl>
-    <w:lvl w:ilvl="8" w:tplc="0C0A001B" w:tentative="1">
-      <w:start w:val="1"/>
-      <w:numFmt w:val="lowerRoman"/>
-      <w:lvlText w:val="%9."/>
-      <w:lvlJc w:val="right"/>
-      <w:pPr>
-        <w:ind w:left="7189" w:hanging="180"/>
-      </w:pPr>
-    </w:lvl>
-  </w:abstractNum>
-  <w:abstractNum w:abstractNumId="2" w15:restartNumberingAfterBreak="0">
     <w:nsid w:val="01170919"/>
     <w:multiLevelType w:val="hybridMultilevel"/>
     <w:tmpl w:val="72C8CB7C"/>
@@ -32203,123 +31933,10 @@
       </w:rPr>
     </w:lvl>
   </w:abstractNum>
-  <w:abstractNum w:abstractNumId="3" w15:restartNumberingAfterBreak="0">
-    <w:nsid w:val="036567BD"/>
+  <w:abstractNum w:abstractNumId="2" w15:restartNumberingAfterBreak="0">
+    <w:nsid w:val="0F0309C9"/>
     <w:multiLevelType w:val="hybridMultilevel"/>
-    <w:tmpl w:val="2B409AEA"/>
-    <w:lvl w:ilvl="0" w:tplc="0C0A0001">
-      <w:start w:val="1"/>
-      <w:numFmt w:val="bullet"/>
-      <w:lvlText w:val=""/>
-      <w:lvlJc w:val="left"/>
-      <w:pPr>
-        <w:ind w:left="1429" w:hanging="360"/>
-      </w:pPr>
-      <w:rPr>
-        <w:rFonts w:ascii="Symbol" w:hAnsi="Symbol" w:hint="default"/>
-      </w:rPr>
-    </w:lvl>
-    <w:lvl w:ilvl="1" w:tplc="0C0A0003" w:tentative="1">
-      <w:start w:val="1"/>
-      <w:numFmt w:val="bullet"/>
-      <w:lvlText w:val="o"/>
-      <w:lvlJc w:val="left"/>
-      <w:pPr>
-        <w:ind w:left="2149" w:hanging="360"/>
-      </w:pPr>
-      <w:rPr>
-        <w:rFonts w:ascii="Courier New" w:hAnsi="Courier New" w:cs="Courier New" w:hint="default"/>
-      </w:rPr>
-    </w:lvl>
-    <w:lvl w:ilvl="2" w:tplc="0C0A0005" w:tentative="1">
-      <w:start w:val="1"/>
-      <w:numFmt w:val="bullet"/>
-      <w:lvlText w:val=""/>
-      <w:lvlJc w:val="left"/>
-      <w:pPr>
-        <w:ind w:left="2869" w:hanging="360"/>
-      </w:pPr>
-      <w:rPr>
-        <w:rFonts w:ascii="Wingdings" w:hAnsi="Wingdings" w:hint="default"/>
-      </w:rPr>
-    </w:lvl>
-    <w:lvl w:ilvl="3" w:tplc="0C0A0001" w:tentative="1">
-      <w:start w:val="1"/>
-      <w:numFmt w:val="bullet"/>
-      <w:lvlText w:val=""/>
-      <w:lvlJc w:val="left"/>
-      <w:pPr>
-        <w:ind w:left="3589" w:hanging="360"/>
-      </w:pPr>
-      <w:rPr>
-        <w:rFonts w:ascii="Symbol" w:hAnsi="Symbol" w:hint="default"/>
-      </w:rPr>
-    </w:lvl>
-    <w:lvl w:ilvl="4" w:tplc="0C0A0003" w:tentative="1">
-      <w:start w:val="1"/>
-      <w:numFmt w:val="bullet"/>
-      <w:lvlText w:val="o"/>
-      <w:lvlJc w:val="left"/>
-      <w:pPr>
-        <w:ind w:left="4309" w:hanging="360"/>
-      </w:pPr>
-      <w:rPr>
-        <w:rFonts w:ascii="Courier New" w:hAnsi="Courier New" w:cs="Courier New" w:hint="default"/>
-      </w:rPr>
-    </w:lvl>
-    <w:lvl w:ilvl="5" w:tplc="0C0A0005" w:tentative="1">
-      <w:start w:val="1"/>
-      <w:numFmt w:val="bullet"/>
-      <w:lvlText w:val=""/>
-      <w:lvlJc w:val="left"/>
-      <w:pPr>
-        <w:ind w:left="5029" w:hanging="360"/>
-      </w:pPr>
-      <w:rPr>
-        <w:rFonts w:ascii="Wingdings" w:hAnsi="Wingdings" w:hint="default"/>
-      </w:rPr>
-    </w:lvl>
-    <w:lvl w:ilvl="6" w:tplc="0C0A0001" w:tentative="1">
-      <w:start w:val="1"/>
-      <w:numFmt w:val="bullet"/>
-      <w:lvlText w:val=""/>
-      <w:lvlJc w:val="left"/>
-      <w:pPr>
-        <w:ind w:left="5749" w:hanging="360"/>
-      </w:pPr>
-      <w:rPr>
-        <w:rFonts w:ascii="Symbol" w:hAnsi="Symbol" w:hint="default"/>
-      </w:rPr>
-    </w:lvl>
-    <w:lvl w:ilvl="7" w:tplc="0C0A0003" w:tentative="1">
-      <w:start w:val="1"/>
-      <w:numFmt w:val="bullet"/>
-      <w:lvlText w:val="o"/>
-      <w:lvlJc w:val="left"/>
-      <w:pPr>
-        <w:ind w:left="6469" w:hanging="360"/>
-      </w:pPr>
-      <w:rPr>
-        <w:rFonts w:ascii="Courier New" w:hAnsi="Courier New" w:cs="Courier New" w:hint="default"/>
-      </w:rPr>
-    </w:lvl>
-    <w:lvl w:ilvl="8" w:tplc="0C0A0005" w:tentative="1">
-      <w:start w:val="1"/>
-      <w:numFmt w:val="bullet"/>
-      <w:lvlText w:val=""/>
-      <w:lvlJc w:val="left"/>
-      <w:pPr>
-        <w:ind w:left="7189" w:hanging="360"/>
-      </w:pPr>
-      <w:rPr>
-        <w:rFonts w:ascii="Wingdings" w:hAnsi="Wingdings" w:hint="default"/>
-      </w:rPr>
-    </w:lvl>
-  </w:abstractNum>
-  <w:abstractNum w:abstractNumId="4" w15:restartNumberingAfterBreak="0">
-    <w:nsid w:val="05B4023D"/>
-    <w:multiLevelType w:val="hybridMultilevel"/>
-    <w:tmpl w:val="7FFAFB82"/>
+    <w:tmpl w:val="269A6A84"/>
     <w:lvl w:ilvl="0" w:tplc="240A0001">
       <w:start w:val="1"/>
       <w:numFmt w:val="bullet"/>
@@ -32429,123 +32046,10 @@
       </w:rPr>
     </w:lvl>
   </w:abstractNum>
-  <w:abstractNum w:abstractNumId="5" w15:restartNumberingAfterBreak="0">
-    <w:nsid w:val="0A81193F"/>
+  <w:abstractNum w:abstractNumId="3" w15:restartNumberingAfterBreak="0">
+    <w:nsid w:val="222C2077"/>
     <w:multiLevelType w:val="hybridMultilevel"/>
-    <w:tmpl w:val="6952EA7C"/>
-    <w:lvl w:ilvl="0" w:tplc="0C0A0001">
-      <w:start w:val="1"/>
-      <w:numFmt w:val="bullet"/>
-      <w:lvlText w:val=""/>
-      <w:lvlJc w:val="left"/>
-      <w:pPr>
-        <w:ind w:left="1429" w:hanging="360"/>
-      </w:pPr>
-      <w:rPr>
-        <w:rFonts w:ascii="Symbol" w:hAnsi="Symbol" w:hint="default"/>
-      </w:rPr>
-    </w:lvl>
-    <w:lvl w:ilvl="1" w:tplc="0C0A0003" w:tentative="1">
-      <w:start w:val="1"/>
-      <w:numFmt w:val="bullet"/>
-      <w:lvlText w:val="o"/>
-      <w:lvlJc w:val="left"/>
-      <w:pPr>
-        <w:ind w:left="2149" w:hanging="360"/>
-      </w:pPr>
-      <w:rPr>
-        <w:rFonts w:ascii="Courier New" w:hAnsi="Courier New" w:cs="Courier New" w:hint="default"/>
-      </w:rPr>
-    </w:lvl>
-    <w:lvl w:ilvl="2" w:tplc="0C0A0005" w:tentative="1">
-      <w:start w:val="1"/>
-      <w:numFmt w:val="bullet"/>
-      <w:lvlText w:val=""/>
-      <w:lvlJc w:val="left"/>
-      <w:pPr>
-        <w:ind w:left="2869" w:hanging="360"/>
-      </w:pPr>
-      <w:rPr>
-        <w:rFonts w:ascii="Wingdings" w:hAnsi="Wingdings" w:hint="default"/>
-      </w:rPr>
-    </w:lvl>
-    <w:lvl w:ilvl="3" w:tplc="0C0A0001" w:tentative="1">
-      <w:start w:val="1"/>
-      <w:numFmt w:val="bullet"/>
-      <w:lvlText w:val=""/>
-      <w:lvlJc w:val="left"/>
-      <w:pPr>
-        <w:ind w:left="3589" w:hanging="360"/>
-      </w:pPr>
-      <w:rPr>
-        <w:rFonts w:ascii="Symbol" w:hAnsi="Symbol" w:hint="default"/>
-      </w:rPr>
-    </w:lvl>
-    <w:lvl w:ilvl="4" w:tplc="0C0A0003" w:tentative="1">
-      <w:start w:val="1"/>
-      <w:numFmt w:val="bullet"/>
-      <w:lvlText w:val="o"/>
-      <w:lvlJc w:val="left"/>
-      <w:pPr>
-        <w:ind w:left="4309" w:hanging="360"/>
-      </w:pPr>
-      <w:rPr>
-        <w:rFonts w:ascii="Courier New" w:hAnsi="Courier New" w:cs="Courier New" w:hint="default"/>
-      </w:rPr>
-    </w:lvl>
-    <w:lvl w:ilvl="5" w:tplc="0C0A0005" w:tentative="1">
-      <w:start w:val="1"/>
-      <w:numFmt w:val="bullet"/>
-      <w:lvlText w:val=""/>
-      <w:lvlJc w:val="left"/>
-      <w:pPr>
-        <w:ind w:left="5029" w:hanging="360"/>
-      </w:pPr>
-      <w:rPr>
-        <w:rFonts w:ascii="Wingdings" w:hAnsi="Wingdings" w:hint="default"/>
-      </w:rPr>
-    </w:lvl>
-    <w:lvl w:ilvl="6" w:tplc="0C0A0001" w:tentative="1">
-      <w:start w:val="1"/>
-      <w:numFmt w:val="bullet"/>
-      <w:lvlText w:val=""/>
-      <w:lvlJc w:val="left"/>
-      <w:pPr>
-        <w:ind w:left="5749" w:hanging="360"/>
-      </w:pPr>
-      <w:rPr>
-        <w:rFonts w:ascii="Symbol" w:hAnsi="Symbol" w:hint="default"/>
-      </w:rPr>
-    </w:lvl>
-    <w:lvl w:ilvl="7" w:tplc="0C0A0003" w:tentative="1">
-      <w:start w:val="1"/>
-      <w:numFmt w:val="bullet"/>
-      <w:lvlText w:val="o"/>
-      <w:lvlJc w:val="left"/>
-      <w:pPr>
-        <w:ind w:left="6469" w:hanging="360"/>
-      </w:pPr>
-      <w:rPr>
-        <w:rFonts w:ascii="Courier New" w:hAnsi="Courier New" w:cs="Courier New" w:hint="default"/>
-      </w:rPr>
-    </w:lvl>
-    <w:lvl w:ilvl="8" w:tplc="0C0A0005" w:tentative="1">
-      <w:start w:val="1"/>
-      <w:numFmt w:val="bullet"/>
-      <w:lvlText w:val=""/>
-      <w:lvlJc w:val="left"/>
-      <w:pPr>
-        <w:ind w:left="7189" w:hanging="360"/>
-      </w:pPr>
-      <w:rPr>
-        <w:rFonts w:ascii="Wingdings" w:hAnsi="Wingdings" w:hint="default"/>
-      </w:rPr>
-    </w:lvl>
-  </w:abstractNum>
-  <w:abstractNum w:abstractNumId="6" w15:restartNumberingAfterBreak="0">
-    <w:nsid w:val="0F0309C9"/>
-    <w:multiLevelType w:val="hybridMultilevel"/>
-    <w:tmpl w:val="269A6A84"/>
+    <w:tmpl w:val="39B2E9FA"/>
     <w:lvl w:ilvl="0" w:tplc="240A0001">
       <w:start w:val="1"/>
       <w:numFmt w:val="bullet"/>
@@ -32655,1562 +32159,7 @@
       </w:rPr>
     </w:lvl>
   </w:abstractNum>
-  <w:abstractNum w:abstractNumId="7" w15:restartNumberingAfterBreak="0">
-    <w:nsid w:val="13B25961"/>
-    <w:multiLevelType w:val="hybridMultilevel"/>
-    <w:tmpl w:val="4888EE2E"/>
-    <w:lvl w:ilvl="0" w:tplc="0C0A0001">
-      <w:start w:val="1"/>
-      <w:numFmt w:val="bullet"/>
-      <w:lvlText w:val=""/>
-      <w:lvlJc w:val="left"/>
-      <w:pPr>
-        <w:ind w:left="1429" w:hanging="360"/>
-      </w:pPr>
-      <w:rPr>
-        <w:rFonts w:ascii="Symbol" w:hAnsi="Symbol" w:hint="default"/>
-      </w:rPr>
-    </w:lvl>
-    <w:lvl w:ilvl="1" w:tplc="0C0A0003" w:tentative="1">
-      <w:start w:val="1"/>
-      <w:numFmt w:val="bullet"/>
-      <w:lvlText w:val="o"/>
-      <w:lvlJc w:val="left"/>
-      <w:pPr>
-        <w:ind w:left="2149" w:hanging="360"/>
-      </w:pPr>
-      <w:rPr>
-        <w:rFonts w:ascii="Courier New" w:hAnsi="Courier New" w:cs="Courier New" w:hint="default"/>
-      </w:rPr>
-    </w:lvl>
-    <w:lvl w:ilvl="2" w:tplc="0C0A0005" w:tentative="1">
-      <w:start w:val="1"/>
-      <w:numFmt w:val="bullet"/>
-      <w:lvlText w:val=""/>
-      <w:lvlJc w:val="left"/>
-      <w:pPr>
-        <w:ind w:left="2869" w:hanging="360"/>
-      </w:pPr>
-      <w:rPr>
-        <w:rFonts w:ascii="Wingdings" w:hAnsi="Wingdings" w:hint="default"/>
-      </w:rPr>
-    </w:lvl>
-    <w:lvl w:ilvl="3" w:tplc="0C0A0001" w:tentative="1">
-      <w:start w:val="1"/>
-      <w:numFmt w:val="bullet"/>
-      <w:lvlText w:val=""/>
-      <w:lvlJc w:val="left"/>
-      <w:pPr>
-        <w:ind w:left="3589" w:hanging="360"/>
-      </w:pPr>
-      <w:rPr>
-        <w:rFonts w:ascii="Symbol" w:hAnsi="Symbol" w:hint="default"/>
-      </w:rPr>
-    </w:lvl>
-    <w:lvl w:ilvl="4" w:tplc="0C0A0003" w:tentative="1">
-      <w:start w:val="1"/>
-      <w:numFmt w:val="bullet"/>
-      <w:lvlText w:val="o"/>
-      <w:lvlJc w:val="left"/>
-      <w:pPr>
-        <w:ind w:left="4309" w:hanging="360"/>
-      </w:pPr>
-      <w:rPr>
-        <w:rFonts w:ascii="Courier New" w:hAnsi="Courier New" w:cs="Courier New" w:hint="default"/>
-      </w:rPr>
-    </w:lvl>
-    <w:lvl w:ilvl="5" w:tplc="0C0A0005" w:tentative="1">
-      <w:start w:val="1"/>
-      <w:numFmt w:val="bullet"/>
-      <w:lvlText w:val=""/>
-      <w:lvlJc w:val="left"/>
-      <w:pPr>
-        <w:ind w:left="5029" w:hanging="360"/>
-      </w:pPr>
-      <w:rPr>
-        <w:rFonts w:ascii="Wingdings" w:hAnsi="Wingdings" w:hint="default"/>
-      </w:rPr>
-    </w:lvl>
-    <w:lvl w:ilvl="6" w:tplc="0C0A0001" w:tentative="1">
-      <w:start w:val="1"/>
-      <w:numFmt w:val="bullet"/>
-      <w:lvlText w:val=""/>
-      <w:lvlJc w:val="left"/>
-      <w:pPr>
-        <w:ind w:left="5749" w:hanging="360"/>
-      </w:pPr>
-      <w:rPr>
-        <w:rFonts w:ascii="Symbol" w:hAnsi="Symbol" w:hint="default"/>
-      </w:rPr>
-    </w:lvl>
-    <w:lvl w:ilvl="7" w:tplc="0C0A0003" w:tentative="1">
-      <w:start w:val="1"/>
-      <w:numFmt w:val="bullet"/>
-      <w:lvlText w:val="o"/>
-      <w:lvlJc w:val="left"/>
-      <w:pPr>
-        <w:ind w:left="6469" w:hanging="360"/>
-      </w:pPr>
-      <w:rPr>
-        <w:rFonts w:ascii="Courier New" w:hAnsi="Courier New" w:cs="Courier New" w:hint="default"/>
-      </w:rPr>
-    </w:lvl>
-    <w:lvl w:ilvl="8" w:tplc="0C0A0005" w:tentative="1">
-      <w:start w:val="1"/>
-      <w:numFmt w:val="bullet"/>
-      <w:lvlText w:val=""/>
-      <w:lvlJc w:val="left"/>
-      <w:pPr>
-        <w:ind w:left="7189" w:hanging="360"/>
-      </w:pPr>
-      <w:rPr>
-        <w:rFonts w:ascii="Wingdings" w:hAnsi="Wingdings" w:hint="default"/>
-      </w:rPr>
-    </w:lvl>
-  </w:abstractNum>
-  <w:abstractNum w:abstractNumId="8" w15:restartNumberingAfterBreak="0">
-    <w:nsid w:val="17460938"/>
-    <w:multiLevelType w:val="hybridMultilevel"/>
-    <w:tmpl w:val="D26895D4"/>
-    <w:lvl w:ilvl="0" w:tplc="0C0A0001">
-      <w:start w:val="1"/>
-      <w:numFmt w:val="bullet"/>
-      <w:lvlText w:val=""/>
-      <w:lvlJc w:val="left"/>
-      <w:pPr>
-        <w:ind w:left="1429" w:hanging="360"/>
-      </w:pPr>
-      <w:rPr>
-        <w:rFonts w:ascii="Symbol" w:hAnsi="Symbol" w:hint="default"/>
-      </w:rPr>
-    </w:lvl>
-    <w:lvl w:ilvl="1" w:tplc="0C0A0003" w:tentative="1">
-      <w:start w:val="1"/>
-      <w:numFmt w:val="bullet"/>
-      <w:lvlText w:val="o"/>
-      <w:lvlJc w:val="left"/>
-      <w:pPr>
-        <w:ind w:left="2149" w:hanging="360"/>
-      </w:pPr>
-      <w:rPr>
-        <w:rFonts w:ascii="Courier New" w:hAnsi="Courier New" w:cs="Courier New" w:hint="default"/>
-      </w:rPr>
-    </w:lvl>
-    <w:lvl w:ilvl="2" w:tplc="0C0A0005" w:tentative="1">
-      <w:start w:val="1"/>
-      <w:numFmt w:val="bullet"/>
-      <w:lvlText w:val=""/>
-      <w:lvlJc w:val="left"/>
-      <w:pPr>
-        <w:ind w:left="2869" w:hanging="360"/>
-      </w:pPr>
-      <w:rPr>
-        <w:rFonts w:ascii="Wingdings" w:hAnsi="Wingdings" w:hint="default"/>
-      </w:rPr>
-    </w:lvl>
-    <w:lvl w:ilvl="3" w:tplc="0C0A0001" w:tentative="1">
-      <w:start w:val="1"/>
-      <w:numFmt w:val="bullet"/>
-      <w:lvlText w:val=""/>
-      <w:lvlJc w:val="left"/>
-      <w:pPr>
-        <w:ind w:left="3589" w:hanging="360"/>
-      </w:pPr>
-      <w:rPr>
-        <w:rFonts w:ascii="Symbol" w:hAnsi="Symbol" w:hint="default"/>
-      </w:rPr>
-    </w:lvl>
-    <w:lvl w:ilvl="4" w:tplc="0C0A0003" w:tentative="1">
-      <w:start w:val="1"/>
-      <w:numFmt w:val="bullet"/>
-      <w:lvlText w:val="o"/>
-      <w:lvlJc w:val="left"/>
-      <w:pPr>
-        <w:ind w:left="4309" w:hanging="360"/>
-      </w:pPr>
-      <w:rPr>
-        <w:rFonts w:ascii="Courier New" w:hAnsi="Courier New" w:cs="Courier New" w:hint="default"/>
-      </w:rPr>
-    </w:lvl>
-    <w:lvl w:ilvl="5" w:tplc="0C0A0005" w:tentative="1">
-      <w:start w:val="1"/>
-      <w:numFmt w:val="bullet"/>
-      <w:lvlText w:val=""/>
-      <w:lvlJc w:val="left"/>
-      <w:pPr>
-        <w:ind w:left="5029" w:hanging="360"/>
-      </w:pPr>
-      <w:rPr>
-        <w:rFonts w:ascii="Wingdings" w:hAnsi="Wingdings" w:hint="default"/>
-      </w:rPr>
-    </w:lvl>
-    <w:lvl w:ilvl="6" w:tplc="0C0A0001" w:tentative="1">
-      <w:start w:val="1"/>
-      <w:numFmt w:val="bullet"/>
-      <w:lvlText w:val=""/>
-      <w:lvlJc w:val="left"/>
-      <w:pPr>
-        <w:ind w:left="5749" w:hanging="360"/>
-      </w:pPr>
-      <w:rPr>
-        <w:rFonts w:ascii="Symbol" w:hAnsi="Symbol" w:hint="default"/>
-      </w:rPr>
-    </w:lvl>
-    <w:lvl w:ilvl="7" w:tplc="0C0A0003" w:tentative="1">
-      <w:start w:val="1"/>
-      <w:numFmt w:val="bullet"/>
-      <w:lvlText w:val="o"/>
-      <w:lvlJc w:val="left"/>
-      <w:pPr>
-        <w:ind w:left="6469" w:hanging="360"/>
-      </w:pPr>
-      <w:rPr>
-        <w:rFonts w:ascii="Courier New" w:hAnsi="Courier New" w:cs="Courier New" w:hint="default"/>
-      </w:rPr>
-    </w:lvl>
-    <w:lvl w:ilvl="8" w:tplc="0C0A0005" w:tentative="1">
-      <w:start w:val="1"/>
-      <w:numFmt w:val="bullet"/>
-      <w:lvlText w:val=""/>
-      <w:lvlJc w:val="left"/>
-      <w:pPr>
-        <w:ind w:left="7189" w:hanging="360"/>
-      </w:pPr>
-      <w:rPr>
-        <w:rFonts w:ascii="Wingdings" w:hAnsi="Wingdings" w:hint="default"/>
-      </w:rPr>
-    </w:lvl>
-  </w:abstractNum>
-  <w:abstractNum w:abstractNumId="9" w15:restartNumberingAfterBreak="0">
-    <w:nsid w:val="1A9578A5"/>
-    <w:multiLevelType w:val="hybridMultilevel"/>
-    <w:tmpl w:val="568EFF52"/>
-    <w:lvl w:ilvl="0" w:tplc="0C0A0001">
-      <w:start w:val="1"/>
-      <w:numFmt w:val="bullet"/>
-      <w:lvlText w:val=""/>
-      <w:lvlJc w:val="left"/>
-      <w:pPr>
-        <w:ind w:left="1429" w:hanging="360"/>
-      </w:pPr>
-      <w:rPr>
-        <w:rFonts w:ascii="Symbol" w:hAnsi="Symbol" w:hint="default"/>
-      </w:rPr>
-    </w:lvl>
-    <w:lvl w:ilvl="1" w:tplc="0C0A0003" w:tentative="1">
-      <w:start w:val="1"/>
-      <w:numFmt w:val="bullet"/>
-      <w:lvlText w:val="o"/>
-      <w:lvlJc w:val="left"/>
-      <w:pPr>
-        <w:ind w:left="2149" w:hanging="360"/>
-      </w:pPr>
-      <w:rPr>
-        <w:rFonts w:ascii="Courier New" w:hAnsi="Courier New" w:cs="Courier New" w:hint="default"/>
-      </w:rPr>
-    </w:lvl>
-    <w:lvl w:ilvl="2" w:tplc="0C0A0005" w:tentative="1">
-      <w:start w:val="1"/>
-      <w:numFmt w:val="bullet"/>
-      <w:lvlText w:val=""/>
-      <w:lvlJc w:val="left"/>
-      <w:pPr>
-        <w:ind w:left="2869" w:hanging="360"/>
-      </w:pPr>
-      <w:rPr>
-        <w:rFonts w:ascii="Wingdings" w:hAnsi="Wingdings" w:hint="default"/>
-      </w:rPr>
-    </w:lvl>
-    <w:lvl w:ilvl="3" w:tplc="0C0A0001" w:tentative="1">
-      <w:start w:val="1"/>
-      <w:numFmt w:val="bullet"/>
-      <w:lvlText w:val=""/>
-      <w:lvlJc w:val="left"/>
-      <w:pPr>
-        <w:ind w:left="3589" w:hanging="360"/>
-      </w:pPr>
-      <w:rPr>
-        <w:rFonts w:ascii="Symbol" w:hAnsi="Symbol" w:hint="default"/>
-      </w:rPr>
-    </w:lvl>
-    <w:lvl w:ilvl="4" w:tplc="0C0A0003" w:tentative="1">
-      <w:start w:val="1"/>
-      <w:numFmt w:val="bullet"/>
-      <w:lvlText w:val="o"/>
-      <w:lvlJc w:val="left"/>
-      <w:pPr>
-        <w:ind w:left="4309" w:hanging="360"/>
-      </w:pPr>
-      <w:rPr>
-        <w:rFonts w:ascii="Courier New" w:hAnsi="Courier New" w:cs="Courier New" w:hint="default"/>
-      </w:rPr>
-    </w:lvl>
-    <w:lvl w:ilvl="5" w:tplc="0C0A0005" w:tentative="1">
-      <w:start w:val="1"/>
-      <w:numFmt w:val="bullet"/>
-      <w:lvlText w:val=""/>
-      <w:lvlJc w:val="left"/>
-      <w:pPr>
-        <w:ind w:left="5029" w:hanging="360"/>
-      </w:pPr>
-      <w:rPr>
-        <w:rFonts w:ascii="Wingdings" w:hAnsi="Wingdings" w:hint="default"/>
-      </w:rPr>
-    </w:lvl>
-    <w:lvl w:ilvl="6" w:tplc="0C0A0001" w:tentative="1">
-      <w:start w:val="1"/>
-      <w:numFmt w:val="bullet"/>
-      <w:lvlText w:val=""/>
-      <w:lvlJc w:val="left"/>
-      <w:pPr>
-        <w:ind w:left="5749" w:hanging="360"/>
-      </w:pPr>
-      <w:rPr>
-        <w:rFonts w:ascii="Symbol" w:hAnsi="Symbol" w:hint="default"/>
-      </w:rPr>
-    </w:lvl>
-    <w:lvl w:ilvl="7" w:tplc="0C0A0003" w:tentative="1">
-      <w:start w:val="1"/>
-      <w:numFmt w:val="bullet"/>
-      <w:lvlText w:val="o"/>
-      <w:lvlJc w:val="left"/>
-      <w:pPr>
-        <w:ind w:left="6469" w:hanging="360"/>
-      </w:pPr>
-      <w:rPr>
-        <w:rFonts w:ascii="Courier New" w:hAnsi="Courier New" w:cs="Courier New" w:hint="default"/>
-      </w:rPr>
-    </w:lvl>
-    <w:lvl w:ilvl="8" w:tplc="0C0A0005" w:tentative="1">
-      <w:start w:val="1"/>
-      <w:numFmt w:val="bullet"/>
-      <w:lvlText w:val=""/>
-      <w:lvlJc w:val="left"/>
-      <w:pPr>
-        <w:ind w:left="7189" w:hanging="360"/>
-      </w:pPr>
-      <w:rPr>
-        <w:rFonts w:ascii="Wingdings" w:hAnsi="Wingdings" w:hint="default"/>
-      </w:rPr>
-    </w:lvl>
-  </w:abstractNum>
-  <w:abstractNum w:abstractNumId="10" w15:restartNumberingAfterBreak="0">
-    <w:nsid w:val="1C366C62"/>
-    <w:multiLevelType w:val="hybridMultilevel"/>
-    <w:tmpl w:val="860607DC"/>
-    <w:lvl w:ilvl="0" w:tplc="0C0A0001">
-      <w:start w:val="1"/>
-      <w:numFmt w:val="bullet"/>
-      <w:lvlText w:val=""/>
-      <w:lvlJc w:val="left"/>
-      <w:pPr>
-        <w:ind w:left="1429" w:hanging="360"/>
-      </w:pPr>
-      <w:rPr>
-        <w:rFonts w:ascii="Symbol" w:hAnsi="Symbol" w:hint="default"/>
-      </w:rPr>
-    </w:lvl>
-    <w:lvl w:ilvl="1" w:tplc="0C0A0003" w:tentative="1">
-      <w:start w:val="1"/>
-      <w:numFmt w:val="bullet"/>
-      <w:lvlText w:val="o"/>
-      <w:lvlJc w:val="left"/>
-      <w:pPr>
-        <w:ind w:left="2149" w:hanging="360"/>
-      </w:pPr>
-      <w:rPr>
-        <w:rFonts w:ascii="Courier New" w:hAnsi="Courier New" w:cs="Courier New" w:hint="default"/>
-      </w:rPr>
-    </w:lvl>
-    <w:lvl w:ilvl="2" w:tplc="0C0A0005" w:tentative="1">
-      <w:start w:val="1"/>
-      <w:numFmt w:val="bullet"/>
-      <w:lvlText w:val=""/>
-      <w:lvlJc w:val="left"/>
-      <w:pPr>
-        <w:ind w:left="2869" w:hanging="360"/>
-      </w:pPr>
-      <w:rPr>
-        <w:rFonts w:ascii="Wingdings" w:hAnsi="Wingdings" w:hint="default"/>
-      </w:rPr>
-    </w:lvl>
-    <w:lvl w:ilvl="3" w:tplc="0C0A0001" w:tentative="1">
-      <w:start w:val="1"/>
-      <w:numFmt w:val="bullet"/>
-      <w:lvlText w:val=""/>
-      <w:lvlJc w:val="left"/>
-      <w:pPr>
-        <w:ind w:left="3589" w:hanging="360"/>
-      </w:pPr>
-      <w:rPr>
-        <w:rFonts w:ascii="Symbol" w:hAnsi="Symbol" w:hint="default"/>
-      </w:rPr>
-    </w:lvl>
-    <w:lvl w:ilvl="4" w:tplc="0C0A0003" w:tentative="1">
-      <w:start w:val="1"/>
-      <w:numFmt w:val="bullet"/>
-      <w:lvlText w:val="o"/>
-      <w:lvlJc w:val="left"/>
-      <w:pPr>
-        <w:ind w:left="4309" w:hanging="360"/>
-      </w:pPr>
-      <w:rPr>
-        <w:rFonts w:ascii="Courier New" w:hAnsi="Courier New" w:cs="Courier New" w:hint="default"/>
-      </w:rPr>
-    </w:lvl>
-    <w:lvl w:ilvl="5" w:tplc="0C0A0005" w:tentative="1">
-      <w:start w:val="1"/>
-      <w:numFmt w:val="bullet"/>
-      <w:lvlText w:val=""/>
-      <w:lvlJc w:val="left"/>
-      <w:pPr>
-        <w:ind w:left="5029" w:hanging="360"/>
-      </w:pPr>
-      <w:rPr>
-        <w:rFonts w:ascii="Wingdings" w:hAnsi="Wingdings" w:hint="default"/>
-      </w:rPr>
-    </w:lvl>
-    <w:lvl w:ilvl="6" w:tplc="0C0A0001" w:tentative="1">
-      <w:start w:val="1"/>
-      <w:numFmt w:val="bullet"/>
-      <w:lvlText w:val=""/>
-      <w:lvlJc w:val="left"/>
-      <w:pPr>
-        <w:ind w:left="5749" w:hanging="360"/>
-      </w:pPr>
-      <w:rPr>
-        <w:rFonts w:ascii="Symbol" w:hAnsi="Symbol" w:hint="default"/>
-      </w:rPr>
-    </w:lvl>
-    <w:lvl w:ilvl="7" w:tplc="0C0A0003" w:tentative="1">
-      <w:start w:val="1"/>
-      <w:numFmt w:val="bullet"/>
-      <w:lvlText w:val="o"/>
-      <w:lvlJc w:val="left"/>
-      <w:pPr>
-        <w:ind w:left="6469" w:hanging="360"/>
-      </w:pPr>
-      <w:rPr>
-        <w:rFonts w:ascii="Courier New" w:hAnsi="Courier New" w:cs="Courier New" w:hint="default"/>
-      </w:rPr>
-    </w:lvl>
-    <w:lvl w:ilvl="8" w:tplc="0C0A0005" w:tentative="1">
-      <w:start w:val="1"/>
-      <w:numFmt w:val="bullet"/>
-      <w:lvlText w:val=""/>
-      <w:lvlJc w:val="left"/>
-      <w:pPr>
-        <w:ind w:left="7189" w:hanging="360"/>
-      </w:pPr>
-      <w:rPr>
-        <w:rFonts w:ascii="Wingdings" w:hAnsi="Wingdings" w:hint="default"/>
-      </w:rPr>
-    </w:lvl>
-  </w:abstractNum>
-  <w:abstractNum w:abstractNumId="11" w15:restartNumberingAfterBreak="0">
-    <w:nsid w:val="1CDC5CCF"/>
-    <w:multiLevelType w:val="hybridMultilevel"/>
-    <w:tmpl w:val="91F8450C"/>
-    <w:lvl w:ilvl="0" w:tplc="0C0A0001">
-      <w:start w:val="1"/>
-      <w:numFmt w:val="bullet"/>
-      <w:lvlText w:val=""/>
-      <w:lvlJc w:val="left"/>
-      <w:pPr>
-        <w:ind w:left="1429" w:hanging="360"/>
-      </w:pPr>
-      <w:rPr>
-        <w:rFonts w:ascii="Symbol" w:hAnsi="Symbol" w:hint="default"/>
-      </w:rPr>
-    </w:lvl>
-    <w:lvl w:ilvl="1" w:tplc="0C0A0003" w:tentative="1">
-      <w:start w:val="1"/>
-      <w:numFmt w:val="bullet"/>
-      <w:lvlText w:val="o"/>
-      <w:lvlJc w:val="left"/>
-      <w:pPr>
-        <w:ind w:left="2149" w:hanging="360"/>
-      </w:pPr>
-      <w:rPr>
-        <w:rFonts w:ascii="Courier New" w:hAnsi="Courier New" w:cs="Courier New" w:hint="default"/>
-      </w:rPr>
-    </w:lvl>
-    <w:lvl w:ilvl="2" w:tplc="0C0A0005" w:tentative="1">
-      <w:start w:val="1"/>
-      <w:numFmt w:val="bullet"/>
-      <w:lvlText w:val=""/>
-      <w:lvlJc w:val="left"/>
-      <w:pPr>
-        <w:ind w:left="2869" w:hanging="360"/>
-      </w:pPr>
-      <w:rPr>
-        <w:rFonts w:ascii="Wingdings" w:hAnsi="Wingdings" w:hint="default"/>
-      </w:rPr>
-    </w:lvl>
-    <w:lvl w:ilvl="3" w:tplc="0C0A0001" w:tentative="1">
-      <w:start w:val="1"/>
-      <w:numFmt w:val="bullet"/>
-      <w:lvlText w:val=""/>
-      <w:lvlJc w:val="left"/>
-      <w:pPr>
-        <w:ind w:left="3589" w:hanging="360"/>
-      </w:pPr>
-      <w:rPr>
-        <w:rFonts w:ascii="Symbol" w:hAnsi="Symbol" w:hint="default"/>
-      </w:rPr>
-    </w:lvl>
-    <w:lvl w:ilvl="4" w:tplc="0C0A0003" w:tentative="1">
-      <w:start w:val="1"/>
-      <w:numFmt w:val="bullet"/>
-      <w:lvlText w:val="o"/>
-      <w:lvlJc w:val="left"/>
-      <w:pPr>
-        <w:ind w:left="4309" w:hanging="360"/>
-      </w:pPr>
-      <w:rPr>
-        <w:rFonts w:ascii="Courier New" w:hAnsi="Courier New" w:cs="Courier New" w:hint="default"/>
-      </w:rPr>
-    </w:lvl>
-    <w:lvl w:ilvl="5" w:tplc="0C0A0005" w:tentative="1">
-      <w:start w:val="1"/>
-      <w:numFmt w:val="bullet"/>
-      <w:lvlText w:val=""/>
-      <w:lvlJc w:val="left"/>
-      <w:pPr>
-        <w:ind w:left="5029" w:hanging="360"/>
-      </w:pPr>
-      <w:rPr>
-        <w:rFonts w:ascii="Wingdings" w:hAnsi="Wingdings" w:hint="default"/>
-      </w:rPr>
-    </w:lvl>
-    <w:lvl w:ilvl="6" w:tplc="0C0A0001" w:tentative="1">
-      <w:start w:val="1"/>
-      <w:numFmt w:val="bullet"/>
-      <w:lvlText w:val=""/>
-      <w:lvlJc w:val="left"/>
-      <w:pPr>
-        <w:ind w:left="5749" w:hanging="360"/>
-      </w:pPr>
-      <w:rPr>
-        <w:rFonts w:ascii="Symbol" w:hAnsi="Symbol" w:hint="default"/>
-      </w:rPr>
-    </w:lvl>
-    <w:lvl w:ilvl="7" w:tplc="0C0A0003" w:tentative="1">
-      <w:start w:val="1"/>
-      <w:numFmt w:val="bullet"/>
-      <w:lvlText w:val="o"/>
-      <w:lvlJc w:val="left"/>
-      <w:pPr>
-        <w:ind w:left="6469" w:hanging="360"/>
-      </w:pPr>
-      <w:rPr>
-        <w:rFonts w:ascii="Courier New" w:hAnsi="Courier New" w:cs="Courier New" w:hint="default"/>
-      </w:rPr>
-    </w:lvl>
-    <w:lvl w:ilvl="8" w:tplc="0C0A0005" w:tentative="1">
-      <w:start w:val="1"/>
-      <w:numFmt w:val="bullet"/>
-      <w:lvlText w:val=""/>
-      <w:lvlJc w:val="left"/>
-      <w:pPr>
-        <w:ind w:left="7189" w:hanging="360"/>
-      </w:pPr>
-      <w:rPr>
-        <w:rFonts w:ascii="Wingdings" w:hAnsi="Wingdings" w:hint="default"/>
-      </w:rPr>
-    </w:lvl>
-  </w:abstractNum>
-  <w:abstractNum w:abstractNumId="12" w15:restartNumberingAfterBreak="0">
-    <w:nsid w:val="1F194628"/>
-    <w:multiLevelType w:val="hybridMultilevel"/>
-    <w:tmpl w:val="600623DE"/>
-    <w:lvl w:ilvl="0" w:tplc="240A0001">
-      <w:start w:val="1"/>
-      <w:numFmt w:val="bullet"/>
-      <w:lvlText w:val=""/>
-      <w:lvlJc w:val="left"/>
-      <w:pPr>
-        <w:ind w:left="1429" w:hanging="360"/>
-      </w:pPr>
-      <w:rPr>
-        <w:rFonts w:ascii="Symbol" w:hAnsi="Symbol" w:hint="default"/>
-      </w:rPr>
-    </w:lvl>
-    <w:lvl w:ilvl="1" w:tplc="240A0003" w:tentative="1">
-      <w:start w:val="1"/>
-      <w:numFmt w:val="bullet"/>
-      <w:lvlText w:val="o"/>
-      <w:lvlJc w:val="left"/>
-      <w:pPr>
-        <w:ind w:left="2149" w:hanging="360"/>
-      </w:pPr>
-      <w:rPr>
-        <w:rFonts w:ascii="Courier New" w:hAnsi="Courier New" w:cs="Courier New" w:hint="default"/>
-      </w:rPr>
-    </w:lvl>
-    <w:lvl w:ilvl="2" w:tplc="240A0005" w:tentative="1">
-      <w:start w:val="1"/>
-      <w:numFmt w:val="bullet"/>
-      <w:lvlText w:val=""/>
-      <w:lvlJc w:val="left"/>
-      <w:pPr>
-        <w:ind w:left="2869" w:hanging="360"/>
-      </w:pPr>
-      <w:rPr>
-        <w:rFonts w:ascii="Wingdings" w:hAnsi="Wingdings" w:hint="default"/>
-      </w:rPr>
-    </w:lvl>
-    <w:lvl w:ilvl="3" w:tplc="240A0001" w:tentative="1">
-      <w:start w:val="1"/>
-      <w:numFmt w:val="bullet"/>
-      <w:lvlText w:val=""/>
-      <w:lvlJc w:val="left"/>
-      <w:pPr>
-        <w:ind w:left="3589" w:hanging="360"/>
-      </w:pPr>
-      <w:rPr>
-        <w:rFonts w:ascii="Symbol" w:hAnsi="Symbol" w:hint="default"/>
-      </w:rPr>
-    </w:lvl>
-    <w:lvl w:ilvl="4" w:tplc="240A0003" w:tentative="1">
-      <w:start w:val="1"/>
-      <w:numFmt w:val="bullet"/>
-      <w:lvlText w:val="o"/>
-      <w:lvlJc w:val="left"/>
-      <w:pPr>
-        <w:ind w:left="4309" w:hanging="360"/>
-      </w:pPr>
-      <w:rPr>
-        <w:rFonts w:ascii="Courier New" w:hAnsi="Courier New" w:cs="Courier New" w:hint="default"/>
-      </w:rPr>
-    </w:lvl>
-    <w:lvl w:ilvl="5" w:tplc="240A0005" w:tentative="1">
-      <w:start w:val="1"/>
-      <w:numFmt w:val="bullet"/>
-      <w:lvlText w:val=""/>
-      <w:lvlJc w:val="left"/>
-      <w:pPr>
-        <w:ind w:left="5029" w:hanging="360"/>
-      </w:pPr>
-      <w:rPr>
-        <w:rFonts w:ascii="Wingdings" w:hAnsi="Wingdings" w:hint="default"/>
-      </w:rPr>
-    </w:lvl>
-    <w:lvl w:ilvl="6" w:tplc="240A0001" w:tentative="1">
-      <w:start w:val="1"/>
-      <w:numFmt w:val="bullet"/>
-      <w:lvlText w:val=""/>
-      <w:lvlJc w:val="left"/>
-      <w:pPr>
-        <w:ind w:left="5749" w:hanging="360"/>
-      </w:pPr>
-      <w:rPr>
-        <w:rFonts w:ascii="Symbol" w:hAnsi="Symbol" w:hint="default"/>
-      </w:rPr>
-    </w:lvl>
-    <w:lvl w:ilvl="7" w:tplc="240A0003" w:tentative="1">
-      <w:start w:val="1"/>
-      <w:numFmt w:val="bullet"/>
-      <w:lvlText w:val="o"/>
-      <w:lvlJc w:val="left"/>
-      <w:pPr>
-        <w:ind w:left="6469" w:hanging="360"/>
-      </w:pPr>
-      <w:rPr>
-        <w:rFonts w:ascii="Courier New" w:hAnsi="Courier New" w:cs="Courier New" w:hint="default"/>
-      </w:rPr>
-    </w:lvl>
-    <w:lvl w:ilvl="8" w:tplc="240A0005" w:tentative="1">
-      <w:start w:val="1"/>
-      <w:numFmt w:val="bullet"/>
-      <w:lvlText w:val=""/>
-      <w:lvlJc w:val="left"/>
-      <w:pPr>
-        <w:ind w:left="7189" w:hanging="360"/>
-      </w:pPr>
-      <w:rPr>
-        <w:rFonts w:ascii="Wingdings" w:hAnsi="Wingdings" w:hint="default"/>
-      </w:rPr>
-    </w:lvl>
-  </w:abstractNum>
-  <w:abstractNum w:abstractNumId="13" w15:restartNumberingAfterBreak="0">
-    <w:nsid w:val="1F787C3B"/>
-    <w:multiLevelType w:val="hybridMultilevel"/>
-    <w:tmpl w:val="8BA25752"/>
-    <w:lvl w:ilvl="0" w:tplc="0C0A0001">
-      <w:start w:val="1"/>
-      <w:numFmt w:val="bullet"/>
-      <w:lvlText w:val=""/>
-      <w:lvlJc w:val="left"/>
-      <w:pPr>
-        <w:ind w:left="1429" w:hanging="360"/>
-      </w:pPr>
-      <w:rPr>
-        <w:rFonts w:ascii="Symbol" w:hAnsi="Symbol" w:hint="default"/>
-      </w:rPr>
-    </w:lvl>
-    <w:lvl w:ilvl="1" w:tplc="0C0A0003" w:tentative="1">
-      <w:start w:val="1"/>
-      <w:numFmt w:val="bullet"/>
-      <w:lvlText w:val="o"/>
-      <w:lvlJc w:val="left"/>
-      <w:pPr>
-        <w:ind w:left="2149" w:hanging="360"/>
-      </w:pPr>
-      <w:rPr>
-        <w:rFonts w:ascii="Courier New" w:hAnsi="Courier New" w:cs="Courier New" w:hint="default"/>
-      </w:rPr>
-    </w:lvl>
-    <w:lvl w:ilvl="2" w:tplc="0C0A0005" w:tentative="1">
-      <w:start w:val="1"/>
-      <w:numFmt w:val="bullet"/>
-      <w:lvlText w:val=""/>
-      <w:lvlJc w:val="left"/>
-      <w:pPr>
-        <w:ind w:left="2869" w:hanging="360"/>
-      </w:pPr>
-      <w:rPr>
-        <w:rFonts w:ascii="Wingdings" w:hAnsi="Wingdings" w:hint="default"/>
-      </w:rPr>
-    </w:lvl>
-    <w:lvl w:ilvl="3" w:tplc="0C0A0001" w:tentative="1">
-      <w:start w:val="1"/>
-      <w:numFmt w:val="bullet"/>
-      <w:lvlText w:val=""/>
-      <w:lvlJc w:val="left"/>
-      <w:pPr>
-        <w:ind w:left="3589" w:hanging="360"/>
-      </w:pPr>
-      <w:rPr>
-        <w:rFonts w:ascii="Symbol" w:hAnsi="Symbol" w:hint="default"/>
-      </w:rPr>
-    </w:lvl>
-    <w:lvl w:ilvl="4" w:tplc="0C0A0003" w:tentative="1">
-      <w:start w:val="1"/>
-      <w:numFmt w:val="bullet"/>
-      <w:lvlText w:val="o"/>
-      <w:lvlJc w:val="left"/>
-      <w:pPr>
-        <w:ind w:left="4309" w:hanging="360"/>
-      </w:pPr>
-      <w:rPr>
-        <w:rFonts w:ascii="Courier New" w:hAnsi="Courier New" w:cs="Courier New" w:hint="default"/>
-      </w:rPr>
-    </w:lvl>
-    <w:lvl w:ilvl="5" w:tplc="0C0A0005" w:tentative="1">
-      <w:start w:val="1"/>
-      <w:numFmt w:val="bullet"/>
-      <w:lvlText w:val=""/>
-      <w:lvlJc w:val="left"/>
-      <w:pPr>
-        <w:ind w:left="5029" w:hanging="360"/>
-      </w:pPr>
-      <w:rPr>
-        <w:rFonts w:ascii="Wingdings" w:hAnsi="Wingdings" w:hint="default"/>
-      </w:rPr>
-    </w:lvl>
-    <w:lvl w:ilvl="6" w:tplc="0C0A0001" w:tentative="1">
-      <w:start w:val="1"/>
-      <w:numFmt w:val="bullet"/>
-      <w:lvlText w:val=""/>
-      <w:lvlJc w:val="left"/>
-      <w:pPr>
-        <w:ind w:left="5749" w:hanging="360"/>
-      </w:pPr>
-      <w:rPr>
-        <w:rFonts w:ascii="Symbol" w:hAnsi="Symbol" w:hint="default"/>
-      </w:rPr>
-    </w:lvl>
-    <w:lvl w:ilvl="7" w:tplc="0C0A0003" w:tentative="1">
-      <w:start w:val="1"/>
-      <w:numFmt w:val="bullet"/>
-      <w:lvlText w:val="o"/>
-      <w:lvlJc w:val="left"/>
-      <w:pPr>
-        <w:ind w:left="6469" w:hanging="360"/>
-      </w:pPr>
-      <w:rPr>
-        <w:rFonts w:ascii="Courier New" w:hAnsi="Courier New" w:cs="Courier New" w:hint="default"/>
-      </w:rPr>
-    </w:lvl>
-    <w:lvl w:ilvl="8" w:tplc="0C0A0005" w:tentative="1">
-      <w:start w:val="1"/>
-      <w:numFmt w:val="bullet"/>
-      <w:lvlText w:val=""/>
-      <w:lvlJc w:val="left"/>
-      <w:pPr>
-        <w:ind w:left="7189" w:hanging="360"/>
-      </w:pPr>
-      <w:rPr>
-        <w:rFonts w:ascii="Wingdings" w:hAnsi="Wingdings" w:hint="default"/>
-      </w:rPr>
-    </w:lvl>
-  </w:abstractNum>
-  <w:abstractNum w:abstractNumId="14" w15:restartNumberingAfterBreak="0">
-    <w:nsid w:val="222C2077"/>
-    <w:multiLevelType w:val="hybridMultilevel"/>
-    <w:tmpl w:val="39B2E9FA"/>
-    <w:lvl w:ilvl="0" w:tplc="240A0001">
-      <w:start w:val="1"/>
-      <w:numFmt w:val="bullet"/>
-      <w:lvlText w:val=""/>
-      <w:lvlJc w:val="left"/>
-      <w:pPr>
-        <w:ind w:left="1429" w:hanging="360"/>
-      </w:pPr>
-      <w:rPr>
-        <w:rFonts w:ascii="Symbol" w:hAnsi="Symbol" w:hint="default"/>
-      </w:rPr>
-    </w:lvl>
-    <w:lvl w:ilvl="1" w:tplc="240A0003" w:tentative="1">
-      <w:start w:val="1"/>
-      <w:numFmt w:val="bullet"/>
-      <w:lvlText w:val="o"/>
-      <w:lvlJc w:val="left"/>
-      <w:pPr>
-        <w:ind w:left="2149" w:hanging="360"/>
-      </w:pPr>
-      <w:rPr>
-        <w:rFonts w:ascii="Courier New" w:hAnsi="Courier New" w:cs="Courier New" w:hint="default"/>
-      </w:rPr>
-    </w:lvl>
-    <w:lvl w:ilvl="2" w:tplc="240A0005" w:tentative="1">
-      <w:start w:val="1"/>
-      <w:numFmt w:val="bullet"/>
-      <w:lvlText w:val=""/>
-      <w:lvlJc w:val="left"/>
-      <w:pPr>
-        <w:ind w:left="2869" w:hanging="360"/>
-      </w:pPr>
-      <w:rPr>
-        <w:rFonts w:ascii="Wingdings" w:hAnsi="Wingdings" w:hint="default"/>
-      </w:rPr>
-    </w:lvl>
-    <w:lvl w:ilvl="3" w:tplc="240A0001" w:tentative="1">
-      <w:start w:val="1"/>
-      <w:numFmt w:val="bullet"/>
-      <w:lvlText w:val=""/>
-      <w:lvlJc w:val="left"/>
-      <w:pPr>
-        <w:ind w:left="3589" w:hanging="360"/>
-      </w:pPr>
-      <w:rPr>
-        <w:rFonts w:ascii="Symbol" w:hAnsi="Symbol" w:hint="default"/>
-      </w:rPr>
-    </w:lvl>
-    <w:lvl w:ilvl="4" w:tplc="240A0003" w:tentative="1">
-      <w:start w:val="1"/>
-      <w:numFmt w:val="bullet"/>
-      <w:lvlText w:val="o"/>
-      <w:lvlJc w:val="left"/>
-      <w:pPr>
-        <w:ind w:left="4309" w:hanging="360"/>
-      </w:pPr>
-      <w:rPr>
-        <w:rFonts w:ascii="Courier New" w:hAnsi="Courier New" w:cs="Courier New" w:hint="default"/>
-      </w:rPr>
-    </w:lvl>
-    <w:lvl w:ilvl="5" w:tplc="240A0005" w:tentative="1">
-      <w:start w:val="1"/>
-      <w:numFmt w:val="bullet"/>
-      <w:lvlText w:val=""/>
-      <w:lvlJc w:val="left"/>
-      <w:pPr>
-        <w:ind w:left="5029" w:hanging="360"/>
-      </w:pPr>
-      <w:rPr>
-        <w:rFonts w:ascii="Wingdings" w:hAnsi="Wingdings" w:hint="default"/>
-      </w:rPr>
-    </w:lvl>
-    <w:lvl w:ilvl="6" w:tplc="240A0001" w:tentative="1">
-      <w:start w:val="1"/>
-      <w:numFmt w:val="bullet"/>
-      <w:lvlText w:val=""/>
-      <w:lvlJc w:val="left"/>
-      <w:pPr>
-        <w:ind w:left="5749" w:hanging="360"/>
-      </w:pPr>
-      <w:rPr>
-        <w:rFonts w:ascii="Symbol" w:hAnsi="Symbol" w:hint="default"/>
-      </w:rPr>
-    </w:lvl>
-    <w:lvl w:ilvl="7" w:tplc="240A0003" w:tentative="1">
-      <w:start w:val="1"/>
-      <w:numFmt w:val="bullet"/>
-      <w:lvlText w:val="o"/>
-      <w:lvlJc w:val="left"/>
-      <w:pPr>
-        <w:ind w:left="6469" w:hanging="360"/>
-      </w:pPr>
-      <w:rPr>
-        <w:rFonts w:ascii="Courier New" w:hAnsi="Courier New" w:cs="Courier New" w:hint="default"/>
-      </w:rPr>
-    </w:lvl>
-    <w:lvl w:ilvl="8" w:tplc="240A0005" w:tentative="1">
-      <w:start w:val="1"/>
-      <w:numFmt w:val="bullet"/>
-      <w:lvlText w:val=""/>
-      <w:lvlJc w:val="left"/>
-      <w:pPr>
-        <w:ind w:left="7189" w:hanging="360"/>
-      </w:pPr>
-      <w:rPr>
-        <w:rFonts w:ascii="Wingdings" w:hAnsi="Wingdings" w:hint="default"/>
-      </w:rPr>
-    </w:lvl>
-  </w:abstractNum>
-  <w:abstractNum w:abstractNumId="15" w15:restartNumberingAfterBreak="0">
-    <w:nsid w:val="22750B43"/>
-    <w:multiLevelType w:val="hybridMultilevel"/>
-    <w:tmpl w:val="7E561A12"/>
-    <w:lvl w:ilvl="0" w:tplc="0C0A0019">
-      <w:start w:val="1"/>
-      <w:numFmt w:val="lowerLetter"/>
-      <w:lvlText w:val="%1."/>
-      <w:lvlJc w:val="left"/>
-      <w:pPr>
-        <w:ind w:left="1429" w:hanging="360"/>
-      </w:pPr>
-    </w:lvl>
-    <w:lvl w:ilvl="1" w:tplc="0C0A0019" w:tentative="1">
-      <w:start w:val="1"/>
-      <w:numFmt w:val="lowerLetter"/>
-      <w:lvlText w:val="%2."/>
-      <w:lvlJc w:val="left"/>
-      <w:pPr>
-        <w:ind w:left="2149" w:hanging="360"/>
-      </w:pPr>
-    </w:lvl>
-    <w:lvl w:ilvl="2" w:tplc="0C0A001B" w:tentative="1">
-      <w:start w:val="1"/>
-      <w:numFmt w:val="lowerRoman"/>
-      <w:lvlText w:val="%3."/>
-      <w:lvlJc w:val="right"/>
-      <w:pPr>
-        <w:ind w:left="2869" w:hanging="180"/>
-      </w:pPr>
-    </w:lvl>
-    <w:lvl w:ilvl="3" w:tplc="0C0A000F" w:tentative="1">
-      <w:start w:val="1"/>
-      <w:numFmt w:val="decimal"/>
-      <w:lvlText w:val="%4."/>
-      <w:lvlJc w:val="left"/>
-      <w:pPr>
-        <w:ind w:left="3589" w:hanging="360"/>
-      </w:pPr>
-    </w:lvl>
-    <w:lvl w:ilvl="4" w:tplc="0C0A0019" w:tentative="1">
-      <w:start w:val="1"/>
-      <w:numFmt w:val="lowerLetter"/>
-      <w:lvlText w:val="%5."/>
-      <w:lvlJc w:val="left"/>
-      <w:pPr>
-        <w:ind w:left="4309" w:hanging="360"/>
-      </w:pPr>
-    </w:lvl>
-    <w:lvl w:ilvl="5" w:tplc="0C0A001B" w:tentative="1">
-      <w:start w:val="1"/>
-      <w:numFmt w:val="lowerRoman"/>
-      <w:lvlText w:val="%6."/>
-      <w:lvlJc w:val="right"/>
-      <w:pPr>
-        <w:ind w:left="5029" w:hanging="180"/>
-      </w:pPr>
-    </w:lvl>
-    <w:lvl w:ilvl="6" w:tplc="0C0A000F" w:tentative="1">
-      <w:start w:val="1"/>
-      <w:numFmt w:val="decimal"/>
-      <w:lvlText w:val="%7."/>
-      <w:lvlJc w:val="left"/>
-      <w:pPr>
-        <w:ind w:left="5749" w:hanging="360"/>
-      </w:pPr>
-    </w:lvl>
-    <w:lvl w:ilvl="7" w:tplc="0C0A0019" w:tentative="1">
-      <w:start w:val="1"/>
-      <w:numFmt w:val="lowerLetter"/>
-      <w:lvlText w:val="%8."/>
-      <w:lvlJc w:val="left"/>
-      <w:pPr>
-        <w:ind w:left="6469" w:hanging="360"/>
-      </w:pPr>
-    </w:lvl>
-    <w:lvl w:ilvl="8" w:tplc="0C0A001B" w:tentative="1">
-      <w:start w:val="1"/>
-      <w:numFmt w:val="lowerRoman"/>
-      <w:lvlText w:val="%9."/>
-      <w:lvlJc w:val="right"/>
-      <w:pPr>
-        <w:ind w:left="7189" w:hanging="180"/>
-      </w:pPr>
-    </w:lvl>
-  </w:abstractNum>
-  <w:abstractNum w:abstractNumId="16" w15:restartNumberingAfterBreak="0">
-    <w:nsid w:val="22D16ABE"/>
-    <w:multiLevelType w:val="hybridMultilevel"/>
-    <w:tmpl w:val="6E902C40"/>
-    <w:lvl w:ilvl="0" w:tplc="0C0A0001">
-      <w:start w:val="1"/>
-      <w:numFmt w:val="bullet"/>
-      <w:lvlText w:val=""/>
-      <w:lvlJc w:val="left"/>
-      <w:pPr>
-        <w:ind w:left="1429" w:hanging="360"/>
-      </w:pPr>
-      <w:rPr>
-        <w:rFonts w:ascii="Symbol" w:hAnsi="Symbol" w:hint="default"/>
-      </w:rPr>
-    </w:lvl>
-    <w:lvl w:ilvl="1" w:tplc="0C0A0003" w:tentative="1">
-      <w:start w:val="1"/>
-      <w:numFmt w:val="bullet"/>
-      <w:lvlText w:val="o"/>
-      <w:lvlJc w:val="left"/>
-      <w:pPr>
-        <w:ind w:left="2149" w:hanging="360"/>
-      </w:pPr>
-      <w:rPr>
-        <w:rFonts w:ascii="Courier New" w:hAnsi="Courier New" w:cs="Courier New" w:hint="default"/>
-      </w:rPr>
-    </w:lvl>
-    <w:lvl w:ilvl="2" w:tplc="0C0A0005" w:tentative="1">
-      <w:start w:val="1"/>
-      <w:numFmt w:val="bullet"/>
-      <w:lvlText w:val=""/>
-      <w:lvlJc w:val="left"/>
-      <w:pPr>
-        <w:ind w:left="2869" w:hanging="360"/>
-      </w:pPr>
-      <w:rPr>
-        <w:rFonts w:ascii="Wingdings" w:hAnsi="Wingdings" w:hint="default"/>
-      </w:rPr>
-    </w:lvl>
-    <w:lvl w:ilvl="3" w:tplc="0C0A0001" w:tentative="1">
-      <w:start w:val="1"/>
-      <w:numFmt w:val="bullet"/>
-      <w:lvlText w:val=""/>
-      <w:lvlJc w:val="left"/>
-      <w:pPr>
-        <w:ind w:left="3589" w:hanging="360"/>
-      </w:pPr>
-      <w:rPr>
-        <w:rFonts w:ascii="Symbol" w:hAnsi="Symbol" w:hint="default"/>
-      </w:rPr>
-    </w:lvl>
-    <w:lvl w:ilvl="4" w:tplc="0C0A0003" w:tentative="1">
-      <w:start w:val="1"/>
-      <w:numFmt w:val="bullet"/>
-      <w:lvlText w:val="o"/>
-      <w:lvlJc w:val="left"/>
-      <w:pPr>
-        <w:ind w:left="4309" w:hanging="360"/>
-      </w:pPr>
-      <w:rPr>
-        <w:rFonts w:ascii="Courier New" w:hAnsi="Courier New" w:cs="Courier New" w:hint="default"/>
-      </w:rPr>
-    </w:lvl>
-    <w:lvl w:ilvl="5" w:tplc="0C0A0005" w:tentative="1">
-      <w:start w:val="1"/>
-      <w:numFmt w:val="bullet"/>
-      <w:lvlText w:val=""/>
-      <w:lvlJc w:val="left"/>
-      <w:pPr>
-        <w:ind w:left="5029" w:hanging="360"/>
-      </w:pPr>
-      <w:rPr>
-        <w:rFonts w:ascii="Wingdings" w:hAnsi="Wingdings" w:hint="default"/>
-      </w:rPr>
-    </w:lvl>
-    <w:lvl w:ilvl="6" w:tplc="0C0A0001" w:tentative="1">
-      <w:start w:val="1"/>
-      <w:numFmt w:val="bullet"/>
-      <w:lvlText w:val=""/>
-      <w:lvlJc w:val="left"/>
-      <w:pPr>
-        <w:ind w:left="5749" w:hanging="360"/>
-      </w:pPr>
-      <w:rPr>
-        <w:rFonts w:ascii="Symbol" w:hAnsi="Symbol" w:hint="default"/>
-      </w:rPr>
-    </w:lvl>
-    <w:lvl w:ilvl="7" w:tplc="0C0A0003" w:tentative="1">
-      <w:start w:val="1"/>
-      <w:numFmt w:val="bullet"/>
-      <w:lvlText w:val="o"/>
-      <w:lvlJc w:val="left"/>
-      <w:pPr>
-        <w:ind w:left="6469" w:hanging="360"/>
-      </w:pPr>
-      <w:rPr>
-        <w:rFonts w:ascii="Courier New" w:hAnsi="Courier New" w:cs="Courier New" w:hint="default"/>
-      </w:rPr>
-    </w:lvl>
-    <w:lvl w:ilvl="8" w:tplc="0C0A0005" w:tentative="1">
-      <w:start w:val="1"/>
-      <w:numFmt w:val="bullet"/>
-      <w:lvlText w:val=""/>
-      <w:lvlJc w:val="left"/>
-      <w:pPr>
-        <w:ind w:left="7189" w:hanging="360"/>
-      </w:pPr>
-      <w:rPr>
-        <w:rFonts w:ascii="Wingdings" w:hAnsi="Wingdings" w:hint="default"/>
-      </w:rPr>
-    </w:lvl>
-  </w:abstractNum>
-  <w:abstractNum w:abstractNumId="17" w15:restartNumberingAfterBreak="0">
-    <w:nsid w:val="22ED0CE1"/>
-    <w:multiLevelType w:val="hybridMultilevel"/>
-    <w:tmpl w:val="71E0402C"/>
-    <w:lvl w:ilvl="0" w:tplc="0C0A0001">
-      <w:start w:val="1"/>
-      <w:numFmt w:val="bullet"/>
-      <w:lvlText w:val=""/>
-      <w:lvlJc w:val="left"/>
-      <w:pPr>
-        <w:ind w:left="1429" w:hanging="360"/>
-      </w:pPr>
-      <w:rPr>
-        <w:rFonts w:ascii="Symbol" w:hAnsi="Symbol" w:hint="default"/>
-      </w:rPr>
-    </w:lvl>
-    <w:lvl w:ilvl="1" w:tplc="0C0A0003" w:tentative="1">
-      <w:start w:val="1"/>
-      <w:numFmt w:val="bullet"/>
-      <w:lvlText w:val="o"/>
-      <w:lvlJc w:val="left"/>
-      <w:pPr>
-        <w:ind w:left="2149" w:hanging="360"/>
-      </w:pPr>
-      <w:rPr>
-        <w:rFonts w:ascii="Courier New" w:hAnsi="Courier New" w:cs="Courier New" w:hint="default"/>
-      </w:rPr>
-    </w:lvl>
-    <w:lvl w:ilvl="2" w:tplc="0C0A0005" w:tentative="1">
-      <w:start w:val="1"/>
-      <w:numFmt w:val="bullet"/>
-      <w:lvlText w:val=""/>
-      <w:lvlJc w:val="left"/>
-      <w:pPr>
-        <w:ind w:left="2869" w:hanging="360"/>
-      </w:pPr>
-      <w:rPr>
-        <w:rFonts w:ascii="Wingdings" w:hAnsi="Wingdings" w:hint="default"/>
-      </w:rPr>
-    </w:lvl>
-    <w:lvl w:ilvl="3" w:tplc="0C0A0001" w:tentative="1">
-      <w:start w:val="1"/>
-      <w:numFmt w:val="bullet"/>
-      <w:lvlText w:val=""/>
-      <w:lvlJc w:val="left"/>
-      <w:pPr>
-        <w:ind w:left="3589" w:hanging="360"/>
-      </w:pPr>
-      <w:rPr>
-        <w:rFonts w:ascii="Symbol" w:hAnsi="Symbol" w:hint="default"/>
-      </w:rPr>
-    </w:lvl>
-    <w:lvl w:ilvl="4" w:tplc="0C0A0003" w:tentative="1">
-      <w:start w:val="1"/>
-      <w:numFmt w:val="bullet"/>
-      <w:lvlText w:val="o"/>
-      <w:lvlJc w:val="left"/>
-      <w:pPr>
-        <w:ind w:left="4309" w:hanging="360"/>
-      </w:pPr>
-      <w:rPr>
-        <w:rFonts w:ascii="Courier New" w:hAnsi="Courier New" w:cs="Courier New" w:hint="default"/>
-      </w:rPr>
-    </w:lvl>
-    <w:lvl w:ilvl="5" w:tplc="0C0A0005" w:tentative="1">
-      <w:start w:val="1"/>
-      <w:numFmt w:val="bullet"/>
-      <w:lvlText w:val=""/>
-      <w:lvlJc w:val="left"/>
-      <w:pPr>
-        <w:ind w:left="5029" w:hanging="360"/>
-      </w:pPr>
-      <w:rPr>
-        <w:rFonts w:ascii="Wingdings" w:hAnsi="Wingdings" w:hint="default"/>
-      </w:rPr>
-    </w:lvl>
-    <w:lvl w:ilvl="6" w:tplc="0C0A0001" w:tentative="1">
-      <w:start w:val="1"/>
-      <w:numFmt w:val="bullet"/>
-      <w:lvlText w:val=""/>
-      <w:lvlJc w:val="left"/>
-      <w:pPr>
-        <w:ind w:left="5749" w:hanging="360"/>
-      </w:pPr>
-      <w:rPr>
-        <w:rFonts w:ascii="Symbol" w:hAnsi="Symbol" w:hint="default"/>
-      </w:rPr>
-    </w:lvl>
-    <w:lvl w:ilvl="7" w:tplc="0C0A0003" w:tentative="1">
-      <w:start w:val="1"/>
-      <w:numFmt w:val="bullet"/>
-      <w:lvlText w:val="o"/>
-      <w:lvlJc w:val="left"/>
-      <w:pPr>
-        <w:ind w:left="6469" w:hanging="360"/>
-      </w:pPr>
-      <w:rPr>
-        <w:rFonts w:ascii="Courier New" w:hAnsi="Courier New" w:cs="Courier New" w:hint="default"/>
-      </w:rPr>
-    </w:lvl>
-    <w:lvl w:ilvl="8" w:tplc="0C0A0005" w:tentative="1">
-      <w:start w:val="1"/>
-      <w:numFmt w:val="bullet"/>
-      <w:lvlText w:val=""/>
-      <w:lvlJc w:val="left"/>
-      <w:pPr>
-        <w:ind w:left="7189" w:hanging="360"/>
-      </w:pPr>
-      <w:rPr>
-        <w:rFonts w:ascii="Wingdings" w:hAnsi="Wingdings" w:hint="default"/>
-      </w:rPr>
-    </w:lvl>
-  </w:abstractNum>
-  <w:abstractNum w:abstractNumId="18" w15:restartNumberingAfterBreak="0">
-    <w:nsid w:val="262F1DFA"/>
-    <w:multiLevelType w:val="hybridMultilevel"/>
-    <w:tmpl w:val="853E3254"/>
-    <w:lvl w:ilvl="0" w:tplc="240A0001">
-      <w:start w:val="1"/>
-      <w:numFmt w:val="bullet"/>
-      <w:lvlText w:val=""/>
-      <w:lvlJc w:val="left"/>
-      <w:pPr>
-        <w:ind w:left="1429" w:hanging="360"/>
-      </w:pPr>
-      <w:rPr>
-        <w:rFonts w:ascii="Symbol" w:hAnsi="Symbol" w:hint="default"/>
-      </w:rPr>
-    </w:lvl>
-    <w:lvl w:ilvl="1" w:tplc="240A0003" w:tentative="1">
-      <w:start w:val="1"/>
-      <w:numFmt w:val="bullet"/>
-      <w:lvlText w:val="o"/>
-      <w:lvlJc w:val="left"/>
-      <w:pPr>
-        <w:ind w:left="2149" w:hanging="360"/>
-      </w:pPr>
-      <w:rPr>
-        <w:rFonts w:ascii="Courier New" w:hAnsi="Courier New" w:cs="Courier New" w:hint="default"/>
-      </w:rPr>
-    </w:lvl>
-    <w:lvl w:ilvl="2" w:tplc="240A0005" w:tentative="1">
-      <w:start w:val="1"/>
-      <w:numFmt w:val="bullet"/>
-      <w:lvlText w:val=""/>
-      <w:lvlJc w:val="left"/>
-      <w:pPr>
-        <w:ind w:left="2869" w:hanging="360"/>
-      </w:pPr>
-      <w:rPr>
-        <w:rFonts w:ascii="Wingdings" w:hAnsi="Wingdings" w:hint="default"/>
-      </w:rPr>
-    </w:lvl>
-    <w:lvl w:ilvl="3" w:tplc="240A0001" w:tentative="1">
-      <w:start w:val="1"/>
-      <w:numFmt w:val="bullet"/>
-      <w:lvlText w:val=""/>
-      <w:lvlJc w:val="left"/>
-      <w:pPr>
-        <w:ind w:left="3589" w:hanging="360"/>
-      </w:pPr>
-      <w:rPr>
-        <w:rFonts w:ascii="Symbol" w:hAnsi="Symbol" w:hint="default"/>
-      </w:rPr>
-    </w:lvl>
-    <w:lvl w:ilvl="4" w:tplc="240A0003" w:tentative="1">
-      <w:start w:val="1"/>
-      <w:numFmt w:val="bullet"/>
-      <w:lvlText w:val="o"/>
-      <w:lvlJc w:val="left"/>
-      <w:pPr>
-        <w:ind w:left="4309" w:hanging="360"/>
-      </w:pPr>
-      <w:rPr>
-        <w:rFonts w:ascii="Courier New" w:hAnsi="Courier New" w:cs="Courier New" w:hint="default"/>
-      </w:rPr>
-    </w:lvl>
-    <w:lvl w:ilvl="5" w:tplc="240A0005" w:tentative="1">
-      <w:start w:val="1"/>
-      <w:numFmt w:val="bullet"/>
-      <w:lvlText w:val=""/>
-      <w:lvlJc w:val="left"/>
-      <w:pPr>
-        <w:ind w:left="5029" w:hanging="360"/>
-      </w:pPr>
-      <w:rPr>
-        <w:rFonts w:ascii="Wingdings" w:hAnsi="Wingdings" w:hint="default"/>
-      </w:rPr>
-    </w:lvl>
-    <w:lvl w:ilvl="6" w:tplc="240A0001" w:tentative="1">
-      <w:start w:val="1"/>
-      <w:numFmt w:val="bullet"/>
-      <w:lvlText w:val=""/>
-      <w:lvlJc w:val="left"/>
-      <w:pPr>
-        <w:ind w:left="5749" w:hanging="360"/>
-      </w:pPr>
-      <w:rPr>
-        <w:rFonts w:ascii="Symbol" w:hAnsi="Symbol" w:hint="default"/>
-      </w:rPr>
-    </w:lvl>
-    <w:lvl w:ilvl="7" w:tplc="240A0003" w:tentative="1">
-      <w:start w:val="1"/>
-      <w:numFmt w:val="bullet"/>
-      <w:lvlText w:val="o"/>
-      <w:lvlJc w:val="left"/>
-      <w:pPr>
-        <w:ind w:left="6469" w:hanging="360"/>
-      </w:pPr>
-      <w:rPr>
-        <w:rFonts w:ascii="Courier New" w:hAnsi="Courier New" w:cs="Courier New" w:hint="default"/>
-      </w:rPr>
-    </w:lvl>
-    <w:lvl w:ilvl="8" w:tplc="240A0005" w:tentative="1">
-      <w:start w:val="1"/>
-      <w:numFmt w:val="bullet"/>
-      <w:lvlText w:val=""/>
-      <w:lvlJc w:val="left"/>
-      <w:pPr>
-        <w:ind w:left="7189" w:hanging="360"/>
-      </w:pPr>
-      <w:rPr>
-        <w:rFonts w:ascii="Wingdings" w:hAnsi="Wingdings" w:hint="default"/>
-      </w:rPr>
-    </w:lvl>
-  </w:abstractNum>
-  <w:abstractNum w:abstractNumId="19" w15:restartNumberingAfterBreak="0">
-    <w:nsid w:val="2645683F"/>
-    <w:multiLevelType w:val="hybridMultilevel"/>
-    <w:tmpl w:val="05E20982"/>
-    <w:lvl w:ilvl="0" w:tplc="240A0001">
-      <w:start w:val="1"/>
-      <w:numFmt w:val="bullet"/>
-      <w:lvlText w:val=""/>
-      <w:lvlJc w:val="left"/>
-      <w:pPr>
-        <w:ind w:left="1429" w:hanging="360"/>
-      </w:pPr>
-      <w:rPr>
-        <w:rFonts w:ascii="Symbol" w:hAnsi="Symbol" w:hint="default"/>
-      </w:rPr>
-    </w:lvl>
-    <w:lvl w:ilvl="1" w:tplc="240A0003" w:tentative="1">
-      <w:start w:val="1"/>
-      <w:numFmt w:val="bullet"/>
-      <w:lvlText w:val="o"/>
-      <w:lvlJc w:val="left"/>
-      <w:pPr>
-        <w:ind w:left="2149" w:hanging="360"/>
-      </w:pPr>
-      <w:rPr>
-        <w:rFonts w:ascii="Courier New" w:hAnsi="Courier New" w:cs="Courier New" w:hint="default"/>
-      </w:rPr>
-    </w:lvl>
-    <w:lvl w:ilvl="2" w:tplc="240A0005" w:tentative="1">
-      <w:start w:val="1"/>
-      <w:numFmt w:val="bullet"/>
-      <w:lvlText w:val=""/>
-      <w:lvlJc w:val="left"/>
-      <w:pPr>
-        <w:ind w:left="2869" w:hanging="360"/>
-      </w:pPr>
-      <w:rPr>
-        <w:rFonts w:ascii="Wingdings" w:hAnsi="Wingdings" w:hint="default"/>
-      </w:rPr>
-    </w:lvl>
-    <w:lvl w:ilvl="3" w:tplc="240A0001" w:tentative="1">
-      <w:start w:val="1"/>
-      <w:numFmt w:val="bullet"/>
-      <w:lvlText w:val=""/>
-      <w:lvlJc w:val="left"/>
-      <w:pPr>
-        <w:ind w:left="3589" w:hanging="360"/>
-      </w:pPr>
-      <w:rPr>
-        <w:rFonts w:ascii="Symbol" w:hAnsi="Symbol" w:hint="default"/>
-      </w:rPr>
-    </w:lvl>
-    <w:lvl w:ilvl="4" w:tplc="240A0003" w:tentative="1">
-      <w:start w:val="1"/>
-      <w:numFmt w:val="bullet"/>
-      <w:lvlText w:val="o"/>
-      <w:lvlJc w:val="left"/>
-      <w:pPr>
-        <w:ind w:left="4309" w:hanging="360"/>
-      </w:pPr>
-      <w:rPr>
-        <w:rFonts w:ascii="Courier New" w:hAnsi="Courier New" w:cs="Courier New" w:hint="default"/>
-      </w:rPr>
-    </w:lvl>
-    <w:lvl w:ilvl="5" w:tplc="240A0005" w:tentative="1">
-      <w:start w:val="1"/>
-      <w:numFmt w:val="bullet"/>
-      <w:lvlText w:val=""/>
-      <w:lvlJc w:val="left"/>
-      <w:pPr>
-        <w:ind w:left="5029" w:hanging="360"/>
-      </w:pPr>
-      <w:rPr>
-        <w:rFonts w:ascii="Wingdings" w:hAnsi="Wingdings" w:hint="default"/>
-      </w:rPr>
-    </w:lvl>
-    <w:lvl w:ilvl="6" w:tplc="240A0001" w:tentative="1">
-      <w:start w:val="1"/>
-      <w:numFmt w:val="bullet"/>
-      <w:lvlText w:val=""/>
-      <w:lvlJc w:val="left"/>
-      <w:pPr>
-        <w:ind w:left="5749" w:hanging="360"/>
-      </w:pPr>
-      <w:rPr>
-        <w:rFonts w:ascii="Symbol" w:hAnsi="Symbol" w:hint="default"/>
-      </w:rPr>
-    </w:lvl>
-    <w:lvl w:ilvl="7" w:tplc="240A0003" w:tentative="1">
-      <w:start w:val="1"/>
-      <w:numFmt w:val="bullet"/>
-      <w:lvlText w:val="o"/>
-      <w:lvlJc w:val="left"/>
-      <w:pPr>
-        <w:ind w:left="6469" w:hanging="360"/>
-      </w:pPr>
-      <w:rPr>
-        <w:rFonts w:ascii="Courier New" w:hAnsi="Courier New" w:cs="Courier New" w:hint="default"/>
-      </w:rPr>
-    </w:lvl>
-    <w:lvl w:ilvl="8" w:tplc="240A0005" w:tentative="1">
-      <w:start w:val="1"/>
-      <w:numFmt w:val="bullet"/>
-      <w:lvlText w:val=""/>
-      <w:lvlJc w:val="left"/>
-      <w:pPr>
-        <w:ind w:left="7189" w:hanging="360"/>
-      </w:pPr>
-      <w:rPr>
-        <w:rFonts w:ascii="Wingdings" w:hAnsi="Wingdings" w:hint="default"/>
-      </w:rPr>
-    </w:lvl>
-  </w:abstractNum>
-  <w:abstractNum w:abstractNumId="20" w15:restartNumberingAfterBreak="0">
-    <w:nsid w:val="26F3790C"/>
-    <w:multiLevelType w:val="hybridMultilevel"/>
-    <w:tmpl w:val="2A76716E"/>
-    <w:lvl w:ilvl="0" w:tplc="0C0A0001">
-      <w:start w:val="1"/>
-      <w:numFmt w:val="bullet"/>
-      <w:lvlText w:val=""/>
-      <w:lvlJc w:val="left"/>
-      <w:pPr>
-        <w:ind w:left="1429" w:hanging="360"/>
-      </w:pPr>
-      <w:rPr>
-        <w:rFonts w:ascii="Symbol" w:hAnsi="Symbol" w:hint="default"/>
-      </w:rPr>
-    </w:lvl>
-    <w:lvl w:ilvl="1" w:tplc="0C0A0003" w:tentative="1">
-      <w:start w:val="1"/>
-      <w:numFmt w:val="bullet"/>
-      <w:lvlText w:val="o"/>
-      <w:lvlJc w:val="left"/>
-      <w:pPr>
-        <w:ind w:left="2149" w:hanging="360"/>
-      </w:pPr>
-      <w:rPr>
-        <w:rFonts w:ascii="Courier New" w:hAnsi="Courier New" w:cs="Courier New" w:hint="default"/>
-      </w:rPr>
-    </w:lvl>
-    <w:lvl w:ilvl="2" w:tplc="0C0A0005" w:tentative="1">
-      <w:start w:val="1"/>
-      <w:numFmt w:val="bullet"/>
-      <w:lvlText w:val=""/>
-      <w:lvlJc w:val="left"/>
-      <w:pPr>
-        <w:ind w:left="2869" w:hanging="360"/>
-      </w:pPr>
-      <w:rPr>
-        <w:rFonts w:ascii="Wingdings" w:hAnsi="Wingdings" w:hint="default"/>
-      </w:rPr>
-    </w:lvl>
-    <w:lvl w:ilvl="3" w:tplc="0C0A0001" w:tentative="1">
-      <w:start w:val="1"/>
-      <w:numFmt w:val="bullet"/>
-      <w:lvlText w:val=""/>
-      <w:lvlJc w:val="left"/>
-      <w:pPr>
-        <w:ind w:left="3589" w:hanging="360"/>
-      </w:pPr>
-      <w:rPr>
-        <w:rFonts w:ascii="Symbol" w:hAnsi="Symbol" w:hint="default"/>
-      </w:rPr>
-    </w:lvl>
-    <w:lvl w:ilvl="4" w:tplc="0C0A0003" w:tentative="1">
-      <w:start w:val="1"/>
-      <w:numFmt w:val="bullet"/>
-      <w:lvlText w:val="o"/>
-      <w:lvlJc w:val="left"/>
-      <w:pPr>
-        <w:ind w:left="4309" w:hanging="360"/>
-      </w:pPr>
-      <w:rPr>
-        <w:rFonts w:ascii="Courier New" w:hAnsi="Courier New" w:cs="Courier New" w:hint="default"/>
-      </w:rPr>
-    </w:lvl>
-    <w:lvl w:ilvl="5" w:tplc="0C0A0005" w:tentative="1">
-      <w:start w:val="1"/>
-      <w:numFmt w:val="bullet"/>
-      <w:lvlText w:val=""/>
-      <w:lvlJc w:val="left"/>
-      <w:pPr>
-        <w:ind w:left="5029" w:hanging="360"/>
-      </w:pPr>
-      <w:rPr>
-        <w:rFonts w:ascii="Wingdings" w:hAnsi="Wingdings" w:hint="default"/>
-      </w:rPr>
-    </w:lvl>
-    <w:lvl w:ilvl="6" w:tplc="0C0A0001" w:tentative="1">
-      <w:start w:val="1"/>
-      <w:numFmt w:val="bullet"/>
-      <w:lvlText w:val=""/>
-      <w:lvlJc w:val="left"/>
-      <w:pPr>
-        <w:ind w:left="5749" w:hanging="360"/>
-      </w:pPr>
-      <w:rPr>
-        <w:rFonts w:ascii="Symbol" w:hAnsi="Symbol" w:hint="default"/>
-      </w:rPr>
-    </w:lvl>
-    <w:lvl w:ilvl="7" w:tplc="0C0A0003" w:tentative="1">
-      <w:start w:val="1"/>
-      <w:numFmt w:val="bullet"/>
-      <w:lvlText w:val="o"/>
-      <w:lvlJc w:val="left"/>
-      <w:pPr>
-        <w:ind w:left="6469" w:hanging="360"/>
-      </w:pPr>
-      <w:rPr>
-        <w:rFonts w:ascii="Courier New" w:hAnsi="Courier New" w:cs="Courier New" w:hint="default"/>
-      </w:rPr>
-    </w:lvl>
-    <w:lvl w:ilvl="8" w:tplc="0C0A0005" w:tentative="1">
-      <w:start w:val="1"/>
-      <w:numFmt w:val="bullet"/>
-      <w:lvlText w:val=""/>
-      <w:lvlJc w:val="left"/>
-      <w:pPr>
-        <w:ind w:left="7189" w:hanging="360"/>
-      </w:pPr>
-      <w:rPr>
-        <w:rFonts w:ascii="Wingdings" w:hAnsi="Wingdings" w:hint="default"/>
-      </w:rPr>
-    </w:lvl>
-  </w:abstractNum>
-  <w:abstractNum w:abstractNumId="21" w15:restartNumberingAfterBreak="0">
+  <w:abstractNum w:abstractNumId="4" w15:restartNumberingAfterBreak="0">
     <w:nsid w:val="27412B07"/>
     <w:multiLevelType w:val="hybridMultilevel"/>
     <w:tmpl w:val="DE40D30A"/>
@@ -34301,1110 +32250,7 @@
       </w:pPr>
     </w:lvl>
   </w:abstractNum>
-  <w:abstractNum w:abstractNumId="22" w15:restartNumberingAfterBreak="0">
-    <w:nsid w:val="2AE13B3B"/>
-    <w:multiLevelType w:val="hybridMultilevel"/>
-    <w:tmpl w:val="25A8F0BC"/>
-    <w:lvl w:ilvl="0" w:tplc="240A0001">
-      <w:start w:val="1"/>
-      <w:numFmt w:val="bullet"/>
-      <w:lvlText w:val=""/>
-      <w:lvlJc w:val="left"/>
-      <w:pPr>
-        <w:ind w:left="1429" w:hanging="360"/>
-      </w:pPr>
-      <w:rPr>
-        <w:rFonts w:ascii="Symbol" w:hAnsi="Symbol" w:hint="default"/>
-      </w:rPr>
-    </w:lvl>
-    <w:lvl w:ilvl="1" w:tplc="240A0003" w:tentative="1">
-      <w:start w:val="1"/>
-      <w:numFmt w:val="bullet"/>
-      <w:lvlText w:val="o"/>
-      <w:lvlJc w:val="left"/>
-      <w:pPr>
-        <w:ind w:left="2149" w:hanging="360"/>
-      </w:pPr>
-      <w:rPr>
-        <w:rFonts w:ascii="Courier New" w:hAnsi="Courier New" w:cs="Courier New" w:hint="default"/>
-      </w:rPr>
-    </w:lvl>
-    <w:lvl w:ilvl="2" w:tplc="240A0005" w:tentative="1">
-      <w:start w:val="1"/>
-      <w:numFmt w:val="bullet"/>
-      <w:lvlText w:val=""/>
-      <w:lvlJc w:val="left"/>
-      <w:pPr>
-        <w:ind w:left="2869" w:hanging="360"/>
-      </w:pPr>
-      <w:rPr>
-        <w:rFonts w:ascii="Wingdings" w:hAnsi="Wingdings" w:hint="default"/>
-      </w:rPr>
-    </w:lvl>
-    <w:lvl w:ilvl="3" w:tplc="240A0001" w:tentative="1">
-      <w:start w:val="1"/>
-      <w:numFmt w:val="bullet"/>
-      <w:lvlText w:val=""/>
-      <w:lvlJc w:val="left"/>
-      <w:pPr>
-        <w:ind w:left="3589" w:hanging="360"/>
-      </w:pPr>
-      <w:rPr>
-        <w:rFonts w:ascii="Symbol" w:hAnsi="Symbol" w:hint="default"/>
-      </w:rPr>
-    </w:lvl>
-    <w:lvl w:ilvl="4" w:tplc="240A0003" w:tentative="1">
-      <w:start w:val="1"/>
-      <w:numFmt w:val="bullet"/>
-      <w:lvlText w:val="o"/>
-      <w:lvlJc w:val="left"/>
-      <w:pPr>
-        <w:ind w:left="4309" w:hanging="360"/>
-      </w:pPr>
-      <w:rPr>
-        <w:rFonts w:ascii="Courier New" w:hAnsi="Courier New" w:cs="Courier New" w:hint="default"/>
-      </w:rPr>
-    </w:lvl>
-    <w:lvl w:ilvl="5" w:tplc="240A0005" w:tentative="1">
-      <w:start w:val="1"/>
-      <w:numFmt w:val="bullet"/>
-      <w:lvlText w:val=""/>
-      <w:lvlJc w:val="left"/>
-      <w:pPr>
-        <w:ind w:left="5029" w:hanging="360"/>
-      </w:pPr>
-      <w:rPr>
-        <w:rFonts w:ascii="Wingdings" w:hAnsi="Wingdings" w:hint="default"/>
-      </w:rPr>
-    </w:lvl>
-    <w:lvl w:ilvl="6" w:tplc="240A0001" w:tentative="1">
-      <w:start w:val="1"/>
-      <w:numFmt w:val="bullet"/>
-      <w:lvlText w:val=""/>
-      <w:lvlJc w:val="left"/>
-      <w:pPr>
-        <w:ind w:left="5749" w:hanging="360"/>
-      </w:pPr>
-      <w:rPr>
-        <w:rFonts w:ascii="Symbol" w:hAnsi="Symbol" w:hint="default"/>
-      </w:rPr>
-    </w:lvl>
-    <w:lvl w:ilvl="7" w:tplc="240A0003" w:tentative="1">
-      <w:start w:val="1"/>
-      <w:numFmt w:val="bullet"/>
-      <w:lvlText w:val="o"/>
-      <w:lvlJc w:val="left"/>
-      <w:pPr>
-        <w:ind w:left="6469" w:hanging="360"/>
-      </w:pPr>
-      <w:rPr>
-        <w:rFonts w:ascii="Courier New" w:hAnsi="Courier New" w:cs="Courier New" w:hint="default"/>
-      </w:rPr>
-    </w:lvl>
-    <w:lvl w:ilvl="8" w:tplc="240A0005" w:tentative="1">
-      <w:start w:val="1"/>
-      <w:numFmt w:val="bullet"/>
-      <w:lvlText w:val=""/>
-      <w:lvlJc w:val="left"/>
-      <w:pPr>
-        <w:ind w:left="7189" w:hanging="360"/>
-      </w:pPr>
-      <w:rPr>
-        <w:rFonts w:ascii="Wingdings" w:hAnsi="Wingdings" w:hint="default"/>
-      </w:rPr>
-    </w:lvl>
-  </w:abstractNum>
-  <w:abstractNum w:abstractNumId="23" w15:restartNumberingAfterBreak="0">
-    <w:nsid w:val="2BDB3BF7"/>
-    <w:multiLevelType w:val="hybridMultilevel"/>
-    <w:tmpl w:val="68CE357A"/>
-    <w:lvl w:ilvl="0" w:tplc="0C0A0001">
-      <w:start w:val="1"/>
-      <w:numFmt w:val="bullet"/>
-      <w:lvlText w:val=""/>
-      <w:lvlJc w:val="left"/>
-      <w:pPr>
-        <w:ind w:left="1429" w:hanging="360"/>
-      </w:pPr>
-      <w:rPr>
-        <w:rFonts w:ascii="Symbol" w:hAnsi="Symbol" w:hint="default"/>
-      </w:rPr>
-    </w:lvl>
-    <w:lvl w:ilvl="1" w:tplc="0C0A0003" w:tentative="1">
-      <w:start w:val="1"/>
-      <w:numFmt w:val="bullet"/>
-      <w:lvlText w:val="o"/>
-      <w:lvlJc w:val="left"/>
-      <w:pPr>
-        <w:ind w:left="2149" w:hanging="360"/>
-      </w:pPr>
-      <w:rPr>
-        <w:rFonts w:ascii="Courier New" w:hAnsi="Courier New" w:cs="Courier New" w:hint="default"/>
-      </w:rPr>
-    </w:lvl>
-    <w:lvl w:ilvl="2" w:tplc="0C0A0005" w:tentative="1">
-      <w:start w:val="1"/>
-      <w:numFmt w:val="bullet"/>
-      <w:lvlText w:val=""/>
-      <w:lvlJc w:val="left"/>
-      <w:pPr>
-        <w:ind w:left="2869" w:hanging="360"/>
-      </w:pPr>
-      <w:rPr>
-        <w:rFonts w:ascii="Wingdings" w:hAnsi="Wingdings" w:hint="default"/>
-      </w:rPr>
-    </w:lvl>
-    <w:lvl w:ilvl="3" w:tplc="0C0A0001" w:tentative="1">
-      <w:start w:val="1"/>
-      <w:numFmt w:val="bullet"/>
-      <w:lvlText w:val=""/>
-      <w:lvlJc w:val="left"/>
-      <w:pPr>
-        <w:ind w:left="3589" w:hanging="360"/>
-      </w:pPr>
-      <w:rPr>
-        <w:rFonts w:ascii="Symbol" w:hAnsi="Symbol" w:hint="default"/>
-      </w:rPr>
-    </w:lvl>
-    <w:lvl w:ilvl="4" w:tplc="0C0A0003" w:tentative="1">
-      <w:start w:val="1"/>
-      <w:numFmt w:val="bullet"/>
-      <w:lvlText w:val="o"/>
-      <w:lvlJc w:val="left"/>
-      <w:pPr>
-        <w:ind w:left="4309" w:hanging="360"/>
-      </w:pPr>
-      <w:rPr>
-        <w:rFonts w:ascii="Courier New" w:hAnsi="Courier New" w:cs="Courier New" w:hint="default"/>
-      </w:rPr>
-    </w:lvl>
-    <w:lvl w:ilvl="5" w:tplc="0C0A0005" w:tentative="1">
-      <w:start w:val="1"/>
-      <w:numFmt w:val="bullet"/>
-      <w:lvlText w:val=""/>
-      <w:lvlJc w:val="left"/>
-      <w:pPr>
-        <w:ind w:left="5029" w:hanging="360"/>
-      </w:pPr>
-      <w:rPr>
-        <w:rFonts w:ascii="Wingdings" w:hAnsi="Wingdings" w:hint="default"/>
-      </w:rPr>
-    </w:lvl>
-    <w:lvl w:ilvl="6" w:tplc="0C0A0001" w:tentative="1">
-      <w:start w:val="1"/>
-      <w:numFmt w:val="bullet"/>
-      <w:lvlText w:val=""/>
-      <w:lvlJc w:val="left"/>
-      <w:pPr>
-        <w:ind w:left="5749" w:hanging="360"/>
-      </w:pPr>
-      <w:rPr>
-        <w:rFonts w:ascii="Symbol" w:hAnsi="Symbol" w:hint="default"/>
-      </w:rPr>
-    </w:lvl>
-    <w:lvl w:ilvl="7" w:tplc="0C0A0003" w:tentative="1">
-      <w:start w:val="1"/>
-      <w:numFmt w:val="bullet"/>
-      <w:lvlText w:val="o"/>
-      <w:lvlJc w:val="left"/>
-      <w:pPr>
-        <w:ind w:left="6469" w:hanging="360"/>
-      </w:pPr>
-      <w:rPr>
-        <w:rFonts w:ascii="Courier New" w:hAnsi="Courier New" w:cs="Courier New" w:hint="default"/>
-      </w:rPr>
-    </w:lvl>
-    <w:lvl w:ilvl="8" w:tplc="0C0A0005" w:tentative="1">
-      <w:start w:val="1"/>
-      <w:numFmt w:val="bullet"/>
-      <w:lvlText w:val=""/>
-      <w:lvlJc w:val="left"/>
-      <w:pPr>
-        <w:ind w:left="7189" w:hanging="360"/>
-      </w:pPr>
-      <w:rPr>
-        <w:rFonts w:ascii="Wingdings" w:hAnsi="Wingdings" w:hint="default"/>
-      </w:rPr>
-    </w:lvl>
-  </w:abstractNum>
-  <w:abstractNum w:abstractNumId="24" w15:restartNumberingAfterBreak="0">
-    <w:nsid w:val="2C6D7AAD"/>
-    <w:multiLevelType w:val="hybridMultilevel"/>
-    <w:tmpl w:val="27707D32"/>
-    <w:lvl w:ilvl="0" w:tplc="0C0A0001">
-      <w:start w:val="1"/>
-      <w:numFmt w:val="bullet"/>
-      <w:lvlText w:val=""/>
-      <w:lvlJc w:val="left"/>
-      <w:pPr>
-        <w:ind w:left="1429" w:hanging="360"/>
-      </w:pPr>
-      <w:rPr>
-        <w:rFonts w:ascii="Symbol" w:hAnsi="Symbol" w:hint="default"/>
-      </w:rPr>
-    </w:lvl>
-    <w:lvl w:ilvl="1" w:tplc="0C0A0003" w:tentative="1">
-      <w:start w:val="1"/>
-      <w:numFmt w:val="bullet"/>
-      <w:lvlText w:val="o"/>
-      <w:lvlJc w:val="left"/>
-      <w:pPr>
-        <w:ind w:left="2149" w:hanging="360"/>
-      </w:pPr>
-      <w:rPr>
-        <w:rFonts w:ascii="Courier New" w:hAnsi="Courier New" w:cs="Courier New" w:hint="default"/>
-      </w:rPr>
-    </w:lvl>
-    <w:lvl w:ilvl="2" w:tplc="0C0A0005" w:tentative="1">
-      <w:start w:val="1"/>
-      <w:numFmt w:val="bullet"/>
-      <w:lvlText w:val=""/>
-      <w:lvlJc w:val="left"/>
-      <w:pPr>
-        <w:ind w:left="2869" w:hanging="360"/>
-      </w:pPr>
-      <w:rPr>
-        <w:rFonts w:ascii="Wingdings" w:hAnsi="Wingdings" w:hint="default"/>
-      </w:rPr>
-    </w:lvl>
-    <w:lvl w:ilvl="3" w:tplc="0C0A0001" w:tentative="1">
-      <w:start w:val="1"/>
-      <w:numFmt w:val="bullet"/>
-      <w:lvlText w:val=""/>
-      <w:lvlJc w:val="left"/>
-      <w:pPr>
-        <w:ind w:left="3589" w:hanging="360"/>
-      </w:pPr>
-      <w:rPr>
-        <w:rFonts w:ascii="Symbol" w:hAnsi="Symbol" w:hint="default"/>
-      </w:rPr>
-    </w:lvl>
-    <w:lvl w:ilvl="4" w:tplc="0C0A0003" w:tentative="1">
-      <w:start w:val="1"/>
-      <w:numFmt w:val="bullet"/>
-      <w:lvlText w:val="o"/>
-      <w:lvlJc w:val="left"/>
-      <w:pPr>
-        <w:ind w:left="4309" w:hanging="360"/>
-      </w:pPr>
-      <w:rPr>
-        <w:rFonts w:ascii="Courier New" w:hAnsi="Courier New" w:cs="Courier New" w:hint="default"/>
-      </w:rPr>
-    </w:lvl>
-    <w:lvl w:ilvl="5" w:tplc="0C0A0005" w:tentative="1">
-      <w:start w:val="1"/>
-      <w:numFmt w:val="bullet"/>
-      <w:lvlText w:val=""/>
-      <w:lvlJc w:val="left"/>
-      <w:pPr>
-        <w:ind w:left="5029" w:hanging="360"/>
-      </w:pPr>
-      <w:rPr>
-        <w:rFonts w:ascii="Wingdings" w:hAnsi="Wingdings" w:hint="default"/>
-      </w:rPr>
-    </w:lvl>
-    <w:lvl w:ilvl="6" w:tplc="0C0A0001" w:tentative="1">
-      <w:start w:val="1"/>
-      <w:numFmt w:val="bullet"/>
-      <w:lvlText w:val=""/>
-      <w:lvlJc w:val="left"/>
-      <w:pPr>
-        <w:ind w:left="5749" w:hanging="360"/>
-      </w:pPr>
-      <w:rPr>
-        <w:rFonts w:ascii="Symbol" w:hAnsi="Symbol" w:hint="default"/>
-      </w:rPr>
-    </w:lvl>
-    <w:lvl w:ilvl="7" w:tplc="0C0A0003" w:tentative="1">
-      <w:start w:val="1"/>
-      <w:numFmt w:val="bullet"/>
-      <w:lvlText w:val="o"/>
-      <w:lvlJc w:val="left"/>
-      <w:pPr>
-        <w:ind w:left="6469" w:hanging="360"/>
-      </w:pPr>
-      <w:rPr>
-        <w:rFonts w:ascii="Courier New" w:hAnsi="Courier New" w:cs="Courier New" w:hint="default"/>
-      </w:rPr>
-    </w:lvl>
-    <w:lvl w:ilvl="8" w:tplc="0C0A0005" w:tentative="1">
-      <w:start w:val="1"/>
-      <w:numFmt w:val="bullet"/>
-      <w:lvlText w:val=""/>
-      <w:lvlJc w:val="left"/>
-      <w:pPr>
-        <w:ind w:left="7189" w:hanging="360"/>
-      </w:pPr>
-      <w:rPr>
-        <w:rFonts w:ascii="Wingdings" w:hAnsi="Wingdings" w:hint="default"/>
-      </w:rPr>
-    </w:lvl>
-  </w:abstractNum>
-  <w:abstractNum w:abstractNumId="25" w15:restartNumberingAfterBreak="0">
-    <w:nsid w:val="2C962B95"/>
-    <w:multiLevelType w:val="hybridMultilevel"/>
-    <w:tmpl w:val="60A4D718"/>
-    <w:lvl w:ilvl="0" w:tplc="0C0A0001">
-      <w:start w:val="1"/>
-      <w:numFmt w:val="bullet"/>
-      <w:lvlText w:val=""/>
-      <w:lvlJc w:val="left"/>
-      <w:pPr>
-        <w:ind w:left="1429" w:hanging="360"/>
-      </w:pPr>
-      <w:rPr>
-        <w:rFonts w:ascii="Symbol" w:hAnsi="Symbol" w:hint="default"/>
-      </w:rPr>
-    </w:lvl>
-    <w:lvl w:ilvl="1" w:tplc="0C0A0003" w:tentative="1">
-      <w:start w:val="1"/>
-      <w:numFmt w:val="bullet"/>
-      <w:lvlText w:val="o"/>
-      <w:lvlJc w:val="left"/>
-      <w:pPr>
-        <w:ind w:left="2149" w:hanging="360"/>
-      </w:pPr>
-      <w:rPr>
-        <w:rFonts w:ascii="Courier New" w:hAnsi="Courier New" w:cs="Courier New" w:hint="default"/>
-      </w:rPr>
-    </w:lvl>
-    <w:lvl w:ilvl="2" w:tplc="0C0A0005" w:tentative="1">
-      <w:start w:val="1"/>
-      <w:numFmt w:val="bullet"/>
-      <w:lvlText w:val=""/>
-      <w:lvlJc w:val="left"/>
-      <w:pPr>
-        <w:ind w:left="2869" w:hanging="360"/>
-      </w:pPr>
-      <w:rPr>
-        <w:rFonts w:ascii="Wingdings" w:hAnsi="Wingdings" w:hint="default"/>
-      </w:rPr>
-    </w:lvl>
-    <w:lvl w:ilvl="3" w:tplc="0C0A0001" w:tentative="1">
-      <w:start w:val="1"/>
-      <w:numFmt w:val="bullet"/>
-      <w:lvlText w:val=""/>
-      <w:lvlJc w:val="left"/>
-      <w:pPr>
-        <w:ind w:left="3589" w:hanging="360"/>
-      </w:pPr>
-      <w:rPr>
-        <w:rFonts w:ascii="Symbol" w:hAnsi="Symbol" w:hint="default"/>
-      </w:rPr>
-    </w:lvl>
-    <w:lvl w:ilvl="4" w:tplc="0C0A0003" w:tentative="1">
-      <w:start w:val="1"/>
-      <w:numFmt w:val="bullet"/>
-      <w:lvlText w:val="o"/>
-      <w:lvlJc w:val="left"/>
-      <w:pPr>
-        <w:ind w:left="4309" w:hanging="360"/>
-      </w:pPr>
-      <w:rPr>
-        <w:rFonts w:ascii="Courier New" w:hAnsi="Courier New" w:cs="Courier New" w:hint="default"/>
-      </w:rPr>
-    </w:lvl>
-    <w:lvl w:ilvl="5" w:tplc="0C0A0005" w:tentative="1">
-      <w:start w:val="1"/>
-      <w:numFmt w:val="bullet"/>
-      <w:lvlText w:val=""/>
-      <w:lvlJc w:val="left"/>
-      <w:pPr>
-        <w:ind w:left="5029" w:hanging="360"/>
-      </w:pPr>
-      <w:rPr>
-        <w:rFonts w:ascii="Wingdings" w:hAnsi="Wingdings" w:hint="default"/>
-      </w:rPr>
-    </w:lvl>
-    <w:lvl w:ilvl="6" w:tplc="0C0A0001" w:tentative="1">
-      <w:start w:val="1"/>
-      <w:numFmt w:val="bullet"/>
-      <w:lvlText w:val=""/>
-      <w:lvlJc w:val="left"/>
-      <w:pPr>
-        <w:ind w:left="5749" w:hanging="360"/>
-      </w:pPr>
-      <w:rPr>
-        <w:rFonts w:ascii="Symbol" w:hAnsi="Symbol" w:hint="default"/>
-      </w:rPr>
-    </w:lvl>
-    <w:lvl w:ilvl="7" w:tplc="0C0A0003" w:tentative="1">
-      <w:start w:val="1"/>
-      <w:numFmt w:val="bullet"/>
-      <w:lvlText w:val="o"/>
-      <w:lvlJc w:val="left"/>
-      <w:pPr>
-        <w:ind w:left="6469" w:hanging="360"/>
-      </w:pPr>
-      <w:rPr>
-        <w:rFonts w:ascii="Courier New" w:hAnsi="Courier New" w:cs="Courier New" w:hint="default"/>
-      </w:rPr>
-    </w:lvl>
-    <w:lvl w:ilvl="8" w:tplc="0C0A0005" w:tentative="1">
-      <w:start w:val="1"/>
-      <w:numFmt w:val="bullet"/>
-      <w:lvlText w:val=""/>
-      <w:lvlJc w:val="left"/>
-      <w:pPr>
-        <w:ind w:left="7189" w:hanging="360"/>
-      </w:pPr>
-      <w:rPr>
-        <w:rFonts w:ascii="Wingdings" w:hAnsi="Wingdings" w:hint="default"/>
-      </w:rPr>
-    </w:lvl>
-  </w:abstractNum>
-  <w:abstractNum w:abstractNumId="26" w15:restartNumberingAfterBreak="0">
-    <w:nsid w:val="2CF55C2C"/>
-    <w:multiLevelType w:val="hybridMultilevel"/>
-    <w:tmpl w:val="BA40A804"/>
-    <w:lvl w:ilvl="0" w:tplc="0C0A0017">
-      <w:start w:val="1"/>
-      <w:numFmt w:val="lowerLetter"/>
-      <w:lvlText w:val="%1)"/>
-      <w:lvlJc w:val="left"/>
-      <w:pPr>
-        <w:ind w:left="1429" w:hanging="360"/>
-      </w:pPr>
-    </w:lvl>
-    <w:lvl w:ilvl="1" w:tplc="0C0A0019" w:tentative="1">
-      <w:start w:val="1"/>
-      <w:numFmt w:val="lowerLetter"/>
-      <w:lvlText w:val="%2."/>
-      <w:lvlJc w:val="left"/>
-      <w:pPr>
-        <w:ind w:left="2149" w:hanging="360"/>
-      </w:pPr>
-    </w:lvl>
-    <w:lvl w:ilvl="2" w:tplc="0C0A001B" w:tentative="1">
-      <w:start w:val="1"/>
-      <w:numFmt w:val="lowerRoman"/>
-      <w:lvlText w:val="%3."/>
-      <w:lvlJc w:val="right"/>
-      <w:pPr>
-        <w:ind w:left="2869" w:hanging="180"/>
-      </w:pPr>
-    </w:lvl>
-    <w:lvl w:ilvl="3" w:tplc="0C0A000F" w:tentative="1">
-      <w:start w:val="1"/>
-      <w:numFmt w:val="decimal"/>
-      <w:lvlText w:val="%4."/>
-      <w:lvlJc w:val="left"/>
-      <w:pPr>
-        <w:ind w:left="3589" w:hanging="360"/>
-      </w:pPr>
-    </w:lvl>
-    <w:lvl w:ilvl="4" w:tplc="0C0A0019" w:tentative="1">
-      <w:start w:val="1"/>
-      <w:numFmt w:val="lowerLetter"/>
-      <w:lvlText w:val="%5."/>
-      <w:lvlJc w:val="left"/>
-      <w:pPr>
-        <w:ind w:left="4309" w:hanging="360"/>
-      </w:pPr>
-    </w:lvl>
-    <w:lvl w:ilvl="5" w:tplc="0C0A001B" w:tentative="1">
-      <w:start w:val="1"/>
-      <w:numFmt w:val="lowerRoman"/>
-      <w:lvlText w:val="%6."/>
-      <w:lvlJc w:val="right"/>
-      <w:pPr>
-        <w:ind w:left="5029" w:hanging="180"/>
-      </w:pPr>
-    </w:lvl>
-    <w:lvl w:ilvl="6" w:tplc="0C0A000F" w:tentative="1">
-      <w:start w:val="1"/>
-      <w:numFmt w:val="decimal"/>
-      <w:lvlText w:val="%7."/>
-      <w:lvlJc w:val="left"/>
-      <w:pPr>
-        <w:ind w:left="5749" w:hanging="360"/>
-      </w:pPr>
-    </w:lvl>
-    <w:lvl w:ilvl="7" w:tplc="0C0A0019" w:tentative="1">
-      <w:start w:val="1"/>
-      <w:numFmt w:val="lowerLetter"/>
-      <w:lvlText w:val="%8."/>
-      <w:lvlJc w:val="left"/>
-      <w:pPr>
-        <w:ind w:left="6469" w:hanging="360"/>
-      </w:pPr>
-    </w:lvl>
-    <w:lvl w:ilvl="8" w:tplc="0C0A001B" w:tentative="1">
-      <w:start w:val="1"/>
-      <w:numFmt w:val="lowerRoman"/>
-      <w:lvlText w:val="%9."/>
-      <w:lvlJc w:val="right"/>
-      <w:pPr>
-        <w:ind w:left="7189" w:hanging="180"/>
-      </w:pPr>
-    </w:lvl>
-  </w:abstractNum>
-  <w:abstractNum w:abstractNumId="27" w15:restartNumberingAfterBreak="0">
-    <w:nsid w:val="2DDB6A08"/>
-    <w:multiLevelType w:val="hybridMultilevel"/>
-    <w:tmpl w:val="FAAC560C"/>
-    <w:lvl w:ilvl="0" w:tplc="0C0A0001">
-      <w:start w:val="1"/>
-      <w:numFmt w:val="bullet"/>
-      <w:lvlText w:val=""/>
-      <w:lvlJc w:val="left"/>
-      <w:pPr>
-        <w:ind w:left="1429" w:hanging="360"/>
-      </w:pPr>
-      <w:rPr>
-        <w:rFonts w:ascii="Symbol" w:hAnsi="Symbol" w:hint="default"/>
-      </w:rPr>
-    </w:lvl>
-    <w:lvl w:ilvl="1" w:tplc="0C0A0003" w:tentative="1">
-      <w:start w:val="1"/>
-      <w:numFmt w:val="bullet"/>
-      <w:lvlText w:val="o"/>
-      <w:lvlJc w:val="left"/>
-      <w:pPr>
-        <w:ind w:left="2149" w:hanging="360"/>
-      </w:pPr>
-      <w:rPr>
-        <w:rFonts w:ascii="Courier New" w:hAnsi="Courier New" w:cs="Courier New" w:hint="default"/>
-      </w:rPr>
-    </w:lvl>
-    <w:lvl w:ilvl="2" w:tplc="0C0A0005" w:tentative="1">
-      <w:start w:val="1"/>
-      <w:numFmt w:val="bullet"/>
-      <w:lvlText w:val=""/>
-      <w:lvlJc w:val="left"/>
-      <w:pPr>
-        <w:ind w:left="2869" w:hanging="360"/>
-      </w:pPr>
-      <w:rPr>
-        <w:rFonts w:ascii="Wingdings" w:hAnsi="Wingdings" w:hint="default"/>
-      </w:rPr>
-    </w:lvl>
-    <w:lvl w:ilvl="3" w:tplc="0C0A0001" w:tentative="1">
-      <w:start w:val="1"/>
-      <w:numFmt w:val="bullet"/>
-      <w:lvlText w:val=""/>
-      <w:lvlJc w:val="left"/>
-      <w:pPr>
-        <w:ind w:left="3589" w:hanging="360"/>
-      </w:pPr>
-      <w:rPr>
-        <w:rFonts w:ascii="Symbol" w:hAnsi="Symbol" w:hint="default"/>
-      </w:rPr>
-    </w:lvl>
-    <w:lvl w:ilvl="4" w:tplc="0C0A0003" w:tentative="1">
-      <w:start w:val="1"/>
-      <w:numFmt w:val="bullet"/>
-      <w:lvlText w:val="o"/>
-      <w:lvlJc w:val="left"/>
-      <w:pPr>
-        <w:ind w:left="4309" w:hanging="360"/>
-      </w:pPr>
-      <w:rPr>
-        <w:rFonts w:ascii="Courier New" w:hAnsi="Courier New" w:cs="Courier New" w:hint="default"/>
-      </w:rPr>
-    </w:lvl>
-    <w:lvl w:ilvl="5" w:tplc="0C0A0005" w:tentative="1">
-      <w:start w:val="1"/>
-      <w:numFmt w:val="bullet"/>
-      <w:lvlText w:val=""/>
-      <w:lvlJc w:val="left"/>
-      <w:pPr>
-        <w:ind w:left="5029" w:hanging="360"/>
-      </w:pPr>
-      <w:rPr>
-        <w:rFonts w:ascii="Wingdings" w:hAnsi="Wingdings" w:hint="default"/>
-      </w:rPr>
-    </w:lvl>
-    <w:lvl w:ilvl="6" w:tplc="0C0A0001" w:tentative="1">
-      <w:start w:val="1"/>
-      <w:numFmt w:val="bullet"/>
-      <w:lvlText w:val=""/>
-      <w:lvlJc w:val="left"/>
-      <w:pPr>
-        <w:ind w:left="5749" w:hanging="360"/>
-      </w:pPr>
-      <w:rPr>
-        <w:rFonts w:ascii="Symbol" w:hAnsi="Symbol" w:hint="default"/>
-      </w:rPr>
-    </w:lvl>
-    <w:lvl w:ilvl="7" w:tplc="0C0A0003" w:tentative="1">
-      <w:start w:val="1"/>
-      <w:numFmt w:val="bullet"/>
-      <w:lvlText w:val="o"/>
-      <w:lvlJc w:val="left"/>
-      <w:pPr>
-        <w:ind w:left="6469" w:hanging="360"/>
-      </w:pPr>
-      <w:rPr>
-        <w:rFonts w:ascii="Courier New" w:hAnsi="Courier New" w:cs="Courier New" w:hint="default"/>
-      </w:rPr>
-    </w:lvl>
-    <w:lvl w:ilvl="8" w:tplc="0C0A0005" w:tentative="1">
-      <w:start w:val="1"/>
-      <w:numFmt w:val="bullet"/>
-      <w:lvlText w:val=""/>
-      <w:lvlJc w:val="left"/>
-      <w:pPr>
-        <w:ind w:left="7189" w:hanging="360"/>
-      </w:pPr>
-      <w:rPr>
-        <w:rFonts w:ascii="Wingdings" w:hAnsi="Wingdings" w:hint="default"/>
-      </w:rPr>
-    </w:lvl>
-  </w:abstractNum>
-  <w:abstractNum w:abstractNumId="28" w15:restartNumberingAfterBreak="0">
-    <w:nsid w:val="31B1003E"/>
-    <w:multiLevelType w:val="hybridMultilevel"/>
-    <w:tmpl w:val="160AE342"/>
-    <w:lvl w:ilvl="0" w:tplc="0C0A0001">
-      <w:start w:val="1"/>
-      <w:numFmt w:val="bullet"/>
-      <w:lvlText w:val=""/>
-      <w:lvlJc w:val="left"/>
-      <w:pPr>
-        <w:ind w:left="1429" w:hanging="360"/>
-      </w:pPr>
-      <w:rPr>
-        <w:rFonts w:ascii="Symbol" w:hAnsi="Symbol" w:hint="default"/>
-      </w:rPr>
-    </w:lvl>
-    <w:lvl w:ilvl="1" w:tplc="0C0A0003" w:tentative="1">
-      <w:start w:val="1"/>
-      <w:numFmt w:val="bullet"/>
-      <w:lvlText w:val="o"/>
-      <w:lvlJc w:val="left"/>
-      <w:pPr>
-        <w:ind w:left="2149" w:hanging="360"/>
-      </w:pPr>
-      <w:rPr>
-        <w:rFonts w:ascii="Courier New" w:hAnsi="Courier New" w:cs="Courier New" w:hint="default"/>
-      </w:rPr>
-    </w:lvl>
-    <w:lvl w:ilvl="2" w:tplc="0C0A0005" w:tentative="1">
-      <w:start w:val="1"/>
-      <w:numFmt w:val="bullet"/>
-      <w:lvlText w:val=""/>
-      <w:lvlJc w:val="left"/>
-      <w:pPr>
-        <w:ind w:left="2869" w:hanging="360"/>
-      </w:pPr>
-      <w:rPr>
-        <w:rFonts w:ascii="Wingdings" w:hAnsi="Wingdings" w:hint="default"/>
-      </w:rPr>
-    </w:lvl>
-    <w:lvl w:ilvl="3" w:tplc="0C0A0001" w:tentative="1">
-      <w:start w:val="1"/>
-      <w:numFmt w:val="bullet"/>
-      <w:lvlText w:val=""/>
-      <w:lvlJc w:val="left"/>
-      <w:pPr>
-        <w:ind w:left="3589" w:hanging="360"/>
-      </w:pPr>
-      <w:rPr>
-        <w:rFonts w:ascii="Symbol" w:hAnsi="Symbol" w:hint="default"/>
-      </w:rPr>
-    </w:lvl>
-    <w:lvl w:ilvl="4" w:tplc="0C0A0003" w:tentative="1">
-      <w:start w:val="1"/>
-      <w:numFmt w:val="bullet"/>
-      <w:lvlText w:val="o"/>
-      <w:lvlJc w:val="left"/>
-      <w:pPr>
-        <w:ind w:left="4309" w:hanging="360"/>
-      </w:pPr>
-      <w:rPr>
-        <w:rFonts w:ascii="Courier New" w:hAnsi="Courier New" w:cs="Courier New" w:hint="default"/>
-      </w:rPr>
-    </w:lvl>
-    <w:lvl w:ilvl="5" w:tplc="0C0A0005" w:tentative="1">
-      <w:start w:val="1"/>
-      <w:numFmt w:val="bullet"/>
-      <w:lvlText w:val=""/>
-      <w:lvlJc w:val="left"/>
-      <w:pPr>
-        <w:ind w:left="5029" w:hanging="360"/>
-      </w:pPr>
-      <w:rPr>
-        <w:rFonts w:ascii="Wingdings" w:hAnsi="Wingdings" w:hint="default"/>
-      </w:rPr>
-    </w:lvl>
-    <w:lvl w:ilvl="6" w:tplc="0C0A0001" w:tentative="1">
-      <w:start w:val="1"/>
-      <w:numFmt w:val="bullet"/>
-      <w:lvlText w:val=""/>
-      <w:lvlJc w:val="left"/>
-      <w:pPr>
-        <w:ind w:left="5749" w:hanging="360"/>
-      </w:pPr>
-      <w:rPr>
-        <w:rFonts w:ascii="Symbol" w:hAnsi="Symbol" w:hint="default"/>
-      </w:rPr>
-    </w:lvl>
-    <w:lvl w:ilvl="7" w:tplc="0C0A0003" w:tentative="1">
-      <w:start w:val="1"/>
-      <w:numFmt w:val="bullet"/>
-      <w:lvlText w:val="o"/>
-      <w:lvlJc w:val="left"/>
-      <w:pPr>
-        <w:ind w:left="6469" w:hanging="360"/>
-      </w:pPr>
-      <w:rPr>
-        <w:rFonts w:ascii="Courier New" w:hAnsi="Courier New" w:cs="Courier New" w:hint="default"/>
-      </w:rPr>
-    </w:lvl>
-    <w:lvl w:ilvl="8" w:tplc="0C0A0005" w:tentative="1">
-      <w:start w:val="1"/>
-      <w:numFmt w:val="bullet"/>
-      <w:lvlText w:val=""/>
-      <w:lvlJc w:val="left"/>
-      <w:pPr>
-        <w:ind w:left="7189" w:hanging="360"/>
-      </w:pPr>
-      <w:rPr>
-        <w:rFonts w:ascii="Wingdings" w:hAnsi="Wingdings" w:hint="default"/>
-      </w:rPr>
-    </w:lvl>
-  </w:abstractNum>
-  <w:abstractNum w:abstractNumId="29" w15:restartNumberingAfterBreak="0">
-    <w:nsid w:val="3483484E"/>
-    <w:multiLevelType w:val="hybridMultilevel"/>
-    <w:tmpl w:val="2488D422"/>
-    <w:lvl w:ilvl="0" w:tplc="240A0001">
-      <w:start w:val="1"/>
-      <w:numFmt w:val="bullet"/>
-      <w:lvlText w:val=""/>
-      <w:lvlJc w:val="left"/>
-      <w:pPr>
-        <w:ind w:left="1429" w:hanging="360"/>
-      </w:pPr>
-      <w:rPr>
-        <w:rFonts w:ascii="Symbol" w:hAnsi="Symbol" w:hint="default"/>
-      </w:rPr>
-    </w:lvl>
-    <w:lvl w:ilvl="1" w:tplc="240A0003">
-      <w:start w:val="1"/>
-      <w:numFmt w:val="bullet"/>
-      <w:lvlText w:val="o"/>
-      <w:lvlJc w:val="left"/>
-      <w:pPr>
-        <w:ind w:left="2149" w:hanging="360"/>
-      </w:pPr>
-      <w:rPr>
-        <w:rFonts w:ascii="Courier New" w:hAnsi="Courier New" w:cs="Courier New" w:hint="default"/>
-      </w:rPr>
-    </w:lvl>
-    <w:lvl w:ilvl="2" w:tplc="240A0005" w:tentative="1">
-      <w:start w:val="1"/>
-      <w:numFmt w:val="bullet"/>
-      <w:lvlText w:val=""/>
-      <w:lvlJc w:val="left"/>
-      <w:pPr>
-        <w:ind w:left="2869" w:hanging="360"/>
-      </w:pPr>
-      <w:rPr>
-        <w:rFonts w:ascii="Wingdings" w:hAnsi="Wingdings" w:hint="default"/>
-      </w:rPr>
-    </w:lvl>
-    <w:lvl w:ilvl="3" w:tplc="240A0001" w:tentative="1">
-      <w:start w:val="1"/>
-      <w:numFmt w:val="bullet"/>
-      <w:lvlText w:val=""/>
-      <w:lvlJc w:val="left"/>
-      <w:pPr>
-        <w:ind w:left="3589" w:hanging="360"/>
-      </w:pPr>
-      <w:rPr>
-        <w:rFonts w:ascii="Symbol" w:hAnsi="Symbol" w:hint="default"/>
-      </w:rPr>
-    </w:lvl>
-    <w:lvl w:ilvl="4" w:tplc="240A0003" w:tentative="1">
-      <w:start w:val="1"/>
-      <w:numFmt w:val="bullet"/>
-      <w:lvlText w:val="o"/>
-      <w:lvlJc w:val="left"/>
-      <w:pPr>
-        <w:ind w:left="4309" w:hanging="360"/>
-      </w:pPr>
-      <w:rPr>
-        <w:rFonts w:ascii="Courier New" w:hAnsi="Courier New" w:cs="Courier New" w:hint="default"/>
-      </w:rPr>
-    </w:lvl>
-    <w:lvl w:ilvl="5" w:tplc="240A0005" w:tentative="1">
-      <w:start w:val="1"/>
-      <w:numFmt w:val="bullet"/>
-      <w:lvlText w:val=""/>
-      <w:lvlJc w:val="left"/>
-      <w:pPr>
-        <w:ind w:left="5029" w:hanging="360"/>
-      </w:pPr>
-      <w:rPr>
-        <w:rFonts w:ascii="Wingdings" w:hAnsi="Wingdings" w:hint="default"/>
-      </w:rPr>
-    </w:lvl>
-    <w:lvl w:ilvl="6" w:tplc="240A0001" w:tentative="1">
-      <w:start w:val="1"/>
-      <w:numFmt w:val="bullet"/>
-      <w:lvlText w:val=""/>
-      <w:lvlJc w:val="left"/>
-      <w:pPr>
-        <w:ind w:left="5749" w:hanging="360"/>
-      </w:pPr>
-      <w:rPr>
-        <w:rFonts w:ascii="Symbol" w:hAnsi="Symbol" w:hint="default"/>
-      </w:rPr>
-    </w:lvl>
-    <w:lvl w:ilvl="7" w:tplc="240A0003" w:tentative="1">
-      <w:start w:val="1"/>
-      <w:numFmt w:val="bullet"/>
-      <w:lvlText w:val="o"/>
-      <w:lvlJc w:val="left"/>
-      <w:pPr>
-        <w:ind w:left="6469" w:hanging="360"/>
-      </w:pPr>
-      <w:rPr>
-        <w:rFonts w:ascii="Courier New" w:hAnsi="Courier New" w:cs="Courier New" w:hint="default"/>
-      </w:rPr>
-    </w:lvl>
-    <w:lvl w:ilvl="8" w:tplc="240A0005" w:tentative="1">
-      <w:start w:val="1"/>
-      <w:numFmt w:val="bullet"/>
-      <w:lvlText w:val=""/>
-      <w:lvlJc w:val="left"/>
-      <w:pPr>
-        <w:ind w:left="7189" w:hanging="360"/>
-      </w:pPr>
-      <w:rPr>
-        <w:rFonts w:ascii="Wingdings" w:hAnsi="Wingdings" w:hint="default"/>
-      </w:rPr>
-    </w:lvl>
-  </w:abstractNum>
-  <w:abstractNum w:abstractNumId="30" w15:restartNumberingAfterBreak="0">
-    <w:nsid w:val="35984385"/>
-    <w:multiLevelType w:val="hybridMultilevel"/>
-    <w:tmpl w:val="312CF2A0"/>
-    <w:lvl w:ilvl="0" w:tplc="0C0A0001">
-      <w:start w:val="1"/>
-      <w:numFmt w:val="bullet"/>
-      <w:lvlText w:val=""/>
-      <w:lvlJc w:val="left"/>
-      <w:pPr>
-        <w:ind w:left="1429" w:hanging="360"/>
-      </w:pPr>
-      <w:rPr>
-        <w:rFonts w:ascii="Symbol" w:hAnsi="Symbol" w:hint="default"/>
-      </w:rPr>
-    </w:lvl>
-    <w:lvl w:ilvl="1" w:tplc="0C0A0003" w:tentative="1">
-      <w:start w:val="1"/>
-      <w:numFmt w:val="bullet"/>
-      <w:lvlText w:val="o"/>
-      <w:lvlJc w:val="left"/>
-      <w:pPr>
-        <w:ind w:left="2149" w:hanging="360"/>
-      </w:pPr>
-      <w:rPr>
-        <w:rFonts w:ascii="Courier New" w:hAnsi="Courier New" w:cs="Courier New" w:hint="default"/>
-      </w:rPr>
-    </w:lvl>
-    <w:lvl w:ilvl="2" w:tplc="0C0A0005" w:tentative="1">
-      <w:start w:val="1"/>
-      <w:numFmt w:val="bullet"/>
-      <w:lvlText w:val=""/>
-      <w:lvlJc w:val="left"/>
-      <w:pPr>
-        <w:ind w:left="2869" w:hanging="360"/>
-      </w:pPr>
-      <w:rPr>
-        <w:rFonts w:ascii="Wingdings" w:hAnsi="Wingdings" w:hint="default"/>
-      </w:rPr>
-    </w:lvl>
-    <w:lvl w:ilvl="3" w:tplc="0C0A0001" w:tentative="1">
-      <w:start w:val="1"/>
-      <w:numFmt w:val="bullet"/>
-      <w:lvlText w:val=""/>
-      <w:lvlJc w:val="left"/>
-      <w:pPr>
-        <w:ind w:left="3589" w:hanging="360"/>
-      </w:pPr>
-      <w:rPr>
-        <w:rFonts w:ascii="Symbol" w:hAnsi="Symbol" w:hint="default"/>
-      </w:rPr>
-    </w:lvl>
-    <w:lvl w:ilvl="4" w:tplc="0C0A0003" w:tentative="1">
-      <w:start w:val="1"/>
-      <w:numFmt w:val="bullet"/>
-      <w:lvlText w:val="o"/>
-      <w:lvlJc w:val="left"/>
-      <w:pPr>
-        <w:ind w:left="4309" w:hanging="360"/>
-      </w:pPr>
-      <w:rPr>
-        <w:rFonts w:ascii="Courier New" w:hAnsi="Courier New" w:cs="Courier New" w:hint="default"/>
-      </w:rPr>
-    </w:lvl>
-    <w:lvl w:ilvl="5" w:tplc="0C0A0005" w:tentative="1">
-      <w:start w:val="1"/>
-      <w:numFmt w:val="bullet"/>
-      <w:lvlText w:val=""/>
-      <w:lvlJc w:val="left"/>
-      <w:pPr>
-        <w:ind w:left="5029" w:hanging="360"/>
-      </w:pPr>
-      <w:rPr>
-        <w:rFonts w:ascii="Wingdings" w:hAnsi="Wingdings" w:hint="default"/>
-      </w:rPr>
-    </w:lvl>
-    <w:lvl w:ilvl="6" w:tplc="0C0A0001" w:tentative="1">
-      <w:start w:val="1"/>
-      <w:numFmt w:val="bullet"/>
-      <w:lvlText w:val=""/>
-      <w:lvlJc w:val="left"/>
-      <w:pPr>
-        <w:ind w:left="5749" w:hanging="360"/>
-      </w:pPr>
-      <w:rPr>
-        <w:rFonts w:ascii="Symbol" w:hAnsi="Symbol" w:hint="default"/>
-      </w:rPr>
-    </w:lvl>
-    <w:lvl w:ilvl="7" w:tplc="0C0A0003" w:tentative="1">
-      <w:start w:val="1"/>
-      <w:numFmt w:val="bullet"/>
-      <w:lvlText w:val="o"/>
-      <w:lvlJc w:val="left"/>
-      <w:pPr>
-        <w:ind w:left="6469" w:hanging="360"/>
-      </w:pPr>
-      <w:rPr>
-        <w:rFonts w:ascii="Courier New" w:hAnsi="Courier New" w:cs="Courier New" w:hint="default"/>
-      </w:rPr>
-    </w:lvl>
-    <w:lvl w:ilvl="8" w:tplc="0C0A0005" w:tentative="1">
-      <w:start w:val="1"/>
-      <w:numFmt w:val="bullet"/>
-      <w:lvlText w:val=""/>
-      <w:lvlJc w:val="left"/>
-      <w:pPr>
-        <w:ind w:left="7189" w:hanging="360"/>
-      </w:pPr>
-      <w:rPr>
-        <w:rFonts w:ascii="Wingdings" w:hAnsi="Wingdings" w:hint="default"/>
-      </w:rPr>
-    </w:lvl>
-  </w:abstractNum>
-  <w:abstractNum w:abstractNumId="31" w15:restartNumberingAfterBreak="0">
-    <w:nsid w:val="35C34448"/>
-    <w:multiLevelType w:val="hybridMultilevel"/>
-    <w:tmpl w:val="9EAEE156"/>
-    <w:lvl w:ilvl="0" w:tplc="0C0A0001">
-      <w:start w:val="1"/>
-      <w:numFmt w:val="bullet"/>
-      <w:lvlText w:val=""/>
-      <w:lvlJc w:val="left"/>
-      <w:pPr>
-        <w:ind w:left="1429" w:hanging="360"/>
-      </w:pPr>
-      <w:rPr>
-        <w:rFonts w:ascii="Symbol" w:hAnsi="Symbol" w:hint="default"/>
-      </w:rPr>
-    </w:lvl>
-    <w:lvl w:ilvl="1" w:tplc="0C0A0003" w:tentative="1">
-      <w:start w:val="1"/>
-      <w:numFmt w:val="bullet"/>
-      <w:lvlText w:val="o"/>
-      <w:lvlJc w:val="left"/>
-      <w:pPr>
-        <w:ind w:left="2149" w:hanging="360"/>
-      </w:pPr>
-      <w:rPr>
-        <w:rFonts w:ascii="Courier New" w:hAnsi="Courier New" w:cs="Courier New" w:hint="default"/>
-      </w:rPr>
-    </w:lvl>
-    <w:lvl w:ilvl="2" w:tplc="0C0A0005" w:tentative="1">
-      <w:start w:val="1"/>
-      <w:numFmt w:val="bullet"/>
-      <w:lvlText w:val=""/>
-      <w:lvlJc w:val="left"/>
-      <w:pPr>
-        <w:ind w:left="2869" w:hanging="360"/>
-      </w:pPr>
-      <w:rPr>
-        <w:rFonts w:ascii="Wingdings" w:hAnsi="Wingdings" w:hint="default"/>
-      </w:rPr>
-    </w:lvl>
-    <w:lvl w:ilvl="3" w:tplc="0C0A0001" w:tentative="1">
-      <w:start w:val="1"/>
-      <w:numFmt w:val="bullet"/>
-      <w:lvlText w:val=""/>
-      <w:lvlJc w:val="left"/>
-      <w:pPr>
-        <w:ind w:left="3589" w:hanging="360"/>
-      </w:pPr>
-      <w:rPr>
-        <w:rFonts w:ascii="Symbol" w:hAnsi="Symbol" w:hint="default"/>
-      </w:rPr>
-    </w:lvl>
-    <w:lvl w:ilvl="4" w:tplc="0C0A0003" w:tentative="1">
-      <w:start w:val="1"/>
-      <w:numFmt w:val="bullet"/>
-      <w:lvlText w:val="o"/>
-      <w:lvlJc w:val="left"/>
-      <w:pPr>
-        <w:ind w:left="4309" w:hanging="360"/>
-      </w:pPr>
-      <w:rPr>
-        <w:rFonts w:ascii="Courier New" w:hAnsi="Courier New" w:cs="Courier New" w:hint="default"/>
-      </w:rPr>
-    </w:lvl>
-    <w:lvl w:ilvl="5" w:tplc="0C0A0005" w:tentative="1">
-      <w:start w:val="1"/>
-      <w:numFmt w:val="bullet"/>
-      <w:lvlText w:val=""/>
-      <w:lvlJc w:val="left"/>
-      <w:pPr>
-        <w:ind w:left="5029" w:hanging="360"/>
-      </w:pPr>
-      <w:rPr>
-        <w:rFonts w:ascii="Wingdings" w:hAnsi="Wingdings" w:hint="default"/>
-      </w:rPr>
-    </w:lvl>
-    <w:lvl w:ilvl="6" w:tplc="0C0A0001" w:tentative="1">
-      <w:start w:val="1"/>
-      <w:numFmt w:val="bullet"/>
-      <w:lvlText w:val=""/>
-      <w:lvlJc w:val="left"/>
-      <w:pPr>
-        <w:ind w:left="5749" w:hanging="360"/>
-      </w:pPr>
-      <w:rPr>
-        <w:rFonts w:ascii="Symbol" w:hAnsi="Symbol" w:hint="default"/>
-      </w:rPr>
-    </w:lvl>
-    <w:lvl w:ilvl="7" w:tplc="0C0A0003" w:tentative="1">
-      <w:start w:val="1"/>
-      <w:numFmt w:val="bullet"/>
-      <w:lvlText w:val="o"/>
-      <w:lvlJc w:val="left"/>
-      <w:pPr>
-        <w:ind w:left="6469" w:hanging="360"/>
-      </w:pPr>
-      <w:rPr>
-        <w:rFonts w:ascii="Courier New" w:hAnsi="Courier New" w:cs="Courier New" w:hint="default"/>
-      </w:rPr>
-    </w:lvl>
-    <w:lvl w:ilvl="8" w:tplc="0C0A0005" w:tentative="1">
-      <w:start w:val="1"/>
-      <w:numFmt w:val="bullet"/>
-      <w:lvlText w:val=""/>
-      <w:lvlJc w:val="left"/>
-      <w:pPr>
-        <w:ind w:left="7189" w:hanging="360"/>
-      </w:pPr>
-      <w:rPr>
-        <w:rFonts w:ascii="Wingdings" w:hAnsi="Wingdings" w:hint="default"/>
-      </w:rPr>
-    </w:lvl>
-  </w:abstractNum>
-  <w:abstractNum w:abstractNumId="32" w15:restartNumberingAfterBreak="0">
+  <w:abstractNum w:abstractNumId="5" w15:restartNumberingAfterBreak="0">
     <w:nsid w:val="368E176E"/>
     <w:multiLevelType w:val="hybridMultilevel"/>
     <w:tmpl w:val="BDF054FE"/>
@@ -35498,322 +32344,10 @@
       </w:pPr>
     </w:lvl>
   </w:abstractNum>
-  <w:abstractNum w:abstractNumId="33" w15:restartNumberingAfterBreak="0">
-    <w:nsid w:val="3A1F7FC6"/>
+  <w:abstractNum w:abstractNumId="6" w15:restartNumberingAfterBreak="0">
+    <w:nsid w:val="44414398"/>
     <w:multiLevelType w:val="hybridMultilevel"/>
-    <w:tmpl w:val="30DCB250"/>
-    <w:lvl w:ilvl="0" w:tplc="0C0A0001">
-      <w:start w:val="1"/>
-      <w:numFmt w:val="bullet"/>
-      <w:lvlText w:val=""/>
-      <w:lvlJc w:val="left"/>
-      <w:pPr>
-        <w:ind w:left="1429" w:hanging="360"/>
-      </w:pPr>
-      <w:rPr>
-        <w:rFonts w:ascii="Symbol" w:hAnsi="Symbol" w:hint="default"/>
-      </w:rPr>
-    </w:lvl>
-    <w:lvl w:ilvl="1" w:tplc="0C0A0003" w:tentative="1">
-      <w:start w:val="1"/>
-      <w:numFmt w:val="bullet"/>
-      <w:lvlText w:val="o"/>
-      <w:lvlJc w:val="left"/>
-      <w:pPr>
-        <w:ind w:left="2149" w:hanging="360"/>
-      </w:pPr>
-      <w:rPr>
-        <w:rFonts w:ascii="Courier New" w:hAnsi="Courier New" w:cs="Courier New" w:hint="default"/>
-      </w:rPr>
-    </w:lvl>
-    <w:lvl w:ilvl="2" w:tplc="0C0A0005" w:tentative="1">
-      <w:start w:val="1"/>
-      <w:numFmt w:val="bullet"/>
-      <w:lvlText w:val=""/>
-      <w:lvlJc w:val="left"/>
-      <w:pPr>
-        <w:ind w:left="2869" w:hanging="360"/>
-      </w:pPr>
-      <w:rPr>
-        <w:rFonts w:ascii="Wingdings" w:hAnsi="Wingdings" w:hint="default"/>
-      </w:rPr>
-    </w:lvl>
-    <w:lvl w:ilvl="3" w:tplc="0C0A0001" w:tentative="1">
-      <w:start w:val="1"/>
-      <w:numFmt w:val="bullet"/>
-      <w:lvlText w:val=""/>
-      <w:lvlJc w:val="left"/>
-      <w:pPr>
-        <w:ind w:left="3589" w:hanging="360"/>
-      </w:pPr>
-      <w:rPr>
-        <w:rFonts w:ascii="Symbol" w:hAnsi="Symbol" w:hint="default"/>
-      </w:rPr>
-    </w:lvl>
-    <w:lvl w:ilvl="4" w:tplc="0C0A0003" w:tentative="1">
-      <w:start w:val="1"/>
-      <w:numFmt w:val="bullet"/>
-      <w:lvlText w:val="o"/>
-      <w:lvlJc w:val="left"/>
-      <w:pPr>
-        <w:ind w:left="4309" w:hanging="360"/>
-      </w:pPr>
-      <w:rPr>
-        <w:rFonts w:ascii="Courier New" w:hAnsi="Courier New" w:cs="Courier New" w:hint="default"/>
-      </w:rPr>
-    </w:lvl>
-    <w:lvl w:ilvl="5" w:tplc="0C0A0005" w:tentative="1">
-      <w:start w:val="1"/>
-      <w:numFmt w:val="bullet"/>
-      <w:lvlText w:val=""/>
-      <w:lvlJc w:val="left"/>
-      <w:pPr>
-        <w:ind w:left="5029" w:hanging="360"/>
-      </w:pPr>
-      <w:rPr>
-        <w:rFonts w:ascii="Wingdings" w:hAnsi="Wingdings" w:hint="default"/>
-      </w:rPr>
-    </w:lvl>
-    <w:lvl w:ilvl="6" w:tplc="0C0A0001" w:tentative="1">
-      <w:start w:val="1"/>
-      <w:numFmt w:val="bullet"/>
-      <w:lvlText w:val=""/>
-      <w:lvlJc w:val="left"/>
-      <w:pPr>
-        <w:ind w:left="5749" w:hanging="360"/>
-      </w:pPr>
-      <w:rPr>
-        <w:rFonts w:ascii="Symbol" w:hAnsi="Symbol" w:hint="default"/>
-      </w:rPr>
-    </w:lvl>
-    <w:lvl w:ilvl="7" w:tplc="0C0A0003" w:tentative="1">
-      <w:start w:val="1"/>
-      <w:numFmt w:val="bullet"/>
-      <w:lvlText w:val="o"/>
-      <w:lvlJc w:val="left"/>
-      <w:pPr>
-        <w:ind w:left="6469" w:hanging="360"/>
-      </w:pPr>
-      <w:rPr>
-        <w:rFonts w:ascii="Courier New" w:hAnsi="Courier New" w:cs="Courier New" w:hint="default"/>
-      </w:rPr>
-    </w:lvl>
-    <w:lvl w:ilvl="8" w:tplc="0C0A0005" w:tentative="1">
-      <w:start w:val="1"/>
-      <w:numFmt w:val="bullet"/>
-      <w:lvlText w:val=""/>
-      <w:lvlJc w:val="left"/>
-      <w:pPr>
-        <w:ind w:left="7189" w:hanging="360"/>
-      </w:pPr>
-      <w:rPr>
-        <w:rFonts w:ascii="Wingdings" w:hAnsi="Wingdings" w:hint="default"/>
-      </w:rPr>
-    </w:lvl>
-  </w:abstractNum>
-  <w:abstractNum w:abstractNumId="34" w15:restartNumberingAfterBreak="0">
-    <w:nsid w:val="3D940EDC"/>
-    <w:multiLevelType w:val="hybridMultilevel"/>
-    <w:tmpl w:val="85188478"/>
-    <w:lvl w:ilvl="0" w:tplc="0C0A0017">
-      <w:start w:val="1"/>
-      <w:numFmt w:val="lowerLetter"/>
-      <w:lvlText w:val="%1)"/>
-      <w:lvlJc w:val="left"/>
-      <w:pPr>
-        <w:ind w:left="1429" w:hanging="360"/>
-      </w:pPr>
-    </w:lvl>
-    <w:lvl w:ilvl="1" w:tplc="0C0A0019" w:tentative="1">
-      <w:start w:val="1"/>
-      <w:numFmt w:val="lowerLetter"/>
-      <w:lvlText w:val="%2."/>
-      <w:lvlJc w:val="left"/>
-      <w:pPr>
-        <w:ind w:left="2149" w:hanging="360"/>
-      </w:pPr>
-    </w:lvl>
-    <w:lvl w:ilvl="2" w:tplc="0C0A001B" w:tentative="1">
-      <w:start w:val="1"/>
-      <w:numFmt w:val="lowerRoman"/>
-      <w:lvlText w:val="%3."/>
-      <w:lvlJc w:val="right"/>
-      <w:pPr>
-        <w:ind w:left="2869" w:hanging="180"/>
-      </w:pPr>
-    </w:lvl>
-    <w:lvl w:ilvl="3" w:tplc="0C0A000F" w:tentative="1">
-      <w:start w:val="1"/>
-      <w:numFmt w:val="decimal"/>
-      <w:lvlText w:val="%4."/>
-      <w:lvlJc w:val="left"/>
-      <w:pPr>
-        <w:ind w:left="3589" w:hanging="360"/>
-      </w:pPr>
-    </w:lvl>
-    <w:lvl w:ilvl="4" w:tplc="0C0A0019" w:tentative="1">
-      <w:start w:val="1"/>
-      <w:numFmt w:val="lowerLetter"/>
-      <w:lvlText w:val="%5."/>
-      <w:lvlJc w:val="left"/>
-      <w:pPr>
-        <w:ind w:left="4309" w:hanging="360"/>
-      </w:pPr>
-    </w:lvl>
-    <w:lvl w:ilvl="5" w:tplc="0C0A001B" w:tentative="1">
-      <w:start w:val="1"/>
-      <w:numFmt w:val="lowerRoman"/>
-      <w:lvlText w:val="%6."/>
-      <w:lvlJc w:val="right"/>
-      <w:pPr>
-        <w:ind w:left="5029" w:hanging="180"/>
-      </w:pPr>
-    </w:lvl>
-    <w:lvl w:ilvl="6" w:tplc="0C0A000F" w:tentative="1">
-      <w:start w:val="1"/>
-      <w:numFmt w:val="decimal"/>
-      <w:lvlText w:val="%7."/>
-      <w:lvlJc w:val="left"/>
-      <w:pPr>
-        <w:ind w:left="5749" w:hanging="360"/>
-      </w:pPr>
-    </w:lvl>
-    <w:lvl w:ilvl="7" w:tplc="0C0A0019" w:tentative="1">
-      <w:start w:val="1"/>
-      <w:numFmt w:val="lowerLetter"/>
-      <w:lvlText w:val="%8."/>
-      <w:lvlJc w:val="left"/>
-      <w:pPr>
-        <w:ind w:left="6469" w:hanging="360"/>
-      </w:pPr>
-    </w:lvl>
-    <w:lvl w:ilvl="8" w:tplc="0C0A001B" w:tentative="1">
-      <w:start w:val="1"/>
-      <w:numFmt w:val="lowerRoman"/>
-      <w:lvlText w:val="%9."/>
-      <w:lvlJc w:val="right"/>
-      <w:pPr>
-        <w:ind w:left="7189" w:hanging="180"/>
-      </w:pPr>
-    </w:lvl>
-  </w:abstractNum>
-  <w:abstractNum w:abstractNumId="35" w15:restartNumberingAfterBreak="0">
-    <w:nsid w:val="3E464273"/>
-    <w:multiLevelType w:val="hybridMultilevel"/>
-    <w:tmpl w:val="F5D46F88"/>
-    <w:lvl w:ilvl="0" w:tplc="0C0A0001">
-      <w:start w:val="1"/>
-      <w:numFmt w:val="bullet"/>
-      <w:lvlText w:val=""/>
-      <w:lvlJc w:val="left"/>
-      <w:pPr>
-        <w:ind w:left="1429" w:hanging="360"/>
-      </w:pPr>
-      <w:rPr>
-        <w:rFonts w:ascii="Symbol" w:hAnsi="Symbol" w:hint="default"/>
-      </w:rPr>
-    </w:lvl>
-    <w:lvl w:ilvl="1" w:tplc="0C0A0003" w:tentative="1">
-      <w:start w:val="1"/>
-      <w:numFmt w:val="bullet"/>
-      <w:lvlText w:val="o"/>
-      <w:lvlJc w:val="left"/>
-      <w:pPr>
-        <w:ind w:left="2149" w:hanging="360"/>
-      </w:pPr>
-      <w:rPr>
-        <w:rFonts w:ascii="Courier New" w:hAnsi="Courier New" w:cs="Courier New" w:hint="default"/>
-      </w:rPr>
-    </w:lvl>
-    <w:lvl w:ilvl="2" w:tplc="0C0A0005" w:tentative="1">
-      <w:start w:val="1"/>
-      <w:numFmt w:val="bullet"/>
-      <w:lvlText w:val=""/>
-      <w:lvlJc w:val="left"/>
-      <w:pPr>
-        <w:ind w:left="2869" w:hanging="360"/>
-      </w:pPr>
-      <w:rPr>
-        <w:rFonts w:ascii="Wingdings" w:hAnsi="Wingdings" w:hint="default"/>
-      </w:rPr>
-    </w:lvl>
-    <w:lvl w:ilvl="3" w:tplc="0C0A0001" w:tentative="1">
-      <w:start w:val="1"/>
-      <w:numFmt w:val="bullet"/>
-      <w:lvlText w:val=""/>
-      <w:lvlJc w:val="left"/>
-      <w:pPr>
-        <w:ind w:left="3589" w:hanging="360"/>
-      </w:pPr>
-      <w:rPr>
-        <w:rFonts w:ascii="Symbol" w:hAnsi="Symbol" w:hint="default"/>
-      </w:rPr>
-    </w:lvl>
-    <w:lvl w:ilvl="4" w:tplc="0C0A0003" w:tentative="1">
-      <w:start w:val="1"/>
-      <w:numFmt w:val="bullet"/>
-      <w:lvlText w:val="o"/>
-      <w:lvlJc w:val="left"/>
-      <w:pPr>
-        <w:ind w:left="4309" w:hanging="360"/>
-      </w:pPr>
-      <w:rPr>
-        <w:rFonts w:ascii="Courier New" w:hAnsi="Courier New" w:cs="Courier New" w:hint="default"/>
-      </w:rPr>
-    </w:lvl>
-    <w:lvl w:ilvl="5" w:tplc="0C0A0005" w:tentative="1">
-      <w:start w:val="1"/>
-      <w:numFmt w:val="bullet"/>
-      <w:lvlText w:val=""/>
-      <w:lvlJc w:val="left"/>
-      <w:pPr>
-        <w:ind w:left="5029" w:hanging="360"/>
-      </w:pPr>
-      <w:rPr>
-        <w:rFonts w:ascii="Wingdings" w:hAnsi="Wingdings" w:hint="default"/>
-      </w:rPr>
-    </w:lvl>
-    <w:lvl w:ilvl="6" w:tplc="0C0A0001" w:tentative="1">
-      <w:start w:val="1"/>
-      <w:numFmt w:val="bullet"/>
-      <w:lvlText w:val=""/>
-      <w:lvlJc w:val="left"/>
-      <w:pPr>
-        <w:ind w:left="5749" w:hanging="360"/>
-      </w:pPr>
-      <w:rPr>
-        <w:rFonts w:ascii="Symbol" w:hAnsi="Symbol" w:hint="default"/>
-      </w:rPr>
-    </w:lvl>
-    <w:lvl w:ilvl="7" w:tplc="0C0A0003" w:tentative="1">
-      <w:start w:val="1"/>
-      <w:numFmt w:val="bullet"/>
-      <w:lvlText w:val="o"/>
-      <w:lvlJc w:val="left"/>
-      <w:pPr>
-        <w:ind w:left="6469" w:hanging="360"/>
-      </w:pPr>
-      <w:rPr>
-        <w:rFonts w:ascii="Courier New" w:hAnsi="Courier New" w:cs="Courier New" w:hint="default"/>
-      </w:rPr>
-    </w:lvl>
-    <w:lvl w:ilvl="8" w:tplc="0C0A0005" w:tentative="1">
-      <w:start w:val="1"/>
-      <w:numFmt w:val="bullet"/>
-      <w:lvlText w:val=""/>
-      <w:lvlJc w:val="left"/>
-      <w:pPr>
-        <w:ind w:left="7189" w:hanging="360"/>
-      </w:pPr>
-      <w:rPr>
-        <w:rFonts w:ascii="Wingdings" w:hAnsi="Wingdings" w:hint="default"/>
-      </w:rPr>
-    </w:lvl>
-  </w:abstractNum>
-  <w:abstractNum w:abstractNumId="36" w15:restartNumberingAfterBreak="0">
-    <w:nsid w:val="422964B1"/>
-    <w:multiLevelType w:val="hybridMultilevel"/>
-    <w:tmpl w:val="630AD644"/>
+    <w:tmpl w:val="6622B892"/>
     <w:lvl w:ilvl="0" w:tplc="240A0001">
       <w:start w:val="1"/>
       <w:numFmt w:val="bullet"/>
@@ -35826,7 +32360,7 @@
         <w:rFonts w:ascii="Symbol" w:hAnsi="Symbol" w:hint="default"/>
       </w:rPr>
     </w:lvl>
-    <w:lvl w:ilvl="1" w:tplc="240A0003">
+    <w:lvl w:ilvl="1" w:tplc="240A0003" w:tentative="1">
       <w:start w:val="1"/>
       <w:numFmt w:val="bullet"/>
       <w:lvlText w:val="o"/>
@@ -35923,1137 +32457,7 @@
       </w:rPr>
     </w:lvl>
   </w:abstractNum>
-  <w:abstractNum w:abstractNumId="37" w15:restartNumberingAfterBreak="0">
-    <w:nsid w:val="43A30915"/>
-    <w:multiLevelType w:val="hybridMultilevel"/>
-    <w:tmpl w:val="21D6545E"/>
-    <w:lvl w:ilvl="0" w:tplc="0C0A0001">
-      <w:start w:val="1"/>
-      <w:numFmt w:val="bullet"/>
-      <w:lvlText w:val=""/>
-      <w:lvlJc w:val="left"/>
-      <w:pPr>
-        <w:ind w:left="1429" w:hanging="360"/>
-      </w:pPr>
-      <w:rPr>
-        <w:rFonts w:ascii="Symbol" w:hAnsi="Symbol" w:hint="default"/>
-      </w:rPr>
-    </w:lvl>
-    <w:lvl w:ilvl="1" w:tplc="0C0A0003" w:tentative="1">
-      <w:start w:val="1"/>
-      <w:numFmt w:val="bullet"/>
-      <w:lvlText w:val="o"/>
-      <w:lvlJc w:val="left"/>
-      <w:pPr>
-        <w:ind w:left="2149" w:hanging="360"/>
-      </w:pPr>
-      <w:rPr>
-        <w:rFonts w:ascii="Courier New" w:hAnsi="Courier New" w:cs="Courier New" w:hint="default"/>
-      </w:rPr>
-    </w:lvl>
-    <w:lvl w:ilvl="2" w:tplc="0C0A0005" w:tentative="1">
-      <w:start w:val="1"/>
-      <w:numFmt w:val="bullet"/>
-      <w:lvlText w:val=""/>
-      <w:lvlJc w:val="left"/>
-      <w:pPr>
-        <w:ind w:left="2869" w:hanging="360"/>
-      </w:pPr>
-      <w:rPr>
-        <w:rFonts w:ascii="Wingdings" w:hAnsi="Wingdings" w:hint="default"/>
-      </w:rPr>
-    </w:lvl>
-    <w:lvl w:ilvl="3" w:tplc="0C0A0001" w:tentative="1">
-      <w:start w:val="1"/>
-      <w:numFmt w:val="bullet"/>
-      <w:lvlText w:val=""/>
-      <w:lvlJc w:val="left"/>
-      <w:pPr>
-        <w:ind w:left="3589" w:hanging="360"/>
-      </w:pPr>
-      <w:rPr>
-        <w:rFonts w:ascii="Symbol" w:hAnsi="Symbol" w:hint="default"/>
-      </w:rPr>
-    </w:lvl>
-    <w:lvl w:ilvl="4" w:tplc="0C0A0003" w:tentative="1">
-      <w:start w:val="1"/>
-      <w:numFmt w:val="bullet"/>
-      <w:lvlText w:val="o"/>
-      <w:lvlJc w:val="left"/>
-      <w:pPr>
-        <w:ind w:left="4309" w:hanging="360"/>
-      </w:pPr>
-      <w:rPr>
-        <w:rFonts w:ascii="Courier New" w:hAnsi="Courier New" w:cs="Courier New" w:hint="default"/>
-      </w:rPr>
-    </w:lvl>
-    <w:lvl w:ilvl="5" w:tplc="0C0A0005" w:tentative="1">
-      <w:start w:val="1"/>
-      <w:numFmt w:val="bullet"/>
-      <w:lvlText w:val=""/>
-      <w:lvlJc w:val="left"/>
-      <w:pPr>
-        <w:ind w:left="5029" w:hanging="360"/>
-      </w:pPr>
-      <w:rPr>
-        <w:rFonts w:ascii="Wingdings" w:hAnsi="Wingdings" w:hint="default"/>
-      </w:rPr>
-    </w:lvl>
-    <w:lvl w:ilvl="6" w:tplc="0C0A0001" w:tentative="1">
-      <w:start w:val="1"/>
-      <w:numFmt w:val="bullet"/>
-      <w:lvlText w:val=""/>
-      <w:lvlJc w:val="left"/>
-      <w:pPr>
-        <w:ind w:left="5749" w:hanging="360"/>
-      </w:pPr>
-      <w:rPr>
-        <w:rFonts w:ascii="Symbol" w:hAnsi="Symbol" w:hint="default"/>
-      </w:rPr>
-    </w:lvl>
-    <w:lvl w:ilvl="7" w:tplc="0C0A0003" w:tentative="1">
-      <w:start w:val="1"/>
-      <w:numFmt w:val="bullet"/>
-      <w:lvlText w:val="o"/>
-      <w:lvlJc w:val="left"/>
-      <w:pPr>
-        <w:ind w:left="6469" w:hanging="360"/>
-      </w:pPr>
-      <w:rPr>
-        <w:rFonts w:ascii="Courier New" w:hAnsi="Courier New" w:cs="Courier New" w:hint="default"/>
-      </w:rPr>
-    </w:lvl>
-    <w:lvl w:ilvl="8" w:tplc="0C0A0005" w:tentative="1">
-      <w:start w:val="1"/>
-      <w:numFmt w:val="bullet"/>
-      <w:lvlText w:val=""/>
-      <w:lvlJc w:val="left"/>
-      <w:pPr>
-        <w:ind w:left="7189" w:hanging="360"/>
-      </w:pPr>
-      <w:rPr>
-        <w:rFonts w:ascii="Wingdings" w:hAnsi="Wingdings" w:hint="default"/>
-      </w:rPr>
-    </w:lvl>
-  </w:abstractNum>
-  <w:abstractNum w:abstractNumId="38" w15:restartNumberingAfterBreak="0">
-    <w:nsid w:val="44414398"/>
-    <w:multiLevelType w:val="hybridMultilevel"/>
-    <w:tmpl w:val="6622B892"/>
-    <w:lvl w:ilvl="0" w:tplc="240A0001">
-      <w:start w:val="1"/>
-      <w:numFmt w:val="bullet"/>
-      <w:lvlText w:val=""/>
-      <w:lvlJc w:val="left"/>
-      <w:pPr>
-        <w:ind w:left="1429" w:hanging="360"/>
-      </w:pPr>
-      <w:rPr>
-        <w:rFonts w:ascii="Symbol" w:hAnsi="Symbol" w:hint="default"/>
-      </w:rPr>
-    </w:lvl>
-    <w:lvl w:ilvl="1" w:tplc="240A0003" w:tentative="1">
-      <w:start w:val="1"/>
-      <w:numFmt w:val="bullet"/>
-      <w:lvlText w:val="o"/>
-      <w:lvlJc w:val="left"/>
-      <w:pPr>
-        <w:ind w:left="2149" w:hanging="360"/>
-      </w:pPr>
-      <w:rPr>
-        <w:rFonts w:ascii="Courier New" w:hAnsi="Courier New" w:cs="Courier New" w:hint="default"/>
-      </w:rPr>
-    </w:lvl>
-    <w:lvl w:ilvl="2" w:tplc="240A0005" w:tentative="1">
-      <w:start w:val="1"/>
-      <w:numFmt w:val="bullet"/>
-      <w:lvlText w:val=""/>
-      <w:lvlJc w:val="left"/>
-      <w:pPr>
-        <w:ind w:left="2869" w:hanging="360"/>
-      </w:pPr>
-      <w:rPr>
-        <w:rFonts w:ascii="Wingdings" w:hAnsi="Wingdings" w:hint="default"/>
-      </w:rPr>
-    </w:lvl>
-    <w:lvl w:ilvl="3" w:tplc="240A0001" w:tentative="1">
-      <w:start w:val="1"/>
-      <w:numFmt w:val="bullet"/>
-      <w:lvlText w:val=""/>
-      <w:lvlJc w:val="left"/>
-      <w:pPr>
-        <w:ind w:left="3589" w:hanging="360"/>
-      </w:pPr>
-      <w:rPr>
-        <w:rFonts w:ascii="Symbol" w:hAnsi="Symbol" w:hint="default"/>
-      </w:rPr>
-    </w:lvl>
-    <w:lvl w:ilvl="4" w:tplc="240A0003" w:tentative="1">
-      <w:start w:val="1"/>
-      <w:numFmt w:val="bullet"/>
-      <w:lvlText w:val="o"/>
-      <w:lvlJc w:val="left"/>
-      <w:pPr>
-        <w:ind w:left="4309" w:hanging="360"/>
-      </w:pPr>
-      <w:rPr>
-        <w:rFonts w:ascii="Courier New" w:hAnsi="Courier New" w:cs="Courier New" w:hint="default"/>
-      </w:rPr>
-    </w:lvl>
-    <w:lvl w:ilvl="5" w:tplc="240A0005" w:tentative="1">
-      <w:start w:val="1"/>
-      <w:numFmt w:val="bullet"/>
-      <w:lvlText w:val=""/>
-      <w:lvlJc w:val="left"/>
-      <w:pPr>
-        <w:ind w:left="5029" w:hanging="360"/>
-      </w:pPr>
-      <w:rPr>
-        <w:rFonts w:ascii="Wingdings" w:hAnsi="Wingdings" w:hint="default"/>
-      </w:rPr>
-    </w:lvl>
-    <w:lvl w:ilvl="6" w:tplc="240A0001" w:tentative="1">
-      <w:start w:val="1"/>
-      <w:numFmt w:val="bullet"/>
-      <w:lvlText w:val=""/>
-      <w:lvlJc w:val="left"/>
-      <w:pPr>
-        <w:ind w:left="5749" w:hanging="360"/>
-      </w:pPr>
-      <w:rPr>
-        <w:rFonts w:ascii="Symbol" w:hAnsi="Symbol" w:hint="default"/>
-      </w:rPr>
-    </w:lvl>
-    <w:lvl w:ilvl="7" w:tplc="240A0003" w:tentative="1">
-      <w:start w:val="1"/>
-      <w:numFmt w:val="bullet"/>
-      <w:lvlText w:val="o"/>
-      <w:lvlJc w:val="left"/>
-      <w:pPr>
-        <w:ind w:left="6469" w:hanging="360"/>
-      </w:pPr>
-      <w:rPr>
-        <w:rFonts w:ascii="Courier New" w:hAnsi="Courier New" w:cs="Courier New" w:hint="default"/>
-      </w:rPr>
-    </w:lvl>
-    <w:lvl w:ilvl="8" w:tplc="240A0005" w:tentative="1">
-      <w:start w:val="1"/>
-      <w:numFmt w:val="bullet"/>
-      <w:lvlText w:val=""/>
-      <w:lvlJc w:val="left"/>
-      <w:pPr>
-        <w:ind w:left="7189" w:hanging="360"/>
-      </w:pPr>
-      <w:rPr>
-        <w:rFonts w:ascii="Wingdings" w:hAnsi="Wingdings" w:hint="default"/>
-      </w:rPr>
-    </w:lvl>
-  </w:abstractNum>
-  <w:abstractNum w:abstractNumId="39" w15:restartNumberingAfterBreak="0">
-    <w:nsid w:val="46491F2C"/>
-    <w:multiLevelType w:val="hybridMultilevel"/>
-    <w:tmpl w:val="3BAED2B6"/>
-    <w:lvl w:ilvl="0" w:tplc="0C0A0001">
-      <w:start w:val="1"/>
-      <w:numFmt w:val="bullet"/>
-      <w:lvlText w:val=""/>
-      <w:lvlJc w:val="left"/>
-      <w:pPr>
-        <w:ind w:left="1429" w:hanging="360"/>
-      </w:pPr>
-      <w:rPr>
-        <w:rFonts w:ascii="Symbol" w:hAnsi="Symbol" w:hint="default"/>
-      </w:rPr>
-    </w:lvl>
-    <w:lvl w:ilvl="1" w:tplc="0C0A0003" w:tentative="1">
-      <w:start w:val="1"/>
-      <w:numFmt w:val="bullet"/>
-      <w:lvlText w:val="o"/>
-      <w:lvlJc w:val="left"/>
-      <w:pPr>
-        <w:ind w:left="2149" w:hanging="360"/>
-      </w:pPr>
-      <w:rPr>
-        <w:rFonts w:ascii="Courier New" w:hAnsi="Courier New" w:cs="Courier New" w:hint="default"/>
-      </w:rPr>
-    </w:lvl>
-    <w:lvl w:ilvl="2" w:tplc="0C0A0005" w:tentative="1">
-      <w:start w:val="1"/>
-      <w:numFmt w:val="bullet"/>
-      <w:lvlText w:val=""/>
-      <w:lvlJc w:val="left"/>
-      <w:pPr>
-        <w:ind w:left="2869" w:hanging="360"/>
-      </w:pPr>
-      <w:rPr>
-        <w:rFonts w:ascii="Wingdings" w:hAnsi="Wingdings" w:hint="default"/>
-      </w:rPr>
-    </w:lvl>
-    <w:lvl w:ilvl="3" w:tplc="0C0A0001" w:tentative="1">
-      <w:start w:val="1"/>
-      <w:numFmt w:val="bullet"/>
-      <w:lvlText w:val=""/>
-      <w:lvlJc w:val="left"/>
-      <w:pPr>
-        <w:ind w:left="3589" w:hanging="360"/>
-      </w:pPr>
-      <w:rPr>
-        <w:rFonts w:ascii="Symbol" w:hAnsi="Symbol" w:hint="default"/>
-      </w:rPr>
-    </w:lvl>
-    <w:lvl w:ilvl="4" w:tplc="0C0A0003" w:tentative="1">
-      <w:start w:val="1"/>
-      <w:numFmt w:val="bullet"/>
-      <w:lvlText w:val="o"/>
-      <w:lvlJc w:val="left"/>
-      <w:pPr>
-        <w:ind w:left="4309" w:hanging="360"/>
-      </w:pPr>
-      <w:rPr>
-        <w:rFonts w:ascii="Courier New" w:hAnsi="Courier New" w:cs="Courier New" w:hint="default"/>
-      </w:rPr>
-    </w:lvl>
-    <w:lvl w:ilvl="5" w:tplc="0C0A0005" w:tentative="1">
-      <w:start w:val="1"/>
-      <w:numFmt w:val="bullet"/>
-      <w:lvlText w:val=""/>
-      <w:lvlJc w:val="left"/>
-      <w:pPr>
-        <w:ind w:left="5029" w:hanging="360"/>
-      </w:pPr>
-      <w:rPr>
-        <w:rFonts w:ascii="Wingdings" w:hAnsi="Wingdings" w:hint="default"/>
-      </w:rPr>
-    </w:lvl>
-    <w:lvl w:ilvl="6" w:tplc="0C0A0001" w:tentative="1">
-      <w:start w:val="1"/>
-      <w:numFmt w:val="bullet"/>
-      <w:lvlText w:val=""/>
-      <w:lvlJc w:val="left"/>
-      <w:pPr>
-        <w:ind w:left="5749" w:hanging="360"/>
-      </w:pPr>
-      <w:rPr>
-        <w:rFonts w:ascii="Symbol" w:hAnsi="Symbol" w:hint="default"/>
-      </w:rPr>
-    </w:lvl>
-    <w:lvl w:ilvl="7" w:tplc="0C0A0003" w:tentative="1">
-      <w:start w:val="1"/>
-      <w:numFmt w:val="bullet"/>
-      <w:lvlText w:val="o"/>
-      <w:lvlJc w:val="left"/>
-      <w:pPr>
-        <w:ind w:left="6469" w:hanging="360"/>
-      </w:pPr>
-      <w:rPr>
-        <w:rFonts w:ascii="Courier New" w:hAnsi="Courier New" w:cs="Courier New" w:hint="default"/>
-      </w:rPr>
-    </w:lvl>
-    <w:lvl w:ilvl="8" w:tplc="0C0A0005" w:tentative="1">
-      <w:start w:val="1"/>
-      <w:numFmt w:val="bullet"/>
-      <w:lvlText w:val=""/>
-      <w:lvlJc w:val="left"/>
-      <w:pPr>
-        <w:ind w:left="7189" w:hanging="360"/>
-      </w:pPr>
-      <w:rPr>
-        <w:rFonts w:ascii="Wingdings" w:hAnsi="Wingdings" w:hint="default"/>
-      </w:rPr>
-    </w:lvl>
-  </w:abstractNum>
-  <w:abstractNum w:abstractNumId="40" w15:restartNumberingAfterBreak="0">
-    <w:nsid w:val="483A2389"/>
-    <w:multiLevelType w:val="hybridMultilevel"/>
-    <w:tmpl w:val="F0A821C0"/>
-    <w:lvl w:ilvl="0" w:tplc="0C0A0001">
-      <w:start w:val="1"/>
-      <w:numFmt w:val="bullet"/>
-      <w:lvlText w:val=""/>
-      <w:lvlJc w:val="left"/>
-      <w:pPr>
-        <w:ind w:left="1429" w:hanging="360"/>
-      </w:pPr>
-      <w:rPr>
-        <w:rFonts w:ascii="Symbol" w:hAnsi="Symbol" w:hint="default"/>
-      </w:rPr>
-    </w:lvl>
-    <w:lvl w:ilvl="1" w:tplc="0C0A0003" w:tentative="1">
-      <w:start w:val="1"/>
-      <w:numFmt w:val="bullet"/>
-      <w:lvlText w:val="o"/>
-      <w:lvlJc w:val="left"/>
-      <w:pPr>
-        <w:ind w:left="2149" w:hanging="360"/>
-      </w:pPr>
-      <w:rPr>
-        <w:rFonts w:ascii="Courier New" w:hAnsi="Courier New" w:cs="Courier New" w:hint="default"/>
-      </w:rPr>
-    </w:lvl>
-    <w:lvl w:ilvl="2" w:tplc="0C0A0005" w:tentative="1">
-      <w:start w:val="1"/>
-      <w:numFmt w:val="bullet"/>
-      <w:lvlText w:val=""/>
-      <w:lvlJc w:val="left"/>
-      <w:pPr>
-        <w:ind w:left="2869" w:hanging="360"/>
-      </w:pPr>
-      <w:rPr>
-        <w:rFonts w:ascii="Wingdings" w:hAnsi="Wingdings" w:hint="default"/>
-      </w:rPr>
-    </w:lvl>
-    <w:lvl w:ilvl="3" w:tplc="0C0A0001" w:tentative="1">
-      <w:start w:val="1"/>
-      <w:numFmt w:val="bullet"/>
-      <w:lvlText w:val=""/>
-      <w:lvlJc w:val="left"/>
-      <w:pPr>
-        <w:ind w:left="3589" w:hanging="360"/>
-      </w:pPr>
-      <w:rPr>
-        <w:rFonts w:ascii="Symbol" w:hAnsi="Symbol" w:hint="default"/>
-      </w:rPr>
-    </w:lvl>
-    <w:lvl w:ilvl="4" w:tplc="0C0A0003" w:tentative="1">
-      <w:start w:val="1"/>
-      <w:numFmt w:val="bullet"/>
-      <w:lvlText w:val="o"/>
-      <w:lvlJc w:val="left"/>
-      <w:pPr>
-        <w:ind w:left="4309" w:hanging="360"/>
-      </w:pPr>
-      <w:rPr>
-        <w:rFonts w:ascii="Courier New" w:hAnsi="Courier New" w:cs="Courier New" w:hint="default"/>
-      </w:rPr>
-    </w:lvl>
-    <w:lvl w:ilvl="5" w:tplc="0C0A0005" w:tentative="1">
-      <w:start w:val="1"/>
-      <w:numFmt w:val="bullet"/>
-      <w:lvlText w:val=""/>
-      <w:lvlJc w:val="left"/>
-      <w:pPr>
-        <w:ind w:left="5029" w:hanging="360"/>
-      </w:pPr>
-      <w:rPr>
-        <w:rFonts w:ascii="Wingdings" w:hAnsi="Wingdings" w:hint="default"/>
-      </w:rPr>
-    </w:lvl>
-    <w:lvl w:ilvl="6" w:tplc="0C0A0001" w:tentative="1">
-      <w:start w:val="1"/>
-      <w:numFmt w:val="bullet"/>
-      <w:lvlText w:val=""/>
-      <w:lvlJc w:val="left"/>
-      <w:pPr>
-        <w:ind w:left="5749" w:hanging="360"/>
-      </w:pPr>
-      <w:rPr>
-        <w:rFonts w:ascii="Symbol" w:hAnsi="Symbol" w:hint="default"/>
-      </w:rPr>
-    </w:lvl>
-    <w:lvl w:ilvl="7" w:tplc="0C0A0003" w:tentative="1">
-      <w:start w:val="1"/>
-      <w:numFmt w:val="bullet"/>
-      <w:lvlText w:val="o"/>
-      <w:lvlJc w:val="left"/>
-      <w:pPr>
-        <w:ind w:left="6469" w:hanging="360"/>
-      </w:pPr>
-      <w:rPr>
-        <w:rFonts w:ascii="Courier New" w:hAnsi="Courier New" w:cs="Courier New" w:hint="default"/>
-      </w:rPr>
-    </w:lvl>
-    <w:lvl w:ilvl="8" w:tplc="0C0A0005" w:tentative="1">
-      <w:start w:val="1"/>
-      <w:numFmt w:val="bullet"/>
-      <w:lvlText w:val=""/>
-      <w:lvlJc w:val="left"/>
-      <w:pPr>
-        <w:ind w:left="7189" w:hanging="360"/>
-      </w:pPr>
-      <w:rPr>
-        <w:rFonts w:ascii="Wingdings" w:hAnsi="Wingdings" w:hint="default"/>
-      </w:rPr>
-    </w:lvl>
-  </w:abstractNum>
-  <w:abstractNum w:abstractNumId="41" w15:restartNumberingAfterBreak="0">
-    <w:nsid w:val="488422E7"/>
-    <w:multiLevelType w:val="hybridMultilevel"/>
-    <w:tmpl w:val="69F2F0FC"/>
-    <w:lvl w:ilvl="0" w:tplc="0C0A0001">
-      <w:start w:val="1"/>
-      <w:numFmt w:val="bullet"/>
-      <w:lvlText w:val=""/>
-      <w:lvlJc w:val="left"/>
-      <w:pPr>
-        <w:ind w:left="1429" w:hanging="360"/>
-      </w:pPr>
-      <w:rPr>
-        <w:rFonts w:ascii="Symbol" w:hAnsi="Symbol" w:hint="default"/>
-      </w:rPr>
-    </w:lvl>
-    <w:lvl w:ilvl="1" w:tplc="0C0A0003" w:tentative="1">
-      <w:start w:val="1"/>
-      <w:numFmt w:val="bullet"/>
-      <w:lvlText w:val="o"/>
-      <w:lvlJc w:val="left"/>
-      <w:pPr>
-        <w:ind w:left="2149" w:hanging="360"/>
-      </w:pPr>
-      <w:rPr>
-        <w:rFonts w:ascii="Courier New" w:hAnsi="Courier New" w:cs="Courier New" w:hint="default"/>
-      </w:rPr>
-    </w:lvl>
-    <w:lvl w:ilvl="2" w:tplc="0C0A0005" w:tentative="1">
-      <w:start w:val="1"/>
-      <w:numFmt w:val="bullet"/>
-      <w:lvlText w:val=""/>
-      <w:lvlJc w:val="left"/>
-      <w:pPr>
-        <w:ind w:left="2869" w:hanging="360"/>
-      </w:pPr>
-      <w:rPr>
-        <w:rFonts w:ascii="Wingdings" w:hAnsi="Wingdings" w:hint="default"/>
-      </w:rPr>
-    </w:lvl>
-    <w:lvl w:ilvl="3" w:tplc="0C0A0001" w:tentative="1">
-      <w:start w:val="1"/>
-      <w:numFmt w:val="bullet"/>
-      <w:lvlText w:val=""/>
-      <w:lvlJc w:val="left"/>
-      <w:pPr>
-        <w:ind w:left="3589" w:hanging="360"/>
-      </w:pPr>
-      <w:rPr>
-        <w:rFonts w:ascii="Symbol" w:hAnsi="Symbol" w:hint="default"/>
-      </w:rPr>
-    </w:lvl>
-    <w:lvl w:ilvl="4" w:tplc="0C0A0003" w:tentative="1">
-      <w:start w:val="1"/>
-      <w:numFmt w:val="bullet"/>
-      <w:lvlText w:val="o"/>
-      <w:lvlJc w:val="left"/>
-      <w:pPr>
-        <w:ind w:left="4309" w:hanging="360"/>
-      </w:pPr>
-      <w:rPr>
-        <w:rFonts w:ascii="Courier New" w:hAnsi="Courier New" w:cs="Courier New" w:hint="default"/>
-      </w:rPr>
-    </w:lvl>
-    <w:lvl w:ilvl="5" w:tplc="0C0A0005" w:tentative="1">
-      <w:start w:val="1"/>
-      <w:numFmt w:val="bullet"/>
-      <w:lvlText w:val=""/>
-      <w:lvlJc w:val="left"/>
-      <w:pPr>
-        <w:ind w:left="5029" w:hanging="360"/>
-      </w:pPr>
-      <w:rPr>
-        <w:rFonts w:ascii="Wingdings" w:hAnsi="Wingdings" w:hint="default"/>
-      </w:rPr>
-    </w:lvl>
-    <w:lvl w:ilvl="6" w:tplc="0C0A0001" w:tentative="1">
-      <w:start w:val="1"/>
-      <w:numFmt w:val="bullet"/>
-      <w:lvlText w:val=""/>
-      <w:lvlJc w:val="left"/>
-      <w:pPr>
-        <w:ind w:left="5749" w:hanging="360"/>
-      </w:pPr>
-      <w:rPr>
-        <w:rFonts w:ascii="Symbol" w:hAnsi="Symbol" w:hint="default"/>
-      </w:rPr>
-    </w:lvl>
-    <w:lvl w:ilvl="7" w:tplc="0C0A0003" w:tentative="1">
-      <w:start w:val="1"/>
-      <w:numFmt w:val="bullet"/>
-      <w:lvlText w:val="o"/>
-      <w:lvlJc w:val="left"/>
-      <w:pPr>
-        <w:ind w:left="6469" w:hanging="360"/>
-      </w:pPr>
-      <w:rPr>
-        <w:rFonts w:ascii="Courier New" w:hAnsi="Courier New" w:cs="Courier New" w:hint="default"/>
-      </w:rPr>
-    </w:lvl>
-    <w:lvl w:ilvl="8" w:tplc="0C0A0005" w:tentative="1">
-      <w:start w:val="1"/>
-      <w:numFmt w:val="bullet"/>
-      <w:lvlText w:val=""/>
-      <w:lvlJc w:val="left"/>
-      <w:pPr>
-        <w:ind w:left="7189" w:hanging="360"/>
-      </w:pPr>
-      <w:rPr>
-        <w:rFonts w:ascii="Wingdings" w:hAnsi="Wingdings" w:hint="default"/>
-      </w:rPr>
-    </w:lvl>
-  </w:abstractNum>
-  <w:abstractNum w:abstractNumId="42" w15:restartNumberingAfterBreak="0">
-    <w:nsid w:val="48B34FBA"/>
-    <w:multiLevelType w:val="hybridMultilevel"/>
-    <w:tmpl w:val="A8D0E6A0"/>
-    <w:lvl w:ilvl="0" w:tplc="0C0A0001">
-      <w:start w:val="1"/>
-      <w:numFmt w:val="bullet"/>
-      <w:lvlText w:val=""/>
-      <w:lvlJc w:val="left"/>
-      <w:pPr>
-        <w:ind w:left="1429" w:hanging="360"/>
-      </w:pPr>
-      <w:rPr>
-        <w:rFonts w:ascii="Symbol" w:hAnsi="Symbol" w:hint="default"/>
-      </w:rPr>
-    </w:lvl>
-    <w:lvl w:ilvl="1" w:tplc="0C0A0003" w:tentative="1">
-      <w:start w:val="1"/>
-      <w:numFmt w:val="bullet"/>
-      <w:lvlText w:val="o"/>
-      <w:lvlJc w:val="left"/>
-      <w:pPr>
-        <w:ind w:left="2149" w:hanging="360"/>
-      </w:pPr>
-      <w:rPr>
-        <w:rFonts w:ascii="Courier New" w:hAnsi="Courier New" w:cs="Courier New" w:hint="default"/>
-      </w:rPr>
-    </w:lvl>
-    <w:lvl w:ilvl="2" w:tplc="0C0A0005" w:tentative="1">
-      <w:start w:val="1"/>
-      <w:numFmt w:val="bullet"/>
-      <w:lvlText w:val=""/>
-      <w:lvlJc w:val="left"/>
-      <w:pPr>
-        <w:ind w:left="2869" w:hanging="360"/>
-      </w:pPr>
-      <w:rPr>
-        <w:rFonts w:ascii="Wingdings" w:hAnsi="Wingdings" w:hint="default"/>
-      </w:rPr>
-    </w:lvl>
-    <w:lvl w:ilvl="3" w:tplc="0C0A0001" w:tentative="1">
-      <w:start w:val="1"/>
-      <w:numFmt w:val="bullet"/>
-      <w:lvlText w:val=""/>
-      <w:lvlJc w:val="left"/>
-      <w:pPr>
-        <w:ind w:left="3589" w:hanging="360"/>
-      </w:pPr>
-      <w:rPr>
-        <w:rFonts w:ascii="Symbol" w:hAnsi="Symbol" w:hint="default"/>
-      </w:rPr>
-    </w:lvl>
-    <w:lvl w:ilvl="4" w:tplc="0C0A0003" w:tentative="1">
-      <w:start w:val="1"/>
-      <w:numFmt w:val="bullet"/>
-      <w:lvlText w:val="o"/>
-      <w:lvlJc w:val="left"/>
-      <w:pPr>
-        <w:ind w:left="4309" w:hanging="360"/>
-      </w:pPr>
-      <w:rPr>
-        <w:rFonts w:ascii="Courier New" w:hAnsi="Courier New" w:cs="Courier New" w:hint="default"/>
-      </w:rPr>
-    </w:lvl>
-    <w:lvl w:ilvl="5" w:tplc="0C0A0005" w:tentative="1">
-      <w:start w:val="1"/>
-      <w:numFmt w:val="bullet"/>
-      <w:lvlText w:val=""/>
-      <w:lvlJc w:val="left"/>
-      <w:pPr>
-        <w:ind w:left="5029" w:hanging="360"/>
-      </w:pPr>
-      <w:rPr>
-        <w:rFonts w:ascii="Wingdings" w:hAnsi="Wingdings" w:hint="default"/>
-      </w:rPr>
-    </w:lvl>
-    <w:lvl w:ilvl="6" w:tplc="0C0A0001" w:tentative="1">
-      <w:start w:val="1"/>
-      <w:numFmt w:val="bullet"/>
-      <w:lvlText w:val=""/>
-      <w:lvlJc w:val="left"/>
-      <w:pPr>
-        <w:ind w:left="5749" w:hanging="360"/>
-      </w:pPr>
-      <w:rPr>
-        <w:rFonts w:ascii="Symbol" w:hAnsi="Symbol" w:hint="default"/>
-      </w:rPr>
-    </w:lvl>
-    <w:lvl w:ilvl="7" w:tplc="0C0A0003" w:tentative="1">
-      <w:start w:val="1"/>
-      <w:numFmt w:val="bullet"/>
-      <w:lvlText w:val="o"/>
-      <w:lvlJc w:val="left"/>
-      <w:pPr>
-        <w:ind w:left="6469" w:hanging="360"/>
-      </w:pPr>
-      <w:rPr>
-        <w:rFonts w:ascii="Courier New" w:hAnsi="Courier New" w:cs="Courier New" w:hint="default"/>
-      </w:rPr>
-    </w:lvl>
-    <w:lvl w:ilvl="8" w:tplc="0C0A0005" w:tentative="1">
-      <w:start w:val="1"/>
-      <w:numFmt w:val="bullet"/>
-      <w:lvlText w:val=""/>
-      <w:lvlJc w:val="left"/>
-      <w:pPr>
-        <w:ind w:left="7189" w:hanging="360"/>
-      </w:pPr>
-      <w:rPr>
-        <w:rFonts w:ascii="Wingdings" w:hAnsi="Wingdings" w:hint="default"/>
-      </w:rPr>
-    </w:lvl>
-  </w:abstractNum>
-  <w:abstractNum w:abstractNumId="43" w15:restartNumberingAfterBreak="0">
-    <w:nsid w:val="4CCF545C"/>
-    <w:multiLevelType w:val="hybridMultilevel"/>
-    <w:tmpl w:val="2A765760"/>
-    <w:lvl w:ilvl="0" w:tplc="240A0001">
-      <w:start w:val="1"/>
-      <w:numFmt w:val="bullet"/>
-      <w:lvlText w:val=""/>
-      <w:lvlJc w:val="left"/>
-      <w:pPr>
-        <w:ind w:left="1429" w:hanging="360"/>
-      </w:pPr>
-      <w:rPr>
-        <w:rFonts w:ascii="Symbol" w:hAnsi="Symbol" w:hint="default"/>
-      </w:rPr>
-    </w:lvl>
-    <w:lvl w:ilvl="1" w:tplc="240A0003" w:tentative="1">
-      <w:start w:val="1"/>
-      <w:numFmt w:val="bullet"/>
-      <w:lvlText w:val="o"/>
-      <w:lvlJc w:val="left"/>
-      <w:pPr>
-        <w:ind w:left="2149" w:hanging="360"/>
-      </w:pPr>
-      <w:rPr>
-        <w:rFonts w:ascii="Courier New" w:hAnsi="Courier New" w:cs="Courier New" w:hint="default"/>
-      </w:rPr>
-    </w:lvl>
-    <w:lvl w:ilvl="2" w:tplc="240A0005" w:tentative="1">
-      <w:start w:val="1"/>
-      <w:numFmt w:val="bullet"/>
-      <w:lvlText w:val=""/>
-      <w:lvlJc w:val="left"/>
-      <w:pPr>
-        <w:ind w:left="2869" w:hanging="360"/>
-      </w:pPr>
-      <w:rPr>
-        <w:rFonts w:ascii="Wingdings" w:hAnsi="Wingdings" w:hint="default"/>
-      </w:rPr>
-    </w:lvl>
-    <w:lvl w:ilvl="3" w:tplc="240A0001" w:tentative="1">
-      <w:start w:val="1"/>
-      <w:numFmt w:val="bullet"/>
-      <w:lvlText w:val=""/>
-      <w:lvlJc w:val="left"/>
-      <w:pPr>
-        <w:ind w:left="3589" w:hanging="360"/>
-      </w:pPr>
-      <w:rPr>
-        <w:rFonts w:ascii="Symbol" w:hAnsi="Symbol" w:hint="default"/>
-      </w:rPr>
-    </w:lvl>
-    <w:lvl w:ilvl="4" w:tplc="240A0003" w:tentative="1">
-      <w:start w:val="1"/>
-      <w:numFmt w:val="bullet"/>
-      <w:lvlText w:val="o"/>
-      <w:lvlJc w:val="left"/>
-      <w:pPr>
-        <w:ind w:left="4309" w:hanging="360"/>
-      </w:pPr>
-      <w:rPr>
-        <w:rFonts w:ascii="Courier New" w:hAnsi="Courier New" w:cs="Courier New" w:hint="default"/>
-      </w:rPr>
-    </w:lvl>
-    <w:lvl w:ilvl="5" w:tplc="240A0005" w:tentative="1">
-      <w:start w:val="1"/>
-      <w:numFmt w:val="bullet"/>
-      <w:lvlText w:val=""/>
-      <w:lvlJc w:val="left"/>
-      <w:pPr>
-        <w:ind w:left="5029" w:hanging="360"/>
-      </w:pPr>
-      <w:rPr>
-        <w:rFonts w:ascii="Wingdings" w:hAnsi="Wingdings" w:hint="default"/>
-      </w:rPr>
-    </w:lvl>
-    <w:lvl w:ilvl="6" w:tplc="240A0001" w:tentative="1">
-      <w:start w:val="1"/>
-      <w:numFmt w:val="bullet"/>
-      <w:lvlText w:val=""/>
-      <w:lvlJc w:val="left"/>
-      <w:pPr>
-        <w:ind w:left="5749" w:hanging="360"/>
-      </w:pPr>
-      <w:rPr>
-        <w:rFonts w:ascii="Symbol" w:hAnsi="Symbol" w:hint="default"/>
-      </w:rPr>
-    </w:lvl>
-    <w:lvl w:ilvl="7" w:tplc="240A0003" w:tentative="1">
-      <w:start w:val="1"/>
-      <w:numFmt w:val="bullet"/>
-      <w:lvlText w:val="o"/>
-      <w:lvlJc w:val="left"/>
-      <w:pPr>
-        <w:ind w:left="6469" w:hanging="360"/>
-      </w:pPr>
-      <w:rPr>
-        <w:rFonts w:ascii="Courier New" w:hAnsi="Courier New" w:cs="Courier New" w:hint="default"/>
-      </w:rPr>
-    </w:lvl>
-    <w:lvl w:ilvl="8" w:tplc="240A0005" w:tentative="1">
-      <w:start w:val="1"/>
-      <w:numFmt w:val="bullet"/>
-      <w:lvlText w:val=""/>
-      <w:lvlJc w:val="left"/>
-      <w:pPr>
-        <w:ind w:left="7189" w:hanging="360"/>
-      </w:pPr>
-      <w:rPr>
-        <w:rFonts w:ascii="Wingdings" w:hAnsi="Wingdings" w:hint="default"/>
-      </w:rPr>
-    </w:lvl>
-  </w:abstractNum>
-  <w:abstractNum w:abstractNumId="44" w15:restartNumberingAfterBreak="0">
-    <w:nsid w:val="4CD0052B"/>
-    <w:multiLevelType w:val="hybridMultilevel"/>
-    <w:tmpl w:val="E036F124"/>
-    <w:lvl w:ilvl="0" w:tplc="0C0A0001">
-      <w:start w:val="1"/>
-      <w:numFmt w:val="bullet"/>
-      <w:lvlText w:val=""/>
-      <w:lvlJc w:val="left"/>
-      <w:pPr>
-        <w:ind w:left="1429" w:hanging="360"/>
-      </w:pPr>
-      <w:rPr>
-        <w:rFonts w:ascii="Symbol" w:hAnsi="Symbol" w:hint="default"/>
-      </w:rPr>
-    </w:lvl>
-    <w:lvl w:ilvl="1" w:tplc="0C0A0003" w:tentative="1">
-      <w:start w:val="1"/>
-      <w:numFmt w:val="bullet"/>
-      <w:lvlText w:val="o"/>
-      <w:lvlJc w:val="left"/>
-      <w:pPr>
-        <w:ind w:left="2149" w:hanging="360"/>
-      </w:pPr>
-      <w:rPr>
-        <w:rFonts w:ascii="Courier New" w:hAnsi="Courier New" w:cs="Courier New" w:hint="default"/>
-      </w:rPr>
-    </w:lvl>
-    <w:lvl w:ilvl="2" w:tplc="0C0A0005" w:tentative="1">
-      <w:start w:val="1"/>
-      <w:numFmt w:val="bullet"/>
-      <w:lvlText w:val=""/>
-      <w:lvlJc w:val="left"/>
-      <w:pPr>
-        <w:ind w:left="2869" w:hanging="360"/>
-      </w:pPr>
-      <w:rPr>
-        <w:rFonts w:ascii="Wingdings" w:hAnsi="Wingdings" w:hint="default"/>
-      </w:rPr>
-    </w:lvl>
-    <w:lvl w:ilvl="3" w:tplc="0C0A0001" w:tentative="1">
-      <w:start w:val="1"/>
-      <w:numFmt w:val="bullet"/>
-      <w:lvlText w:val=""/>
-      <w:lvlJc w:val="left"/>
-      <w:pPr>
-        <w:ind w:left="3589" w:hanging="360"/>
-      </w:pPr>
-      <w:rPr>
-        <w:rFonts w:ascii="Symbol" w:hAnsi="Symbol" w:hint="default"/>
-      </w:rPr>
-    </w:lvl>
-    <w:lvl w:ilvl="4" w:tplc="0C0A0003" w:tentative="1">
-      <w:start w:val="1"/>
-      <w:numFmt w:val="bullet"/>
-      <w:lvlText w:val="o"/>
-      <w:lvlJc w:val="left"/>
-      <w:pPr>
-        <w:ind w:left="4309" w:hanging="360"/>
-      </w:pPr>
-      <w:rPr>
-        <w:rFonts w:ascii="Courier New" w:hAnsi="Courier New" w:cs="Courier New" w:hint="default"/>
-      </w:rPr>
-    </w:lvl>
-    <w:lvl w:ilvl="5" w:tplc="0C0A0005" w:tentative="1">
-      <w:start w:val="1"/>
-      <w:numFmt w:val="bullet"/>
-      <w:lvlText w:val=""/>
-      <w:lvlJc w:val="left"/>
-      <w:pPr>
-        <w:ind w:left="5029" w:hanging="360"/>
-      </w:pPr>
-      <w:rPr>
-        <w:rFonts w:ascii="Wingdings" w:hAnsi="Wingdings" w:hint="default"/>
-      </w:rPr>
-    </w:lvl>
-    <w:lvl w:ilvl="6" w:tplc="0C0A0001" w:tentative="1">
-      <w:start w:val="1"/>
-      <w:numFmt w:val="bullet"/>
-      <w:lvlText w:val=""/>
-      <w:lvlJc w:val="left"/>
-      <w:pPr>
-        <w:ind w:left="5749" w:hanging="360"/>
-      </w:pPr>
-      <w:rPr>
-        <w:rFonts w:ascii="Symbol" w:hAnsi="Symbol" w:hint="default"/>
-      </w:rPr>
-    </w:lvl>
-    <w:lvl w:ilvl="7" w:tplc="0C0A0003" w:tentative="1">
-      <w:start w:val="1"/>
-      <w:numFmt w:val="bullet"/>
-      <w:lvlText w:val="o"/>
-      <w:lvlJc w:val="left"/>
-      <w:pPr>
-        <w:ind w:left="6469" w:hanging="360"/>
-      </w:pPr>
-      <w:rPr>
-        <w:rFonts w:ascii="Courier New" w:hAnsi="Courier New" w:cs="Courier New" w:hint="default"/>
-      </w:rPr>
-    </w:lvl>
-    <w:lvl w:ilvl="8" w:tplc="0C0A0005" w:tentative="1">
-      <w:start w:val="1"/>
-      <w:numFmt w:val="bullet"/>
-      <w:lvlText w:val=""/>
-      <w:lvlJc w:val="left"/>
-      <w:pPr>
-        <w:ind w:left="7189" w:hanging="360"/>
-      </w:pPr>
-      <w:rPr>
-        <w:rFonts w:ascii="Wingdings" w:hAnsi="Wingdings" w:hint="default"/>
-      </w:rPr>
-    </w:lvl>
-  </w:abstractNum>
-  <w:abstractNum w:abstractNumId="45" w15:restartNumberingAfterBreak="0">
-    <w:nsid w:val="4E1C4156"/>
-    <w:multiLevelType w:val="hybridMultilevel"/>
-    <w:tmpl w:val="A16C132C"/>
-    <w:lvl w:ilvl="0" w:tplc="0C0A0001">
-      <w:start w:val="1"/>
-      <w:numFmt w:val="bullet"/>
-      <w:lvlText w:val=""/>
-      <w:lvlJc w:val="left"/>
-      <w:pPr>
-        <w:ind w:left="1429" w:hanging="360"/>
-      </w:pPr>
-      <w:rPr>
-        <w:rFonts w:ascii="Symbol" w:hAnsi="Symbol" w:hint="default"/>
-      </w:rPr>
-    </w:lvl>
-    <w:lvl w:ilvl="1" w:tplc="0C0A0003" w:tentative="1">
-      <w:start w:val="1"/>
-      <w:numFmt w:val="bullet"/>
-      <w:lvlText w:val="o"/>
-      <w:lvlJc w:val="left"/>
-      <w:pPr>
-        <w:ind w:left="2149" w:hanging="360"/>
-      </w:pPr>
-      <w:rPr>
-        <w:rFonts w:ascii="Courier New" w:hAnsi="Courier New" w:cs="Courier New" w:hint="default"/>
-      </w:rPr>
-    </w:lvl>
-    <w:lvl w:ilvl="2" w:tplc="0C0A0005" w:tentative="1">
-      <w:start w:val="1"/>
-      <w:numFmt w:val="bullet"/>
-      <w:lvlText w:val=""/>
-      <w:lvlJc w:val="left"/>
-      <w:pPr>
-        <w:ind w:left="2869" w:hanging="360"/>
-      </w:pPr>
-      <w:rPr>
-        <w:rFonts w:ascii="Wingdings" w:hAnsi="Wingdings" w:hint="default"/>
-      </w:rPr>
-    </w:lvl>
-    <w:lvl w:ilvl="3" w:tplc="0C0A0001" w:tentative="1">
-      <w:start w:val="1"/>
-      <w:numFmt w:val="bullet"/>
-      <w:lvlText w:val=""/>
-      <w:lvlJc w:val="left"/>
-      <w:pPr>
-        <w:ind w:left="3589" w:hanging="360"/>
-      </w:pPr>
-      <w:rPr>
-        <w:rFonts w:ascii="Symbol" w:hAnsi="Symbol" w:hint="default"/>
-      </w:rPr>
-    </w:lvl>
-    <w:lvl w:ilvl="4" w:tplc="0C0A0003" w:tentative="1">
-      <w:start w:val="1"/>
-      <w:numFmt w:val="bullet"/>
-      <w:lvlText w:val="o"/>
-      <w:lvlJc w:val="left"/>
-      <w:pPr>
-        <w:ind w:left="4309" w:hanging="360"/>
-      </w:pPr>
-      <w:rPr>
-        <w:rFonts w:ascii="Courier New" w:hAnsi="Courier New" w:cs="Courier New" w:hint="default"/>
-      </w:rPr>
-    </w:lvl>
-    <w:lvl w:ilvl="5" w:tplc="0C0A0005" w:tentative="1">
-      <w:start w:val="1"/>
-      <w:numFmt w:val="bullet"/>
-      <w:lvlText w:val=""/>
-      <w:lvlJc w:val="left"/>
-      <w:pPr>
-        <w:ind w:left="5029" w:hanging="360"/>
-      </w:pPr>
-      <w:rPr>
-        <w:rFonts w:ascii="Wingdings" w:hAnsi="Wingdings" w:hint="default"/>
-      </w:rPr>
-    </w:lvl>
-    <w:lvl w:ilvl="6" w:tplc="0C0A0001" w:tentative="1">
-      <w:start w:val="1"/>
-      <w:numFmt w:val="bullet"/>
-      <w:lvlText w:val=""/>
-      <w:lvlJc w:val="left"/>
-      <w:pPr>
-        <w:ind w:left="5749" w:hanging="360"/>
-      </w:pPr>
-      <w:rPr>
-        <w:rFonts w:ascii="Symbol" w:hAnsi="Symbol" w:hint="default"/>
-      </w:rPr>
-    </w:lvl>
-    <w:lvl w:ilvl="7" w:tplc="0C0A0003" w:tentative="1">
-      <w:start w:val="1"/>
-      <w:numFmt w:val="bullet"/>
-      <w:lvlText w:val="o"/>
-      <w:lvlJc w:val="left"/>
-      <w:pPr>
-        <w:ind w:left="6469" w:hanging="360"/>
-      </w:pPr>
-      <w:rPr>
-        <w:rFonts w:ascii="Courier New" w:hAnsi="Courier New" w:cs="Courier New" w:hint="default"/>
-      </w:rPr>
-    </w:lvl>
-    <w:lvl w:ilvl="8" w:tplc="0C0A0005" w:tentative="1">
-      <w:start w:val="1"/>
-      <w:numFmt w:val="bullet"/>
-      <w:lvlText w:val=""/>
-      <w:lvlJc w:val="left"/>
-      <w:pPr>
-        <w:ind w:left="7189" w:hanging="360"/>
-      </w:pPr>
-      <w:rPr>
-        <w:rFonts w:ascii="Wingdings" w:hAnsi="Wingdings" w:hint="default"/>
-      </w:rPr>
-    </w:lvl>
-  </w:abstractNum>
-  <w:abstractNum w:abstractNumId="46" w15:restartNumberingAfterBreak="0">
-    <w:nsid w:val="4E8D34A1"/>
-    <w:multiLevelType w:val="hybridMultilevel"/>
-    <w:tmpl w:val="66F2D1D2"/>
-    <w:lvl w:ilvl="0" w:tplc="0C0A0001">
-      <w:start w:val="1"/>
-      <w:numFmt w:val="bullet"/>
-      <w:lvlText w:val=""/>
-      <w:lvlJc w:val="left"/>
-      <w:pPr>
-        <w:ind w:left="1429" w:hanging="360"/>
-      </w:pPr>
-      <w:rPr>
-        <w:rFonts w:ascii="Symbol" w:hAnsi="Symbol" w:hint="default"/>
-      </w:rPr>
-    </w:lvl>
-    <w:lvl w:ilvl="1" w:tplc="0C0A0003" w:tentative="1">
-      <w:start w:val="1"/>
-      <w:numFmt w:val="bullet"/>
-      <w:lvlText w:val="o"/>
-      <w:lvlJc w:val="left"/>
-      <w:pPr>
-        <w:ind w:left="2149" w:hanging="360"/>
-      </w:pPr>
-      <w:rPr>
-        <w:rFonts w:ascii="Courier New" w:hAnsi="Courier New" w:cs="Courier New" w:hint="default"/>
-      </w:rPr>
-    </w:lvl>
-    <w:lvl w:ilvl="2" w:tplc="0C0A0005" w:tentative="1">
-      <w:start w:val="1"/>
-      <w:numFmt w:val="bullet"/>
-      <w:lvlText w:val=""/>
-      <w:lvlJc w:val="left"/>
-      <w:pPr>
-        <w:ind w:left="2869" w:hanging="360"/>
-      </w:pPr>
-      <w:rPr>
-        <w:rFonts w:ascii="Wingdings" w:hAnsi="Wingdings" w:hint="default"/>
-      </w:rPr>
-    </w:lvl>
-    <w:lvl w:ilvl="3" w:tplc="0C0A0001" w:tentative="1">
-      <w:start w:val="1"/>
-      <w:numFmt w:val="bullet"/>
-      <w:lvlText w:val=""/>
-      <w:lvlJc w:val="left"/>
-      <w:pPr>
-        <w:ind w:left="3589" w:hanging="360"/>
-      </w:pPr>
-      <w:rPr>
-        <w:rFonts w:ascii="Symbol" w:hAnsi="Symbol" w:hint="default"/>
-      </w:rPr>
-    </w:lvl>
-    <w:lvl w:ilvl="4" w:tplc="0C0A0003" w:tentative="1">
-      <w:start w:val="1"/>
-      <w:numFmt w:val="bullet"/>
-      <w:lvlText w:val="o"/>
-      <w:lvlJc w:val="left"/>
-      <w:pPr>
-        <w:ind w:left="4309" w:hanging="360"/>
-      </w:pPr>
-      <w:rPr>
-        <w:rFonts w:ascii="Courier New" w:hAnsi="Courier New" w:cs="Courier New" w:hint="default"/>
-      </w:rPr>
-    </w:lvl>
-    <w:lvl w:ilvl="5" w:tplc="0C0A0005" w:tentative="1">
-      <w:start w:val="1"/>
-      <w:numFmt w:val="bullet"/>
-      <w:lvlText w:val=""/>
-      <w:lvlJc w:val="left"/>
-      <w:pPr>
-        <w:ind w:left="5029" w:hanging="360"/>
-      </w:pPr>
-      <w:rPr>
-        <w:rFonts w:ascii="Wingdings" w:hAnsi="Wingdings" w:hint="default"/>
-      </w:rPr>
-    </w:lvl>
-    <w:lvl w:ilvl="6" w:tplc="0C0A0001" w:tentative="1">
-      <w:start w:val="1"/>
-      <w:numFmt w:val="bullet"/>
-      <w:lvlText w:val=""/>
-      <w:lvlJc w:val="left"/>
-      <w:pPr>
-        <w:ind w:left="5749" w:hanging="360"/>
-      </w:pPr>
-      <w:rPr>
-        <w:rFonts w:ascii="Symbol" w:hAnsi="Symbol" w:hint="default"/>
-      </w:rPr>
-    </w:lvl>
-    <w:lvl w:ilvl="7" w:tplc="0C0A0003" w:tentative="1">
-      <w:start w:val="1"/>
-      <w:numFmt w:val="bullet"/>
-      <w:lvlText w:val="o"/>
-      <w:lvlJc w:val="left"/>
-      <w:pPr>
-        <w:ind w:left="6469" w:hanging="360"/>
-      </w:pPr>
-      <w:rPr>
-        <w:rFonts w:ascii="Courier New" w:hAnsi="Courier New" w:cs="Courier New" w:hint="default"/>
-      </w:rPr>
-    </w:lvl>
-    <w:lvl w:ilvl="8" w:tplc="0C0A0005" w:tentative="1">
-      <w:start w:val="1"/>
-      <w:numFmt w:val="bullet"/>
-      <w:lvlText w:val=""/>
-      <w:lvlJc w:val="left"/>
-      <w:pPr>
-        <w:ind w:left="7189" w:hanging="360"/>
-      </w:pPr>
-      <w:rPr>
-        <w:rFonts w:ascii="Wingdings" w:hAnsi="Wingdings" w:hint="default"/>
-      </w:rPr>
-    </w:lvl>
-  </w:abstractNum>
-  <w:abstractNum w:abstractNumId="47" w15:restartNumberingAfterBreak="0">
+  <w:abstractNum w:abstractNumId="7" w15:restartNumberingAfterBreak="0">
     <w:nsid w:val="4EBE1EF6"/>
     <w:multiLevelType w:val="hybridMultilevel"/>
     <w:tmpl w:val="AF3C2E24"/>
@@ -37144,432 +32548,7 @@
       </w:pPr>
     </w:lvl>
   </w:abstractNum>
-  <w:abstractNum w:abstractNumId="48" w15:restartNumberingAfterBreak="0">
-    <w:nsid w:val="4F5C474A"/>
-    <w:multiLevelType w:val="hybridMultilevel"/>
-    <w:tmpl w:val="62E41EBA"/>
-    <w:lvl w:ilvl="0" w:tplc="0C0A0001">
-      <w:start w:val="1"/>
-      <w:numFmt w:val="bullet"/>
-      <w:lvlText w:val=""/>
-      <w:lvlJc w:val="left"/>
-      <w:pPr>
-        <w:ind w:left="1429" w:hanging="360"/>
-      </w:pPr>
-      <w:rPr>
-        <w:rFonts w:ascii="Symbol" w:hAnsi="Symbol" w:hint="default"/>
-      </w:rPr>
-    </w:lvl>
-    <w:lvl w:ilvl="1" w:tplc="0C0A0003" w:tentative="1">
-      <w:start w:val="1"/>
-      <w:numFmt w:val="bullet"/>
-      <w:lvlText w:val="o"/>
-      <w:lvlJc w:val="left"/>
-      <w:pPr>
-        <w:ind w:left="2149" w:hanging="360"/>
-      </w:pPr>
-      <w:rPr>
-        <w:rFonts w:ascii="Courier New" w:hAnsi="Courier New" w:cs="Courier New" w:hint="default"/>
-      </w:rPr>
-    </w:lvl>
-    <w:lvl w:ilvl="2" w:tplc="0C0A0005" w:tentative="1">
-      <w:start w:val="1"/>
-      <w:numFmt w:val="bullet"/>
-      <w:lvlText w:val=""/>
-      <w:lvlJc w:val="left"/>
-      <w:pPr>
-        <w:ind w:left="2869" w:hanging="360"/>
-      </w:pPr>
-      <w:rPr>
-        <w:rFonts w:ascii="Wingdings" w:hAnsi="Wingdings" w:hint="default"/>
-      </w:rPr>
-    </w:lvl>
-    <w:lvl w:ilvl="3" w:tplc="0C0A0001" w:tentative="1">
-      <w:start w:val="1"/>
-      <w:numFmt w:val="bullet"/>
-      <w:lvlText w:val=""/>
-      <w:lvlJc w:val="left"/>
-      <w:pPr>
-        <w:ind w:left="3589" w:hanging="360"/>
-      </w:pPr>
-      <w:rPr>
-        <w:rFonts w:ascii="Symbol" w:hAnsi="Symbol" w:hint="default"/>
-      </w:rPr>
-    </w:lvl>
-    <w:lvl w:ilvl="4" w:tplc="0C0A0003" w:tentative="1">
-      <w:start w:val="1"/>
-      <w:numFmt w:val="bullet"/>
-      <w:lvlText w:val="o"/>
-      <w:lvlJc w:val="left"/>
-      <w:pPr>
-        <w:ind w:left="4309" w:hanging="360"/>
-      </w:pPr>
-      <w:rPr>
-        <w:rFonts w:ascii="Courier New" w:hAnsi="Courier New" w:cs="Courier New" w:hint="default"/>
-      </w:rPr>
-    </w:lvl>
-    <w:lvl w:ilvl="5" w:tplc="0C0A0005" w:tentative="1">
-      <w:start w:val="1"/>
-      <w:numFmt w:val="bullet"/>
-      <w:lvlText w:val=""/>
-      <w:lvlJc w:val="left"/>
-      <w:pPr>
-        <w:ind w:left="5029" w:hanging="360"/>
-      </w:pPr>
-      <w:rPr>
-        <w:rFonts w:ascii="Wingdings" w:hAnsi="Wingdings" w:hint="default"/>
-      </w:rPr>
-    </w:lvl>
-    <w:lvl w:ilvl="6" w:tplc="0C0A0001" w:tentative="1">
-      <w:start w:val="1"/>
-      <w:numFmt w:val="bullet"/>
-      <w:lvlText w:val=""/>
-      <w:lvlJc w:val="left"/>
-      <w:pPr>
-        <w:ind w:left="5749" w:hanging="360"/>
-      </w:pPr>
-      <w:rPr>
-        <w:rFonts w:ascii="Symbol" w:hAnsi="Symbol" w:hint="default"/>
-      </w:rPr>
-    </w:lvl>
-    <w:lvl w:ilvl="7" w:tplc="0C0A0003" w:tentative="1">
-      <w:start w:val="1"/>
-      <w:numFmt w:val="bullet"/>
-      <w:lvlText w:val="o"/>
-      <w:lvlJc w:val="left"/>
-      <w:pPr>
-        <w:ind w:left="6469" w:hanging="360"/>
-      </w:pPr>
-      <w:rPr>
-        <w:rFonts w:ascii="Courier New" w:hAnsi="Courier New" w:cs="Courier New" w:hint="default"/>
-      </w:rPr>
-    </w:lvl>
-    <w:lvl w:ilvl="8" w:tplc="0C0A0005" w:tentative="1">
-      <w:start w:val="1"/>
-      <w:numFmt w:val="bullet"/>
-      <w:lvlText w:val=""/>
-      <w:lvlJc w:val="left"/>
-      <w:pPr>
-        <w:ind w:left="7189" w:hanging="360"/>
-      </w:pPr>
-      <w:rPr>
-        <w:rFonts w:ascii="Wingdings" w:hAnsi="Wingdings" w:hint="default"/>
-      </w:rPr>
-    </w:lvl>
-  </w:abstractNum>
-  <w:abstractNum w:abstractNumId="49" w15:restartNumberingAfterBreak="0">
-    <w:nsid w:val="4FF0778D"/>
-    <w:multiLevelType w:val="hybridMultilevel"/>
-    <w:tmpl w:val="5DAAA28E"/>
-    <w:lvl w:ilvl="0" w:tplc="0C0A0001">
-      <w:start w:val="1"/>
-      <w:numFmt w:val="bullet"/>
-      <w:lvlText w:val=""/>
-      <w:lvlJc w:val="left"/>
-      <w:pPr>
-        <w:ind w:left="1429" w:hanging="360"/>
-      </w:pPr>
-      <w:rPr>
-        <w:rFonts w:ascii="Symbol" w:hAnsi="Symbol" w:hint="default"/>
-      </w:rPr>
-    </w:lvl>
-    <w:lvl w:ilvl="1" w:tplc="0C0A0003" w:tentative="1">
-      <w:start w:val="1"/>
-      <w:numFmt w:val="bullet"/>
-      <w:lvlText w:val="o"/>
-      <w:lvlJc w:val="left"/>
-      <w:pPr>
-        <w:ind w:left="2149" w:hanging="360"/>
-      </w:pPr>
-      <w:rPr>
-        <w:rFonts w:ascii="Courier New" w:hAnsi="Courier New" w:cs="Courier New" w:hint="default"/>
-      </w:rPr>
-    </w:lvl>
-    <w:lvl w:ilvl="2" w:tplc="0C0A0005" w:tentative="1">
-      <w:start w:val="1"/>
-      <w:numFmt w:val="bullet"/>
-      <w:lvlText w:val=""/>
-      <w:lvlJc w:val="left"/>
-      <w:pPr>
-        <w:ind w:left="2869" w:hanging="360"/>
-      </w:pPr>
-      <w:rPr>
-        <w:rFonts w:ascii="Wingdings" w:hAnsi="Wingdings" w:hint="default"/>
-      </w:rPr>
-    </w:lvl>
-    <w:lvl w:ilvl="3" w:tplc="0C0A0001" w:tentative="1">
-      <w:start w:val="1"/>
-      <w:numFmt w:val="bullet"/>
-      <w:lvlText w:val=""/>
-      <w:lvlJc w:val="left"/>
-      <w:pPr>
-        <w:ind w:left="3589" w:hanging="360"/>
-      </w:pPr>
-      <w:rPr>
-        <w:rFonts w:ascii="Symbol" w:hAnsi="Symbol" w:hint="default"/>
-      </w:rPr>
-    </w:lvl>
-    <w:lvl w:ilvl="4" w:tplc="0C0A0003" w:tentative="1">
-      <w:start w:val="1"/>
-      <w:numFmt w:val="bullet"/>
-      <w:lvlText w:val="o"/>
-      <w:lvlJc w:val="left"/>
-      <w:pPr>
-        <w:ind w:left="4309" w:hanging="360"/>
-      </w:pPr>
-      <w:rPr>
-        <w:rFonts w:ascii="Courier New" w:hAnsi="Courier New" w:cs="Courier New" w:hint="default"/>
-      </w:rPr>
-    </w:lvl>
-    <w:lvl w:ilvl="5" w:tplc="0C0A0005" w:tentative="1">
-      <w:start w:val="1"/>
-      <w:numFmt w:val="bullet"/>
-      <w:lvlText w:val=""/>
-      <w:lvlJc w:val="left"/>
-      <w:pPr>
-        <w:ind w:left="5029" w:hanging="360"/>
-      </w:pPr>
-      <w:rPr>
-        <w:rFonts w:ascii="Wingdings" w:hAnsi="Wingdings" w:hint="default"/>
-      </w:rPr>
-    </w:lvl>
-    <w:lvl w:ilvl="6" w:tplc="0C0A0001" w:tentative="1">
-      <w:start w:val="1"/>
-      <w:numFmt w:val="bullet"/>
-      <w:lvlText w:val=""/>
-      <w:lvlJc w:val="left"/>
-      <w:pPr>
-        <w:ind w:left="5749" w:hanging="360"/>
-      </w:pPr>
-      <w:rPr>
-        <w:rFonts w:ascii="Symbol" w:hAnsi="Symbol" w:hint="default"/>
-      </w:rPr>
-    </w:lvl>
-    <w:lvl w:ilvl="7" w:tplc="0C0A0003" w:tentative="1">
-      <w:start w:val="1"/>
-      <w:numFmt w:val="bullet"/>
-      <w:lvlText w:val="o"/>
-      <w:lvlJc w:val="left"/>
-      <w:pPr>
-        <w:ind w:left="6469" w:hanging="360"/>
-      </w:pPr>
-      <w:rPr>
-        <w:rFonts w:ascii="Courier New" w:hAnsi="Courier New" w:cs="Courier New" w:hint="default"/>
-      </w:rPr>
-    </w:lvl>
-    <w:lvl w:ilvl="8" w:tplc="0C0A0005" w:tentative="1">
-      <w:start w:val="1"/>
-      <w:numFmt w:val="bullet"/>
-      <w:lvlText w:val=""/>
-      <w:lvlJc w:val="left"/>
-      <w:pPr>
-        <w:ind w:left="7189" w:hanging="360"/>
-      </w:pPr>
-      <w:rPr>
-        <w:rFonts w:ascii="Wingdings" w:hAnsi="Wingdings" w:hint="default"/>
-      </w:rPr>
-    </w:lvl>
-  </w:abstractNum>
-  <w:abstractNum w:abstractNumId="50" w15:restartNumberingAfterBreak="0">
-    <w:nsid w:val="502A1D6C"/>
-    <w:multiLevelType w:val="hybridMultilevel"/>
-    <w:tmpl w:val="D5584726"/>
-    <w:lvl w:ilvl="0" w:tplc="0C0A0017">
-      <w:start w:val="1"/>
-      <w:numFmt w:val="lowerLetter"/>
-      <w:lvlText w:val="%1)"/>
-      <w:lvlJc w:val="left"/>
-      <w:pPr>
-        <w:ind w:left="1429" w:hanging="360"/>
-      </w:pPr>
-    </w:lvl>
-    <w:lvl w:ilvl="1" w:tplc="0C0A0019" w:tentative="1">
-      <w:start w:val="1"/>
-      <w:numFmt w:val="lowerLetter"/>
-      <w:lvlText w:val="%2."/>
-      <w:lvlJc w:val="left"/>
-      <w:pPr>
-        <w:ind w:left="2149" w:hanging="360"/>
-      </w:pPr>
-    </w:lvl>
-    <w:lvl w:ilvl="2" w:tplc="0C0A001B" w:tentative="1">
-      <w:start w:val="1"/>
-      <w:numFmt w:val="lowerRoman"/>
-      <w:lvlText w:val="%3."/>
-      <w:lvlJc w:val="right"/>
-      <w:pPr>
-        <w:ind w:left="2869" w:hanging="180"/>
-      </w:pPr>
-    </w:lvl>
-    <w:lvl w:ilvl="3" w:tplc="0C0A000F" w:tentative="1">
-      <w:start w:val="1"/>
-      <w:numFmt w:val="decimal"/>
-      <w:lvlText w:val="%4."/>
-      <w:lvlJc w:val="left"/>
-      <w:pPr>
-        <w:ind w:left="3589" w:hanging="360"/>
-      </w:pPr>
-    </w:lvl>
-    <w:lvl w:ilvl="4" w:tplc="0C0A0019" w:tentative="1">
-      <w:start w:val="1"/>
-      <w:numFmt w:val="lowerLetter"/>
-      <w:lvlText w:val="%5."/>
-      <w:lvlJc w:val="left"/>
-      <w:pPr>
-        <w:ind w:left="4309" w:hanging="360"/>
-      </w:pPr>
-    </w:lvl>
-    <w:lvl w:ilvl="5" w:tplc="0C0A001B" w:tentative="1">
-      <w:start w:val="1"/>
-      <w:numFmt w:val="lowerRoman"/>
-      <w:lvlText w:val="%6."/>
-      <w:lvlJc w:val="right"/>
-      <w:pPr>
-        <w:ind w:left="5029" w:hanging="180"/>
-      </w:pPr>
-    </w:lvl>
-    <w:lvl w:ilvl="6" w:tplc="0C0A000F" w:tentative="1">
-      <w:start w:val="1"/>
-      <w:numFmt w:val="decimal"/>
-      <w:lvlText w:val="%7."/>
-      <w:lvlJc w:val="left"/>
-      <w:pPr>
-        <w:ind w:left="5749" w:hanging="360"/>
-      </w:pPr>
-    </w:lvl>
-    <w:lvl w:ilvl="7" w:tplc="0C0A0019" w:tentative="1">
-      <w:start w:val="1"/>
-      <w:numFmt w:val="lowerLetter"/>
-      <w:lvlText w:val="%8."/>
-      <w:lvlJc w:val="left"/>
-      <w:pPr>
-        <w:ind w:left="6469" w:hanging="360"/>
-      </w:pPr>
-    </w:lvl>
-    <w:lvl w:ilvl="8" w:tplc="0C0A001B" w:tentative="1">
-      <w:start w:val="1"/>
-      <w:numFmt w:val="lowerRoman"/>
-      <w:lvlText w:val="%9."/>
-      <w:lvlJc w:val="right"/>
-      <w:pPr>
-        <w:ind w:left="7189" w:hanging="180"/>
-      </w:pPr>
-    </w:lvl>
-  </w:abstractNum>
-  <w:abstractNum w:abstractNumId="51" w15:restartNumberingAfterBreak="0">
-    <w:nsid w:val="52A1248A"/>
-    <w:multiLevelType w:val="hybridMultilevel"/>
-    <w:tmpl w:val="75141252"/>
-    <w:lvl w:ilvl="0" w:tplc="0C0A0001">
-      <w:start w:val="1"/>
-      <w:numFmt w:val="bullet"/>
-      <w:lvlText w:val=""/>
-      <w:lvlJc w:val="left"/>
-      <w:pPr>
-        <w:ind w:left="1429" w:hanging="360"/>
-      </w:pPr>
-      <w:rPr>
-        <w:rFonts w:ascii="Symbol" w:hAnsi="Symbol" w:hint="default"/>
-      </w:rPr>
-    </w:lvl>
-    <w:lvl w:ilvl="1" w:tplc="0C0A0003" w:tentative="1">
-      <w:start w:val="1"/>
-      <w:numFmt w:val="bullet"/>
-      <w:lvlText w:val="o"/>
-      <w:lvlJc w:val="left"/>
-      <w:pPr>
-        <w:ind w:left="2149" w:hanging="360"/>
-      </w:pPr>
-      <w:rPr>
-        <w:rFonts w:ascii="Courier New" w:hAnsi="Courier New" w:cs="Courier New" w:hint="default"/>
-      </w:rPr>
-    </w:lvl>
-    <w:lvl w:ilvl="2" w:tplc="0C0A0005" w:tentative="1">
-      <w:start w:val="1"/>
-      <w:numFmt w:val="bullet"/>
-      <w:lvlText w:val=""/>
-      <w:lvlJc w:val="left"/>
-      <w:pPr>
-        <w:ind w:left="2869" w:hanging="360"/>
-      </w:pPr>
-      <w:rPr>
-        <w:rFonts w:ascii="Wingdings" w:hAnsi="Wingdings" w:hint="default"/>
-      </w:rPr>
-    </w:lvl>
-    <w:lvl w:ilvl="3" w:tplc="0C0A0001" w:tentative="1">
-      <w:start w:val="1"/>
-      <w:numFmt w:val="bullet"/>
-      <w:lvlText w:val=""/>
-      <w:lvlJc w:val="left"/>
-      <w:pPr>
-        <w:ind w:left="3589" w:hanging="360"/>
-      </w:pPr>
-      <w:rPr>
-        <w:rFonts w:ascii="Symbol" w:hAnsi="Symbol" w:hint="default"/>
-      </w:rPr>
-    </w:lvl>
-    <w:lvl w:ilvl="4" w:tplc="0C0A0003" w:tentative="1">
-      <w:start w:val="1"/>
-      <w:numFmt w:val="bullet"/>
-      <w:lvlText w:val="o"/>
-      <w:lvlJc w:val="left"/>
-      <w:pPr>
-        <w:ind w:left="4309" w:hanging="360"/>
-      </w:pPr>
-      <w:rPr>
-        <w:rFonts w:ascii="Courier New" w:hAnsi="Courier New" w:cs="Courier New" w:hint="default"/>
-      </w:rPr>
-    </w:lvl>
-    <w:lvl w:ilvl="5" w:tplc="0C0A0005" w:tentative="1">
-      <w:start w:val="1"/>
-      <w:numFmt w:val="bullet"/>
-      <w:lvlText w:val=""/>
-      <w:lvlJc w:val="left"/>
-      <w:pPr>
-        <w:ind w:left="5029" w:hanging="360"/>
-      </w:pPr>
-      <w:rPr>
-        <w:rFonts w:ascii="Wingdings" w:hAnsi="Wingdings" w:hint="default"/>
-      </w:rPr>
-    </w:lvl>
-    <w:lvl w:ilvl="6" w:tplc="0C0A0001" w:tentative="1">
-      <w:start w:val="1"/>
-      <w:numFmt w:val="bullet"/>
-      <w:lvlText w:val=""/>
-      <w:lvlJc w:val="left"/>
-      <w:pPr>
-        <w:ind w:left="5749" w:hanging="360"/>
-      </w:pPr>
-      <w:rPr>
-        <w:rFonts w:ascii="Symbol" w:hAnsi="Symbol" w:hint="default"/>
-      </w:rPr>
-    </w:lvl>
-    <w:lvl w:ilvl="7" w:tplc="0C0A0003" w:tentative="1">
-      <w:start w:val="1"/>
-      <w:numFmt w:val="bullet"/>
-      <w:lvlText w:val="o"/>
-      <w:lvlJc w:val="left"/>
-      <w:pPr>
-        <w:ind w:left="6469" w:hanging="360"/>
-      </w:pPr>
-      <w:rPr>
-        <w:rFonts w:ascii="Courier New" w:hAnsi="Courier New" w:cs="Courier New" w:hint="default"/>
-      </w:rPr>
-    </w:lvl>
-    <w:lvl w:ilvl="8" w:tplc="0C0A0005" w:tentative="1">
-      <w:start w:val="1"/>
-      <w:numFmt w:val="bullet"/>
-      <w:lvlText w:val=""/>
-      <w:lvlJc w:val="left"/>
-      <w:pPr>
-        <w:ind w:left="7189" w:hanging="360"/>
-      </w:pPr>
-      <w:rPr>
-        <w:rFonts w:ascii="Wingdings" w:hAnsi="Wingdings" w:hint="default"/>
-      </w:rPr>
-    </w:lvl>
-  </w:abstractNum>
-  <w:abstractNum w:abstractNumId="52" w15:restartNumberingAfterBreak="0">
+  <w:abstractNum w:abstractNumId="8" w15:restartNumberingAfterBreak="0">
     <w:nsid w:val="52AE246D"/>
     <w:multiLevelType w:val="hybridMultilevel"/>
     <w:tmpl w:val="67745AD2"/>
@@ -37655,10 +32634,10 @@
       </w:pPr>
     </w:lvl>
   </w:abstractNum>
-  <w:abstractNum w:abstractNumId="53" w15:restartNumberingAfterBreak="0">
-    <w:nsid w:val="55056C34"/>
+  <w:abstractNum w:abstractNumId="9" w15:restartNumberingAfterBreak="0">
+    <w:nsid w:val="56E8415F"/>
     <w:multiLevelType w:val="hybridMultilevel"/>
-    <w:tmpl w:val="2DDCD76A"/>
+    <w:tmpl w:val="17F0CD7A"/>
     <w:lvl w:ilvl="0" w:tplc="240A0001">
       <w:start w:val="1"/>
       <w:numFmt w:val="bullet"/>
@@ -37768,123 +32747,10 @@
       </w:rPr>
     </w:lvl>
   </w:abstractNum>
-  <w:abstractNum w:abstractNumId="54" w15:restartNumberingAfterBreak="0">
-    <w:nsid w:val="55822341"/>
+  <w:abstractNum w:abstractNumId="10" w15:restartNumberingAfterBreak="0">
+    <w:nsid w:val="5D2D5CE0"/>
     <w:multiLevelType w:val="hybridMultilevel"/>
-    <w:tmpl w:val="510A6EA0"/>
-    <w:lvl w:ilvl="0" w:tplc="0C0A0001">
-      <w:start w:val="1"/>
-      <w:numFmt w:val="bullet"/>
-      <w:lvlText w:val=""/>
-      <w:lvlJc w:val="left"/>
-      <w:pPr>
-        <w:ind w:left="1429" w:hanging="360"/>
-      </w:pPr>
-      <w:rPr>
-        <w:rFonts w:ascii="Symbol" w:hAnsi="Symbol" w:hint="default"/>
-      </w:rPr>
-    </w:lvl>
-    <w:lvl w:ilvl="1" w:tplc="0C0A0003" w:tentative="1">
-      <w:start w:val="1"/>
-      <w:numFmt w:val="bullet"/>
-      <w:lvlText w:val="o"/>
-      <w:lvlJc w:val="left"/>
-      <w:pPr>
-        <w:ind w:left="2149" w:hanging="360"/>
-      </w:pPr>
-      <w:rPr>
-        <w:rFonts w:ascii="Courier New" w:hAnsi="Courier New" w:cs="Courier New" w:hint="default"/>
-      </w:rPr>
-    </w:lvl>
-    <w:lvl w:ilvl="2" w:tplc="0C0A0005" w:tentative="1">
-      <w:start w:val="1"/>
-      <w:numFmt w:val="bullet"/>
-      <w:lvlText w:val=""/>
-      <w:lvlJc w:val="left"/>
-      <w:pPr>
-        <w:ind w:left="2869" w:hanging="360"/>
-      </w:pPr>
-      <w:rPr>
-        <w:rFonts w:ascii="Wingdings" w:hAnsi="Wingdings" w:hint="default"/>
-      </w:rPr>
-    </w:lvl>
-    <w:lvl w:ilvl="3" w:tplc="0C0A0001" w:tentative="1">
-      <w:start w:val="1"/>
-      <w:numFmt w:val="bullet"/>
-      <w:lvlText w:val=""/>
-      <w:lvlJc w:val="left"/>
-      <w:pPr>
-        <w:ind w:left="3589" w:hanging="360"/>
-      </w:pPr>
-      <w:rPr>
-        <w:rFonts w:ascii="Symbol" w:hAnsi="Symbol" w:hint="default"/>
-      </w:rPr>
-    </w:lvl>
-    <w:lvl w:ilvl="4" w:tplc="0C0A0003" w:tentative="1">
-      <w:start w:val="1"/>
-      <w:numFmt w:val="bullet"/>
-      <w:lvlText w:val="o"/>
-      <w:lvlJc w:val="left"/>
-      <w:pPr>
-        <w:ind w:left="4309" w:hanging="360"/>
-      </w:pPr>
-      <w:rPr>
-        <w:rFonts w:ascii="Courier New" w:hAnsi="Courier New" w:cs="Courier New" w:hint="default"/>
-      </w:rPr>
-    </w:lvl>
-    <w:lvl w:ilvl="5" w:tplc="0C0A0005" w:tentative="1">
-      <w:start w:val="1"/>
-      <w:numFmt w:val="bullet"/>
-      <w:lvlText w:val=""/>
-      <w:lvlJc w:val="left"/>
-      <w:pPr>
-        <w:ind w:left="5029" w:hanging="360"/>
-      </w:pPr>
-      <w:rPr>
-        <w:rFonts w:ascii="Wingdings" w:hAnsi="Wingdings" w:hint="default"/>
-      </w:rPr>
-    </w:lvl>
-    <w:lvl w:ilvl="6" w:tplc="0C0A0001" w:tentative="1">
-      <w:start w:val="1"/>
-      <w:numFmt w:val="bullet"/>
-      <w:lvlText w:val=""/>
-      <w:lvlJc w:val="left"/>
-      <w:pPr>
-        <w:ind w:left="5749" w:hanging="360"/>
-      </w:pPr>
-      <w:rPr>
-        <w:rFonts w:ascii="Symbol" w:hAnsi="Symbol" w:hint="default"/>
-      </w:rPr>
-    </w:lvl>
-    <w:lvl w:ilvl="7" w:tplc="0C0A0003" w:tentative="1">
-      <w:start w:val="1"/>
-      <w:numFmt w:val="bullet"/>
-      <w:lvlText w:val="o"/>
-      <w:lvlJc w:val="left"/>
-      <w:pPr>
-        <w:ind w:left="6469" w:hanging="360"/>
-      </w:pPr>
-      <w:rPr>
-        <w:rFonts w:ascii="Courier New" w:hAnsi="Courier New" w:cs="Courier New" w:hint="default"/>
-      </w:rPr>
-    </w:lvl>
-    <w:lvl w:ilvl="8" w:tplc="0C0A0005" w:tentative="1">
-      <w:start w:val="1"/>
-      <w:numFmt w:val="bullet"/>
-      <w:lvlText w:val=""/>
-      <w:lvlJc w:val="left"/>
-      <w:pPr>
-        <w:ind w:left="7189" w:hanging="360"/>
-      </w:pPr>
-      <w:rPr>
-        <w:rFonts w:ascii="Wingdings" w:hAnsi="Wingdings" w:hint="default"/>
-      </w:rPr>
-    </w:lvl>
-  </w:abstractNum>
-  <w:abstractNum w:abstractNumId="55" w15:restartNumberingAfterBreak="0">
-    <w:nsid w:val="56E8415F"/>
-    <w:multiLevelType w:val="hybridMultilevel"/>
-    <w:tmpl w:val="17F0CD7A"/>
+    <w:tmpl w:val="B51A3B82"/>
     <w:lvl w:ilvl="0" w:tplc="240A0001">
       <w:start w:val="1"/>
       <w:numFmt w:val="bullet"/>
@@ -37994,10 +32860,123 @@
       </w:rPr>
     </w:lvl>
   </w:abstractNum>
-  <w:abstractNum w:abstractNumId="56" w15:restartNumberingAfterBreak="0">
-    <w:nsid w:val="5734405B"/>
+  <w:abstractNum w:abstractNumId="11" w15:restartNumberingAfterBreak="0">
+    <w:nsid w:val="5F853940"/>
     <w:multiLevelType w:val="hybridMultilevel"/>
-    <w:tmpl w:val="60D65160"/>
+    <w:tmpl w:val="0448BE98"/>
+    <w:lvl w:ilvl="0" w:tplc="240A0001">
+      <w:start w:val="1"/>
+      <w:numFmt w:val="bullet"/>
+      <w:lvlText w:val=""/>
+      <w:lvlJc w:val="left"/>
+      <w:pPr>
+        <w:ind w:left="1429" w:hanging="360"/>
+      </w:pPr>
+      <w:rPr>
+        <w:rFonts w:ascii="Symbol" w:hAnsi="Symbol" w:hint="default"/>
+      </w:rPr>
+    </w:lvl>
+    <w:lvl w:ilvl="1" w:tplc="240A0003" w:tentative="1">
+      <w:start w:val="1"/>
+      <w:numFmt w:val="bullet"/>
+      <w:lvlText w:val="o"/>
+      <w:lvlJc w:val="left"/>
+      <w:pPr>
+        <w:ind w:left="2149" w:hanging="360"/>
+      </w:pPr>
+      <w:rPr>
+        <w:rFonts w:ascii="Courier New" w:hAnsi="Courier New" w:cs="Courier New" w:hint="default"/>
+      </w:rPr>
+    </w:lvl>
+    <w:lvl w:ilvl="2" w:tplc="240A0005" w:tentative="1">
+      <w:start w:val="1"/>
+      <w:numFmt w:val="bullet"/>
+      <w:lvlText w:val=""/>
+      <w:lvlJc w:val="left"/>
+      <w:pPr>
+        <w:ind w:left="2869" w:hanging="360"/>
+      </w:pPr>
+      <w:rPr>
+        <w:rFonts w:ascii="Wingdings" w:hAnsi="Wingdings" w:hint="default"/>
+      </w:rPr>
+    </w:lvl>
+    <w:lvl w:ilvl="3" w:tplc="240A0001" w:tentative="1">
+      <w:start w:val="1"/>
+      <w:numFmt w:val="bullet"/>
+      <w:lvlText w:val=""/>
+      <w:lvlJc w:val="left"/>
+      <w:pPr>
+        <w:ind w:left="3589" w:hanging="360"/>
+      </w:pPr>
+      <w:rPr>
+        <w:rFonts w:ascii="Symbol" w:hAnsi="Symbol" w:hint="default"/>
+      </w:rPr>
+    </w:lvl>
+    <w:lvl w:ilvl="4" w:tplc="240A0003" w:tentative="1">
+      <w:start w:val="1"/>
+      <w:numFmt w:val="bullet"/>
+      <w:lvlText w:val="o"/>
+      <w:lvlJc w:val="left"/>
+      <w:pPr>
+        <w:ind w:left="4309" w:hanging="360"/>
+      </w:pPr>
+      <w:rPr>
+        <w:rFonts w:ascii="Courier New" w:hAnsi="Courier New" w:cs="Courier New" w:hint="default"/>
+      </w:rPr>
+    </w:lvl>
+    <w:lvl w:ilvl="5" w:tplc="240A0005" w:tentative="1">
+      <w:start w:val="1"/>
+      <w:numFmt w:val="bullet"/>
+      <w:lvlText w:val=""/>
+      <w:lvlJc w:val="left"/>
+      <w:pPr>
+        <w:ind w:left="5029" w:hanging="360"/>
+      </w:pPr>
+      <w:rPr>
+        <w:rFonts w:ascii="Wingdings" w:hAnsi="Wingdings" w:hint="default"/>
+      </w:rPr>
+    </w:lvl>
+    <w:lvl w:ilvl="6" w:tplc="240A0001" w:tentative="1">
+      <w:start w:val="1"/>
+      <w:numFmt w:val="bullet"/>
+      <w:lvlText w:val=""/>
+      <w:lvlJc w:val="left"/>
+      <w:pPr>
+        <w:ind w:left="5749" w:hanging="360"/>
+      </w:pPr>
+      <w:rPr>
+        <w:rFonts w:ascii="Symbol" w:hAnsi="Symbol" w:hint="default"/>
+      </w:rPr>
+    </w:lvl>
+    <w:lvl w:ilvl="7" w:tplc="240A0003" w:tentative="1">
+      <w:start w:val="1"/>
+      <w:numFmt w:val="bullet"/>
+      <w:lvlText w:val="o"/>
+      <w:lvlJc w:val="left"/>
+      <w:pPr>
+        <w:ind w:left="6469" w:hanging="360"/>
+      </w:pPr>
+      <w:rPr>
+        <w:rFonts w:ascii="Courier New" w:hAnsi="Courier New" w:cs="Courier New" w:hint="default"/>
+      </w:rPr>
+    </w:lvl>
+    <w:lvl w:ilvl="8" w:tplc="240A0005" w:tentative="1">
+      <w:start w:val="1"/>
+      <w:numFmt w:val="bullet"/>
+      <w:lvlText w:val=""/>
+      <w:lvlJc w:val="left"/>
+      <w:pPr>
+        <w:ind w:left="7189" w:hanging="360"/>
+      </w:pPr>
+      <w:rPr>
+        <w:rFonts w:ascii="Wingdings" w:hAnsi="Wingdings" w:hint="default"/>
+      </w:rPr>
+    </w:lvl>
+  </w:abstractNum>
+  <w:abstractNum w:abstractNumId="12" w15:restartNumberingAfterBreak="0">
+    <w:nsid w:val="6F666BC0"/>
+    <w:multiLevelType w:val="hybridMultilevel"/>
+    <w:tmpl w:val="CAA6C45C"/>
     <w:lvl w:ilvl="0" w:tplc="240A0001">
       <w:start w:val="1"/>
       <w:numFmt w:val="bullet"/>
@@ -38107,130 +33086,17 @@
       </w:rPr>
     </w:lvl>
   </w:abstractNum>
-  <w:abstractNum w:abstractNumId="57" w15:restartNumberingAfterBreak="0">
-    <w:nsid w:val="573C65E7"/>
+  <w:abstractNum w:abstractNumId="13" w15:restartNumberingAfterBreak="0">
+    <w:nsid w:val="7A1B3BB4"/>
     <w:multiLevelType w:val="hybridMultilevel"/>
-    <w:tmpl w:val="5406CC94"/>
-    <w:lvl w:ilvl="0" w:tplc="0C0A0001">
-      <w:start w:val="1"/>
-      <w:numFmt w:val="bullet"/>
-      <w:lvlText w:val=""/>
-      <w:lvlJc w:val="left"/>
-      <w:pPr>
-        <w:ind w:left="1429" w:hanging="360"/>
-      </w:pPr>
-      <w:rPr>
-        <w:rFonts w:ascii="Symbol" w:hAnsi="Symbol" w:hint="default"/>
-      </w:rPr>
-    </w:lvl>
-    <w:lvl w:ilvl="1" w:tplc="0C0A0003" w:tentative="1">
-      <w:start w:val="1"/>
-      <w:numFmt w:val="bullet"/>
-      <w:lvlText w:val="o"/>
-      <w:lvlJc w:val="left"/>
-      <w:pPr>
-        <w:ind w:left="2149" w:hanging="360"/>
-      </w:pPr>
-      <w:rPr>
-        <w:rFonts w:ascii="Courier New" w:hAnsi="Courier New" w:cs="Courier New" w:hint="default"/>
-      </w:rPr>
-    </w:lvl>
-    <w:lvl w:ilvl="2" w:tplc="0C0A0005" w:tentative="1">
-      <w:start w:val="1"/>
-      <w:numFmt w:val="bullet"/>
-      <w:lvlText w:val=""/>
-      <w:lvlJc w:val="left"/>
-      <w:pPr>
-        <w:ind w:left="2869" w:hanging="360"/>
-      </w:pPr>
-      <w:rPr>
-        <w:rFonts w:ascii="Wingdings" w:hAnsi="Wingdings" w:hint="default"/>
-      </w:rPr>
-    </w:lvl>
-    <w:lvl w:ilvl="3" w:tplc="0C0A0001" w:tentative="1">
-      <w:start w:val="1"/>
-      <w:numFmt w:val="bullet"/>
-      <w:lvlText w:val=""/>
-      <w:lvlJc w:val="left"/>
-      <w:pPr>
-        <w:ind w:left="3589" w:hanging="360"/>
-      </w:pPr>
-      <w:rPr>
-        <w:rFonts w:ascii="Symbol" w:hAnsi="Symbol" w:hint="default"/>
-      </w:rPr>
-    </w:lvl>
-    <w:lvl w:ilvl="4" w:tplc="0C0A0003" w:tentative="1">
-      <w:start w:val="1"/>
-      <w:numFmt w:val="bullet"/>
-      <w:lvlText w:val="o"/>
-      <w:lvlJc w:val="left"/>
-      <w:pPr>
-        <w:ind w:left="4309" w:hanging="360"/>
-      </w:pPr>
-      <w:rPr>
-        <w:rFonts w:ascii="Courier New" w:hAnsi="Courier New" w:cs="Courier New" w:hint="default"/>
-      </w:rPr>
-    </w:lvl>
-    <w:lvl w:ilvl="5" w:tplc="0C0A0005" w:tentative="1">
-      <w:start w:val="1"/>
-      <w:numFmt w:val="bullet"/>
-      <w:lvlText w:val=""/>
-      <w:lvlJc w:val="left"/>
-      <w:pPr>
-        <w:ind w:left="5029" w:hanging="360"/>
-      </w:pPr>
-      <w:rPr>
-        <w:rFonts w:ascii="Wingdings" w:hAnsi="Wingdings" w:hint="default"/>
-      </w:rPr>
-    </w:lvl>
-    <w:lvl w:ilvl="6" w:tplc="0C0A0001" w:tentative="1">
-      <w:start w:val="1"/>
-      <w:numFmt w:val="bullet"/>
-      <w:lvlText w:val=""/>
-      <w:lvlJc w:val="left"/>
-      <w:pPr>
-        <w:ind w:left="5749" w:hanging="360"/>
-      </w:pPr>
-      <w:rPr>
-        <w:rFonts w:ascii="Symbol" w:hAnsi="Symbol" w:hint="default"/>
-      </w:rPr>
-    </w:lvl>
-    <w:lvl w:ilvl="7" w:tplc="0C0A0003" w:tentative="1">
-      <w:start w:val="1"/>
-      <w:numFmt w:val="bullet"/>
-      <w:lvlText w:val="o"/>
-      <w:lvlJc w:val="left"/>
-      <w:pPr>
-        <w:ind w:left="6469" w:hanging="360"/>
-      </w:pPr>
-      <w:rPr>
-        <w:rFonts w:ascii="Courier New" w:hAnsi="Courier New" w:cs="Courier New" w:hint="default"/>
-      </w:rPr>
-    </w:lvl>
-    <w:lvl w:ilvl="8" w:tplc="0C0A0005" w:tentative="1">
-      <w:start w:val="1"/>
-      <w:numFmt w:val="bullet"/>
-      <w:lvlText w:val=""/>
-      <w:lvlJc w:val="left"/>
-      <w:pPr>
-        <w:ind w:left="7189" w:hanging="360"/>
-      </w:pPr>
-      <w:rPr>
-        <w:rFonts w:ascii="Wingdings" w:hAnsi="Wingdings" w:hint="default"/>
-      </w:rPr>
-    </w:lvl>
-  </w:abstractNum>
-  <w:abstractNum w:abstractNumId="58" w15:restartNumberingAfterBreak="0">
-    <w:nsid w:val="57830ABF"/>
-    <w:multiLevelType w:val="hybridMultilevel"/>
-    <w:tmpl w:val="A7AAB8EA"/>
+    <w:tmpl w:val="4E86F890"/>
     <w:lvl w:ilvl="0" w:tplc="240A0001">
       <w:start w:val="1"/>
       <w:numFmt w:val="bullet"/>
       <w:lvlText w:val=""/>
       <w:lvlJc w:val="left"/>
       <w:pPr>
-        <w:ind w:left="2149" w:hanging="360"/>
+        <w:ind w:left="1429" w:hanging="360"/>
       </w:pPr>
       <w:rPr>
         <w:rFonts w:ascii="Symbol" w:hAnsi="Symbol" w:hint="default"/>
@@ -38242,7 +33108,7 @@
       <w:lvlText w:val="o"/>
       <w:lvlJc w:val="left"/>
       <w:pPr>
-        <w:ind w:left="2869" w:hanging="360"/>
+        <w:ind w:left="2149" w:hanging="360"/>
       </w:pPr>
       <w:rPr>
         <w:rFonts w:ascii="Courier New" w:hAnsi="Courier New" w:cs="Courier New" w:hint="default"/>
@@ -38254,7 +33120,7 @@
       <w:lvlText w:val=""/>
       <w:lvlJc w:val="left"/>
       <w:pPr>
-        <w:ind w:left="3589" w:hanging="360"/>
+        <w:ind w:left="2869" w:hanging="360"/>
       </w:pPr>
       <w:rPr>
         <w:rFonts w:ascii="Wingdings" w:hAnsi="Wingdings" w:hint="default"/>
@@ -38266,7 +33132,7 @@
       <w:lvlText w:val=""/>
       <w:lvlJc w:val="left"/>
       <w:pPr>
-        <w:ind w:left="4309" w:hanging="360"/>
+        <w:ind w:left="3589" w:hanging="360"/>
       </w:pPr>
       <w:rPr>
         <w:rFonts w:ascii="Symbol" w:hAnsi="Symbol" w:hint="default"/>
@@ -38278,7 +33144,7 @@
       <w:lvlText w:val="o"/>
       <w:lvlJc w:val="left"/>
       <w:pPr>
-        <w:ind w:left="5029" w:hanging="360"/>
+        <w:ind w:left="4309" w:hanging="360"/>
       </w:pPr>
       <w:rPr>
         <w:rFonts w:ascii="Courier New" w:hAnsi="Courier New" w:cs="Courier New" w:hint="default"/>
@@ -38290,7 +33156,7 @@
       <w:lvlText w:val=""/>
       <w:lvlJc w:val="left"/>
       <w:pPr>
-        <w:ind w:left="5749" w:hanging="360"/>
+        <w:ind w:left="5029" w:hanging="360"/>
       </w:pPr>
       <w:rPr>
         <w:rFonts w:ascii="Wingdings" w:hAnsi="Wingdings" w:hint="default"/>
@@ -38302,7 +33168,7 @@
       <w:lvlText w:val=""/>
       <w:lvlJc w:val="left"/>
       <w:pPr>
-        <w:ind w:left="6469" w:hanging="360"/>
+        <w:ind w:left="5749" w:hanging="360"/>
       </w:pPr>
       <w:rPr>
         <w:rFonts w:ascii="Symbol" w:hAnsi="Symbol" w:hint="default"/>
@@ -38314,7 +33180,7 @@
       <w:lvlText w:val="o"/>
       <w:lvlJc w:val="left"/>
       <w:pPr>
-        <w:ind w:left="7189" w:hanging="360"/>
+        <w:ind w:left="6469" w:hanging="360"/>
       </w:pPr>
       <w:rPr>
         <w:rFonts w:ascii="Courier New" w:hAnsi="Courier New" w:cs="Courier New" w:hint="default"/>
@@ -38326,2821 +33192,14 @@
       <w:lvlText w:val=""/>
       <w:lvlJc w:val="left"/>
       <w:pPr>
-        <w:ind w:left="7909" w:hanging="360"/>
+        <w:ind w:left="7189" w:hanging="360"/>
       </w:pPr>
       <w:rPr>
         <w:rFonts w:ascii="Wingdings" w:hAnsi="Wingdings" w:hint="default"/>
       </w:rPr>
     </w:lvl>
   </w:abstractNum>
-  <w:abstractNum w:abstractNumId="59" w15:restartNumberingAfterBreak="0">
-    <w:nsid w:val="581B5E2B"/>
-    <w:multiLevelType w:val="hybridMultilevel"/>
-    <w:tmpl w:val="E03258C8"/>
-    <w:lvl w:ilvl="0" w:tplc="0C0A0017">
-      <w:start w:val="1"/>
-      <w:numFmt w:val="lowerLetter"/>
-      <w:lvlText w:val="%1)"/>
-      <w:lvlJc w:val="left"/>
-      <w:pPr>
-        <w:ind w:left="1429" w:hanging="360"/>
-      </w:pPr>
-    </w:lvl>
-    <w:lvl w:ilvl="1" w:tplc="0C0A0019" w:tentative="1">
-      <w:start w:val="1"/>
-      <w:numFmt w:val="lowerLetter"/>
-      <w:lvlText w:val="%2."/>
-      <w:lvlJc w:val="left"/>
-      <w:pPr>
-        <w:ind w:left="2149" w:hanging="360"/>
-      </w:pPr>
-    </w:lvl>
-    <w:lvl w:ilvl="2" w:tplc="0C0A001B" w:tentative="1">
-      <w:start w:val="1"/>
-      <w:numFmt w:val="lowerRoman"/>
-      <w:lvlText w:val="%3."/>
-      <w:lvlJc w:val="right"/>
-      <w:pPr>
-        <w:ind w:left="2869" w:hanging="180"/>
-      </w:pPr>
-    </w:lvl>
-    <w:lvl w:ilvl="3" w:tplc="0C0A000F" w:tentative="1">
-      <w:start w:val="1"/>
-      <w:numFmt w:val="decimal"/>
-      <w:lvlText w:val="%4."/>
-      <w:lvlJc w:val="left"/>
-      <w:pPr>
-        <w:ind w:left="3589" w:hanging="360"/>
-      </w:pPr>
-    </w:lvl>
-    <w:lvl w:ilvl="4" w:tplc="0C0A0019" w:tentative="1">
-      <w:start w:val="1"/>
-      <w:numFmt w:val="lowerLetter"/>
-      <w:lvlText w:val="%5."/>
-      <w:lvlJc w:val="left"/>
-      <w:pPr>
-        <w:ind w:left="4309" w:hanging="360"/>
-      </w:pPr>
-    </w:lvl>
-    <w:lvl w:ilvl="5" w:tplc="0C0A001B" w:tentative="1">
-      <w:start w:val="1"/>
-      <w:numFmt w:val="lowerRoman"/>
-      <w:lvlText w:val="%6."/>
-      <w:lvlJc w:val="right"/>
-      <w:pPr>
-        <w:ind w:left="5029" w:hanging="180"/>
-      </w:pPr>
-    </w:lvl>
-    <w:lvl w:ilvl="6" w:tplc="0C0A000F" w:tentative="1">
-      <w:start w:val="1"/>
-      <w:numFmt w:val="decimal"/>
-      <w:lvlText w:val="%7."/>
-      <w:lvlJc w:val="left"/>
-      <w:pPr>
-        <w:ind w:left="5749" w:hanging="360"/>
-      </w:pPr>
-    </w:lvl>
-    <w:lvl w:ilvl="7" w:tplc="0C0A0019" w:tentative="1">
-      <w:start w:val="1"/>
-      <w:numFmt w:val="lowerLetter"/>
-      <w:lvlText w:val="%8."/>
-      <w:lvlJc w:val="left"/>
-      <w:pPr>
-        <w:ind w:left="6469" w:hanging="360"/>
-      </w:pPr>
-    </w:lvl>
-    <w:lvl w:ilvl="8" w:tplc="0C0A001B" w:tentative="1">
-      <w:start w:val="1"/>
-      <w:numFmt w:val="lowerRoman"/>
-      <w:lvlText w:val="%9."/>
-      <w:lvlJc w:val="right"/>
-      <w:pPr>
-        <w:ind w:left="7189" w:hanging="180"/>
-      </w:pPr>
-    </w:lvl>
-  </w:abstractNum>
-  <w:abstractNum w:abstractNumId="60" w15:restartNumberingAfterBreak="0">
-    <w:nsid w:val="58D36B95"/>
-    <w:multiLevelType w:val="hybridMultilevel"/>
-    <w:tmpl w:val="FC34ED96"/>
-    <w:lvl w:ilvl="0" w:tplc="240A0001">
-      <w:start w:val="1"/>
-      <w:numFmt w:val="bullet"/>
-      <w:lvlText w:val=""/>
-      <w:lvlJc w:val="left"/>
-      <w:pPr>
-        <w:ind w:left="1429" w:hanging="360"/>
-      </w:pPr>
-      <w:rPr>
-        <w:rFonts w:ascii="Symbol" w:hAnsi="Symbol" w:hint="default"/>
-      </w:rPr>
-    </w:lvl>
-    <w:lvl w:ilvl="1" w:tplc="240A0003">
-      <w:start w:val="1"/>
-      <w:numFmt w:val="bullet"/>
-      <w:lvlText w:val="o"/>
-      <w:lvlJc w:val="left"/>
-      <w:pPr>
-        <w:ind w:left="2149" w:hanging="360"/>
-      </w:pPr>
-      <w:rPr>
-        <w:rFonts w:ascii="Courier New" w:hAnsi="Courier New" w:cs="Courier New" w:hint="default"/>
-      </w:rPr>
-    </w:lvl>
-    <w:lvl w:ilvl="2" w:tplc="240A0005" w:tentative="1">
-      <w:start w:val="1"/>
-      <w:numFmt w:val="bullet"/>
-      <w:lvlText w:val=""/>
-      <w:lvlJc w:val="left"/>
-      <w:pPr>
-        <w:ind w:left="2869" w:hanging="360"/>
-      </w:pPr>
-      <w:rPr>
-        <w:rFonts w:ascii="Wingdings" w:hAnsi="Wingdings" w:hint="default"/>
-      </w:rPr>
-    </w:lvl>
-    <w:lvl w:ilvl="3" w:tplc="240A0001" w:tentative="1">
-      <w:start w:val="1"/>
-      <w:numFmt w:val="bullet"/>
-      <w:lvlText w:val=""/>
-      <w:lvlJc w:val="left"/>
-      <w:pPr>
-        <w:ind w:left="3589" w:hanging="360"/>
-      </w:pPr>
-      <w:rPr>
-        <w:rFonts w:ascii="Symbol" w:hAnsi="Symbol" w:hint="default"/>
-      </w:rPr>
-    </w:lvl>
-    <w:lvl w:ilvl="4" w:tplc="240A0003" w:tentative="1">
-      <w:start w:val="1"/>
-      <w:numFmt w:val="bullet"/>
-      <w:lvlText w:val="o"/>
-      <w:lvlJc w:val="left"/>
-      <w:pPr>
-        <w:ind w:left="4309" w:hanging="360"/>
-      </w:pPr>
-      <w:rPr>
-        <w:rFonts w:ascii="Courier New" w:hAnsi="Courier New" w:cs="Courier New" w:hint="default"/>
-      </w:rPr>
-    </w:lvl>
-    <w:lvl w:ilvl="5" w:tplc="240A0005" w:tentative="1">
-      <w:start w:val="1"/>
-      <w:numFmt w:val="bullet"/>
-      <w:lvlText w:val=""/>
-      <w:lvlJc w:val="left"/>
-      <w:pPr>
-        <w:ind w:left="5029" w:hanging="360"/>
-      </w:pPr>
-      <w:rPr>
-        <w:rFonts w:ascii="Wingdings" w:hAnsi="Wingdings" w:hint="default"/>
-      </w:rPr>
-    </w:lvl>
-    <w:lvl w:ilvl="6" w:tplc="240A0001" w:tentative="1">
-      <w:start w:val="1"/>
-      <w:numFmt w:val="bullet"/>
-      <w:lvlText w:val=""/>
-      <w:lvlJc w:val="left"/>
-      <w:pPr>
-        <w:ind w:left="5749" w:hanging="360"/>
-      </w:pPr>
-      <w:rPr>
-        <w:rFonts w:ascii="Symbol" w:hAnsi="Symbol" w:hint="default"/>
-      </w:rPr>
-    </w:lvl>
-    <w:lvl w:ilvl="7" w:tplc="240A0003" w:tentative="1">
-      <w:start w:val="1"/>
-      <w:numFmt w:val="bullet"/>
-      <w:lvlText w:val="o"/>
-      <w:lvlJc w:val="left"/>
-      <w:pPr>
-        <w:ind w:left="6469" w:hanging="360"/>
-      </w:pPr>
-      <w:rPr>
-        <w:rFonts w:ascii="Courier New" w:hAnsi="Courier New" w:cs="Courier New" w:hint="default"/>
-      </w:rPr>
-    </w:lvl>
-    <w:lvl w:ilvl="8" w:tplc="240A0005" w:tentative="1">
-      <w:start w:val="1"/>
-      <w:numFmt w:val="bullet"/>
-      <w:lvlText w:val=""/>
-      <w:lvlJc w:val="left"/>
-      <w:pPr>
-        <w:ind w:left="7189" w:hanging="360"/>
-      </w:pPr>
-      <w:rPr>
-        <w:rFonts w:ascii="Wingdings" w:hAnsi="Wingdings" w:hint="default"/>
-      </w:rPr>
-    </w:lvl>
-  </w:abstractNum>
-  <w:abstractNum w:abstractNumId="61" w15:restartNumberingAfterBreak="0">
-    <w:nsid w:val="58EC1AE0"/>
-    <w:multiLevelType w:val="hybridMultilevel"/>
-    <w:tmpl w:val="51767C22"/>
-    <w:lvl w:ilvl="0" w:tplc="0C0A0001">
-      <w:start w:val="1"/>
-      <w:numFmt w:val="bullet"/>
-      <w:lvlText w:val=""/>
-      <w:lvlJc w:val="left"/>
-      <w:pPr>
-        <w:ind w:left="1429" w:hanging="360"/>
-      </w:pPr>
-      <w:rPr>
-        <w:rFonts w:ascii="Symbol" w:hAnsi="Symbol" w:hint="default"/>
-      </w:rPr>
-    </w:lvl>
-    <w:lvl w:ilvl="1" w:tplc="0C0A0003" w:tentative="1">
-      <w:start w:val="1"/>
-      <w:numFmt w:val="bullet"/>
-      <w:lvlText w:val="o"/>
-      <w:lvlJc w:val="left"/>
-      <w:pPr>
-        <w:ind w:left="2149" w:hanging="360"/>
-      </w:pPr>
-      <w:rPr>
-        <w:rFonts w:ascii="Courier New" w:hAnsi="Courier New" w:cs="Courier New" w:hint="default"/>
-      </w:rPr>
-    </w:lvl>
-    <w:lvl w:ilvl="2" w:tplc="0C0A0005" w:tentative="1">
-      <w:start w:val="1"/>
-      <w:numFmt w:val="bullet"/>
-      <w:lvlText w:val=""/>
-      <w:lvlJc w:val="left"/>
-      <w:pPr>
-        <w:ind w:left="2869" w:hanging="360"/>
-      </w:pPr>
-      <w:rPr>
-        <w:rFonts w:ascii="Wingdings" w:hAnsi="Wingdings" w:hint="default"/>
-      </w:rPr>
-    </w:lvl>
-    <w:lvl w:ilvl="3" w:tplc="0C0A0001" w:tentative="1">
-      <w:start w:val="1"/>
-      <w:numFmt w:val="bullet"/>
-      <w:lvlText w:val=""/>
-      <w:lvlJc w:val="left"/>
-      <w:pPr>
-        <w:ind w:left="3589" w:hanging="360"/>
-      </w:pPr>
-      <w:rPr>
-        <w:rFonts w:ascii="Symbol" w:hAnsi="Symbol" w:hint="default"/>
-      </w:rPr>
-    </w:lvl>
-    <w:lvl w:ilvl="4" w:tplc="0C0A0003" w:tentative="1">
-      <w:start w:val="1"/>
-      <w:numFmt w:val="bullet"/>
-      <w:lvlText w:val="o"/>
-      <w:lvlJc w:val="left"/>
-      <w:pPr>
-        <w:ind w:left="4309" w:hanging="360"/>
-      </w:pPr>
-      <w:rPr>
-        <w:rFonts w:ascii="Courier New" w:hAnsi="Courier New" w:cs="Courier New" w:hint="default"/>
-      </w:rPr>
-    </w:lvl>
-    <w:lvl w:ilvl="5" w:tplc="0C0A0005" w:tentative="1">
-      <w:start w:val="1"/>
-      <w:numFmt w:val="bullet"/>
-      <w:lvlText w:val=""/>
-      <w:lvlJc w:val="left"/>
-      <w:pPr>
-        <w:ind w:left="5029" w:hanging="360"/>
-      </w:pPr>
-      <w:rPr>
-        <w:rFonts w:ascii="Wingdings" w:hAnsi="Wingdings" w:hint="default"/>
-      </w:rPr>
-    </w:lvl>
-    <w:lvl w:ilvl="6" w:tplc="0C0A0001" w:tentative="1">
-      <w:start w:val="1"/>
-      <w:numFmt w:val="bullet"/>
-      <w:lvlText w:val=""/>
-      <w:lvlJc w:val="left"/>
-      <w:pPr>
-        <w:ind w:left="5749" w:hanging="360"/>
-      </w:pPr>
-      <w:rPr>
-        <w:rFonts w:ascii="Symbol" w:hAnsi="Symbol" w:hint="default"/>
-      </w:rPr>
-    </w:lvl>
-    <w:lvl w:ilvl="7" w:tplc="0C0A0003" w:tentative="1">
-      <w:start w:val="1"/>
-      <w:numFmt w:val="bullet"/>
-      <w:lvlText w:val="o"/>
-      <w:lvlJc w:val="left"/>
-      <w:pPr>
-        <w:ind w:left="6469" w:hanging="360"/>
-      </w:pPr>
-      <w:rPr>
-        <w:rFonts w:ascii="Courier New" w:hAnsi="Courier New" w:cs="Courier New" w:hint="default"/>
-      </w:rPr>
-    </w:lvl>
-    <w:lvl w:ilvl="8" w:tplc="0C0A0005" w:tentative="1">
-      <w:start w:val="1"/>
-      <w:numFmt w:val="bullet"/>
-      <w:lvlText w:val=""/>
-      <w:lvlJc w:val="left"/>
-      <w:pPr>
-        <w:ind w:left="7189" w:hanging="360"/>
-      </w:pPr>
-      <w:rPr>
-        <w:rFonts w:ascii="Wingdings" w:hAnsi="Wingdings" w:hint="default"/>
-      </w:rPr>
-    </w:lvl>
-  </w:abstractNum>
-  <w:abstractNum w:abstractNumId="62" w15:restartNumberingAfterBreak="0">
-    <w:nsid w:val="5AA254E1"/>
-    <w:multiLevelType w:val="hybridMultilevel"/>
-    <w:tmpl w:val="014E6B94"/>
-    <w:lvl w:ilvl="0" w:tplc="240A0001">
-      <w:start w:val="1"/>
-      <w:numFmt w:val="bullet"/>
-      <w:lvlText w:val=""/>
-      <w:lvlJc w:val="left"/>
-      <w:pPr>
-        <w:ind w:left="1429" w:hanging="360"/>
-      </w:pPr>
-      <w:rPr>
-        <w:rFonts w:ascii="Symbol" w:hAnsi="Symbol" w:hint="default"/>
-      </w:rPr>
-    </w:lvl>
-    <w:lvl w:ilvl="1" w:tplc="240A0003" w:tentative="1">
-      <w:start w:val="1"/>
-      <w:numFmt w:val="bullet"/>
-      <w:lvlText w:val="o"/>
-      <w:lvlJc w:val="left"/>
-      <w:pPr>
-        <w:ind w:left="2149" w:hanging="360"/>
-      </w:pPr>
-      <w:rPr>
-        <w:rFonts w:ascii="Courier New" w:hAnsi="Courier New" w:cs="Courier New" w:hint="default"/>
-      </w:rPr>
-    </w:lvl>
-    <w:lvl w:ilvl="2" w:tplc="240A0005" w:tentative="1">
-      <w:start w:val="1"/>
-      <w:numFmt w:val="bullet"/>
-      <w:lvlText w:val=""/>
-      <w:lvlJc w:val="left"/>
-      <w:pPr>
-        <w:ind w:left="2869" w:hanging="360"/>
-      </w:pPr>
-      <w:rPr>
-        <w:rFonts w:ascii="Wingdings" w:hAnsi="Wingdings" w:hint="default"/>
-      </w:rPr>
-    </w:lvl>
-    <w:lvl w:ilvl="3" w:tplc="240A0001" w:tentative="1">
-      <w:start w:val="1"/>
-      <w:numFmt w:val="bullet"/>
-      <w:lvlText w:val=""/>
-      <w:lvlJc w:val="left"/>
-      <w:pPr>
-        <w:ind w:left="3589" w:hanging="360"/>
-      </w:pPr>
-      <w:rPr>
-        <w:rFonts w:ascii="Symbol" w:hAnsi="Symbol" w:hint="default"/>
-      </w:rPr>
-    </w:lvl>
-    <w:lvl w:ilvl="4" w:tplc="240A0003" w:tentative="1">
-      <w:start w:val="1"/>
-      <w:numFmt w:val="bullet"/>
-      <w:lvlText w:val="o"/>
-      <w:lvlJc w:val="left"/>
-      <w:pPr>
-        <w:ind w:left="4309" w:hanging="360"/>
-      </w:pPr>
-      <w:rPr>
-        <w:rFonts w:ascii="Courier New" w:hAnsi="Courier New" w:cs="Courier New" w:hint="default"/>
-      </w:rPr>
-    </w:lvl>
-    <w:lvl w:ilvl="5" w:tplc="240A0005" w:tentative="1">
-      <w:start w:val="1"/>
-      <w:numFmt w:val="bullet"/>
-      <w:lvlText w:val=""/>
-      <w:lvlJc w:val="left"/>
-      <w:pPr>
-        <w:ind w:left="5029" w:hanging="360"/>
-      </w:pPr>
-      <w:rPr>
-        <w:rFonts w:ascii="Wingdings" w:hAnsi="Wingdings" w:hint="default"/>
-      </w:rPr>
-    </w:lvl>
-    <w:lvl w:ilvl="6" w:tplc="240A0001" w:tentative="1">
-      <w:start w:val="1"/>
-      <w:numFmt w:val="bullet"/>
-      <w:lvlText w:val=""/>
-      <w:lvlJc w:val="left"/>
-      <w:pPr>
-        <w:ind w:left="5749" w:hanging="360"/>
-      </w:pPr>
-      <w:rPr>
-        <w:rFonts w:ascii="Symbol" w:hAnsi="Symbol" w:hint="default"/>
-      </w:rPr>
-    </w:lvl>
-    <w:lvl w:ilvl="7" w:tplc="240A0003" w:tentative="1">
-      <w:start w:val="1"/>
-      <w:numFmt w:val="bullet"/>
-      <w:lvlText w:val="o"/>
-      <w:lvlJc w:val="left"/>
-      <w:pPr>
-        <w:ind w:left="6469" w:hanging="360"/>
-      </w:pPr>
-      <w:rPr>
-        <w:rFonts w:ascii="Courier New" w:hAnsi="Courier New" w:cs="Courier New" w:hint="default"/>
-      </w:rPr>
-    </w:lvl>
-    <w:lvl w:ilvl="8" w:tplc="240A0005" w:tentative="1">
-      <w:start w:val="1"/>
-      <w:numFmt w:val="bullet"/>
-      <w:lvlText w:val=""/>
-      <w:lvlJc w:val="left"/>
-      <w:pPr>
-        <w:ind w:left="7189" w:hanging="360"/>
-      </w:pPr>
-      <w:rPr>
-        <w:rFonts w:ascii="Wingdings" w:hAnsi="Wingdings" w:hint="default"/>
-      </w:rPr>
-    </w:lvl>
-  </w:abstractNum>
-  <w:abstractNum w:abstractNumId="63" w15:restartNumberingAfterBreak="0">
-    <w:nsid w:val="5BE07CE1"/>
-    <w:multiLevelType w:val="hybridMultilevel"/>
-    <w:tmpl w:val="4D30B548"/>
-    <w:lvl w:ilvl="0" w:tplc="0C0A0001">
-      <w:start w:val="1"/>
-      <w:numFmt w:val="bullet"/>
-      <w:lvlText w:val=""/>
-      <w:lvlJc w:val="left"/>
-      <w:pPr>
-        <w:ind w:left="1429" w:hanging="360"/>
-      </w:pPr>
-      <w:rPr>
-        <w:rFonts w:ascii="Symbol" w:hAnsi="Symbol" w:hint="default"/>
-      </w:rPr>
-    </w:lvl>
-    <w:lvl w:ilvl="1" w:tplc="0C0A0003" w:tentative="1">
-      <w:start w:val="1"/>
-      <w:numFmt w:val="bullet"/>
-      <w:lvlText w:val="o"/>
-      <w:lvlJc w:val="left"/>
-      <w:pPr>
-        <w:ind w:left="2149" w:hanging="360"/>
-      </w:pPr>
-      <w:rPr>
-        <w:rFonts w:ascii="Courier New" w:hAnsi="Courier New" w:cs="Courier New" w:hint="default"/>
-      </w:rPr>
-    </w:lvl>
-    <w:lvl w:ilvl="2" w:tplc="0C0A0005" w:tentative="1">
-      <w:start w:val="1"/>
-      <w:numFmt w:val="bullet"/>
-      <w:lvlText w:val=""/>
-      <w:lvlJc w:val="left"/>
-      <w:pPr>
-        <w:ind w:left="2869" w:hanging="360"/>
-      </w:pPr>
-      <w:rPr>
-        <w:rFonts w:ascii="Wingdings" w:hAnsi="Wingdings" w:hint="default"/>
-      </w:rPr>
-    </w:lvl>
-    <w:lvl w:ilvl="3" w:tplc="0C0A0001" w:tentative="1">
-      <w:start w:val="1"/>
-      <w:numFmt w:val="bullet"/>
-      <w:lvlText w:val=""/>
-      <w:lvlJc w:val="left"/>
-      <w:pPr>
-        <w:ind w:left="3589" w:hanging="360"/>
-      </w:pPr>
-      <w:rPr>
-        <w:rFonts w:ascii="Symbol" w:hAnsi="Symbol" w:hint="default"/>
-      </w:rPr>
-    </w:lvl>
-    <w:lvl w:ilvl="4" w:tplc="0C0A0003" w:tentative="1">
-      <w:start w:val="1"/>
-      <w:numFmt w:val="bullet"/>
-      <w:lvlText w:val="o"/>
-      <w:lvlJc w:val="left"/>
-      <w:pPr>
-        <w:ind w:left="4309" w:hanging="360"/>
-      </w:pPr>
-      <w:rPr>
-        <w:rFonts w:ascii="Courier New" w:hAnsi="Courier New" w:cs="Courier New" w:hint="default"/>
-      </w:rPr>
-    </w:lvl>
-    <w:lvl w:ilvl="5" w:tplc="0C0A0005" w:tentative="1">
-      <w:start w:val="1"/>
-      <w:numFmt w:val="bullet"/>
-      <w:lvlText w:val=""/>
-      <w:lvlJc w:val="left"/>
-      <w:pPr>
-        <w:ind w:left="5029" w:hanging="360"/>
-      </w:pPr>
-      <w:rPr>
-        <w:rFonts w:ascii="Wingdings" w:hAnsi="Wingdings" w:hint="default"/>
-      </w:rPr>
-    </w:lvl>
-    <w:lvl w:ilvl="6" w:tplc="0C0A0001" w:tentative="1">
-      <w:start w:val="1"/>
-      <w:numFmt w:val="bullet"/>
-      <w:lvlText w:val=""/>
-      <w:lvlJc w:val="left"/>
-      <w:pPr>
-        <w:ind w:left="5749" w:hanging="360"/>
-      </w:pPr>
-      <w:rPr>
-        <w:rFonts w:ascii="Symbol" w:hAnsi="Symbol" w:hint="default"/>
-      </w:rPr>
-    </w:lvl>
-    <w:lvl w:ilvl="7" w:tplc="0C0A0003" w:tentative="1">
-      <w:start w:val="1"/>
-      <w:numFmt w:val="bullet"/>
-      <w:lvlText w:val="o"/>
-      <w:lvlJc w:val="left"/>
-      <w:pPr>
-        <w:ind w:left="6469" w:hanging="360"/>
-      </w:pPr>
-      <w:rPr>
-        <w:rFonts w:ascii="Courier New" w:hAnsi="Courier New" w:cs="Courier New" w:hint="default"/>
-      </w:rPr>
-    </w:lvl>
-    <w:lvl w:ilvl="8" w:tplc="0C0A0005" w:tentative="1">
-      <w:start w:val="1"/>
-      <w:numFmt w:val="bullet"/>
-      <w:lvlText w:val=""/>
-      <w:lvlJc w:val="left"/>
-      <w:pPr>
-        <w:ind w:left="7189" w:hanging="360"/>
-      </w:pPr>
-      <w:rPr>
-        <w:rFonts w:ascii="Wingdings" w:hAnsi="Wingdings" w:hint="default"/>
-      </w:rPr>
-    </w:lvl>
-  </w:abstractNum>
-  <w:abstractNum w:abstractNumId="64" w15:restartNumberingAfterBreak="0">
-    <w:nsid w:val="5CE87410"/>
-    <w:multiLevelType w:val="hybridMultilevel"/>
-    <w:tmpl w:val="A6D257B8"/>
-    <w:lvl w:ilvl="0" w:tplc="0C0A0001">
-      <w:start w:val="1"/>
-      <w:numFmt w:val="bullet"/>
-      <w:lvlText w:val=""/>
-      <w:lvlJc w:val="left"/>
-      <w:pPr>
-        <w:ind w:left="1429" w:hanging="360"/>
-      </w:pPr>
-      <w:rPr>
-        <w:rFonts w:ascii="Symbol" w:hAnsi="Symbol" w:hint="default"/>
-      </w:rPr>
-    </w:lvl>
-    <w:lvl w:ilvl="1" w:tplc="0C0A0003" w:tentative="1">
-      <w:start w:val="1"/>
-      <w:numFmt w:val="bullet"/>
-      <w:lvlText w:val="o"/>
-      <w:lvlJc w:val="left"/>
-      <w:pPr>
-        <w:ind w:left="2149" w:hanging="360"/>
-      </w:pPr>
-      <w:rPr>
-        <w:rFonts w:ascii="Courier New" w:hAnsi="Courier New" w:cs="Courier New" w:hint="default"/>
-      </w:rPr>
-    </w:lvl>
-    <w:lvl w:ilvl="2" w:tplc="0C0A0005" w:tentative="1">
-      <w:start w:val="1"/>
-      <w:numFmt w:val="bullet"/>
-      <w:lvlText w:val=""/>
-      <w:lvlJc w:val="left"/>
-      <w:pPr>
-        <w:ind w:left="2869" w:hanging="360"/>
-      </w:pPr>
-      <w:rPr>
-        <w:rFonts w:ascii="Wingdings" w:hAnsi="Wingdings" w:hint="default"/>
-      </w:rPr>
-    </w:lvl>
-    <w:lvl w:ilvl="3" w:tplc="0C0A0001" w:tentative="1">
-      <w:start w:val="1"/>
-      <w:numFmt w:val="bullet"/>
-      <w:lvlText w:val=""/>
-      <w:lvlJc w:val="left"/>
-      <w:pPr>
-        <w:ind w:left="3589" w:hanging="360"/>
-      </w:pPr>
-      <w:rPr>
-        <w:rFonts w:ascii="Symbol" w:hAnsi="Symbol" w:hint="default"/>
-      </w:rPr>
-    </w:lvl>
-    <w:lvl w:ilvl="4" w:tplc="0C0A0003" w:tentative="1">
-      <w:start w:val="1"/>
-      <w:numFmt w:val="bullet"/>
-      <w:lvlText w:val="o"/>
-      <w:lvlJc w:val="left"/>
-      <w:pPr>
-        <w:ind w:left="4309" w:hanging="360"/>
-      </w:pPr>
-      <w:rPr>
-        <w:rFonts w:ascii="Courier New" w:hAnsi="Courier New" w:cs="Courier New" w:hint="default"/>
-      </w:rPr>
-    </w:lvl>
-    <w:lvl w:ilvl="5" w:tplc="0C0A0005" w:tentative="1">
-      <w:start w:val="1"/>
-      <w:numFmt w:val="bullet"/>
-      <w:lvlText w:val=""/>
-      <w:lvlJc w:val="left"/>
-      <w:pPr>
-        <w:ind w:left="5029" w:hanging="360"/>
-      </w:pPr>
-      <w:rPr>
-        <w:rFonts w:ascii="Wingdings" w:hAnsi="Wingdings" w:hint="default"/>
-      </w:rPr>
-    </w:lvl>
-    <w:lvl w:ilvl="6" w:tplc="0C0A0001" w:tentative="1">
-      <w:start w:val="1"/>
-      <w:numFmt w:val="bullet"/>
-      <w:lvlText w:val=""/>
-      <w:lvlJc w:val="left"/>
-      <w:pPr>
-        <w:ind w:left="5749" w:hanging="360"/>
-      </w:pPr>
-      <w:rPr>
-        <w:rFonts w:ascii="Symbol" w:hAnsi="Symbol" w:hint="default"/>
-      </w:rPr>
-    </w:lvl>
-    <w:lvl w:ilvl="7" w:tplc="0C0A0003" w:tentative="1">
-      <w:start w:val="1"/>
-      <w:numFmt w:val="bullet"/>
-      <w:lvlText w:val="o"/>
-      <w:lvlJc w:val="left"/>
-      <w:pPr>
-        <w:ind w:left="6469" w:hanging="360"/>
-      </w:pPr>
-      <w:rPr>
-        <w:rFonts w:ascii="Courier New" w:hAnsi="Courier New" w:cs="Courier New" w:hint="default"/>
-      </w:rPr>
-    </w:lvl>
-    <w:lvl w:ilvl="8" w:tplc="0C0A0005" w:tentative="1">
-      <w:start w:val="1"/>
-      <w:numFmt w:val="bullet"/>
-      <w:lvlText w:val=""/>
-      <w:lvlJc w:val="left"/>
-      <w:pPr>
-        <w:ind w:left="7189" w:hanging="360"/>
-      </w:pPr>
-      <w:rPr>
-        <w:rFonts w:ascii="Wingdings" w:hAnsi="Wingdings" w:hint="default"/>
-      </w:rPr>
-    </w:lvl>
-  </w:abstractNum>
-  <w:abstractNum w:abstractNumId="65" w15:restartNumberingAfterBreak="0">
-    <w:nsid w:val="5D2D5CE0"/>
-    <w:multiLevelType w:val="hybridMultilevel"/>
-    <w:tmpl w:val="B51A3B82"/>
-    <w:lvl w:ilvl="0" w:tplc="240A0001">
-      <w:start w:val="1"/>
-      <w:numFmt w:val="bullet"/>
-      <w:lvlText w:val=""/>
-      <w:lvlJc w:val="left"/>
-      <w:pPr>
-        <w:ind w:left="1429" w:hanging="360"/>
-      </w:pPr>
-      <w:rPr>
-        <w:rFonts w:ascii="Symbol" w:hAnsi="Symbol" w:hint="default"/>
-      </w:rPr>
-    </w:lvl>
-    <w:lvl w:ilvl="1" w:tplc="240A0003" w:tentative="1">
-      <w:start w:val="1"/>
-      <w:numFmt w:val="bullet"/>
-      <w:lvlText w:val="o"/>
-      <w:lvlJc w:val="left"/>
-      <w:pPr>
-        <w:ind w:left="2149" w:hanging="360"/>
-      </w:pPr>
-      <w:rPr>
-        <w:rFonts w:ascii="Courier New" w:hAnsi="Courier New" w:cs="Courier New" w:hint="default"/>
-      </w:rPr>
-    </w:lvl>
-    <w:lvl w:ilvl="2" w:tplc="240A0005" w:tentative="1">
-      <w:start w:val="1"/>
-      <w:numFmt w:val="bullet"/>
-      <w:lvlText w:val=""/>
-      <w:lvlJc w:val="left"/>
-      <w:pPr>
-        <w:ind w:left="2869" w:hanging="360"/>
-      </w:pPr>
-      <w:rPr>
-        <w:rFonts w:ascii="Wingdings" w:hAnsi="Wingdings" w:hint="default"/>
-      </w:rPr>
-    </w:lvl>
-    <w:lvl w:ilvl="3" w:tplc="240A0001" w:tentative="1">
-      <w:start w:val="1"/>
-      <w:numFmt w:val="bullet"/>
-      <w:lvlText w:val=""/>
-      <w:lvlJc w:val="left"/>
-      <w:pPr>
-        <w:ind w:left="3589" w:hanging="360"/>
-      </w:pPr>
-      <w:rPr>
-        <w:rFonts w:ascii="Symbol" w:hAnsi="Symbol" w:hint="default"/>
-      </w:rPr>
-    </w:lvl>
-    <w:lvl w:ilvl="4" w:tplc="240A0003" w:tentative="1">
-      <w:start w:val="1"/>
-      <w:numFmt w:val="bullet"/>
-      <w:lvlText w:val="o"/>
-      <w:lvlJc w:val="left"/>
-      <w:pPr>
-        <w:ind w:left="4309" w:hanging="360"/>
-      </w:pPr>
-      <w:rPr>
-        <w:rFonts w:ascii="Courier New" w:hAnsi="Courier New" w:cs="Courier New" w:hint="default"/>
-      </w:rPr>
-    </w:lvl>
-    <w:lvl w:ilvl="5" w:tplc="240A0005" w:tentative="1">
-      <w:start w:val="1"/>
-      <w:numFmt w:val="bullet"/>
-      <w:lvlText w:val=""/>
-      <w:lvlJc w:val="left"/>
-      <w:pPr>
-        <w:ind w:left="5029" w:hanging="360"/>
-      </w:pPr>
-      <w:rPr>
-        <w:rFonts w:ascii="Wingdings" w:hAnsi="Wingdings" w:hint="default"/>
-      </w:rPr>
-    </w:lvl>
-    <w:lvl w:ilvl="6" w:tplc="240A0001" w:tentative="1">
-      <w:start w:val="1"/>
-      <w:numFmt w:val="bullet"/>
-      <w:lvlText w:val=""/>
-      <w:lvlJc w:val="left"/>
-      <w:pPr>
-        <w:ind w:left="5749" w:hanging="360"/>
-      </w:pPr>
-      <w:rPr>
-        <w:rFonts w:ascii="Symbol" w:hAnsi="Symbol" w:hint="default"/>
-      </w:rPr>
-    </w:lvl>
-    <w:lvl w:ilvl="7" w:tplc="240A0003" w:tentative="1">
-      <w:start w:val="1"/>
-      <w:numFmt w:val="bullet"/>
-      <w:lvlText w:val="o"/>
-      <w:lvlJc w:val="left"/>
-      <w:pPr>
-        <w:ind w:left="6469" w:hanging="360"/>
-      </w:pPr>
-      <w:rPr>
-        <w:rFonts w:ascii="Courier New" w:hAnsi="Courier New" w:cs="Courier New" w:hint="default"/>
-      </w:rPr>
-    </w:lvl>
-    <w:lvl w:ilvl="8" w:tplc="240A0005" w:tentative="1">
-      <w:start w:val="1"/>
-      <w:numFmt w:val="bullet"/>
-      <w:lvlText w:val=""/>
-      <w:lvlJc w:val="left"/>
-      <w:pPr>
-        <w:ind w:left="7189" w:hanging="360"/>
-      </w:pPr>
-      <w:rPr>
-        <w:rFonts w:ascii="Wingdings" w:hAnsi="Wingdings" w:hint="default"/>
-      </w:rPr>
-    </w:lvl>
-  </w:abstractNum>
-  <w:abstractNum w:abstractNumId="66" w15:restartNumberingAfterBreak="0">
-    <w:nsid w:val="5D4A26C7"/>
-    <w:multiLevelType w:val="hybridMultilevel"/>
-    <w:tmpl w:val="D3363E5E"/>
-    <w:lvl w:ilvl="0" w:tplc="0C0A0001">
-      <w:start w:val="1"/>
-      <w:numFmt w:val="bullet"/>
-      <w:lvlText w:val=""/>
-      <w:lvlJc w:val="left"/>
-      <w:pPr>
-        <w:ind w:left="1429" w:hanging="360"/>
-      </w:pPr>
-      <w:rPr>
-        <w:rFonts w:ascii="Symbol" w:hAnsi="Symbol" w:hint="default"/>
-      </w:rPr>
-    </w:lvl>
-    <w:lvl w:ilvl="1" w:tplc="0C0A0003" w:tentative="1">
-      <w:start w:val="1"/>
-      <w:numFmt w:val="bullet"/>
-      <w:lvlText w:val="o"/>
-      <w:lvlJc w:val="left"/>
-      <w:pPr>
-        <w:ind w:left="2149" w:hanging="360"/>
-      </w:pPr>
-      <w:rPr>
-        <w:rFonts w:ascii="Courier New" w:hAnsi="Courier New" w:cs="Courier New" w:hint="default"/>
-      </w:rPr>
-    </w:lvl>
-    <w:lvl w:ilvl="2" w:tplc="0C0A0005" w:tentative="1">
-      <w:start w:val="1"/>
-      <w:numFmt w:val="bullet"/>
-      <w:lvlText w:val=""/>
-      <w:lvlJc w:val="left"/>
-      <w:pPr>
-        <w:ind w:left="2869" w:hanging="360"/>
-      </w:pPr>
-      <w:rPr>
-        <w:rFonts w:ascii="Wingdings" w:hAnsi="Wingdings" w:hint="default"/>
-      </w:rPr>
-    </w:lvl>
-    <w:lvl w:ilvl="3" w:tplc="0C0A0001" w:tentative="1">
-      <w:start w:val="1"/>
-      <w:numFmt w:val="bullet"/>
-      <w:lvlText w:val=""/>
-      <w:lvlJc w:val="left"/>
-      <w:pPr>
-        <w:ind w:left="3589" w:hanging="360"/>
-      </w:pPr>
-      <w:rPr>
-        <w:rFonts w:ascii="Symbol" w:hAnsi="Symbol" w:hint="default"/>
-      </w:rPr>
-    </w:lvl>
-    <w:lvl w:ilvl="4" w:tplc="0C0A0003" w:tentative="1">
-      <w:start w:val="1"/>
-      <w:numFmt w:val="bullet"/>
-      <w:lvlText w:val="o"/>
-      <w:lvlJc w:val="left"/>
-      <w:pPr>
-        <w:ind w:left="4309" w:hanging="360"/>
-      </w:pPr>
-      <w:rPr>
-        <w:rFonts w:ascii="Courier New" w:hAnsi="Courier New" w:cs="Courier New" w:hint="default"/>
-      </w:rPr>
-    </w:lvl>
-    <w:lvl w:ilvl="5" w:tplc="0C0A0005" w:tentative="1">
-      <w:start w:val="1"/>
-      <w:numFmt w:val="bullet"/>
-      <w:lvlText w:val=""/>
-      <w:lvlJc w:val="left"/>
-      <w:pPr>
-        <w:ind w:left="5029" w:hanging="360"/>
-      </w:pPr>
-      <w:rPr>
-        <w:rFonts w:ascii="Wingdings" w:hAnsi="Wingdings" w:hint="default"/>
-      </w:rPr>
-    </w:lvl>
-    <w:lvl w:ilvl="6" w:tplc="0C0A0001" w:tentative="1">
-      <w:start w:val="1"/>
-      <w:numFmt w:val="bullet"/>
-      <w:lvlText w:val=""/>
-      <w:lvlJc w:val="left"/>
-      <w:pPr>
-        <w:ind w:left="5749" w:hanging="360"/>
-      </w:pPr>
-      <w:rPr>
-        <w:rFonts w:ascii="Symbol" w:hAnsi="Symbol" w:hint="default"/>
-      </w:rPr>
-    </w:lvl>
-    <w:lvl w:ilvl="7" w:tplc="0C0A0003" w:tentative="1">
-      <w:start w:val="1"/>
-      <w:numFmt w:val="bullet"/>
-      <w:lvlText w:val="o"/>
-      <w:lvlJc w:val="left"/>
-      <w:pPr>
-        <w:ind w:left="6469" w:hanging="360"/>
-      </w:pPr>
-      <w:rPr>
-        <w:rFonts w:ascii="Courier New" w:hAnsi="Courier New" w:cs="Courier New" w:hint="default"/>
-      </w:rPr>
-    </w:lvl>
-    <w:lvl w:ilvl="8" w:tplc="0C0A0005" w:tentative="1">
-      <w:start w:val="1"/>
-      <w:numFmt w:val="bullet"/>
-      <w:lvlText w:val=""/>
-      <w:lvlJc w:val="left"/>
-      <w:pPr>
-        <w:ind w:left="7189" w:hanging="360"/>
-      </w:pPr>
-      <w:rPr>
-        <w:rFonts w:ascii="Wingdings" w:hAnsi="Wingdings" w:hint="default"/>
-      </w:rPr>
-    </w:lvl>
-  </w:abstractNum>
-  <w:abstractNum w:abstractNumId="67" w15:restartNumberingAfterBreak="0">
-    <w:nsid w:val="5F853940"/>
-    <w:multiLevelType w:val="hybridMultilevel"/>
-    <w:tmpl w:val="0448BE98"/>
-    <w:lvl w:ilvl="0" w:tplc="240A0001">
-      <w:start w:val="1"/>
-      <w:numFmt w:val="bullet"/>
-      <w:lvlText w:val=""/>
-      <w:lvlJc w:val="left"/>
-      <w:pPr>
-        <w:ind w:left="1429" w:hanging="360"/>
-      </w:pPr>
-      <w:rPr>
-        <w:rFonts w:ascii="Symbol" w:hAnsi="Symbol" w:hint="default"/>
-      </w:rPr>
-    </w:lvl>
-    <w:lvl w:ilvl="1" w:tplc="240A0003" w:tentative="1">
-      <w:start w:val="1"/>
-      <w:numFmt w:val="bullet"/>
-      <w:lvlText w:val="o"/>
-      <w:lvlJc w:val="left"/>
-      <w:pPr>
-        <w:ind w:left="2149" w:hanging="360"/>
-      </w:pPr>
-      <w:rPr>
-        <w:rFonts w:ascii="Courier New" w:hAnsi="Courier New" w:cs="Courier New" w:hint="default"/>
-      </w:rPr>
-    </w:lvl>
-    <w:lvl w:ilvl="2" w:tplc="240A0005" w:tentative="1">
-      <w:start w:val="1"/>
-      <w:numFmt w:val="bullet"/>
-      <w:lvlText w:val=""/>
-      <w:lvlJc w:val="left"/>
-      <w:pPr>
-        <w:ind w:left="2869" w:hanging="360"/>
-      </w:pPr>
-      <w:rPr>
-        <w:rFonts w:ascii="Wingdings" w:hAnsi="Wingdings" w:hint="default"/>
-      </w:rPr>
-    </w:lvl>
-    <w:lvl w:ilvl="3" w:tplc="240A0001" w:tentative="1">
-      <w:start w:val="1"/>
-      <w:numFmt w:val="bullet"/>
-      <w:lvlText w:val=""/>
-      <w:lvlJc w:val="left"/>
-      <w:pPr>
-        <w:ind w:left="3589" w:hanging="360"/>
-      </w:pPr>
-      <w:rPr>
-        <w:rFonts w:ascii="Symbol" w:hAnsi="Symbol" w:hint="default"/>
-      </w:rPr>
-    </w:lvl>
-    <w:lvl w:ilvl="4" w:tplc="240A0003" w:tentative="1">
-      <w:start w:val="1"/>
-      <w:numFmt w:val="bullet"/>
-      <w:lvlText w:val="o"/>
-      <w:lvlJc w:val="left"/>
-      <w:pPr>
-        <w:ind w:left="4309" w:hanging="360"/>
-      </w:pPr>
-      <w:rPr>
-        <w:rFonts w:ascii="Courier New" w:hAnsi="Courier New" w:cs="Courier New" w:hint="default"/>
-      </w:rPr>
-    </w:lvl>
-    <w:lvl w:ilvl="5" w:tplc="240A0005" w:tentative="1">
-      <w:start w:val="1"/>
-      <w:numFmt w:val="bullet"/>
-      <w:lvlText w:val=""/>
-      <w:lvlJc w:val="left"/>
-      <w:pPr>
-        <w:ind w:left="5029" w:hanging="360"/>
-      </w:pPr>
-      <w:rPr>
-        <w:rFonts w:ascii="Wingdings" w:hAnsi="Wingdings" w:hint="default"/>
-      </w:rPr>
-    </w:lvl>
-    <w:lvl w:ilvl="6" w:tplc="240A0001" w:tentative="1">
-      <w:start w:val="1"/>
-      <w:numFmt w:val="bullet"/>
-      <w:lvlText w:val=""/>
-      <w:lvlJc w:val="left"/>
-      <w:pPr>
-        <w:ind w:left="5749" w:hanging="360"/>
-      </w:pPr>
-      <w:rPr>
-        <w:rFonts w:ascii="Symbol" w:hAnsi="Symbol" w:hint="default"/>
-      </w:rPr>
-    </w:lvl>
-    <w:lvl w:ilvl="7" w:tplc="240A0003" w:tentative="1">
-      <w:start w:val="1"/>
-      <w:numFmt w:val="bullet"/>
-      <w:lvlText w:val="o"/>
-      <w:lvlJc w:val="left"/>
-      <w:pPr>
-        <w:ind w:left="6469" w:hanging="360"/>
-      </w:pPr>
-      <w:rPr>
-        <w:rFonts w:ascii="Courier New" w:hAnsi="Courier New" w:cs="Courier New" w:hint="default"/>
-      </w:rPr>
-    </w:lvl>
-    <w:lvl w:ilvl="8" w:tplc="240A0005" w:tentative="1">
-      <w:start w:val="1"/>
-      <w:numFmt w:val="bullet"/>
-      <w:lvlText w:val=""/>
-      <w:lvlJc w:val="left"/>
-      <w:pPr>
-        <w:ind w:left="7189" w:hanging="360"/>
-      </w:pPr>
-      <w:rPr>
-        <w:rFonts w:ascii="Wingdings" w:hAnsi="Wingdings" w:hint="default"/>
-      </w:rPr>
-    </w:lvl>
-  </w:abstractNum>
-  <w:abstractNum w:abstractNumId="68" w15:restartNumberingAfterBreak="0">
-    <w:nsid w:val="60DD50F7"/>
-    <w:multiLevelType w:val="hybridMultilevel"/>
-    <w:tmpl w:val="9D6220CA"/>
-    <w:lvl w:ilvl="0" w:tplc="0C0A0001">
-      <w:start w:val="1"/>
-      <w:numFmt w:val="bullet"/>
-      <w:lvlText w:val=""/>
-      <w:lvlJc w:val="left"/>
-      <w:pPr>
-        <w:ind w:left="1429" w:hanging="360"/>
-      </w:pPr>
-      <w:rPr>
-        <w:rFonts w:ascii="Symbol" w:hAnsi="Symbol" w:hint="default"/>
-      </w:rPr>
-    </w:lvl>
-    <w:lvl w:ilvl="1" w:tplc="0C0A0003" w:tentative="1">
-      <w:start w:val="1"/>
-      <w:numFmt w:val="bullet"/>
-      <w:lvlText w:val="o"/>
-      <w:lvlJc w:val="left"/>
-      <w:pPr>
-        <w:ind w:left="2149" w:hanging="360"/>
-      </w:pPr>
-      <w:rPr>
-        <w:rFonts w:ascii="Courier New" w:hAnsi="Courier New" w:cs="Courier New" w:hint="default"/>
-      </w:rPr>
-    </w:lvl>
-    <w:lvl w:ilvl="2" w:tplc="0C0A0005" w:tentative="1">
-      <w:start w:val="1"/>
-      <w:numFmt w:val="bullet"/>
-      <w:lvlText w:val=""/>
-      <w:lvlJc w:val="left"/>
-      <w:pPr>
-        <w:ind w:left="2869" w:hanging="360"/>
-      </w:pPr>
-      <w:rPr>
-        <w:rFonts w:ascii="Wingdings" w:hAnsi="Wingdings" w:hint="default"/>
-      </w:rPr>
-    </w:lvl>
-    <w:lvl w:ilvl="3" w:tplc="0C0A0001" w:tentative="1">
-      <w:start w:val="1"/>
-      <w:numFmt w:val="bullet"/>
-      <w:lvlText w:val=""/>
-      <w:lvlJc w:val="left"/>
-      <w:pPr>
-        <w:ind w:left="3589" w:hanging="360"/>
-      </w:pPr>
-      <w:rPr>
-        <w:rFonts w:ascii="Symbol" w:hAnsi="Symbol" w:hint="default"/>
-      </w:rPr>
-    </w:lvl>
-    <w:lvl w:ilvl="4" w:tplc="0C0A0003" w:tentative="1">
-      <w:start w:val="1"/>
-      <w:numFmt w:val="bullet"/>
-      <w:lvlText w:val="o"/>
-      <w:lvlJc w:val="left"/>
-      <w:pPr>
-        <w:ind w:left="4309" w:hanging="360"/>
-      </w:pPr>
-      <w:rPr>
-        <w:rFonts w:ascii="Courier New" w:hAnsi="Courier New" w:cs="Courier New" w:hint="default"/>
-      </w:rPr>
-    </w:lvl>
-    <w:lvl w:ilvl="5" w:tplc="0C0A0005" w:tentative="1">
-      <w:start w:val="1"/>
-      <w:numFmt w:val="bullet"/>
-      <w:lvlText w:val=""/>
-      <w:lvlJc w:val="left"/>
-      <w:pPr>
-        <w:ind w:left="5029" w:hanging="360"/>
-      </w:pPr>
-      <w:rPr>
-        <w:rFonts w:ascii="Wingdings" w:hAnsi="Wingdings" w:hint="default"/>
-      </w:rPr>
-    </w:lvl>
-    <w:lvl w:ilvl="6" w:tplc="0C0A0001" w:tentative="1">
-      <w:start w:val="1"/>
-      <w:numFmt w:val="bullet"/>
-      <w:lvlText w:val=""/>
-      <w:lvlJc w:val="left"/>
-      <w:pPr>
-        <w:ind w:left="5749" w:hanging="360"/>
-      </w:pPr>
-      <w:rPr>
-        <w:rFonts w:ascii="Symbol" w:hAnsi="Symbol" w:hint="default"/>
-      </w:rPr>
-    </w:lvl>
-    <w:lvl w:ilvl="7" w:tplc="0C0A0003" w:tentative="1">
-      <w:start w:val="1"/>
-      <w:numFmt w:val="bullet"/>
-      <w:lvlText w:val="o"/>
-      <w:lvlJc w:val="left"/>
-      <w:pPr>
-        <w:ind w:left="6469" w:hanging="360"/>
-      </w:pPr>
-      <w:rPr>
-        <w:rFonts w:ascii="Courier New" w:hAnsi="Courier New" w:cs="Courier New" w:hint="default"/>
-      </w:rPr>
-    </w:lvl>
-    <w:lvl w:ilvl="8" w:tplc="0C0A0005" w:tentative="1">
-      <w:start w:val="1"/>
-      <w:numFmt w:val="bullet"/>
-      <w:lvlText w:val=""/>
-      <w:lvlJc w:val="left"/>
-      <w:pPr>
-        <w:ind w:left="7189" w:hanging="360"/>
-      </w:pPr>
-      <w:rPr>
-        <w:rFonts w:ascii="Wingdings" w:hAnsi="Wingdings" w:hint="default"/>
-      </w:rPr>
-    </w:lvl>
-  </w:abstractNum>
-  <w:abstractNum w:abstractNumId="69" w15:restartNumberingAfterBreak="0">
-    <w:nsid w:val="635E571B"/>
-    <w:multiLevelType w:val="hybridMultilevel"/>
-    <w:tmpl w:val="00C6EF4A"/>
-    <w:lvl w:ilvl="0" w:tplc="240A0001">
-      <w:start w:val="1"/>
-      <w:numFmt w:val="bullet"/>
-      <w:lvlText w:val=""/>
-      <w:lvlJc w:val="left"/>
-      <w:pPr>
-        <w:ind w:left="1429" w:hanging="360"/>
-      </w:pPr>
-      <w:rPr>
-        <w:rFonts w:ascii="Symbol" w:hAnsi="Symbol" w:hint="default"/>
-      </w:rPr>
-    </w:lvl>
-    <w:lvl w:ilvl="1" w:tplc="240A0003" w:tentative="1">
-      <w:start w:val="1"/>
-      <w:numFmt w:val="bullet"/>
-      <w:lvlText w:val="o"/>
-      <w:lvlJc w:val="left"/>
-      <w:pPr>
-        <w:ind w:left="2149" w:hanging="360"/>
-      </w:pPr>
-      <w:rPr>
-        <w:rFonts w:ascii="Courier New" w:hAnsi="Courier New" w:cs="Courier New" w:hint="default"/>
-      </w:rPr>
-    </w:lvl>
-    <w:lvl w:ilvl="2" w:tplc="240A0005" w:tentative="1">
-      <w:start w:val="1"/>
-      <w:numFmt w:val="bullet"/>
-      <w:lvlText w:val=""/>
-      <w:lvlJc w:val="left"/>
-      <w:pPr>
-        <w:ind w:left="2869" w:hanging="360"/>
-      </w:pPr>
-      <w:rPr>
-        <w:rFonts w:ascii="Wingdings" w:hAnsi="Wingdings" w:hint="default"/>
-      </w:rPr>
-    </w:lvl>
-    <w:lvl w:ilvl="3" w:tplc="240A0001" w:tentative="1">
-      <w:start w:val="1"/>
-      <w:numFmt w:val="bullet"/>
-      <w:lvlText w:val=""/>
-      <w:lvlJc w:val="left"/>
-      <w:pPr>
-        <w:ind w:left="3589" w:hanging="360"/>
-      </w:pPr>
-      <w:rPr>
-        <w:rFonts w:ascii="Symbol" w:hAnsi="Symbol" w:hint="default"/>
-      </w:rPr>
-    </w:lvl>
-    <w:lvl w:ilvl="4" w:tplc="240A0003" w:tentative="1">
-      <w:start w:val="1"/>
-      <w:numFmt w:val="bullet"/>
-      <w:lvlText w:val="o"/>
-      <w:lvlJc w:val="left"/>
-      <w:pPr>
-        <w:ind w:left="4309" w:hanging="360"/>
-      </w:pPr>
-      <w:rPr>
-        <w:rFonts w:ascii="Courier New" w:hAnsi="Courier New" w:cs="Courier New" w:hint="default"/>
-      </w:rPr>
-    </w:lvl>
-    <w:lvl w:ilvl="5" w:tplc="240A0005" w:tentative="1">
-      <w:start w:val="1"/>
-      <w:numFmt w:val="bullet"/>
-      <w:lvlText w:val=""/>
-      <w:lvlJc w:val="left"/>
-      <w:pPr>
-        <w:ind w:left="5029" w:hanging="360"/>
-      </w:pPr>
-      <w:rPr>
-        <w:rFonts w:ascii="Wingdings" w:hAnsi="Wingdings" w:hint="default"/>
-      </w:rPr>
-    </w:lvl>
-    <w:lvl w:ilvl="6" w:tplc="240A0001" w:tentative="1">
-      <w:start w:val="1"/>
-      <w:numFmt w:val="bullet"/>
-      <w:lvlText w:val=""/>
-      <w:lvlJc w:val="left"/>
-      <w:pPr>
-        <w:ind w:left="5749" w:hanging="360"/>
-      </w:pPr>
-      <w:rPr>
-        <w:rFonts w:ascii="Symbol" w:hAnsi="Symbol" w:hint="default"/>
-      </w:rPr>
-    </w:lvl>
-    <w:lvl w:ilvl="7" w:tplc="240A0003" w:tentative="1">
-      <w:start w:val="1"/>
-      <w:numFmt w:val="bullet"/>
-      <w:lvlText w:val="o"/>
-      <w:lvlJc w:val="left"/>
-      <w:pPr>
-        <w:ind w:left="6469" w:hanging="360"/>
-      </w:pPr>
-      <w:rPr>
-        <w:rFonts w:ascii="Courier New" w:hAnsi="Courier New" w:cs="Courier New" w:hint="default"/>
-      </w:rPr>
-    </w:lvl>
-    <w:lvl w:ilvl="8" w:tplc="240A0005" w:tentative="1">
-      <w:start w:val="1"/>
-      <w:numFmt w:val="bullet"/>
-      <w:lvlText w:val=""/>
-      <w:lvlJc w:val="left"/>
-      <w:pPr>
-        <w:ind w:left="7189" w:hanging="360"/>
-      </w:pPr>
-      <w:rPr>
-        <w:rFonts w:ascii="Wingdings" w:hAnsi="Wingdings" w:hint="default"/>
-      </w:rPr>
-    </w:lvl>
-  </w:abstractNum>
-  <w:abstractNum w:abstractNumId="70" w15:restartNumberingAfterBreak="0">
-    <w:nsid w:val="63AB6EFC"/>
-    <w:multiLevelType w:val="hybridMultilevel"/>
-    <w:tmpl w:val="EFF04B30"/>
-    <w:lvl w:ilvl="0" w:tplc="240A0001">
-      <w:start w:val="1"/>
-      <w:numFmt w:val="bullet"/>
-      <w:lvlText w:val=""/>
-      <w:lvlJc w:val="left"/>
-      <w:pPr>
-        <w:ind w:left="1429" w:hanging="360"/>
-      </w:pPr>
-      <w:rPr>
-        <w:rFonts w:ascii="Symbol" w:hAnsi="Symbol" w:hint="default"/>
-      </w:rPr>
-    </w:lvl>
-    <w:lvl w:ilvl="1" w:tplc="240A0003" w:tentative="1">
-      <w:start w:val="1"/>
-      <w:numFmt w:val="bullet"/>
-      <w:lvlText w:val="o"/>
-      <w:lvlJc w:val="left"/>
-      <w:pPr>
-        <w:ind w:left="2149" w:hanging="360"/>
-      </w:pPr>
-      <w:rPr>
-        <w:rFonts w:ascii="Courier New" w:hAnsi="Courier New" w:cs="Courier New" w:hint="default"/>
-      </w:rPr>
-    </w:lvl>
-    <w:lvl w:ilvl="2" w:tplc="240A0005" w:tentative="1">
-      <w:start w:val="1"/>
-      <w:numFmt w:val="bullet"/>
-      <w:lvlText w:val=""/>
-      <w:lvlJc w:val="left"/>
-      <w:pPr>
-        <w:ind w:left="2869" w:hanging="360"/>
-      </w:pPr>
-      <w:rPr>
-        <w:rFonts w:ascii="Wingdings" w:hAnsi="Wingdings" w:hint="default"/>
-      </w:rPr>
-    </w:lvl>
-    <w:lvl w:ilvl="3" w:tplc="240A0001" w:tentative="1">
-      <w:start w:val="1"/>
-      <w:numFmt w:val="bullet"/>
-      <w:lvlText w:val=""/>
-      <w:lvlJc w:val="left"/>
-      <w:pPr>
-        <w:ind w:left="3589" w:hanging="360"/>
-      </w:pPr>
-      <w:rPr>
-        <w:rFonts w:ascii="Symbol" w:hAnsi="Symbol" w:hint="default"/>
-      </w:rPr>
-    </w:lvl>
-    <w:lvl w:ilvl="4" w:tplc="240A0003" w:tentative="1">
-      <w:start w:val="1"/>
-      <w:numFmt w:val="bullet"/>
-      <w:lvlText w:val="o"/>
-      <w:lvlJc w:val="left"/>
-      <w:pPr>
-        <w:ind w:left="4309" w:hanging="360"/>
-      </w:pPr>
-      <w:rPr>
-        <w:rFonts w:ascii="Courier New" w:hAnsi="Courier New" w:cs="Courier New" w:hint="default"/>
-      </w:rPr>
-    </w:lvl>
-    <w:lvl w:ilvl="5" w:tplc="240A0005" w:tentative="1">
-      <w:start w:val="1"/>
-      <w:numFmt w:val="bullet"/>
-      <w:lvlText w:val=""/>
-      <w:lvlJc w:val="left"/>
-      <w:pPr>
-        <w:ind w:left="5029" w:hanging="360"/>
-      </w:pPr>
-      <w:rPr>
-        <w:rFonts w:ascii="Wingdings" w:hAnsi="Wingdings" w:hint="default"/>
-      </w:rPr>
-    </w:lvl>
-    <w:lvl w:ilvl="6" w:tplc="240A0001" w:tentative="1">
-      <w:start w:val="1"/>
-      <w:numFmt w:val="bullet"/>
-      <w:lvlText w:val=""/>
-      <w:lvlJc w:val="left"/>
-      <w:pPr>
-        <w:ind w:left="5749" w:hanging="360"/>
-      </w:pPr>
-      <w:rPr>
-        <w:rFonts w:ascii="Symbol" w:hAnsi="Symbol" w:hint="default"/>
-      </w:rPr>
-    </w:lvl>
-    <w:lvl w:ilvl="7" w:tplc="240A0003" w:tentative="1">
-      <w:start w:val="1"/>
-      <w:numFmt w:val="bullet"/>
-      <w:lvlText w:val="o"/>
-      <w:lvlJc w:val="left"/>
-      <w:pPr>
-        <w:ind w:left="6469" w:hanging="360"/>
-      </w:pPr>
-      <w:rPr>
-        <w:rFonts w:ascii="Courier New" w:hAnsi="Courier New" w:cs="Courier New" w:hint="default"/>
-      </w:rPr>
-    </w:lvl>
-    <w:lvl w:ilvl="8" w:tplc="240A0005" w:tentative="1">
-      <w:start w:val="1"/>
-      <w:numFmt w:val="bullet"/>
-      <w:lvlText w:val=""/>
-      <w:lvlJc w:val="left"/>
-      <w:pPr>
-        <w:ind w:left="7189" w:hanging="360"/>
-      </w:pPr>
-      <w:rPr>
-        <w:rFonts w:ascii="Wingdings" w:hAnsi="Wingdings" w:hint="default"/>
-      </w:rPr>
-    </w:lvl>
-  </w:abstractNum>
-  <w:abstractNum w:abstractNumId="71" w15:restartNumberingAfterBreak="0">
-    <w:nsid w:val="64735454"/>
-    <w:multiLevelType w:val="hybridMultilevel"/>
-    <w:tmpl w:val="AD3A221E"/>
-    <w:lvl w:ilvl="0" w:tplc="0C0A0001">
-      <w:start w:val="1"/>
-      <w:numFmt w:val="bullet"/>
-      <w:lvlText w:val=""/>
-      <w:lvlJc w:val="left"/>
-      <w:pPr>
-        <w:ind w:left="1429" w:hanging="360"/>
-      </w:pPr>
-      <w:rPr>
-        <w:rFonts w:ascii="Symbol" w:hAnsi="Symbol" w:hint="default"/>
-      </w:rPr>
-    </w:lvl>
-    <w:lvl w:ilvl="1" w:tplc="0C0A0003" w:tentative="1">
-      <w:start w:val="1"/>
-      <w:numFmt w:val="bullet"/>
-      <w:lvlText w:val="o"/>
-      <w:lvlJc w:val="left"/>
-      <w:pPr>
-        <w:ind w:left="2149" w:hanging="360"/>
-      </w:pPr>
-      <w:rPr>
-        <w:rFonts w:ascii="Courier New" w:hAnsi="Courier New" w:cs="Courier New" w:hint="default"/>
-      </w:rPr>
-    </w:lvl>
-    <w:lvl w:ilvl="2" w:tplc="0C0A0005" w:tentative="1">
-      <w:start w:val="1"/>
-      <w:numFmt w:val="bullet"/>
-      <w:lvlText w:val=""/>
-      <w:lvlJc w:val="left"/>
-      <w:pPr>
-        <w:ind w:left="2869" w:hanging="360"/>
-      </w:pPr>
-      <w:rPr>
-        <w:rFonts w:ascii="Wingdings" w:hAnsi="Wingdings" w:hint="default"/>
-      </w:rPr>
-    </w:lvl>
-    <w:lvl w:ilvl="3" w:tplc="0C0A0001" w:tentative="1">
-      <w:start w:val="1"/>
-      <w:numFmt w:val="bullet"/>
-      <w:lvlText w:val=""/>
-      <w:lvlJc w:val="left"/>
-      <w:pPr>
-        <w:ind w:left="3589" w:hanging="360"/>
-      </w:pPr>
-      <w:rPr>
-        <w:rFonts w:ascii="Symbol" w:hAnsi="Symbol" w:hint="default"/>
-      </w:rPr>
-    </w:lvl>
-    <w:lvl w:ilvl="4" w:tplc="0C0A0003" w:tentative="1">
-      <w:start w:val="1"/>
-      <w:numFmt w:val="bullet"/>
-      <w:lvlText w:val="o"/>
-      <w:lvlJc w:val="left"/>
-      <w:pPr>
-        <w:ind w:left="4309" w:hanging="360"/>
-      </w:pPr>
-      <w:rPr>
-        <w:rFonts w:ascii="Courier New" w:hAnsi="Courier New" w:cs="Courier New" w:hint="default"/>
-      </w:rPr>
-    </w:lvl>
-    <w:lvl w:ilvl="5" w:tplc="0C0A0005" w:tentative="1">
-      <w:start w:val="1"/>
-      <w:numFmt w:val="bullet"/>
-      <w:lvlText w:val=""/>
-      <w:lvlJc w:val="left"/>
-      <w:pPr>
-        <w:ind w:left="5029" w:hanging="360"/>
-      </w:pPr>
-      <w:rPr>
-        <w:rFonts w:ascii="Wingdings" w:hAnsi="Wingdings" w:hint="default"/>
-      </w:rPr>
-    </w:lvl>
-    <w:lvl w:ilvl="6" w:tplc="0C0A0001" w:tentative="1">
-      <w:start w:val="1"/>
-      <w:numFmt w:val="bullet"/>
-      <w:lvlText w:val=""/>
-      <w:lvlJc w:val="left"/>
-      <w:pPr>
-        <w:ind w:left="5749" w:hanging="360"/>
-      </w:pPr>
-      <w:rPr>
-        <w:rFonts w:ascii="Symbol" w:hAnsi="Symbol" w:hint="default"/>
-      </w:rPr>
-    </w:lvl>
-    <w:lvl w:ilvl="7" w:tplc="0C0A0003" w:tentative="1">
-      <w:start w:val="1"/>
-      <w:numFmt w:val="bullet"/>
-      <w:lvlText w:val="o"/>
-      <w:lvlJc w:val="left"/>
-      <w:pPr>
-        <w:ind w:left="6469" w:hanging="360"/>
-      </w:pPr>
-      <w:rPr>
-        <w:rFonts w:ascii="Courier New" w:hAnsi="Courier New" w:cs="Courier New" w:hint="default"/>
-      </w:rPr>
-    </w:lvl>
-    <w:lvl w:ilvl="8" w:tplc="0C0A0005" w:tentative="1">
-      <w:start w:val="1"/>
-      <w:numFmt w:val="bullet"/>
-      <w:lvlText w:val=""/>
-      <w:lvlJc w:val="left"/>
-      <w:pPr>
-        <w:ind w:left="7189" w:hanging="360"/>
-      </w:pPr>
-      <w:rPr>
-        <w:rFonts w:ascii="Wingdings" w:hAnsi="Wingdings" w:hint="default"/>
-      </w:rPr>
-    </w:lvl>
-  </w:abstractNum>
-  <w:abstractNum w:abstractNumId="72" w15:restartNumberingAfterBreak="0">
-    <w:nsid w:val="65F007DE"/>
-    <w:multiLevelType w:val="hybridMultilevel"/>
-    <w:tmpl w:val="FAA6494E"/>
-    <w:lvl w:ilvl="0" w:tplc="240A0001">
-      <w:start w:val="1"/>
-      <w:numFmt w:val="bullet"/>
-      <w:lvlText w:val=""/>
-      <w:lvlJc w:val="left"/>
-      <w:pPr>
-        <w:ind w:left="1429" w:hanging="360"/>
-      </w:pPr>
-      <w:rPr>
-        <w:rFonts w:ascii="Symbol" w:hAnsi="Symbol" w:hint="default"/>
-      </w:rPr>
-    </w:lvl>
-    <w:lvl w:ilvl="1" w:tplc="240A0003" w:tentative="1">
-      <w:start w:val="1"/>
-      <w:numFmt w:val="bullet"/>
-      <w:lvlText w:val="o"/>
-      <w:lvlJc w:val="left"/>
-      <w:pPr>
-        <w:ind w:left="2149" w:hanging="360"/>
-      </w:pPr>
-      <w:rPr>
-        <w:rFonts w:ascii="Courier New" w:hAnsi="Courier New" w:cs="Courier New" w:hint="default"/>
-      </w:rPr>
-    </w:lvl>
-    <w:lvl w:ilvl="2" w:tplc="240A0005" w:tentative="1">
-      <w:start w:val="1"/>
-      <w:numFmt w:val="bullet"/>
-      <w:lvlText w:val=""/>
-      <w:lvlJc w:val="left"/>
-      <w:pPr>
-        <w:ind w:left="2869" w:hanging="360"/>
-      </w:pPr>
-      <w:rPr>
-        <w:rFonts w:ascii="Wingdings" w:hAnsi="Wingdings" w:hint="default"/>
-      </w:rPr>
-    </w:lvl>
-    <w:lvl w:ilvl="3" w:tplc="240A0001" w:tentative="1">
-      <w:start w:val="1"/>
-      <w:numFmt w:val="bullet"/>
-      <w:lvlText w:val=""/>
-      <w:lvlJc w:val="left"/>
-      <w:pPr>
-        <w:ind w:left="3589" w:hanging="360"/>
-      </w:pPr>
-      <w:rPr>
-        <w:rFonts w:ascii="Symbol" w:hAnsi="Symbol" w:hint="default"/>
-      </w:rPr>
-    </w:lvl>
-    <w:lvl w:ilvl="4" w:tplc="240A0003" w:tentative="1">
-      <w:start w:val="1"/>
-      <w:numFmt w:val="bullet"/>
-      <w:lvlText w:val="o"/>
-      <w:lvlJc w:val="left"/>
-      <w:pPr>
-        <w:ind w:left="4309" w:hanging="360"/>
-      </w:pPr>
-      <w:rPr>
-        <w:rFonts w:ascii="Courier New" w:hAnsi="Courier New" w:cs="Courier New" w:hint="default"/>
-      </w:rPr>
-    </w:lvl>
-    <w:lvl w:ilvl="5" w:tplc="240A0005" w:tentative="1">
-      <w:start w:val="1"/>
-      <w:numFmt w:val="bullet"/>
-      <w:lvlText w:val=""/>
-      <w:lvlJc w:val="left"/>
-      <w:pPr>
-        <w:ind w:left="5029" w:hanging="360"/>
-      </w:pPr>
-      <w:rPr>
-        <w:rFonts w:ascii="Wingdings" w:hAnsi="Wingdings" w:hint="default"/>
-      </w:rPr>
-    </w:lvl>
-    <w:lvl w:ilvl="6" w:tplc="240A0001" w:tentative="1">
-      <w:start w:val="1"/>
-      <w:numFmt w:val="bullet"/>
-      <w:lvlText w:val=""/>
-      <w:lvlJc w:val="left"/>
-      <w:pPr>
-        <w:ind w:left="5749" w:hanging="360"/>
-      </w:pPr>
-      <w:rPr>
-        <w:rFonts w:ascii="Symbol" w:hAnsi="Symbol" w:hint="default"/>
-      </w:rPr>
-    </w:lvl>
-    <w:lvl w:ilvl="7" w:tplc="240A0003" w:tentative="1">
-      <w:start w:val="1"/>
-      <w:numFmt w:val="bullet"/>
-      <w:lvlText w:val="o"/>
-      <w:lvlJc w:val="left"/>
-      <w:pPr>
-        <w:ind w:left="6469" w:hanging="360"/>
-      </w:pPr>
-      <w:rPr>
-        <w:rFonts w:ascii="Courier New" w:hAnsi="Courier New" w:cs="Courier New" w:hint="default"/>
-      </w:rPr>
-    </w:lvl>
-    <w:lvl w:ilvl="8" w:tplc="240A0005" w:tentative="1">
-      <w:start w:val="1"/>
-      <w:numFmt w:val="bullet"/>
-      <w:lvlText w:val=""/>
-      <w:lvlJc w:val="left"/>
-      <w:pPr>
-        <w:ind w:left="7189" w:hanging="360"/>
-      </w:pPr>
-      <w:rPr>
-        <w:rFonts w:ascii="Wingdings" w:hAnsi="Wingdings" w:hint="default"/>
-      </w:rPr>
-    </w:lvl>
-  </w:abstractNum>
-  <w:abstractNum w:abstractNumId="73" w15:restartNumberingAfterBreak="0">
-    <w:nsid w:val="66257241"/>
-    <w:multiLevelType w:val="hybridMultilevel"/>
-    <w:tmpl w:val="100861B8"/>
-    <w:lvl w:ilvl="0" w:tplc="0C0A0017">
-      <w:start w:val="1"/>
-      <w:numFmt w:val="lowerLetter"/>
-      <w:lvlText w:val="%1)"/>
-      <w:lvlJc w:val="left"/>
-      <w:pPr>
-        <w:ind w:left="1429" w:hanging="360"/>
-      </w:pPr>
-    </w:lvl>
-    <w:lvl w:ilvl="1" w:tplc="0C0A0019" w:tentative="1">
-      <w:start w:val="1"/>
-      <w:numFmt w:val="lowerLetter"/>
-      <w:lvlText w:val="%2."/>
-      <w:lvlJc w:val="left"/>
-      <w:pPr>
-        <w:ind w:left="2149" w:hanging="360"/>
-      </w:pPr>
-    </w:lvl>
-    <w:lvl w:ilvl="2" w:tplc="0C0A001B" w:tentative="1">
-      <w:start w:val="1"/>
-      <w:numFmt w:val="lowerRoman"/>
-      <w:lvlText w:val="%3."/>
-      <w:lvlJc w:val="right"/>
-      <w:pPr>
-        <w:ind w:left="2869" w:hanging="180"/>
-      </w:pPr>
-    </w:lvl>
-    <w:lvl w:ilvl="3" w:tplc="0C0A000F" w:tentative="1">
-      <w:start w:val="1"/>
-      <w:numFmt w:val="decimal"/>
-      <w:lvlText w:val="%4."/>
-      <w:lvlJc w:val="left"/>
-      <w:pPr>
-        <w:ind w:left="3589" w:hanging="360"/>
-      </w:pPr>
-    </w:lvl>
-    <w:lvl w:ilvl="4" w:tplc="0C0A0019" w:tentative="1">
-      <w:start w:val="1"/>
-      <w:numFmt w:val="lowerLetter"/>
-      <w:lvlText w:val="%5."/>
-      <w:lvlJc w:val="left"/>
-      <w:pPr>
-        <w:ind w:left="4309" w:hanging="360"/>
-      </w:pPr>
-    </w:lvl>
-    <w:lvl w:ilvl="5" w:tplc="0C0A001B" w:tentative="1">
-      <w:start w:val="1"/>
-      <w:numFmt w:val="lowerRoman"/>
-      <w:lvlText w:val="%6."/>
-      <w:lvlJc w:val="right"/>
-      <w:pPr>
-        <w:ind w:left="5029" w:hanging="180"/>
-      </w:pPr>
-    </w:lvl>
-    <w:lvl w:ilvl="6" w:tplc="0C0A000F" w:tentative="1">
-      <w:start w:val="1"/>
-      <w:numFmt w:val="decimal"/>
-      <w:lvlText w:val="%7."/>
-      <w:lvlJc w:val="left"/>
-      <w:pPr>
-        <w:ind w:left="5749" w:hanging="360"/>
-      </w:pPr>
-    </w:lvl>
-    <w:lvl w:ilvl="7" w:tplc="0C0A0019" w:tentative="1">
-      <w:start w:val="1"/>
-      <w:numFmt w:val="lowerLetter"/>
-      <w:lvlText w:val="%8."/>
-      <w:lvlJc w:val="left"/>
-      <w:pPr>
-        <w:ind w:left="6469" w:hanging="360"/>
-      </w:pPr>
-    </w:lvl>
-    <w:lvl w:ilvl="8" w:tplc="0C0A001B" w:tentative="1">
-      <w:start w:val="1"/>
-      <w:numFmt w:val="lowerRoman"/>
-      <w:lvlText w:val="%9."/>
-      <w:lvlJc w:val="right"/>
-      <w:pPr>
-        <w:ind w:left="7189" w:hanging="180"/>
-      </w:pPr>
-    </w:lvl>
-  </w:abstractNum>
-  <w:abstractNum w:abstractNumId="74" w15:restartNumberingAfterBreak="0">
-    <w:nsid w:val="692A3F41"/>
-    <w:multiLevelType w:val="hybridMultilevel"/>
-    <w:tmpl w:val="985A4782"/>
-    <w:lvl w:ilvl="0" w:tplc="A0AA1598">
-      <w:start w:val="1"/>
-      <w:numFmt w:val="lowerLetter"/>
-      <w:lvlText w:val="%1)"/>
-      <w:lvlJc w:val="left"/>
-      <w:pPr>
-        <w:ind w:left="1429" w:hanging="360"/>
-      </w:pPr>
-      <w:rPr>
-        <w:b/>
-        <w:bCs/>
-      </w:rPr>
-    </w:lvl>
-    <w:lvl w:ilvl="1" w:tplc="240A0019" w:tentative="1">
-      <w:start w:val="1"/>
-      <w:numFmt w:val="lowerLetter"/>
-      <w:lvlText w:val="%2."/>
-      <w:lvlJc w:val="left"/>
-      <w:pPr>
-        <w:ind w:left="2149" w:hanging="360"/>
-      </w:pPr>
-    </w:lvl>
-    <w:lvl w:ilvl="2" w:tplc="240A001B" w:tentative="1">
-      <w:start w:val="1"/>
-      <w:numFmt w:val="lowerRoman"/>
-      <w:lvlText w:val="%3."/>
-      <w:lvlJc w:val="right"/>
-      <w:pPr>
-        <w:ind w:left="2869" w:hanging="180"/>
-      </w:pPr>
-    </w:lvl>
-    <w:lvl w:ilvl="3" w:tplc="240A000F" w:tentative="1">
-      <w:start w:val="1"/>
-      <w:numFmt w:val="decimal"/>
-      <w:lvlText w:val="%4."/>
-      <w:lvlJc w:val="left"/>
-      <w:pPr>
-        <w:ind w:left="3589" w:hanging="360"/>
-      </w:pPr>
-    </w:lvl>
-    <w:lvl w:ilvl="4" w:tplc="240A0019" w:tentative="1">
-      <w:start w:val="1"/>
-      <w:numFmt w:val="lowerLetter"/>
-      <w:lvlText w:val="%5."/>
-      <w:lvlJc w:val="left"/>
-      <w:pPr>
-        <w:ind w:left="4309" w:hanging="360"/>
-      </w:pPr>
-    </w:lvl>
-    <w:lvl w:ilvl="5" w:tplc="240A001B" w:tentative="1">
-      <w:start w:val="1"/>
-      <w:numFmt w:val="lowerRoman"/>
-      <w:lvlText w:val="%6."/>
-      <w:lvlJc w:val="right"/>
-      <w:pPr>
-        <w:ind w:left="5029" w:hanging="180"/>
-      </w:pPr>
-    </w:lvl>
-    <w:lvl w:ilvl="6" w:tplc="240A000F" w:tentative="1">
-      <w:start w:val="1"/>
-      <w:numFmt w:val="decimal"/>
-      <w:lvlText w:val="%7."/>
-      <w:lvlJc w:val="left"/>
-      <w:pPr>
-        <w:ind w:left="5749" w:hanging="360"/>
-      </w:pPr>
-    </w:lvl>
-    <w:lvl w:ilvl="7" w:tplc="240A0019" w:tentative="1">
-      <w:start w:val="1"/>
-      <w:numFmt w:val="lowerLetter"/>
-      <w:lvlText w:val="%8."/>
-      <w:lvlJc w:val="left"/>
-      <w:pPr>
-        <w:ind w:left="6469" w:hanging="360"/>
-      </w:pPr>
-    </w:lvl>
-    <w:lvl w:ilvl="8" w:tplc="240A001B" w:tentative="1">
-      <w:start w:val="1"/>
-      <w:numFmt w:val="lowerRoman"/>
-      <w:lvlText w:val="%9."/>
-      <w:lvlJc w:val="right"/>
-      <w:pPr>
-        <w:ind w:left="7189" w:hanging="180"/>
-      </w:pPr>
-    </w:lvl>
-  </w:abstractNum>
-  <w:abstractNum w:abstractNumId="75" w15:restartNumberingAfterBreak="0">
-    <w:nsid w:val="6F666BC0"/>
-    <w:multiLevelType w:val="hybridMultilevel"/>
-    <w:tmpl w:val="CAA6C45C"/>
-    <w:lvl w:ilvl="0" w:tplc="240A0001">
-      <w:start w:val="1"/>
-      <w:numFmt w:val="bullet"/>
-      <w:lvlText w:val=""/>
-      <w:lvlJc w:val="left"/>
-      <w:pPr>
-        <w:ind w:left="1429" w:hanging="360"/>
-      </w:pPr>
-      <w:rPr>
-        <w:rFonts w:ascii="Symbol" w:hAnsi="Symbol" w:hint="default"/>
-      </w:rPr>
-    </w:lvl>
-    <w:lvl w:ilvl="1" w:tplc="240A0003">
-      <w:start w:val="1"/>
-      <w:numFmt w:val="bullet"/>
-      <w:lvlText w:val="o"/>
-      <w:lvlJc w:val="left"/>
-      <w:pPr>
-        <w:ind w:left="2149" w:hanging="360"/>
-      </w:pPr>
-      <w:rPr>
-        <w:rFonts w:ascii="Courier New" w:hAnsi="Courier New" w:cs="Courier New" w:hint="default"/>
-      </w:rPr>
-    </w:lvl>
-    <w:lvl w:ilvl="2" w:tplc="240A0005" w:tentative="1">
-      <w:start w:val="1"/>
-      <w:numFmt w:val="bullet"/>
-      <w:lvlText w:val=""/>
-      <w:lvlJc w:val="left"/>
-      <w:pPr>
-        <w:ind w:left="2869" w:hanging="360"/>
-      </w:pPr>
-      <w:rPr>
-        <w:rFonts w:ascii="Wingdings" w:hAnsi="Wingdings" w:hint="default"/>
-      </w:rPr>
-    </w:lvl>
-    <w:lvl w:ilvl="3" w:tplc="240A0001" w:tentative="1">
-      <w:start w:val="1"/>
-      <w:numFmt w:val="bullet"/>
-      <w:lvlText w:val=""/>
-      <w:lvlJc w:val="left"/>
-      <w:pPr>
-        <w:ind w:left="3589" w:hanging="360"/>
-      </w:pPr>
-      <w:rPr>
-        <w:rFonts w:ascii="Symbol" w:hAnsi="Symbol" w:hint="default"/>
-      </w:rPr>
-    </w:lvl>
-    <w:lvl w:ilvl="4" w:tplc="240A0003" w:tentative="1">
-      <w:start w:val="1"/>
-      <w:numFmt w:val="bullet"/>
-      <w:lvlText w:val="o"/>
-      <w:lvlJc w:val="left"/>
-      <w:pPr>
-        <w:ind w:left="4309" w:hanging="360"/>
-      </w:pPr>
-      <w:rPr>
-        <w:rFonts w:ascii="Courier New" w:hAnsi="Courier New" w:cs="Courier New" w:hint="default"/>
-      </w:rPr>
-    </w:lvl>
-    <w:lvl w:ilvl="5" w:tplc="240A0005" w:tentative="1">
-      <w:start w:val="1"/>
-      <w:numFmt w:val="bullet"/>
-      <w:lvlText w:val=""/>
-      <w:lvlJc w:val="left"/>
-      <w:pPr>
-        <w:ind w:left="5029" w:hanging="360"/>
-      </w:pPr>
-      <w:rPr>
-        <w:rFonts w:ascii="Wingdings" w:hAnsi="Wingdings" w:hint="default"/>
-      </w:rPr>
-    </w:lvl>
-    <w:lvl w:ilvl="6" w:tplc="240A0001" w:tentative="1">
-      <w:start w:val="1"/>
-      <w:numFmt w:val="bullet"/>
-      <w:lvlText w:val=""/>
-      <w:lvlJc w:val="left"/>
-      <w:pPr>
-        <w:ind w:left="5749" w:hanging="360"/>
-      </w:pPr>
-      <w:rPr>
-        <w:rFonts w:ascii="Symbol" w:hAnsi="Symbol" w:hint="default"/>
-      </w:rPr>
-    </w:lvl>
-    <w:lvl w:ilvl="7" w:tplc="240A0003" w:tentative="1">
-      <w:start w:val="1"/>
-      <w:numFmt w:val="bullet"/>
-      <w:lvlText w:val="o"/>
-      <w:lvlJc w:val="left"/>
-      <w:pPr>
-        <w:ind w:left="6469" w:hanging="360"/>
-      </w:pPr>
-      <w:rPr>
-        <w:rFonts w:ascii="Courier New" w:hAnsi="Courier New" w:cs="Courier New" w:hint="default"/>
-      </w:rPr>
-    </w:lvl>
-    <w:lvl w:ilvl="8" w:tplc="240A0005" w:tentative="1">
-      <w:start w:val="1"/>
-      <w:numFmt w:val="bullet"/>
-      <w:lvlText w:val=""/>
-      <w:lvlJc w:val="left"/>
-      <w:pPr>
-        <w:ind w:left="7189" w:hanging="360"/>
-      </w:pPr>
-      <w:rPr>
-        <w:rFonts w:ascii="Wingdings" w:hAnsi="Wingdings" w:hint="default"/>
-      </w:rPr>
-    </w:lvl>
-  </w:abstractNum>
-  <w:abstractNum w:abstractNumId="76" w15:restartNumberingAfterBreak="0">
-    <w:nsid w:val="702D41A8"/>
-    <w:multiLevelType w:val="hybridMultilevel"/>
-    <w:tmpl w:val="4D145AEE"/>
-    <w:lvl w:ilvl="0" w:tplc="0C0A0001">
-      <w:start w:val="1"/>
-      <w:numFmt w:val="bullet"/>
-      <w:lvlText w:val=""/>
-      <w:lvlJc w:val="left"/>
-      <w:pPr>
-        <w:ind w:left="1429" w:hanging="360"/>
-      </w:pPr>
-      <w:rPr>
-        <w:rFonts w:ascii="Symbol" w:hAnsi="Symbol" w:hint="default"/>
-      </w:rPr>
-    </w:lvl>
-    <w:lvl w:ilvl="1" w:tplc="0C0A0003" w:tentative="1">
-      <w:start w:val="1"/>
-      <w:numFmt w:val="bullet"/>
-      <w:lvlText w:val="o"/>
-      <w:lvlJc w:val="left"/>
-      <w:pPr>
-        <w:ind w:left="2149" w:hanging="360"/>
-      </w:pPr>
-      <w:rPr>
-        <w:rFonts w:ascii="Courier New" w:hAnsi="Courier New" w:cs="Courier New" w:hint="default"/>
-      </w:rPr>
-    </w:lvl>
-    <w:lvl w:ilvl="2" w:tplc="0C0A0005" w:tentative="1">
-      <w:start w:val="1"/>
-      <w:numFmt w:val="bullet"/>
-      <w:lvlText w:val=""/>
-      <w:lvlJc w:val="left"/>
-      <w:pPr>
-        <w:ind w:left="2869" w:hanging="360"/>
-      </w:pPr>
-      <w:rPr>
-        <w:rFonts w:ascii="Wingdings" w:hAnsi="Wingdings" w:hint="default"/>
-      </w:rPr>
-    </w:lvl>
-    <w:lvl w:ilvl="3" w:tplc="0C0A0001" w:tentative="1">
-      <w:start w:val="1"/>
-      <w:numFmt w:val="bullet"/>
-      <w:lvlText w:val=""/>
-      <w:lvlJc w:val="left"/>
-      <w:pPr>
-        <w:ind w:left="3589" w:hanging="360"/>
-      </w:pPr>
-      <w:rPr>
-        <w:rFonts w:ascii="Symbol" w:hAnsi="Symbol" w:hint="default"/>
-      </w:rPr>
-    </w:lvl>
-    <w:lvl w:ilvl="4" w:tplc="0C0A0003" w:tentative="1">
-      <w:start w:val="1"/>
-      <w:numFmt w:val="bullet"/>
-      <w:lvlText w:val="o"/>
-      <w:lvlJc w:val="left"/>
-      <w:pPr>
-        <w:ind w:left="4309" w:hanging="360"/>
-      </w:pPr>
-      <w:rPr>
-        <w:rFonts w:ascii="Courier New" w:hAnsi="Courier New" w:cs="Courier New" w:hint="default"/>
-      </w:rPr>
-    </w:lvl>
-    <w:lvl w:ilvl="5" w:tplc="0C0A0005" w:tentative="1">
-      <w:start w:val="1"/>
-      <w:numFmt w:val="bullet"/>
-      <w:lvlText w:val=""/>
-      <w:lvlJc w:val="left"/>
-      <w:pPr>
-        <w:ind w:left="5029" w:hanging="360"/>
-      </w:pPr>
-      <w:rPr>
-        <w:rFonts w:ascii="Wingdings" w:hAnsi="Wingdings" w:hint="default"/>
-      </w:rPr>
-    </w:lvl>
-    <w:lvl w:ilvl="6" w:tplc="0C0A0001" w:tentative="1">
-      <w:start w:val="1"/>
-      <w:numFmt w:val="bullet"/>
-      <w:lvlText w:val=""/>
-      <w:lvlJc w:val="left"/>
-      <w:pPr>
-        <w:ind w:left="5749" w:hanging="360"/>
-      </w:pPr>
-      <w:rPr>
-        <w:rFonts w:ascii="Symbol" w:hAnsi="Symbol" w:hint="default"/>
-      </w:rPr>
-    </w:lvl>
-    <w:lvl w:ilvl="7" w:tplc="0C0A0003" w:tentative="1">
-      <w:start w:val="1"/>
-      <w:numFmt w:val="bullet"/>
-      <w:lvlText w:val="o"/>
-      <w:lvlJc w:val="left"/>
-      <w:pPr>
-        <w:ind w:left="6469" w:hanging="360"/>
-      </w:pPr>
-      <w:rPr>
-        <w:rFonts w:ascii="Courier New" w:hAnsi="Courier New" w:cs="Courier New" w:hint="default"/>
-      </w:rPr>
-    </w:lvl>
-    <w:lvl w:ilvl="8" w:tplc="0C0A0005" w:tentative="1">
-      <w:start w:val="1"/>
-      <w:numFmt w:val="bullet"/>
-      <w:lvlText w:val=""/>
-      <w:lvlJc w:val="left"/>
-      <w:pPr>
-        <w:ind w:left="7189" w:hanging="360"/>
-      </w:pPr>
-      <w:rPr>
-        <w:rFonts w:ascii="Wingdings" w:hAnsi="Wingdings" w:hint="default"/>
-      </w:rPr>
-    </w:lvl>
-  </w:abstractNum>
-  <w:abstractNum w:abstractNumId="77" w15:restartNumberingAfterBreak="0">
-    <w:nsid w:val="7105255F"/>
-    <w:multiLevelType w:val="hybridMultilevel"/>
-    <w:tmpl w:val="D3D6708E"/>
-    <w:lvl w:ilvl="0" w:tplc="0C0A0017">
-      <w:start w:val="1"/>
-      <w:numFmt w:val="lowerLetter"/>
-      <w:lvlText w:val="%1)"/>
-      <w:lvlJc w:val="left"/>
-      <w:pPr>
-        <w:ind w:left="1429" w:hanging="360"/>
-      </w:pPr>
-    </w:lvl>
-    <w:lvl w:ilvl="1" w:tplc="0C0A0019" w:tentative="1">
-      <w:start w:val="1"/>
-      <w:numFmt w:val="lowerLetter"/>
-      <w:lvlText w:val="%2."/>
-      <w:lvlJc w:val="left"/>
-      <w:pPr>
-        <w:ind w:left="2149" w:hanging="360"/>
-      </w:pPr>
-    </w:lvl>
-    <w:lvl w:ilvl="2" w:tplc="0C0A001B" w:tentative="1">
-      <w:start w:val="1"/>
-      <w:numFmt w:val="lowerRoman"/>
-      <w:lvlText w:val="%3."/>
-      <w:lvlJc w:val="right"/>
-      <w:pPr>
-        <w:ind w:left="2869" w:hanging="180"/>
-      </w:pPr>
-    </w:lvl>
-    <w:lvl w:ilvl="3" w:tplc="0C0A000F" w:tentative="1">
-      <w:start w:val="1"/>
-      <w:numFmt w:val="decimal"/>
-      <w:lvlText w:val="%4."/>
-      <w:lvlJc w:val="left"/>
-      <w:pPr>
-        <w:ind w:left="3589" w:hanging="360"/>
-      </w:pPr>
-    </w:lvl>
-    <w:lvl w:ilvl="4" w:tplc="0C0A0019" w:tentative="1">
-      <w:start w:val="1"/>
-      <w:numFmt w:val="lowerLetter"/>
-      <w:lvlText w:val="%5."/>
-      <w:lvlJc w:val="left"/>
-      <w:pPr>
-        <w:ind w:left="4309" w:hanging="360"/>
-      </w:pPr>
-    </w:lvl>
-    <w:lvl w:ilvl="5" w:tplc="0C0A001B" w:tentative="1">
-      <w:start w:val="1"/>
-      <w:numFmt w:val="lowerRoman"/>
-      <w:lvlText w:val="%6."/>
-      <w:lvlJc w:val="right"/>
-      <w:pPr>
-        <w:ind w:left="5029" w:hanging="180"/>
-      </w:pPr>
-    </w:lvl>
-    <w:lvl w:ilvl="6" w:tplc="0C0A000F" w:tentative="1">
-      <w:start w:val="1"/>
-      <w:numFmt w:val="decimal"/>
-      <w:lvlText w:val="%7."/>
-      <w:lvlJc w:val="left"/>
-      <w:pPr>
-        <w:ind w:left="5749" w:hanging="360"/>
-      </w:pPr>
-    </w:lvl>
-    <w:lvl w:ilvl="7" w:tplc="0C0A0019" w:tentative="1">
-      <w:start w:val="1"/>
-      <w:numFmt w:val="lowerLetter"/>
-      <w:lvlText w:val="%8."/>
-      <w:lvlJc w:val="left"/>
-      <w:pPr>
-        <w:ind w:left="6469" w:hanging="360"/>
-      </w:pPr>
-    </w:lvl>
-    <w:lvl w:ilvl="8" w:tplc="0C0A001B" w:tentative="1">
-      <w:start w:val="1"/>
-      <w:numFmt w:val="lowerRoman"/>
-      <w:lvlText w:val="%9."/>
-      <w:lvlJc w:val="right"/>
-      <w:pPr>
-        <w:ind w:left="7189" w:hanging="180"/>
-      </w:pPr>
-    </w:lvl>
-  </w:abstractNum>
-  <w:abstractNum w:abstractNumId="78" w15:restartNumberingAfterBreak="0">
-    <w:nsid w:val="716614FF"/>
-    <w:multiLevelType w:val="hybridMultilevel"/>
-    <w:tmpl w:val="6D468122"/>
-    <w:lvl w:ilvl="0" w:tplc="240A0001">
-      <w:start w:val="1"/>
-      <w:numFmt w:val="bullet"/>
-      <w:lvlText w:val=""/>
-      <w:lvlJc w:val="left"/>
-      <w:pPr>
-        <w:ind w:left="1429" w:hanging="360"/>
-      </w:pPr>
-      <w:rPr>
-        <w:rFonts w:ascii="Symbol" w:hAnsi="Symbol" w:hint="default"/>
-      </w:rPr>
-    </w:lvl>
-    <w:lvl w:ilvl="1" w:tplc="240A0003" w:tentative="1">
-      <w:start w:val="1"/>
-      <w:numFmt w:val="bullet"/>
-      <w:lvlText w:val="o"/>
-      <w:lvlJc w:val="left"/>
-      <w:pPr>
-        <w:ind w:left="2149" w:hanging="360"/>
-      </w:pPr>
-      <w:rPr>
-        <w:rFonts w:ascii="Courier New" w:hAnsi="Courier New" w:cs="Courier New" w:hint="default"/>
-      </w:rPr>
-    </w:lvl>
-    <w:lvl w:ilvl="2" w:tplc="240A0005" w:tentative="1">
-      <w:start w:val="1"/>
-      <w:numFmt w:val="bullet"/>
-      <w:lvlText w:val=""/>
-      <w:lvlJc w:val="left"/>
-      <w:pPr>
-        <w:ind w:left="2869" w:hanging="360"/>
-      </w:pPr>
-      <w:rPr>
-        <w:rFonts w:ascii="Wingdings" w:hAnsi="Wingdings" w:hint="default"/>
-      </w:rPr>
-    </w:lvl>
-    <w:lvl w:ilvl="3" w:tplc="240A0001" w:tentative="1">
-      <w:start w:val="1"/>
-      <w:numFmt w:val="bullet"/>
-      <w:lvlText w:val=""/>
-      <w:lvlJc w:val="left"/>
-      <w:pPr>
-        <w:ind w:left="3589" w:hanging="360"/>
-      </w:pPr>
-      <w:rPr>
-        <w:rFonts w:ascii="Symbol" w:hAnsi="Symbol" w:hint="default"/>
-      </w:rPr>
-    </w:lvl>
-    <w:lvl w:ilvl="4" w:tplc="240A0003" w:tentative="1">
-      <w:start w:val="1"/>
-      <w:numFmt w:val="bullet"/>
-      <w:lvlText w:val="o"/>
-      <w:lvlJc w:val="left"/>
-      <w:pPr>
-        <w:ind w:left="4309" w:hanging="360"/>
-      </w:pPr>
-      <w:rPr>
-        <w:rFonts w:ascii="Courier New" w:hAnsi="Courier New" w:cs="Courier New" w:hint="default"/>
-      </w:rPr>
-    </w:lvl>
-    <w:lvl w:ilvl="5" w:tplc="240A0005" w:tentative="1">
-      <w:start w:val="1"/>
-      <w:numFmt w:val="bullet"/>
-      <w:lvlText w:val=""/>
-      <w:lvlJc w:val="left"/>
-      <w:pPr>
-        <w:ind w:left="5029" w:hanging="360"/>
-      </w:pPr>
-      <w:rPr>
-        <w:rFonts w:ascii="Wingdings" w:hAnsi="Wingdings" w:hint="default"/>
-      </w:rPr>
-    </w:lvl>
-    <w:lvl w:ilvl="6" w:tplc="240A0001" w:tentative="1">
-      <w:start w:val="1"/>
-      <w:numFmt w:val="bullet"/>
-      <w:lvlText w:val=""/>
-      <w:lvlJc w:val="left"/>
-      <w:pPr>
-        <w:ind w:left="5749" w:hanging="360"/>
-      </w:pPr>
-      <w:rPr>
-        <w:rFonts w:ascii="Symbol" w:hAnsi="Symbol" w:hint="default"/>
-      </w:rPr>
-    </w:lvl>
-    <w:lvl w:ilvl="7" w:tplc="240A0003" w:tentative="1">
-      <w:start w:val="1"/>
-      <w:numFmt w:val="bullet"/>
-      <w:lvlText w:val="o"/>
-      <w:lvlJc w:val="left"/>
-      <w:pPr>
-        <w:ind w:left="6469" w:hanging="360"/>
-      </w:pPr>
-      <w:rPr>
-        <w:rFonts w:ascii="Courier New" w:hAnsi="Courier New" w:cs="Courier New" w:hint="default"/>
-      </w:rPr>
-    </w:lvl>
-    <w:lvl w:ilvl="8" w:tplc="240A0005" w:tentative="1">
-      <w:start w:val="1"/>
-      <w:numFmt w:val="bullet"/>
-      <w:lvlText w:val=""/>
-      <w:lvlJc w:val="left"/>
-      <w:pPr>
-        <w:ind w:left="7189" w:hanging="360"/>
-      </w:pPr>
-      <w:rPr>
-        <w:rFonts w:ascii="Wingdings" w:hAnsi="Wingdings" w:hint="default"/>
-      </w:rPr>
-    </w:lvl>
-  </w:abstractNum>
-  <w:abstractNum w:abstractNumId="79" w15:restartNumberingAfterBreak="0">
-    <w:nsid w:val="72A73242"/>
-    <w:multiLevelType w:val="hybridMultilevel"/>
-    <w:tmpl w:val="91A29E06"/>
-    <w:lvl w:ilvl="0" w:tplc="0C0A0017">
-      <w:start w:val="1"/>
-      <w:numFmt w:val="lowerLetter"/>
-      <w:lvlText w:val="%1)"/>
-      <w:lvlJc w:val="left"/>
-      <w:pPr>
-        <w:ind w:left="1429" w:hanging="360"/>
-      </w:pPr>
-    </w:lvl>
-    <w:lvl w:ilvl="1" w:tplc="0C0A0019" w:tentative="1">
-      <w:start w:val="1"/>
-      <w:numFmt w:val="lowerLetter"/>
-      <w:lvlText w:val="%2."/>
-      <w:lvlJc w:val="left"/>
-      <w:pPr>
-        <w:ind w:left="2149" w:hanging="360"/>
-      </w:pPr>
-    </w:lvl>
-    <w:lvl w:ilvl="2" w:tplc="0C0A001B" w:tentative="1">
-      <w:start w:val="1"/>
-      <w:numFmt w:val="lowerRoman"/>
-      <w:lvlText w:val="%3."/>
-      <w:lvlJc w:val="right"/>
-      <w:pPr>
-        <w:ind w:left="2869" w:hanging="180"/>
-      </w:pPr>
-    </w:lvl>
-    <w:lvl w:ilvl="3" w:tplc="0C0A000F" w:tentative="1">
-      <w:start w:val="1"/>
-      <w:numFmt w:val="decimal"/>
-      <w:lvlText w:val="%4."/>
-      <w:lvlJc w:val="left"/>
-      <w:pPr>
-        <w:ind w:left="3589" w:hanging="360"/>
-      </w:pPr>
-    </w:lvl>
-    <w:lvl w:ilvl="4" w:tplc="0C0A0019" w:tentative="1">
-      <w:start w:val="1"/>
-      <w:numFmt w:val="lowerLetter"/>
-      <w:lvlText w:val="%5."/>
-      <w:lvlJc w:val="left"/>
-      <w:pPr>
-        <w:ind w:left="4309" w:hanging="360"/>
-      </w:pPr>
-    </w:lvl>
-    <w:lvl w:ilvl="5" w:tplc="0C0A001B" w:tentative="1">
-      <w:start w:val="1"/>
-      <w:numFmt w:val="lowerRoman"/>
-      <w:lvlText w:val="%6."/>
-      <w:lvlJc w:val="right"/>
-      <w:pPr>
-        <w:ind w:left="5029" w:hanging="180"/>
-      </w:pPr>
-    </w:lvl>
-    <w:lvl w:ilvl="6" w:tplc="0C0A000F" w:tentative="1">
-      <w:start w:val="1"/>
-      <w:numFmt w:val="decimal"/>
-      <w:lvlText w:val="%7."/>
-      <w:lvlJc w:val="left"/>
-      <w:pPr>
-        <w:ind w:left="5749" w:hanging="360"/>
-      </w:pPr>
-    </w:lvl>
-    <w:lvl w:ilvl="7" w:tplc="0C0A0019" w:tentative="1">
-      <w:start w:val="1"/>
-      <w:numFmt w:val="lowerLetter"/>
-      <w:lvlText w:val="%8."/>
-      <w:lvlJc w:val="left"/>
-      <w:pPr>
-        <w:ind w:left="6469" w:hanging="360"/>
-      </w:pPr>
-    </w:lvl>
-    <w:lvl w:ilvl="8" w:tplc="0C0A001B" w:tentative="1">
-      <w:start w:val="1"/>
-      <w:numFmt w:val="lowerRoman"/>
-      <w:lvlText w:val="%9."/>
-      <w:lvlJc w:val="right"/>
-      <w:pPr>
-        <w:ind w:left="7189" w:hanging="180"/>
-      </w:pPr>
-    </w:lvl>
-  </w:abstractNum>
-  <w:abstractNum w:abstractNumId="80" w15:restartNumberingAfterBreak="0">
-    <w:nsid w:val="74B63555"/>
-    <w:multiLevelType w:val="hybridMultilevel"/>
-    <w:tmpl w:val="779656C4"/>
-    <w:lvl w:ilvl="0" w:tplc="0C0A0001">
-      <w:start w:val="1"/>
-      <w:numFmt w:val="bullet"/>
-      <w:lvlText w:val=""/>
-      <w:lvlJc w:val="left"/>
-      <w:pPr>
-        <w:ind w:left="1429" w:hanging="360"/>
-      </w:pPr>
-      <w:rPr>
-        <w:rFonts w:ascii="Symbol" w:hAnsi="Symbol" w:hint="default"/>
-      </w:rPr>
-    </w:lvl>
-    <w:lvl w:ilvl="1" w:tplc="0C0A0003" w:tentative="1">
-      <w:start w:val="1"/>
-      <w:numFmt w:val="bullet"/>
-      <w:lvlText w:val="o"/>
-      <w:lvlJc w:val="left"/>
-      <w:pPr>
-        <w:ind w:left="2149" w:hanging="360"/>
-      </w:pPr>
-      <w:rPr>
-        <w:rFonts w:ascii="Courier New" w:hAnsi="Courier New" w:cs="Courier New" w:hint="default"/>
-      </w:rPr>
-    </w:lvl>
-    <w:lvl w:ilvl="2" w:tplc="0C0A0005" w:tentative="1">
-      <w:start w:val="1"/>
-      <w:numFmt w:val="bullet"/>
-      <w:lvlText w:val=""/>
-      <w:lvlJc w:val="left"/>
-      <w:pPr>
-        <w:ind w:left="2869" w:hanging="360"/>
-      </w:pPr>
-      <w:rPr>
-        <w:rFonts w:ascii="Wingdings" w:hAnsi="Wingdings" w:hint="default"/>
-      </w:rPr>
-    </w:lvl>
-    <w:lvl w:ilvl="3" w:tplc="0C0A0001" w:tentative="1">
-      <w:start w:val="1"/>
-      <w:numFmt w:val="bullet"/>
-      <w:lvlText w:val=""/>
-      <w:lvlJc w:val="left"/>
-      <w:pPr>
-        <w:ind w:left="3589" w:hanging="360"/>
-      </w:pPr>
-      <w:rPr>
-        <w:rFonts w:ascii="Symbol" w:hAnsi="Symbol" w:hint="default"/>
-      </w:rPr>
-    </w:lvl>
-    <w:lvl w:ilvl="4" w:tplc="0C0A0003" w:tentative="1">
-      <w:start w:val="1"/>
-      <w:numFmt w:val="bullet"/>
-      <w:lvlText w:val="o"/>
-      <w:lvlJc w:val="left"/>
-      <w:pPr>
-        <w:ind w:left="4309" w:hanging="360"/>
-      </w:pPr>
-      <w:rPr>
-        <w:rFonts w:ascii="Courier New" w:hAnsi="Courier New" w:cs="Courier New" w:hint="default"/>
-      </w:rPr>
-    </w:lvl>
-    <w:lvl w:ilvl="5" w:tplc="0C0A0005" w:tentative="1">
-      <w:start w:val="1"/>
-      <w:numFmt w:val="bullet"/>
-      <w:lvlText w:val=""/>
-      <w:lvlJc w:val="left"/>
-      <w:pPr>
-        <w:ind w:left="5029" w:hanging="360"/>
-      </w:pPr>
-      <w:rPr>
-        <w:rFonts w:ascii="Wingdings" w:hAnsi="Wingdings" w:hint="default"/>
-      </w:rPr>
-    </w:lvl>
-    <w:lvl w:ilvl="6" w:tplc="0C0A0001" w:tentative="1">
-      <w:start w:val="1"/>
-      <w:numFmt w:val="bullet"/>
-      <w:lvlText w:val=""/>
-      <w:lvlJc w:val="left"/>
-      <w:pPr>
-        <w:ind w:left="5749" w:hanging="360"/>
-      </w:pPr>
-      <w:rPr>
-        <w:rFonts w:ascii="Symbol" w:hAnsi="Symbol" w:hint="default"/>
-      </w:rPr>
-    </w:lvl>
-    <w:lvl w:ilvl="7" w:tplc="0C0A0003" w:tentative="1">
-      <w:start w:val="1"/>
-      <w:numFmt w:val="bullet"/>
-      <w:lvlText w:val="o"/>
-      <w:lvlJc w:val="left"/>
-      <w:pPr>
-        <w:ind w:left="6469" w:hanging="360"/>
-      </w:pPr>
-      <w:rPr>
-        <w:rFonts w:ascii="Courier New" w:hAnsi="Courier New" w:cs="Courier New" w:hint="default"/>
-      </w:rPr>
-    </w:lvl>
-    <w:lvl w:ilvl="8" w:tplc="0C0A0005" w:tentative="1">
-      <w:start w:val="1"/>
-      <w:numFmt w:val="bullet"/>
-      <w:lvlText w:val=""/>
-      <w:lvlJc w:val="left"/>
-      <w:pPr>
-        <w:ind w:left="7189" w:hanging="360"/>
-      </w:pPr>
-      <w:rPr>
-        <w:rFonts w:ascii="Wingdings" w:hAnsi="Wingdings" w:hint="default"/>
-      </w:rPr>
-    </w:lvl>
-  </w:abstractNum>
-  <w:abstractNum w:abstractNumId="81" w15:restartNumberingAfterBreak="0">
-    <w:nsid w:val="77B05E26"/>
-    <w:multiLevelType w:val="hybridMultilevel"/>
-    <w:tmpl w:val="357C3B00"/>
-    <w:lvl w:ilvl="0" w:tplc="0C0A0001">
-      <w:start w:val="1"/>
-      <w:numFmt w:val="bullet"/>
-      <w:lvlText w:val=""/>
-      <w:lvlJc w:val="left"/>
-      <w:pPr>
-        <w:ind w:left="1429" w:hanging="360"/>
-      </w:pPr>
-      <w:rPr>
-        <w:rFonts w:ascii="Symbol" w:hAnsi="Symbol" w:hint="default"/>
-      </w:rPr>
-    </w:lvl>
-    <w:lvl w:ilvl="1" w:tplc="0C0A0003" w:tentative="1">
-      <w:start w:val="1"/>
-      <w:numFmt w:val="bullet"/>
-      <w:lvlText w:val="o"/>
-      <w:lvlJc w:val="left"/>
-      <w:pPr>
-        <w:ind w:left="2149" w:hanging="360"/>
-      </w:pPr>
-      <w:rPr>
-        <w:rFonts w:ascii="Courier New" w:hAnsi="Courier New" w:cs="Courier New" w:hint="default"/>
-      </w:rPr>
-    </w:lvl>
-    <w:lvl w:ilvl="2" w:tplc="0C0A0005" w:tentative="1">
-      <w:start w:val="1"/>
-      <w:numFmt w:val="bullet"/>
-      <w:lvlText w:val=""/>
-      <w:lvlJc w:val="left"/>
-      <w:pPr>
-        <w:ind w:left="2869" w:hanging="360"/>
-      </w:pPr>
-      <w:rPr>
-        <w:rFonts w:ascii="Wingdings" w:hAnsi="Wingdings" w:hint="default"/>
-      </w:rPr>
-    </w:lvl>
-    <w:lvl w:ilvl="3" w:tplc="0C0A0001" w:tentative="1">
-      <w:start w:val="1"/>
-      <w:numFmt w:val="bullet"/>
-      <w:lvlText w:val=""/>
-      <w:lvlJc w:val="left"/>
-      <w:pPr>
-        <w:ind w:left="3589" w:hanging="360"/>
-      </w:pPr>
-      <w:rPr>
-        <w:rFonts w:ascii="Symbol" w:hAnsi="Symbol" w:hint="default"/>
-      </w:rPr>
-    </w:lvl>
-    <w:lvl w:ilvl="4" w:tplc="0C0A0003" w:tentative="1">
-      <w:start w:val="1"/>
-      <w:numFmt w:val="bullet"/>
-      <w:lvlText w:val="o"/>
-      <w:lvlJc w:val="left"/>
-      <w:pPr>
-        <w:ind w:left="4309" w:hanging="360"/>
-      </w:pPr>
-      <w:rPr>
-        <w:rFonts w:ascii="Courier New" w:hAnsi="Courier New" w:cs="Courier New" w:hint="default"/>
-      </w:rPr>
-    </w:lvl>
-    <w:lvl w:ilvl="5" w:tplc="0C0A0005" w:tentative="1">
-      <w:start w:val="1"/>
-      <w:numFmt w:val="bullet"/>
-      <w:lvlText w:val=""/>
-      <w:lvlJc w:val="left"/>
-      <w:pPr>
-        <w:ind w:left="5029" w:hanging="360"/>
-      </w:pPr>
-      <w:rPr>
-        <w:rFonts w:ascii="Wingdings" w:hAnsi="Wingdings" w:hint="default"/>
-      </w:rPr>
-    </w:lvl>
-    <w:lvl w:ilvl="6" w:tplc="0C0A0001" w:tentative="1">
-      <w:start w:val="1"/>
-      <w:numFmt w:val="bullet"/>
-      <w:lvlText w:val=""/>
-      <w:lvlJc w:val="left"/>
-      <w:pPr>
-        <w:ind w:left="5749" w:hanging="360"/>
-      </w:pPr>
-      <w:rPr>
-        <w:rFonts w:ascii="Symbol" w:hAnsi="Symbol" w:hint="default"/>
-      </w:rPr>
-    </w:lvl>
-    <w:lvl w:ilvl="7" w:tplc="0C0A0003" w:tentative="1">
-      <w:start w:val="1"/>
-      <w:numFmt w:val="bullet"/>
-      <w:lvlText w:val="o"/>
-      <w:lvlJc w:val="left"/>
-      <w:pPr>
-        <w:ind w:left="6469" w:hanging="360"/>
-      </w:pPr>
-      <w:rPr>
-        <w:rFonts w:ascii="Courier New" w:hAnsi="Courier New" w:cs="Courier New" w:hint="default"/>
-      </w:rPr>
-    </w:lvl>
-    <w:lvl w:ilvl="8" w:tplc="0C0A0005" w:tentative="1">
-      <w:start w:val="1"/>
-      <w:numFmt w:val="bullet"/>
-      <w:lvlText w:val=""/>
-      <w:lvlJc w:val="left"/>
-      <w:pPr>
-        <w:ind w:left="7189" w:hanging="360"/>
-      </w:pPr>
-      <w:rPr>
-        <w:rFonts w:ascii="Wingdings" w:hAnsi="Wingdings" w:hint="default"/>
-      </w:rPr>
-    </w:lvl>
-  </w:abstractNum>
-  <w:abstractNum w:abstractNumId="82" w15:restartNumberingAfterBreak="0">
-    <w:nsid w:val="786B7FDB"/>
-    <w:multiLevelType w:val="hybridMultilevel"/>
-    <w:tmpl w:val="7A3AA512"/>
-    <w:lvl w:ilvl="0" w:tplc="240A0001">
-      <w:start w:val="1"/>
-      <w:numFmt w:val="bullet"/>
-      <w:lvlText w:val=""/>
-      <w:lvlJc w:val="left"/>
-      <w:pPr>
-        <w:ind w:left="1429" w:hanging="360"/>
-      </w:pPr>
-      <w:rPr>
-        <w:rFonts w:ascii="Symbol" w:hAnsi="Symbol" w:hint="default"/>
-      </w:rPr>
-    </w:lvl>
-    <w:lvl w:ilvl="1" w:tplc="240A0003" w:tentative="1">
-      <w:start w:val="1"/>
-      <w:numFmt w:val="bullet"/>
-      <w:lvlText w:val="o"/>
-      <w:lvlJc w:val="left"/>
-      <w:pPr>
-        <w:ind w:left="2149" w:hanging="360"/>
-      </w:pPr>
-      <w:rPr>
-        <w:rFonts w:ascii="Courier New" w:hAnsi="Courier New" w:cs="Courier New" w:hint="default"/>
-      </w:rPr>
-    </w:lvl>
-    <w:lvl w:ilvl="2" w:tplc="240A0005" w:tentative="1">
-      <w:start w:val="1"/>
-      <w:numFmt w:val="bullet"/>
-      <w:lvlText w:val=""/>
-      <w:lvlJc w:val="left"/>
-      <w:pPr>
-        <w:ind w:left="2869" w:hanging="360"/>
-      </w:pPr>
-      <w:rPr>
-        <w:rFonts w:ascii="Wingdings" w:hAnsi="Wingdings" w:hint="default"/>
-      </w:rPr>
-    </w:lvl>
-    <w:lvl w:ilvl="3" w:tplc="240A0001" w:tentative="1">
-      <w:start w:val="1"/>
-      <w:numFmt w:val="bullet"/>
-      <w:lvlText w:val=""/>
-      <w:lvlJc w:val="left"/>
-      <w:pPr>
-        <w:ind w:left="3589" w:hanging="360"/>
-      </w:pPr>
-      <w:rPr>
-        <w:rFonts w:ascii="Symbol" w:hAnsi="Symbol" w:hint="default"/>
-      </w:rPr>
-    </w:lvl>
-    <w:lvl w:ilvl="4" w:tplc="240A0003" w:tentative="1">
-      <w:start w:val="1"/>
-      <w:numFmt w:val="bullet"/>
-      <w:lvlText w:val="o"/>
-      <w:lvlJc w:val="left"/>
-      <w:pPr>
-        <w:ind w:left="4309" w:hanging="360"/>
-      </w:pPr>
-      <w:rPr>
-        <w:rFonts w:ascii="Courier New" w:hAnsi="Courier New" w:cs="Courier New" w:hint="default"/>
-      </w:rPr>
-    </w:lvl>
-    <w:lvl w:ilvl="5" w:tplc="240A0005" w:tentative="1">
-      <w:start w:val="1"/>
-      <w:numFmt w:val="bullet"/>
-      <w:lvlText w:val=""/>
-      <w:lvlJc w:val="left"/>
-      <w:pPr>
-        <w:ind w:left="5029" w:hanging="360"/>
-      </w:pPr>
-      <w:rPr>
-        <w:rFonts w:ascii="Wingdings" w:hAnsi="Wingdings" w:hint="default"/>
-      </w:rPr>
-    </w:lvl>
-    <w:lvl w:ilvl="6" w:tplc="240A0001" w:tentative="1">
-      <w:start w:val="1"/>
-      <w:numFmt w:val="bullet"/>
-      <w:lvlText w:val=""/>
-      <w:lvlJc w:val="left"/>
-      <w:pPr>
-        <w:ind w:left="5749" w:hanging="360"/>
-      </w:pPr>
-      <w:rPr>
-        <w:rFonts w:ascii="Symbol" w:hAnsi="Symbol" w:hint="default"/>
-      </w:rPr>
-    </w:lvl>
-    <w:lvl w:ilvl="7" w:tplc="240A0003" w:tentative="1">
-      <w:start w:val="1"/>
-      <w:numFmt w:val="bullet"/>
-      <w:lvlText w:val="o"/>
-      <w:lvlJc w:val="left"/>
-      <w:pPr>
-        <w:ind w:left="6469" w:hanging="360"/>
-      </w:pPr>
-      <w:rPr>
-        <w:rFonts w:ascii="Courier New" w:hAnsi="Courier New" w:cs="Courier New" w:hint="default"/>
-      </w:rPr>
-    </w:lvl>
-    <w:lvl w:ilvl="8" w:tplc="240A0005" w:tentative="1">
-      <w:start w:val="1"/>
-      <w:numFmt w:val="bullet"/>
-      <w:lvlText w:val=""/>
-      <w:lvlJc w:val="left"/>
-      <w:pPr>
-        <w:ind w:left="7189" w:hanging="360"/>
-      </w:pPr>
-      <w:rPr>
-        <w:rFonts w:ascii="Wingdings" w:hAnsi="Wingdings" w:hint="default"/>
-      </w:rPr>
-    </w:lvl>
-  </w:abstractNum>
-  <w:abstractNum w:abstractNumId="83" w15:restartNumberingAfterBreak="0">
-    <w:nsid w:val="7A1B3BB4"/>
-    <w:multiLevelType w:val="hybridMultilevel"/>
-    <w:tmpl w:val="4E86F890"/>
-    <w:lvl w:ilvl="0" w:tplc="240A0001">
-      <w:start w:val="1"/>
-      <w:numFmt w:val="bullet"/>
-      <w:lvlText w:val=""/>
-      <w:lvlJc w:val="left"/>
-      <w:pPr>
-        <w:ind w:left="1429" w:hanging="360"/>
-      </w:pPr>
-      <w:rPr>
-        <w:rFonts w:ascii="Symbol" w:hAnsi="Symbol" w:hint="default"/>
-      </w:rPr>
-    </w:lvl>
-    <w:lvl w:ilvl="1" w:tplc="240A0003" w:tentative="1">
-      <w:start w:val="1"/>
-      <w:numFmt w:val="bullet"/>
-      <w:lvlText w:val="o"/>
-      <w:lvlJc w:val="left"/>
-      <w:pPr>
-        <w:ind w:left="2149" w:hanging="360"/>
-      </w:pPr>
-      <w:rPr>
-        <w:rFonts w:ascii="Courier New" w:hAnsi="Courier New" w:cs="Courier New" w:hint="default"/>
-      </w:rPr>
-    </w:lvl>
-    <w:lvl w:ilvl="2" w:tplc="240A0005" w:tentative="1">
-      <w:start w:val="1"/>
-      <w:numFmt w:val="bullet"/>
-      <w:lvlText w:val=""/>
-      <w:lvlJc w:val="left"/>
-      <w:pPr>
-        <w:ind w:left="2869" w:hanging="360"/>
-      </w:pPr>
-      <w:rPr>
-        <w:rFonts w:ascii="Wingdings" w:hAnsi="Wingdings" w:hint="default"/>
-      </w:rPr>
-    </w:lvl>
-    <w:lvl w:ilvl="3" w:tplc="240A0001" w:tentative="1">
-      <w:start w:val="1"/>
-      <w:numFmt w:val="bullet"/>
-      <w:lvlText w:val=""/>
-      <w:lvlJc w:val="left"/>
-      <w:pPr>
-        <w:ind w:left="3589" w:hanging="360"/>
-      </w:pPr>
-      <w:rPr>
-        <w:rFonts w:ascii="Symbol" w:hAnsi="Symbol" w:hint="default"/>
-      </w:rPr>
-    </w:lvl>
-    <w:lvl w:ilvl="4" w:tplc="240A0003" w:tentative="1">
-      <w:start w:val="1"/>
-      <w:numFmt w:val="bullet"/>
-      <w:lvlText w:val="o"/>
-      <w:lvlJc w:val="left"/>
-      <w:pPr>
-        <w:ind w:left="4309" w:hanging="360"/>
-      </w:pPr>
-      <w:rPr>
-        <w:rFonts w:ascii="Courier New" w:hAnsi="Courier New" w:cs="Courier New" w:hint="default"/>
-      </w:rPr>
-    </w:lvl>
-    <w:lvl w:ilvl="5" w:tplc="240A0005" w:tentative="1">
-      <w:start w:val="1"/>
-      <w:numFmt w:val="bullet"/>
-      <w:lvlText w:val=""/>
-      <w:lvlJc w:val="left"/>
-      <w:pPr>
-        <w:ind w:left="5029" w:hanging="360"/>
-      </w:pPr>
-      <w:rPr>
-        <w:rFonts w:ascii="Wingdings" w:hAnsi="Wingdings" w:hint="default"/>
-      </w:rPr>
-    </w:lvl>
-    <w:lvl w:ilvl="6" w:tplc="240A0001" w:tentative="1">
-      <w:start w:val="1"/>
-      <w:numFmt w:val="bullet"/>
-      <w:lvlText w:val=""/>
-      <w:lvlJc w:val="left"/>
-      <w:pPr>
-        <w:ind w:left="5749" w:hanging="360"/>
-      </w:pPr>
-      <w:rPr>
-        <w:rFonts w:ascii="Symbol" w:hAnsi="Symbol" w:hint="default"/>
-      </w:rPr>
-    </w:lvl>
-    <w:lvl w:ilvl="7" w:tplc="240A0003" w:tentative="1">
-      <w:start w:val="1"/>
-      <w:numFmt w:val="bullet"/>
-      <w:lvlText w:val="o"/>
-      <w:lvlJc w:val="left"/>
-      <w:pPr>
-        <w:ind w:left="6469" w:hanging="360"/>
-      </w:pPr>
-      <w:rPr>
-        <w:rFonts w:ascii="Courier New" w:hAnsi="Courier New" w:cs="Courier New" w:hint="default"/>
-      </w:rPr>
-    </w:lvl>
-    <w:lvl w:ilvl="8" w:tplc="240A0005" w:tentative="1">
-      <w:start w:val="1"/>
-      <w:numFmt w:val="bullet"/>
-      <w:lvlText w:val=""/>
-      <w:lvlJc w:val="left"/>
-      <w:pPr>
-        <w:ind w:left="7189" w:hanging="360"/>
-      </w:pPr>
-      <w:rPr>
-        <w:rFonts w:ascii="Wingdings" w:hAnsi="Wingdings" w:hint="default"/>
-      </w:rPr>
-    </w:lvl>
-  </w:abstractNum>
-  <w:abstractNum w:abstractNumId="84" w15:restartNumberingAfterBreak="0">
-    <w:nsid w:val="7BF24C50"/>
-    <w:multiLevelType w:val="hybridMultilevel"/>
-    <w:tmpl w:val="C966F2B6"/>
-    <w:lvl w:ilvl="0" w:tplc="0C0A0001">
-      <w:start w:val="1"/>
-      <w:numFmt w:val="bullet"/>
-      <w:lvlText w:val=""/>
-      <w:lvlJc w:val="left"/>
-      <w:pPr>
-        <w:ind w:left="1429" w:hanging="360"/>
-      </w:pPr>
-      <w:rPr>
-        <w:rFonts w:ascii="Symbol" w:hAnsi="Symbol" w:hint="default"/>
-      </w:rPr>
-    </w:lvl>
-    <w:lvl w:ilvl="1" w:tplc="0C0A0003" w:tentative="1">
-      <w:start w:val="1"/>
-      <w:numFmt w:val="bullet"/>
-      <w:lvlText w:val="o"/>
-      <w:lvlJc w:val="left"/>
-      <w:pPr>
-        <w:ind w:left="2149" w:hanging="360"/>
-      </w:pPr>
-      <w:rPr>
-        <w:rFonts w:ascii="Courier New" w:hAnsi="Courier New" w:cs="Courier New" w:hint="default"/>
-      </w:rPr>
-    </w:lvl>
-    <w:lvl w:ilvl="2" w:tplc="0C0A0005" w:tentative="1">
-      <w:start w:val="1"/>
-      <w:numFmt w:val="bullet"/>
-      <w:lvlText w:val=""/>
-      <w:lvlJc w:val="left"/>
-      <w:pPr>
-        <w:ind w:left="2869" w:hanging="360"/>
-      </w:pPr>
-      <w:rPr>
-        <w:rFonts w:ascii="Wingdings" w:hAnsi="Wingdings" w:hint="default"/>
-      </w:rPr>
-    </w:lvl>
-    <w:lvl w:ilvl="3" w:tplc="0C0A0001" w:tentative="1">
-      <w:start w:val="1"/>
-      <w:numFmt w:val="bullet"/>
-      <w:lvlText w:val=""/>
-      <w:lvlJc w:val="left"/>
-      <w:pPr>
-        <w:ind w:left="3589" w:hanging="360"/>
-      </w:pPr>
-      <w:rPr>
-        <w:rFonts w:ascii="Symbol" w:hAnsi="Symbol" w:hint="default"/>
-      </w:rPr>
-    </w:lvl>
-    <w:lvl w:ilvl="4" w:tplc="0C0A0003" w:tentative="1">
-      <w:start w:val="1"/>
-      <w:numFmt w:val="bullet"/>
-      <w:lvlText w:val="o"/>
-      <w:lvlJc w:val="left"/>
-      <w:pPr>
-        <w:ind w:left="4309" w:hanging="360"/>
-      </w:pPr>
-      <w:rPr>
-        <w:rFonts w:ascii="Courier New" w:hAnsi="Courier New" w:cs="Courier New" w:hint="default"/>
-      </w:rPr>
-    </w:lvl>
-    <w:lvl w:ilvl="5" w:tplc="0C0A0005" w:tentative="1">
-      <w:start w:val="1"/>
-      <w:numFmt w:val="bullet"/>
-      <w:lvlText w:val=""/>
-      <w:lvlJc w:val="left"/>
-      <w:pPr>
-        <w:ind w:left="5029" w:hanging="360"/>
-      </w:pPr>
-      <w:rPr>
-        <w:rFonts w:ascii="Wingdings" w:hAnsi="Wingdings" w:hint="default"/>
-      </w:rPr>
-    </w:lvl>
-    <w:lvl w:ilvl="6" w:tplc="0C0A0001" w:tentative="1">
-      <w:start w:val="1"/>
-      <w:numFmt w:val="bullet"/>
-      <w:lvlText w:val=""/>
-      <w:lvlJc w:val="left"/>
-      <w:pPr>
-        <w:ind w:left="5749" w:hanging="360"/>
-      </w:pPr>
-      <w:rPr>
-        <w:rFonts w:ascii="Symbol" w:hAnsi="Symbol" w:hint="default"/>
-      </w:rPr>
-    </w:lvl>
-    <w:lvl w:ilvl="7" w:tplc="0C0A0003" w:tentative="1">
-      <w:start w:val="1"/>
-      <w:numFmt w:val="bullet"/>
-      <w:lvlText w:val="o"/>
-      <w:lvlJc w:val="left"/>
-      <w:pPr>
-        <w:ind w:left="6469" w:hanging="360"/>
-      </w:pPr>
-      <w:rPr>
-        <w:rFonts w:ascii="Courier New" w:hAnsi="Courier New" w:cs="Courier New" w:hint="default"/>
-      </w:rPr>
-    </w:lvl>
-    <w:lvl w:ilvl="8" w:tplc="0C0A0005" w:tentative="1">
-      <w:start w:val="1"/>
-      <w:numFmt w:val="bullet"/>
-      <w:lvlText w:val=""/>
-      <w:lvlJc w:val="left"/>
-      <w:pPr>
-        <w:ind w:left="7189" w:hanging="360"/>
-      </w:pPr>
-      <w:rPr>
-        <w:rFonts w:ascii="Wingdings" w:hAnsi="Wingdings" w:hint="default"/>
-      </w:rPr>
-    </w:lvl>
-  </w:abstractNum>
-  <w:abstractNum w:abstractNumId="85" w15:restartNumberingAfterBreak="0">
+  <w:abstractNum w:abstractNumId="14" w15:restartNumberingAfterBreak="0">
     <w:nsid w:val="7C161D1C"/>
     <w:multiLevelType w:val="multilevel"/>
     <w:tmpl w:val="EE7A69C8"/>
@@ -41276,502 +33335,57 @@
       </w:pPr>
     </w:lvl>
   </w:abstractNum>
-  <w:abstractNum w:abstractNumId="86" w15:restartNumberingAfterBreak="0">
-    <w:nsid w:val="7D347E36"/>
-    <w:multiLevelType w:val="hybridMultilevel"/>
-    <w:tmpl w:val="4CD63CD8"/>
-    <w:lvl w:ilvl="0" w:tplc="240A0001">
-      <w:start w:val="1"/>
-      <w:numFmt w:val="bullet"/>
-      <w:lvlText w:val=""/>
-      <w:lvlJc w:val="left"/>
-      <w:pPr>
-        <w:ind w:left="1429" w:hanging="360"/>
-      </w:pPr>
-      <w:rPr>
-        <w:rFonts w:ascii="Symbol" w:hAnsi="Symbol" w:hint="default"/>
-      </w:rPr>
-    </w:lvl>
-    <w:lvl w:ilvl="1" w:tplc="240A0003" w:tentative="1">
-      <w:start w:val="1"/>
-      <w:numFmt w:val="bullet"/>
-      <w:lvlText w:val="o"/>
-      <w:lvlJc w:val="left"/>
-      <w:pPr>
-        <w:ind w:left="2149" w:hanging="360"/>
-      </w:pPr>
-      <w:rPr>
-        <w:rFonts w:ascii="Courier New" w:hAnsi="Courier New" w:cs="Courier New" w:hint="default"/>
-      </w:rPr>
-    </w:lvl>
-    <w:lvl w:ilvl="2" w:tplc="240A0005" w:tentative="1">
-      <w:start w:val="1"/>
-      <w:numFmt w:val="bullet"/>
-      <w:lvlText w:val=""/>
-      <w:lvlJc w:val="left"/>
-      <w:pPr>
-        <w:ind w:left="2869" w:hanging="360"/>
-      </w:pPr>
-      <w:rPr>
-        <w:rFonts w:ascii="Wingdings" w:hAnsi="Wingdings" w:hint="default"/>
-      </w:rPr>
-    </w:lvl>
-    <w:lvl w:ilvl="3" w:tplc="240A0001" w:tentative="1">
-      <w:start w:val="1"/>
-      <w:numFmt w:val="bullet"/>
-      <w:lvlText w:val=""/>
-      <w:lvlJc w:val="left"/>
-      <w:pPr>
-        <w:ind w:left="3589" w:hanging="360"/>
-      </w:pPr>
-      <w:rPr>
-        <w:rFonts w:ascii="Symbol" w:hAnsi="Symbol" w:hint="default"/>
-      </w:rPr>
-    </w:lvl>
-    <w:lvl w:ilvl="4" w:tplc="240A0003" w:tentative="1">
-      <w:start w:val="1"/>
-      <w:numFmt w:val="bullet"/>
-      <w:lvlText w:val="o"/>
-      <w:lvlJc w:val="left"/>
-      <w:pPr>
-        <w:ind w:left="4309" w:hanging="360"/>
-      </w:pPr>
-      <w:rPr>
-        <w:rFonts w:ascii="Courier New" w:hAnsi="Courier New" w:cs="Courier New" w:hint="default"/>
-      </w:rPr>
-    </w:lvl>
-    <w:lvl w:ilvl="5" w:tplc="240A0005" w:tentative="1">
-      <w:start w:val="1"/>
-      <w:numFmt w:val="bullet"/>
-      <w:lvlText w:val=""/>
-      <w:lvlJc w:val="left"/>
-      <w:pPr>
-        <w:ind w:left="5029" w:hanging="360"/>
-      </w:pPr>
-      <w:rPr>
-        <w:rFonts w:ascii="Wingdings" w:hAnsi="Wingdings" w:hint="default"/>
-      </w:rPr>
-    </w:lvl>
-    <w:lvl w:ilvl="6" w:tplc="240A0001" w:tentative="1">
-      <w:start w:val="1"/>
-      <w:numFmt w:val="bullet"/>
-      <w:lvlText w:val=""/>
-      <w:lvlJc w:val="left"/>
-      <w:pPr>
-        <w:ind w:left="5749" w:hanging="360"/>
-      </w:pPr>
-      <w:rPr>
-        <w:rFonts w:ascii="Symbol" w:hAnsi="Symbol" w:hint="default"/>
-      </w:rPr>
-    </w:lvl>
-    <w:lvl w:ilvl="7" w:tplc="240A0003" w:tentative="1">
-      <w:start w:val="1"/>
-      <w:numFmt w:val="bullet"/>
-      <w:lvlText w:val="o"/>
-      <w:lvlJc w:val="left"/>
-      <w:pPr>
-        <w:ind w:left="6469" w:hanging="360"/>
-      </w:pPr>
-      <w:rPr>
-        <w:rFonts w:ascii="Courier New" w:hAnsi="Courier New" w:cs="Courier New" w:hint="default"/>
-      </w:rPr>
-    </w:lvl>
-    <w:lvl w:ilvl="8" w:tplc="240A0005" w:tentative="1">
-      <w:start w:val="1"/>
-      <w:numFmt w:val="bullet"/>
-      <w:lvlText w:val=""/>
-      <w:lvlJc w:val="left"/>
-      <w:pPr>
-        <w:ind w:left="7189" w:hanging="360"/>
-      </w:pPr>
-      <w:rPr>
-        <w:rFonts w:ascii="Wingdings" w:hAnsi="Wingdings" w:hint="default"/>
-      </w:rPr>
-    </w:lvl>
-  </w:abstractNum>
-  <w:abstractNum w:abstractNumId="87" w15:restartNumberingAfterBreak="0">
-    <w:nsid w:val="7E6B23B2"/>
-    <w:multiLevelType w:val="hybridMultilevel"/>
-    <w:tmpl w:val="4FF83D24"/>
-    <w:lvl w:ilvl="0" w:tplc="240A0001">
-      <w:start w:val="1"/>
-      <w:numFmt w:val="bullet"/>
-      <w:lvlText w:val=""/>
-      <w:lvlJc w:val="left"/>
-      <w:pPr>
-        <w:ind w:left="1429" w:hanging="360"/>
-      </w:pPr>
-      <w:rPr>
-        <w:rFonts w:ascii="Symbol" w:hAnsi="Symbol" w:hint="default"/>
-      </w:rPr>
-    </w:lvl>
-    <w:lvl w:ilvl="1" w:tplc="240A0003" w:tentative="1">
-      <w:start w:val="1"/>
-      <w:numFmt w:val="bullet"/>
-      <w:lvlText w:val="o"/>
-      <w:lvlJc w:val="left"/>
-      <w:pPr>
-        <w:ind w:left="2149" w:hanging="360"/>
-      </w:pPr>
-      <w:rPr>
-        <w:rFonts w:ascii="Courier New" w:hAnsi="Courier New" w:cs="Courier New" w:hint="default"/>
-      </w:rPr>
-    </w:lvl>
-    <w:lvl w:ilvl="2" w:tplc="240A0005" w:tentative="1">
-      <w:start w:val="1"/>
-      <w:numFmt w:val="bullet"/>
-      <w:lvlText w:val=""/>
-      <w:lvlJc w:val="left"/>
-      <w:pPr>
-        <w:ind w:left="2869" w:hanging="360"/>
-      </w:pPr>
-      <w:rPr>
-        <w:rFonts w:ascii="Wingdings" w:hAnsi="Wingdings" w:hint="default"/>
-      </w:rPr>
-    </w:lvl>
-    <w:lvl w:ilvl="3" w:tplc="240A0001" w:tentative="1">
-      <w:start w:val="1"/>
-      <w:numFmt w:val="bullet"/>
-      <w:lvlText w:val=""/>
-      <w:lvlJc w:val="left"/>
-      <w:pPr>
-        <w:ind w:left="3589" w:hanging="360"/>
-      </w:pPr>
-      <w:rPr>
-        <w:rFonts w:ascii="Symbol" w:hAnsi="Symbol" w:hint="default"/>
-      </w:rPr>
-    </w:lvl>
-    <w:lvl w:ilvl="4" w:tplc="240A0003" w:tentative="1">
-      <w:start w:val="1"/>
-      <w:numFmt w:val="bullet"/>
-      <w:lvlText w:val="o"/>
-      <w:lvlJc w:val="left"/>
-      <w:pPr>
-        <w:ind w:left="4309" w:hanging="360"/>
-      </w:pPr>
-      <w:rPr>
-        <w:rFonts w:ascii="Courier New" w:hAnsi="Courier New" w:cs="Courier New" w:hint="default"/>
-      </w:rPr>
-    </w:lvl>
-    <w:lvl w:ilvl="5" w:tplc="240A0005" w:tentative="1">
-      <w:start w:val="1"/>
-      <w:numFmt w:val="bullet"/>
-      <w:lvlText w:val=""/>
-      <w:lvlJc w:val="left"/>
-      <w:pPr>
-        <w:ind w:left="5029" w:hanging="360"/>
-      </w:pPr>
-      <w:rPr>
-        <w:rFonts w:ascii="Wingdings" w:hAnsi="Wingdings" w:hint="default"/>
-      </w:rPr>
-    </w:lvl>
-    <w:lvl w:ilvl="6" w:tplc="240A0001" w:tentative="1">
-      <w:start w:val="1"/>
-      <w:numFmt w:val="bullet"/>
-      <w:lvlText w:val=""/>
-      <w:lvlJc w:val="left"/>
-      <w:pPr>
-        <w:ind w:left="5749" w:hanging="360"/>
-      </w:pPr>
-      <w:rPr>
-        <w:rFonts w:ascii="Symbol" w:hAnsi="Symbol" w:hint="default"/>
-      </w:rPr>
-    </w:lvl>
-    <w:lvl w:ilvl="7" w:tplc="240A0003" w:tentative="1">
-      <w:start w:val="1"/>
-      <w:numFmt w:val="bullet"/>
-      <w:lvlText w:val="o"/>
-      <w:lvlJc w:val="left"/>
-      <w:pPr>
-        <w:ind w:left="6469" w:hanging="360"/>
-      </w:pPr>
-      <w:rPr>
-        <w:rFonts w:ascii="Courier New" w:hAnsi="Courier New" w:cs="Courier New" w:hint="default"/>
-      </w:rPr>
-    </w:lvl>
-    <w:lvl w:ilvl="8" w:tplc="240A0005" w:tentative="1">
-      <w:start w:val="1"/>
-      <w:numFmt w:val="bullet"/>
-      <w:lvlText w:val=""/>
-      <w:lvlJc w:val="left"/>
-      <w:pPr>
-        <w:ind w:left="7189" w:hanging="360"/>
-      </w:pPr>
-      <w:rPr>
-        <w:rFonts w:ascii="Wingdings" w:hAnsi="Wingdings" w:hint="default"/>
-      </w:rPr>
-    </w:lvl>
-  </w:abstractNum>
   <w:num w:numId="1" w16cid:durableId="2000957126">
-    <w:abstractNumId w:val="85"/>
+    <w:abstractNumId w:val="14"/>
   </w:num>
   <w:num w:numId="2" w16cid:durableId="1585263860">
     <w:abstractNumId w:val="0"/>
   </w:num>
   <w:num w:numId="3" w16cid:durableId="1338381655">
-    <w:abstractNumId w:val="21"/>
+    <w:abstractNumId w:val="4"/>
   </w:num>
   <w:num w:numId="4" w16cid:durableId="1532257930">
-    <w:abstractNumId w:val="47"/>
+    <w:abstractNumId w:val="7"/>
   </w:num>
   <w:num w:numId="5" w16cid:durableId="998075588">
-    <w:abstractNumId w:val="32"/>
+    <w:abstractNumId w:val="5"/>
   </w:num>
-  <w:num w:numId="6" w16cid:durableId="219556625">
-    <w:abstractNumId w:val="76"/>
+  <w:num w:numId="6" w16cid:durableId="769543579">
+    <w:abstractNumId w:val="13"/>
   </w:num>
-  <w:num w:numId="7" w16cid:durableId="1678380763">
+  <w:num w:numId="7" w16cid:durableId="459109429">
+    <w:abstractNumId w:val="10"/>
+  </w:num>
+  <w:num w:numId="8" w16cid:durableId="257954041">
     <w:abstractNumId w:val="9"/>
   </w:num>
-  <w:num w:numId="8" w16cid:durableId="1720089293">
-    <w:abstractNumId w:val="66"/>
+  <w:num w:numId="9" w16cid:durableId="478503441">
+    <w:abstractNumId w:val="1"/>
   </w:num>
-  <w:num w:numId="9" w16cid:durableId="1863854180">
-    <w:abstractNumId w:val="37"/>
+  <w:num w:numId="10" w16cid:durableId="1792817573">
+    <w:abstractNumId w:val="3"/>
   </w:num>
-  <w:num w:numId="10" w16cid:durableId="616566608">
-    <w:abstractNumId w:val="15"/>
+  <w:num w:numId="11" w16cid:durableId="862862585">
+    <w:abstractNumId w:val="8"/>
   </w:num>
-  <w:num w:numId="11" w16cid:durableId="277372459">
-    <w:abstractNumId w:val="57"/>
+  <w:num w:numId="12" w16cid:durableId="1470588562">
+    <w:abstractNumId w:val="6"/>
   </w:num>
-  <w:num w:numId="12" w16cid:durableId="2104523469">
-    <w:abstractNumId w:val="59"/>
+  <w:num w:numId="13" w16cid:durableId="748775843">
+    <w:abstractNumId w:val="12"/>
   </w:num>
-  <w:num w:numId="13" w16cid:durableId="1373849132">
-    <w:abstractNumId w:val="49"/>
+  <w:num w:numId="14" w16cid:durableId="637032964">
+    <w:abstractNumId w:val="2"/>
   </w:num>
-  <w:num w:numId="14" w16cid:durableId="309791785">
-    <w:abstractNumId w:val="24"/>
-  </w:num>
-  <w:num w:numId="15" w16cid:durableId="377584158">
+  <w:num w:numId="15" w16cid:durableId="294533255">
     <w:abstractNumId w:val="11"/>
   </w:num>
-  <w:num w:numId="16" w16cid:durableId="668214762">
-    <w:abstractNumId w:val="31"/>
-  </w:num>
-  <w:num w:numId="17" w16cid:durableId="156113795">
-    <w:abstractNumId w:val="10"/>
-  </w:num>
-  <w:num w:numId="18" w16cid:durableId="668755626">
-    <w:abstractNumId w:val="40"/>
-  </w:num>
-  <w:num w:numId="19" w16cid:durableId="1375930531">
-    <w:abstractNumId w:val="81"/>
-  </w:num>
-  <w:num w:numId="20" w16cid:durableId="769398242">
-    <w:abstractNumId w:val="17"/>
-  </w:num>
-  <w:num w:numId="21" w16cid:durableId="1953391211">
-    <w:abstractNumId w:val="68"/>
-  </w:num>
-  <w:num w:numId="22" w16cid:durableId="159124064">
-    <w:abstractNumId w:val="39"/>
-  </w:num>
-  <w:num w:numId="23" w16cid:durableId="1138837179">
-    <w:abstractNumId w:val="27"/>
-  </w:num>
-  <w:num w:numId="24" w16cid:durableId="2139909774">
-    <w:abstractNumId w:val="7"/>
-  </w:num>
-  <w:num w:numId="25" w16cid:durableId="1883593924">
-    <w:abstractNumId w:val="20"/>
-  </w:num>
-  <w:num w:numId="26" w16cid:durableId="643123202">
-    <w:abstractNumId w:val="35"/>
-  </w:num>
-  <w:num w:numId="27" w16cid:durableId="1677077661">
-    <w:abstractNumId w:val="42"/>
-  </w:num>
-  <w:num w:numId="28" w16cid:durableId="702093841">
-    <w:abstractNumId w:val="33"/>
-  </w:num>
-  <w:num w:numId="29" w16cid:durableId="56363478">
-    <w:abstractNumId w:val="8"/>
-  </w:num>
-  <w:num w:numId="30" w16cid:durableId="1811900584">
-    <w:abstractNumId w:val="51"/>
-  </w:num>
-  <w:num w:numId="31" w16cid:durableId="1905750024">
-    <w:abstractNumId w:val="28"/>
-  </w:num>
-  <w:num w:numId="32" w16cid:durableId="1231577587">
-    <w:abstractNumId w:val="73"/>
-  </w:num>
-  <w:num w:numId="33" w16cid:durableId="936139254">
-    <w:abstractNumId w:val="80"/>
-  </w:num>
-  <w:num w:numId="34" w16cid:durableId="1286084261">
-    <w:abstractNumId w:val="77"/>
-  </w:num>
-  <w:num w:numId="35" w16cid:durableId="1951813641">
-    <w:abstractNumId w:val="34"/>
-  </w:num>
-  <w:num w:numId="36" w16cid:durableId="626089872">
-    <w:abstractNumId w:val="50"/>
-  </w:num>
-  <w:num w:numId="37" w16cid:durableId="1430656222">
-    <w:abstractNumId w:val="26"/>
-  </w:num>
-  <w:num w:numId="38" w16cid:durableId="2034915073">
-    <w:abstractNumId w:val="5"/>
-  </w:num>
-  <w:num w:numId="39" w16cid:durableId="1543321289">
-    <w:abstractNumId w:val="84"/>
-  </w:num>
-  <w:num w:numId="40" w16cid:durableId="363673591">
-    <w:abstractNumId w:val="23"/>
-  </w:num>
-  <w:num w:numId="41" w16cid:durableId="1924410411">
-    <w:abstractNumId w:val="30"/>
-  </w:num>
-  <w:num w:numId="42" w16cid:durableId="1665427774">
-    <w:abstractNumId w:val="44"/>
-  </w:num>
-  <w:num w:numId="43" w16cid:durableId="726878580">
-    <w:abstractNumId w:val="16"/>
-  </w:num>
-  <w:num w:numId="44" w16cid:durableId="1560366013">
-    <w:abstractNumId w:val="46"/>
-  </w:num>
-  <w:num w:numId="45" w16cid:durableId="1849633602">
-    <w:abstractNumId w:val="41"/>
-  </w:num>
-  <w:num w:numId="46" w16cid:durableId="59669875">
-    <w:abstractNumId w:val="79"/>
-  </w:num>
-  <w:num w:numId="47" w16cid:durableId="1519810514">
-    <w:abstractNumId w:val="1"/>
-  </w:num>
-  <w:num w:numId="48" w16cid:durableId="2132018948">
-    <w:abstractNumId w:val="64"/>
-  </w:num>
-  <w:num w:numId="49" w16cid:durableId="700743430">
-    <w:abstractNumId w:val="61"/>
-  </w:num>
-  <w:num w:numId="50" w16cid:durableId="587227901">
-    <w:abstractNumId w:val="63"/>
-  </w:num>
-  <w:num w:numId="51" w16cid:durableId="2137068156">
-    <w:abstractNumId w:val="48"/>
-  </w:num>
-  <w:num w:numId="52" w16cid:durableId="1845242861">
-    <w:abstractNumId w:val="71"/>
-  </w:num>
-  <w:num w:numId="53" w16cid:durableId="425080213">
-    <w:abstractNumId w:val="54"/>
-  </w:num>
-  <w:num w:numId="54" w16cid:durableId="158887607">
-    <w:abstractNumId w:val="13"/>
-  </w:num>
-  <w:num w:numId="55" w16cid:durableId="274559678">
-    <w:abstractNumId w:val="25"/>
-  </w:num>
-  <w:num w:numId="56" w16cid:durableId="1285889098">
-    <w:abstractNumId w:val="3"/>
-  </w:num>
-  <w:num w:numId="57" w16cid:durableId="2061781008">
-    <w:abstractNumId w:val="45"/>
-  </w:num>
-  <w:num w:numId="58" w16cid:durableId="1294019792">
-    <w:abstractNumId w:val="60"/>
-  </w:num>
-  <w:num w:numId="59" w16cid:durableId="403601662">
-    <w:abstractNumId w:val="4"/>
-  </w:num>
-  <w:num w:numId="60" w16cid:durableId="1462110020">
-    <w:abstractNumId w:val="78"/>
-  </w:num>
-  <w:num w:numId="61" w16cid:durableId="1126851039">
-    <w:abstractNumId w:val="82"/>
-  </w:num>
-  <w:num w:numId="62" w16cid:durableId="1997029506">
-    <w:abstractNumId w:val="86"/>
-  </w:num>
-  <w:num w:numId="63" w16cid:durableId="1773670800">
-    <w:abstractNumId w:val="72"/>
-  </w:num>
-  <w:num w:numId="64" w16cid:durableId="1744333549">
-    <w:abstractNumId w:val="56"/>
-  </w:num>
-  <w:num w:numId="65" w16cid:durableId="1366566175">
-    <w:abstractNumId w:val="36"/>
-  </w:num>
-  <w:num w:numId="66" w16cid:durableId="1543443599">
-    <w:abstractNumId w:val="53"/>
-  </w:num>
-  <w:num w:numId="67" w16cid:durableId="199326180">
-    <w:abstractNumId w:val="87"/>
-  </w:num>
-  <w:num w:numId="68" w16cid:durableId="2023974672">
-    <w:abstractNumId w:val="19"/>
-  </w:num>
-  <w:num w:numId="69" w16cid:durableId="1104882185">
-    <w:abstractNumId w:val="70"/>
-  </w:num>
-  <w:num w:numId="70" w16cid:durableId="1167791781">
-    <w:abstractNumId w:val="69"/>
-  </w:num>
-  <w:num w:numId="71" w16cid:durableId="532962611">
-    <w:abstractNumId w:val="18"/>
-  </w:num>
-  <w:num w:numId="72" w16cid:durableId="248779077">
-    <w:abstractNumId w:val="22"/>
-  </w:num>
-  <w:num w:numId="73" w16cid:durableId="1237862960">
-    <w:abstractNumId w:val="62"/>
-  </w:num>
-  <w:num w:numId="74" w16cid:durableId="1967079282">
-    <w:abstractNumId w:val="43"/>
-  </w:num>
-  <w:num w:numId="75" w16cid:durableId="16976043">
-    <w:abstractNumId w:val="29"/>
-  </w:num>
-  <w:num w:numId="76" w16cid:durableId="108940520">
-    <w:abstractNumId w:val="12"/>
-  </w:num>
-  <w:num w:numId="77" w16cid:durableId="2083790271">
-    <w:abstractNumId w:val="74"/>
-  </w:num>
-  <w:num w:numId="78" w16cid:durableId="859658247">
-    <w:abstractNumId w:val="58"/>
-  </w:num>
-  <w:num w:numId="79" w16cid:durableId="769543579">
-    <w:abstractNumId w:val="83"/>
-  </w:num>
-  <w:num w:numId="80" w16cid:durableId="459109429">
-    <w:abstractNumId w:val="65"/>
-  </w:num>
-  <w:num w:numId="81" w16cid:durableId="257954041">
-    <w:abstractNumId w:val="55"/>
-  </w:num>
-  <w:num w:numId="82" w16cid:durableId="478503441">
-    <w:abstractNumId w:val="2"/>
-  </w:num>
-  <w:num w:numId="83" w16cid:durableId="1792817573">
-    <w:abstractNumId w:val="14"/>
-  </w:num>
-  <w:num w:numId="84" w16cid:durableId="862862585">
-    <w:abstractNumId w:val="52"/>
-  </w:num>
-  <w:num w:numId="85" w16cid:durableId="1470588562">
-    <w:abstractNumId w:val="38"/>
-  </w:num>
-  <w:num w:numId="86" w16cid:durableId="748775843">
-    <w:abstractNumId w:val="75"/>
-  </w:num>
-  <w:num w:numId="87" w16cid:durableId="637032964">
-    <w:abstractNumId w:val="6"/>
-  </w:num>
-  <w:num w:numId="88" w16cid:durableId="294533255">
-    <w:abstractNumId w:val="67"/>
-  </w:num>
-  <w:numIdMacAtCleanup w:val="57"/>
+  <w:numIdMacAtCleanup w:val="15"/>
 </w:numbering>
 </file>
 
 <file path=word/styles.xml><?xml version="1.0" encoding="utf-8"?>
-<w:styles xmlns:mc="http://schemas.openxmlformats.org/markup-compatibility/2006" xmlns:r="http://schemas.openxmlformats.org/officeDocument/2006/relationships" xmlns:w="http://schemas.openxmlformats.org/wordprocessingml/2006/main" xmlns:w14="http://schemas.microsoft.com/office/word/2010/wordml" xmlns:w15="http://schemas.microsoft.com/office/word/2012/wordml" xmlns:w16cex="http://schemas.microsoft.com/office/word/2018/wordml/cex" xmlns:w16cid="http://schemas.microsoft.com/office/word/2016/wordml/cid" xmlns:w16="http://schemas.microsoft.com/office/word/2018/wordml" xmlns:w16du="http://schemas.microsoft.com/office/word/2023/wordml/word16du" xmlns:w16sdtdh="http://schemas.microsoft.com/office/word/2020/wordml/sdtdatahash" xmlns:w16sdtfl="http://schemas.microsoft.com/office/word/2024/wordml/sdtformatlock" xmlns:w16se="http://schemas.microsoft.com/office/word/2015/wordml/symex" mc:Ignorable="w14 w15 w16se w16cid w16 w16cex w16sdtdh w16sdtfl w16du">
+<w:styles xmlns:mc="http://schemas.openxmlformats.org/markup-compatibility/2006" xmlns:r="http://schemas.openxmlformats.org/officeDocument/2006/relationships" xmlns:w="http://schemas.openxmlformats.org/wordprocessingml/2006/main" xmlns:w14="http://schemas.microsoft.com/office/word/2010/wordml" xmlns:w15="http://schemas.microsoft.com/office/word/2012/wordml" xmlns:w16cex="http://schemas.microsoft.com/office/word/2018/wordml/cex" xmlns:w16cid="http://schemas.microsoft.com/office/word/2016/wordml/cid" xmlns:w16="http://schemas.microsoft.com/office/word/2018/wordml" xmlns:w16du="http://schemas.microsoft.com/office/word/2023/wordml/word16du" xmlns:w16sdtdh="http://schemas.microsoft.com/office/word/2020/wordml/sdtdatahash" xmlns:w16se="http://schemas.microsoft.com/office/word/2015/wordml/symex" mc:Ignorable="w14 w15 w16se w16cid w16 w16cex w16sdtdh w16du">
   <w:docDefaults>
     <w:rPrDefault>
       <w:rPr>
@@ -42333,6 +33947,7 @@
   <w:style w:type="character" w:default="1" w:styleId="Fuentedeprrafopredeter">
     <w:name w:val="Default Paragraph Font"/>
     <w:uiPriority w:val="1"/>
+    <w:semiHidden/>
     <w:unhideWhenUsed/>
   </w:style>
   <w:style w:type="table" w:default="1" w:styleId="Tablanormal">
@@ -43758,14 +35373,7 @@
 </file>
 
 <file path=customXml/item2.xml><?xml version="1.0" encoding="utf-8"?>
-<p:properties xmlns:p="http://schemas.microsoft.com/office/2006/metadata/properties" xmlns:xsi="http://www.w3.org/2001/XMLSchema-instance" xmlns:pc="http://schemas.microsoft.com/office/infopath/2007/PartnerControls">
-  <documentManagement>
-    <TaxCatchAll xmlns="cb45339b-ced9-4d0d-8f64-77573914d53b" xsi:nil="true"/>
-    <lcf76f155ced4ddcb4097134ff3c332f xmlns="43a3ca16-9c26-4813-b83f-4aec9927b43f">
-      <Terms xmlns="http://schemas.microsoft.com/office/infopath/2007/PartnerControls"/>
-    </lcf76f155ced4ddcb4097134ff3c332f>
-  </documentManagement>
-</p:properties>
+<b:Sources xmlns:b="http://schemas.openxmlformats.org/officeDocument/2006/bibliography" xmlns="http://schemas.openxmlformats.org/officeDocument/2006/bibliography" SelectedStyle="\APASixthEditionOfficeOnline.xsl" StyleName="APA" Version="6"/>
 </file>
 
 <file path=customXml/item3.xml><?xml version="1.0" encoding="utf-8"?>
@@ -43778,7 +35386,14 @@
 </file>
 
 <file path=customXml/item4.xml><?xml version="1.0" encoding="utf-8"?>
-<b:Sources xmlns:b="http://schemas.openxmlformats.org/officeDocument/2006/bibliography" xmlns="http://schemas.openxmlformats.org/officeDocument/2006/bibliography" SelectedStyle="\APASixthEditionOfficeOnline.xsl" StyleName="APA" Version="6"/>
+<p:properties xmlns:p="http://schemas.microsoft.com/office/2006/metadata/properties" xmlns:xsi="http://www.w3.org/2001/XMLSchema-instance" xmlns:pc="http://schemas.microsoft.com/office/infopath/2007/PartnerControls">
+  <documentManagement>
+    <TaxCatchAll xmlns="cb45339b-ced9-4d0d-8f64-77573914d53b" xsi:nil="true"/>
+    <lcf76f155ced4ddcb4097134ff3c332f xmlns="43a3ca16-9c26-4813-b83f-4aec9927b43f">
+      <Terms xmlns="http://schemas.microsoft.com/office/infopath/2007/PartnerControls"/>
+    </lcf76f155ced4ddcb4097134ff3c332f>
+  </documentManagement>
+</p:properties>
 </file>
 
 <file path=customXml/itemProps1.xml><?xml version="1.0" encoding="utf-8"?>
@@ -43801,12 +35416,9 @@
 </file>
 
 <file path=customXml/itemProps2.xml><?xml version="1.0" encoding="utf-8"?>
-<ds:datastoreItem xmlns:ds="http://schemas.openxmlformats.org/officeDocument/2006/customXml" ds:itemID="{1279454D-02BE-4A9C-A117-DCD1573E2608}">
+<ds:datastoreItem xmlns:ds="http://schemas.openxmlformats.org/officeDocument/2006/customXml" ds:itemID="{EAE431FD-7059-4C09-804B-C9D69EB7B213}">
   <ds:schemaRefs>
-    <ds:schemaRef ds:uri="http://schemas.microsoft.com/office/2006/metadata/properties"/>
-    <ds:schemaRef ds:uri="http://schemas.microsoft.com/office/infopath/2007/PartnerControls"/>
-    <ds:schemaRef ds:uri="cb45339b-ced9-4d0d-8f64-77573914d53b"/>
-    <ds:schemaRef ds:uri="43a3ca16-9c26-4813-b83f-4aec9927b43f"/>
+    <ds:schemaRef ds:uri="http://schemas.openxmlformats.org/officeDocument/2006/bibliography"/>
   </ds:schemaRefs>
 </ds:datastoreItem>
 </file>
@@ -43820,9 +35432,12 @@
 </file>
 
 <file path=customXml/itemProps4.xml><?xml version="1.0" encoding="utf-8"?>
-<ds:datastoreItem xmlns:ds="http://schemas.openxmlformats.org/officeDocument/2006/customXml" ds:itemID="{EAE431FD-7059-4C09-804B-C9D69EB7B213}">
+<ds:datastoreItem xmlns:ds="http://schemas.openxmlformats.org/officeDocument/2006/customXml" ds:itemID="{1279454D-02BE-4A9C-A117-DCD1573E2608}">
   <ds:schemaRefs>
-    <ds:schemaRef ds:uri="http://schemas.openxmlformats.org/officeDocument/2006/bibliography"/>
+    <ds:schemaRef ds:uri="http://schemas.microsoft.com/office/2006/metadata/properties"/>
+    <ds:schemaRef ds:uri="http://schemas.microsoft.com/office/infopath/2007/PartnerControls"/>
+    <ds:schemaRef ds:uri="cb45339b-ced9-4d0d-8f64-77573914d53b"/>
+    <ds:schemaRef ds:uri="43a3ca16-9c26-4813-b83f-4aec9927b43f"/>
   </ds:schemaRefs>
 </ds:datastoreItem>
 </file>